--- a/docs/BAO_CAO_KLTN.docx
+++ b/docs/BAO_CAO_KLTN.docx
@@ -1923,6 +1923,12 @@
           <w:footerReference w:type="even" r:id="rId9"/>
           <w:pgSz w:w="11907" w:h="16840" w:code="9"/>
           <w:pgMar w:top="1134" w:right="1134" w:bottom="1134" w:left="1701" w:header="284" w:footer="397" w:gutter="0"/>
+          <w:pgBorders w:display="firstPage" w:offsetFrom="page">
+            <w:top w:val="twistedLines1" w:sz="18" w:space="24" w:color="auto"/>
+            <w:left w:val="twistedLines1" w:sz="18" w:space="24" w:color="auto"/>
+            <w:bottom w:val="twistedLines1" w:sz="18" w:space="24" w:color="auto"/>
+            <w:right w:val="twistedLines1" w:sz="18" w:space="24" w:color="auto"/>
+          </w:pgBorders>
           <w:pgNumType w:start="1"/>
           <w:cols w:space="720"/>
           <w:docGrid w:linePitch="354"/>
@@ -2417,7 +2423,7 @@
         <mc:AlternateContent>
           <mc:Choice Requires="wps">
             <w:drawing>
-              <wp:anchor distT="0" distB="0" distL="114300" distR="114300" simplePos="0" relativeHeight="251659264" behindDoc="0" locked="0" layoutInCell="1" allowOverlap="1" wp14:anchorId="37BBC471" wp14:editId="396BE8E2">
+              <wp:anchor distT="0" distB="0" distL="114300" distR="114300" simplePos="0" relativeHeight="251659264" behindDoc="0" locked="0" layoutInCell="1" allowOverlap="1" wp14:anchorId="21663006" wp14:editId="684D108C">
                 <wp:simplePos x="0" y="0"/>
                 <wp:positionH relativeFrom="column">
                   <wp:posOffset>117294</wp:posOffset>
@@ -3008,7 +3014,15 @@
                               <w:rPr>
                                 <w:i/>
                               </w:rPr>
-                              <w:t>Vĩnh Long, ngày… tháng 7  năm 2026</w:t>
+                              <w:t>Vĩnh Long, ngày… tháng 6</w:t>
+                            </w:r>
+                            <w:bookmarkStart w:id="0" w:name="_GoBack"/>
+                            <w:bookmarkEnd w:id="0"/>
+                            <w:r>
+                              <w:rPr>
+                                <w:i/>
+                              </w:rPr>
+                              <w:t xml:space="preserve">  năm 2026</w:t>
                             </w:r>
                           </w:p>
                           <w:p>
@@ -3152,7 +3166,7 @@
           </mc:Choice>
           <mc:Fallback>
             <w:pict>
-              <v:rect w14:anchorId="37BBC471" id="Rectangle 6" o:spid="_x0000_s1028" style="position:absolute;margin-left:9.25pt;margin-top:-1pt;width:434.55pt;height:718.5pt;z-index:251659264;visibility:visible;mso-wrap-style:square;mso-width-percent:0;mso-height-percent:0;mso-wrap-distance-left:9pt;mso-wrap-distance-top:0;mso-wrap-distance-right:9pt;mso-wrap-distance-bottom:0;mso-position-horizontal:absolute;mso-position-horizontal-relative:text;mso-position-vertical:absolute;mso-position-vertical-relative:text;mso-width-percent:0;mso-height-percent:0;mso-width-relative:page;mso-height-relative:page;v-text-anchor:top" o:gfxdata="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">
+              <v:rect w14:anchorId="21663006" id="Rectangle 6" o:spid="_x0000_s1028" style="position:absolute;margin-left:9.25pt;margin-top:-1pt;width:434.55pt;height:718.5pt;z-index:251659264;visibility:visible;mso-wrap-style:square;mso-width-percent:0;mso-height-percent:0;mso-wrap-distance-left:9pt;mso-wrap-distance-top:0;mso-wrap-distance-right:9pt;mso-wrap-distance-bottom:0;mso-position-horizontal:absolute;mso-position-horizontal-relative:text;mso-position-vertical:absolute;mso-position-vertical-relative:text;mso-width-percent:0;mso-height-percent:0;mso-width-relative:page;mso-height-relative:page;v-text-anchor:top" o:gfxdata="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">
                 <v:textbox>
                   <w:txbxContent>
                     <w:p>
@@ -3703,7 +3717,15 @@
                         <w:rPr>
                           <w:i/>
                         </w:rPr>
-                        <w:t>Vĩnh Long, ngày… tháng 7  năm 2026</w:t>
+                        <w:t>Vĩnh Long, ngày… tháng 6</w:t>
+                      </w:r>
+                      <w:bookmarkStart w:id="1" w:name="_GoBack"/>
+                      <w:bookmarkEnd w:id="1"/>
+                      <w:r>
+                        <w:rPr>
+                          <w:i/>
+                        </w:rPr>
+                        <w:t xml:space="preserve">  năm 2026</w:t>
                       </w:r>
                     </w:p>
                     <w:p>
@@ -3859,7 +3881,7 @@
         <mc:AlternateContent>
           <mc:Choice Requires="wps">
             <w:drawing>
-              <wp:anchor distT="0" distB="0" distL="114300" distR="114300" simplePos="0" relativeHeight="251658240" behindDoc="0" locked="0" layoutInCell="1" allowOverlap="1" wp14:anchorId="7BD20B07" wp14:editId="43FDFF15">
+              <wp:anchor distT="0" distB="0" distL="114300" distR="114300" simplePos="0" relativeHeight="251658240" behindDoc="0" locked="0" layoutInCell="1" allowOverlap="1" wp14:anchorId="6F80B7CD" wp14:editId="381837B9">
                 <wp:simplePos x="0" y="0"/>
                 <wp:positionH relativeFrom="column">
                   <wp:posOffset>117293</wp:posOffset>
@@ -4383,13 +4405,13 @@
                               <w:rPr>
                                 <w:i/>
                               </w:rPr>
-                              <w:t xml:space="preserve"> tháng </w:t>
+                              <w:t xml:space="preserve"> tháng 6</w:t>
                             </w:r>
                             <w:r>
                               <w:rPr>
                                 <w:i/>
                               </w:rPr>
-                              <w:t xml:space="preserve">7 </w:t>
+                              <w:t xml:space="preserve"> </w:t>
                             </w:r>
                             <w:r>
                               <w:rPr>
@@ -4493,7 +4515,7 @@
           </mc:Choice>
           <mc:Fallback>
             <w:pict>
-              <v:rect w14:anchorId="7BD20B07" id="Rectangle 5" o:spid="_x0000_s1029" style="position:absolute;left:0;text-align:left;margin-left:9.25pt;margin-top:2.45pt;width:432.85pt;height:706.8pt;z-index:251658240;visibility:visible;mso-wrap-style:square;mso-width-percent:0;mso-height-percent:0;mso-wrap-distance-left:9pt;mso-wrap-distance-top:0;mso-wrap-distance-right:9pt;mso-wrap-distance-bottom:0;mso-position-horizontal:absolute;mso-position-horizontal-relative:text;mso-position-vertical:absolute;mso-position-vertical-relative:text;mso-width-percent:0;mso-height-percent:0;mso-width-relative:page;mso-height-relative:page;v-text-anchor:top" o:gfxdata="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">
+              <v:rect w14:anchorId="6F80B7CD" id="Rectangle 5" o:spid="_x0000_s1029" style="position:absolute;left:0;text-align:left;margin-left:9.25pt;margin-top:2.45pt;width:432.85pt;height:706.8pt;z-index:251658240;visibility:visible;mso-wrap-style:square;mso-width-percent:0;mso-height-percent:0;mso-wrap-distance-left:9pt;mso-wrap-distance-top:0;mso-wrap-distance-right:9pt;mso-wrap-distance-bottom:0;mso-position-horizontal:absolute;mso-position-horizontal-relative:text;mso-position-vertical:absolute;mso-position-vertical-relative:text;mso-width-percent:0;mso-height-percent:0;mso-width-relative:page;mso-height-relative:page;v-text-anchor:top" o:gfxdata="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">
                 <v:textbox>
                   <w:txbxContent>
                     <w:p>
@@ -4977,13 +4999,13 @@
                         <w:rPr>
                           <w:i/>
                         </w:rPr>
-                        <w:t xml:space="preserve"> tháng </w:t>
+                        <w:t xml:space="preserve"> tháng 6</w:t>
                       </w:r>
                       <w:r>
                         <w:rPr>
                           <w:i/>
                         </w:rPr>
-                        <w:t xml:space="preserve">7 </w:t>
+                        <w:t xml:space="preserve"> </w:t>
                       </w:r>
                       <w:r>
                         <w:rPr>
@@ -5152,7 +5174,7 @@
           <w:r>
             <w:fldChar w:fldCharType="separate"/>
           </w:r>
-          <w:hyperlink w:anchor="_Toc233586253" w:history="1">
+          <w:hyperlink w:anchor="_Toc233611909" w:history="1">
             <w:r>
               <w:rPr>
                 <w:rStyle w:val="Hyperlink"/>
@@ -5180,7 +5202,7 @@
                 <w:noProof/>
                 <w:webHidden/>
               </w:rPr>
-              <w:instrText xml:space="preserve"> PAGEREF _Toc233586253 \h </w:instrText>
+              <w:instrText xml:space="preserve"> PAGEREF _Toc233611909 \h </w:instrText>
             </w:r>
             <w:r>
               <w:rPr>
@@ -5226,7 +5248,7 @@
               <w:lang w:val="vi-VN" w:eastAsia="vi-VN"/>
             </w:rPr>
           </w:pPr>
-          <w:hyperlink w:anchor="_Toc233586254" w:history="1">
+          <w:hyperlink w:anchor="_Toc233611910" w:history="1">
             <w:r>
               <w:rPr>
                 <w:rStyle w:val="Hyperlink"/>
@@ -5254,7 +5276,7 @@
                 <w:noProof/>
                 <w:webHidden/>
               </w:rPr>
-              <w:instrText xml:space="preserve"> PAGEREF _Toc233586254 \h </w:instrText>
+              <w:instrText xml:space="preserve"> PAGEREF _Toc233611910 \h </w:instrText>
             </w:r>
             <w:r>
               <w:rPr>
@@ -5300,7 +5322,7 @@
               <w:lang w:val="vi-VN" w:eastAsia="vi-VN"/>
             </w:rPr>
           </w:pPr>
-          <w:hyperlink w:anchor="_Toc233586255" w:history="1">
+          <w:hyperlink w:anchor="_Toc233611911" w:history="1">
             <w:r>
               <w:rPr>
                 <w:rStyle w:val="Hyperlink"/>
@@ -5329,7 +5351,7 @@
                 <w:noProof/>
                 <w:webHidden/>
               </w:rPr>
-              <w:instrText xml:space="preserve"> PAGEREF _Toc233586255 \h </w:instrText>
+              <w:instrText xml:space="preserve"> PAGEREF _Toc233611911 \h </w:instrText>
             </w:r>
             <w:r>
               <w:rPr>
@@ -5375,7 +5397,7 @@
               <w:lang w:val="vi-VN" w:eastAsia="vi-VN"/>
             </w:rPr>
           </w:pPr>
-          <w:hyperlink w:anchor="_Toc233586256" w:history="1">
+          <w:hyperlink w:anchor="_Toc233611912" w:history="1">
             <w:r>
               <w:rPr>
                 <w:rStyle w:val="Hyperlink"/>
@@ -5404,7 +5426,7 @@
                 <w:noProof/>
                 <w:webHidden/>
               </w:rPr>
-              <w:instrText xml:space="preserve"> PAGEREF _Toc233586256 \h </w:instrText>
+              <w:instrText xml:space="preserve"> PAGEREF _Toc233611912 \h </w:instrText>
             </w:r>
             <w:r>
               <w:rPr>
@@ -5450,7 +5472,7 @@
               <w:lang w:val="vi-VN" w:eastAsia="vi-VN"/>
             </w:rPr>
           </w:pPr>
-          <w:hyperlink w:anchor="_Toc233586257" w:history="1">
+          <w:hyperlink w:anchor="_Toc233611913" w:history="1">
             <w:r>
               <w:rPr>
                 <w:rStyle w:val="Hyperlink"/>
@@ -5479,7 +5501,7 @@
                 <w:noProof/>
                 <w:webHidden/>
               </w:rPr>
-              <w:instrText xml:space="preserve"> PAGEREF _Toc233586257 \h </w:instrText>
+              <w:instrText xml:space="preserve"> PAGEREF _Toc233611913 \h </w:instrText>
             </w:r>
             <w:r>
               <w:rPr>
@@ -5525,7 +5547,7 @@
               <w:lang w:val="vi-VN" w:eastAsia="vi-VN"/>
             </w:rPr>
           </w:pPr>
-          <w:hyperlink w:anchor="_Toc233586258" w:history="1">
+          <w:hyperlink w:anchor="_Toc233611914" w:history="1">
             <w:r>
               <w:rPr>
                 <w:rStyle w:val="Hyperlink"/>
@@ -5553,7 +5575,7 @@
                 <w:noProof/>
                 <w:webHidden/>
               </w:rPr>
-              <w:instrText xml:space="preserve"> PAGEREF _Toc233586258 \h </w:instrText>
+              <w:instrText xml:space="preserve"> PAGEREF _Toc233611914 \h </w:instrText>
             </w:r>
             <w:r>
               <w:rPr>
@@ -5598,7 +5620,7 @@
               <w:lang w:val="vi-VN" w:eastAsia="vi-VN"/>
             </w:rPr>
           </w:pPr>
-          <w:hyperlink w:anchor="_Toc233586259" w:history="1">
+          <w:hyperlink w:anchor="_Toc233611915" w:history="1">
             <w:r>
               <w:rPr>
                 <w:rStyle w:val="Hyperlink"/>
@@ -5642,7 +5664,7 @@
                 <w:noProof/>
                 <w:webHidden/>
               </w:rPr>
-              <w:instrText xml:space="preserve"> PAGEREF _Toc233586259 \h </w:instrText>
+              <w:instrText xml:space="preserve"> PAGEREF _Toc233611915 \h </w:instrText>
             </w:r>
             <w:r>
               <w:rPr>
@@ -5687,7 +5709,7 @@
               <w:lang w:val="vi-VN" w:eastAsia="vi-VN"/>
             </w:rPr>
           </w:pPr>
-          <w:hyperlink w:anchor="_Toc233586260" w:history="1">
+          <w:hyperlink w:anchor="_Toc233611916" w:history="1">
             <w:r>
               <w:rPr>
                 <w:rStyle w:val="Hyperlink"/>
@@ -5731,7 +5753,7 @@
                 <w:noProof/>
                 <w:webHidden/>
               </w:rPr>
-              <w:instrText xml:space="preserve"> PAGEREF _Toc233586260 \h </w:instrText>
+              <w:instrText xml:space="preserve"> PAGEREF _Toc233611916 \h </w:instrText>
             </w:r>
             <w:r>
               <w:rPr>
@@ -5777,7 +5799,7 @@
               <w:lang w:val="vi-VN" w:eastAsia="vi-VN"/>
             </w:rPr>
           </w:pPr>
-          <w:hyperlink w:anchor="_Toc233586261" w:history="1">
+          <w:hyperlink w:anchor="_Toc233611917" w:history="1">
             <w:r>
               <w:rPr>
                 <w:rStyle w:val="Hyperlink"/>
@@ -5805,7 +5827,7 @@
                 <w:noProof/>
                 <w:webHidden/>
               </w:rPr>
-              <w:instrText xml:space="preserve"> PAGEREF _Toc233586261 \h </w:instrText>
+              <w:instrText xml:space="preserve"> PAGEREF _Toc233611917 \h </w:instrText>
             </w:r>
             <w:r>
               <w:rPr>
@@ -5851,7 +5873,7 @@
               <w:lang w:val="vi-VN" w:eastAsia="vi-VN"/>
             </w:rPr>
           </w:pPr>
-          <w:hyperlink w:anchor="_Toc233586262" w:history="1">
+          <w:hyperlink w:anchor="_Toc233611918" w:history="1">
             <w:r>
               <w:rPr>
                 <w:rStyle w:val="Hyperlink"/>
@@ -5879,7 +5901,7 @@
                 <w:noProof/>
                 <w:webHidden/>
               </w:rPr>
-              <w:instrText xml:space="preserve"> PAGEREF _Toc233586262 \h </w:instrText>
+              <w:instrText xml:space="preserve"> PAGEREF _Toc233611918 \h </w:instrText>
             </w:r>
             <w:r>
               <w:rPr>
@@ -5925,7 +5947,7 @@
               <w:lang w:val="vi-VN" w:eastAsia="vi-VN"/>
             </w:rPr>
           </w:pPr>
-          <w:hyperlink w:anchor="_Toc233586263" w:history="1">
+          <w:hyperlink w:anchor="_Toc233611919" w:history="1">
             <w:r>
               <w:rPr>
                 <w:rStyle w:val="Hyperlink"/>
@@ -5953,7 +5975,7 @@
                 <w:noProof/>
                 <w:webHidden/>
               </w:rPr>
-              <w:instrText xml:space="preserve"> PAGEREF _Toc233586263 \h </w:instrText>
+              <w:instrText xml:space="preserve"> PAGEREF _Toc233611919 \h </w:instrText>
             </w:r>
             <w:r>
               <w:rPr>
@@ -5998,7 +6020,7 @@
               <w:lang w:val="vi-VN" w:eastAsia="vi-VN"/>
             </w:rPr>
           </w:pPr>
-          <w:hyperlink w:anchor="_Toc233586264" w:history="1">
+          <w:hyperlink w:anchor="_Toc233611920" w:history="1">
             <w:r>
               <w:rPr>
                 <w:rStyle w:val="Hyperlink"/>
@@ -6040,7 +6062,7 @@
                 <w:noProof/>
                 <w:webHidden/>
               </w:rPr>
-              <w:instrText xml:space="preserve"> PAGEREF _Toc233586264 \h </w:instrText>
+              <w:instrText xml:space="preserve"> PAGEREF _Toc233611920 \h </w:instrText>
             </w:r>
             <w:r>
               <w:rPr>
@@ -6085,7 +6107,7 @@
               <w:lang w:val="vi-VN" w:eastAsia="vi-VN"/>
             </w:rPr>
           </w:pPr>
-          <w:hyperlink w:anchor="_Toc233586265" w:history="1">
+          <w:hyperlink w:anchor="_Toc233611921" w:history="1">
             <w:r>
               <w:rPr>
                 <w:rStyle w:val="Hyperlink"/>
@@ -6127,7 +6149,7 @@
                 <w:noProof/>
                 <w:webHidden/>
               </w:rPr>
-              <w:instrText xml:space="preserve"> PAGEREF _Toc233586265 \h </w:instrText>
+              <w:instrText xml:space="preserve"> PAGEREF _Toc233611921 \h </w:instrText>
             </w:r>
             <w:r>
               <w:rPr>
@@ -6172,7 +6194,7 @@
               <w:lang w:val="vi-VN" w:eastAsia="vi-VN"/>
             </w:rPr>
           </w:pPr>
-          <w:hyperlink w:anchor="_Toc233586266" w:history="1">
+          <w:hyperlink w:anchor="_Toc233611922" w:history="1">
             <w:r>
               <w:rPr>
                 <w:rStyle w:val="Hyperlink"/>
@@ -6215,7 +6237,7 @@
                 <w:noProof/>
                 <w:webHidden/>
               </w:rPr>
-              <w:instrText xml:space="preserve"> PAGEREF _Toc233586266 \h </w:instrText>
+              <w:instrText xml:space="preserve"> PAGEREF _Toc233611922 \h </w:instrText>
             </w:r>
             <w:r>
               <w:rPr>
@@ -6261,7 +6283,7 @@
               <w:lang w:val="vi-VN" w:eastAsia="vi-VN"/>
             </w:rPr>
           </w:pPr>
-          <w:hyperlink w:anchor="_Toc233586267" w:history="1">
+          <w:hyperlink w:anchor="_Toc233611923" w:history="1">
             <w:r>
               <w:rPr>
                 <w:rStyle w:val="Hyperlink"/>
@@ -6289,7 +6311,7 @@
                 <w:noProof/>
                 <w:webHidden/>
               </w:rPr>
-              <w:instrText xml:space="preserve"> PAGEREF _Toc233586267 \h </w:instrText>
+              <w:instrText xml:space="preserve"> PAGEREF _Toc233611923 \h </w:instrText>
             </w:r>
             <w:r>
               <w:rPr>
@@ -6334,7 +6356,7 @@
               <w:lang w:val="vi-VN" w:eastAsia="vi-VN"/>
             </w:rPr>
           </w:pPr>
-          <w:hyperlink w:anchor="_Toc233586268" w:history="1">
+          <w:hyperlink w:anchor="_Toc233611924" w:history="1">
             <w:r>
               <w:rPr>
                 <w:rStyle w:val="Hyperlink"/>
@@ -6376,7 +6398,7 @@
                 <w:noProof/>
                 <w:webHidden/>
               </w:rPr>
-              <w:instrText xml:space="preserve"> PAGEREF _Toc233586268 \h </w:instrText>
+              <w:instrText xml:space="preserve"> PAGEREF _Toc233611924 \h </w:instrText>
             </w:r>
             <w:r>
               <w:rPr>
@@ -6421,7 +6443,7 @@
               <w:lang w:val="vi-VN" w:eastAsia="vi-VN"/>
             </w:rPr>
           </w:pPr>
-          <w:hyperlink w:anchor="_Toc233586269" w:history="1">
+          <w:hyperlink w:anchor="_Toc233611925" w:history="1">
             <w:r>
               <w:rPr>
                 <w:rStyle w:val="Hyperlink"/>
@@ -6463,7 +6485,7 @@
                 <w:noProof/>
                 <w:webHidden/>
               </w:rPr>
-              <w:instrText xml:space="preserve"> PAGEREF _Toc233586269 \h </w:instrText>
+              <w:instrText xml:space="preserve"> PAGEREF _Toc233611925 \h </w:instrText>
             </w:r>
             <w:r>
               <w:rPr>
@@ -6508,7 +6530,7 @@
               <w:lang w:val="vi-VN" w:eastAsia="vi-VN"/>
             </w:rPr>
           </w:pPr>
-          <w:hyperlink w:anchor="_Toc233586270" w:history="1">
+          <w:hyperlink w:anchor="_Toc233611926" w:history="1">
             <w:r>
               <w:rPr>
                 <w:rStyle w:val="Hyperlink"/>
@@ -6550,7 +6572,7 @@
                 <w:noProof/>
                 <w:webHidden/>
               </w:rPr>
-              <w:instrText xml:space="preserve"> PAGEREF _Toc233586270 \h </w:instrText>
+              <w:instrText xml:space="preserve"> PAGEREF _Toc233611926 \h </w:instrText>
             </w:r>
             <w:r>
               <w:rPr>
@@ -6596,7 +6618,7 @@
               <w:lang w:val="vi-VN" w:eastAsia="vi-VN"/>
             </w:rPr>
           </w:pPr>
-          <w:hyperlink w:anchor="_Toc233586271" w:history="1">
+          <w:hyperlink w:anchor="_Toc233611927" w:history="1">
             <w:r>
               <w:rPr>
                 <w:rStyle w:val="Hyperlink"/>
@@ -6624,7 +6646,7 @@
                 <w:noProof/>
                 <w:webHidden/>
               </w:rPr>
-              <w:instrText xml:space="preserve"> PAGEREF _Toc233586271 \h </w:instrText>
+              <w:instrText xml:space="preserve"> PAGEREF _Toc233611927 \h </w:instrText>
             </w:r>
             <w:r>
               <w:rPr>
@@ -6669,7 +6691,7 @@
               <w:lang w:val="vi-VN" w:eastAsia="vi-VN"/>
             </w:rPr>
           </w:pPr>
-          <w:hyperlink w:anchor="_Toc233586272" w:history="1">
+          <w:hyperlink w:anchor="_Toc233611928" w:history="1">
             <w:r>
               <w:rPr>
                 <w:rStyle w:val="Hyperlink"/>
@@ -6711,7 +6733,7 @@
                 <w:noProof/>
                 <w:webHidden/>
               </w:rPr>
-              <w:instrText xml:space="preserve"> PAGEREF _Toc233586272 \h </w:instrText>
+              <w:instrText xml:space="preserve"> PAGEREF _Toc233611928 \h </w:instrText>
             </w:r>
             <w:r>
               <w:rPr>
@@ -6756,7 +6778,7 @@
               <w:lang w:val="vi-VN" w:eastAsia="vi-VN"/>
             </w:rPr>
           </w:pPr>
-          <w:hyperlink w:anchor="_Toc233586273" w:history="1">
+          <w:hyperlink w:anchor="_Toc233611929" w:history="1">
             <w:r>
               <w:rPr>
                 <w:rStyle w:val="Hyperlink"/>
@@ -6798,7 +6820,7 @@
                 <w:noProof/>
                 <w:webHidden/>
               </w:rPr>
-              <w:instrText xml:space="preserve"> PAGEREF _Toc233586273 \h </w:instrText>
+              <w:instrText xml:space="preserve"> PAGEREF _Toc233611929 \h </w:instrText>
             </w:r>
             <w:r>
               <w:rPr>
@@ -6844,7 +6866,7 @@
               <w:lang w:val="vi-VN" w:eastAsia="vi-VN"/>
             </w:rPr>
           </w:pPr>
-          <w:hyperlink w:anchor="_Toc233586274" w:history="1">
+          <w:hyperlink w:anchor="_Toc233611930" w:history="1">
             <w:r>
               <w:rPr>
                 <w:rStyle w:val="Hyperlink"/>
@@ -6872,7 +6894,7 @@
                 <w:noProof/>
                 <w:webHidden/>
               </w:rPr>
-              <w:instrText xml:space="preserve"> PAGEREF _Toc233586274 \h </w:instrText>
+              <w:instrText xml:space="preserve"> PAGEREF _Toc233611930 \h </w:instrText>
             </w:r>
             <w:r>
               <w:rPr>
@@ -6917,7 +6939,7 @@
               <w:lang w:val="vi-VN" w:eastAsia="vi-VN"/>
             </w:rPr>
           </w:pPr>
-          <w:hyperlink w:anchor="_Toc233586275" w:history="1">
+          <w:hyperlink w:anchor="_Toc233611931" w:history="1">
             <w:r>
               <w:rPr>
                 <w:rStyle w:val="Hyperlink"/>
@@ -6959,7 +6981,7 @@
                 <w:noProof/>
                 <w:webHidden/>
               </w:rPr>
-              <w:instrText xml:space="preserve"> PAGEREF _Toc233586275 \h </w:instrText>
+              <w:instrText xml:space="preserve"> PAGEREF _Toc233611931 \h </w:instrText>
             </w:r>
             <w:r>
               <w:rPr>
@@ -7004,7 +7026,7 @@
               <w:lang w:val="vi-VN" w:eastAsia="vi-VN"/>
             </w:rPr>
           </w:pPr>
-          <w:hyperlink w:anchor="_Toc233586276" w:history="1">
+          <w:hyperlink w:anchor="_Toc233611932" w:history="1">
             <w:r>
               <w:rPr>
                 <w:rStyle w:val="Hyperlink"/>
@@ -7046,7 +7068,7 @@
                 <w:noProof/>
                 <w:webHidden/>
               </w:rPr>
-              <w:instrText xml:space="preserve"> PAGEREF _Toc233586276 \h </w:instrText>
+              <w:instrText xml:space="preserve"> PAGEREF _Toc233611932 \h </w:instrText>
             </w:r>
             <w:r>
               <w:rPr>
@@ -7091,7 +7113,7 @@
               <w:lang w:val="vi-VN" w:eastAsia="vi-VN"/>
             </w:rPr>
           </w:pPr>
-          <w:hyperlink w:anchor="_Toc233586277" w:history="1">
+          <w:hyperlink w:anchor="_Toc233611933" w:history="1">
             <w:r>
               <w:rPr>
                 <w:rStyle w:val="Hyperlink"/>
@@ -7133,7 +7155,7 @@
                 <w:noProof/>
                 <w:webHidden/>
               </w:rPr>
-              <w:instrText xml:space="preserve"> PAGEREF _Toc233586277 \h </w:instrText>
+              <w:instrText xml:space="preserve"> PAGEREF _Toc233611933 \h </w:instrText>
             </w:r>
             <w:r>
               <w:rPr>
@@ -7179,7 +7201,7 @@
               <w:lang w:val="vi-VN" w:eastAsia="vi-VN"/>
             </w:rPr>
           </w:pPr>
-          <w:hyperlink w:anchor="_Toc233586278" w:history="1">
+          <w:hyperlink w:anchor="_Toc233611934" w:history="1">
             <w:r>
               <w:rPr>
                 <w:rStyle w:val="Hyperlink"/>
@@ -7207,7 +7229,7 @@
                 <w:noProof/>
                 <w:webHidden/>
               </w:rPr>
-              <w:instrText xml:space="preserve"> PAGEREF _Toc233586278 \h </w:instrText>
+              <w:instrText xml:space="preserve"> PAGEREF _Toc233611934 \h </w:instrText>
             </w:r>
             <w:r>
               <w:rPr>
@@ -7252,7 +7274,7 @@
               <w:lang w:val="vi-VN" w:eastAsia="vi-VN"/>
             </w:rPr>
           </w:pPr>
-          <w:hyperlink w:anchor="_Toc233586279" w:history="1">
+          <w:hyperlink w:anchor="_Toc233611935" w:history="1">
             <w:r>
               <w:rPr>
                 <w:rStyle w:val="Hyperlink"/>
@@ -7294,7 +7316,7 @@
                 <w:noProof/>
                 <w:webHidden/>
               </w:rPr>
-              <w:instrText xml:space="preserve"> PAGEREF _Toc233586279 \h </w:instrText>
+              <w:instrText xml:space="preserve"> PAGEREF _Toc233611935 \h </w:instrText>
             </w:r>
             <w:r>
               <w:rPr>
@@ -7339,7 +7361,7 @@
               <w:lang w:val="vi-VN" w:eastAsia="vi-VN"/>
             </w:rPr>
           </w:pPr>
-          <w:hyperlink w:anchor="_Toc233586280" w:history="1">
+          <w:hyperlink w:anchor="_Toc233611936" w:history="1">
             <w:r>
               <w:rPr>
                 <w:rStyle w:val="Hyperlink"/>
@@ -7382,7 +7404,7 @@
                 <w:noProof/>
                 <w:webHidden/>
               </w:rPr>
-              <w:instrText xml:space="preserve"> PAGEREF _Toc233586280 \h </w:instrText>
+              <w:instrText xml:space="preserve"> PAGEREF _Toc233611936 \h </w:instrText>
             </w:r>
             <w:r>
               <w:rPr>
@@ -7427,7 +7449,7 @@
               <w:lang w:val="vi-VN" w:eastAsia="vi-VN"/>
             </w:rPr>
           </w:pPr>
-          <w:hyperlink w:anchor="_Toc233586281" w:history="1">
+          <w:hyperlink w:anchor="_Toc233611937" w:history="1">
             <w:r>
               <w:rPr>
                 <w:rStyle w:val="Hyperlink"/>
@@ -7470,7 +7492,7 @@
                 <w:noProof/>
                 <w:webHidden/>
               </w:rPr>
-              <w:instrText xml:space="preserve"> PAGEREF _Toc233586281 \h </w:instrText>
+              <w:instrText xml:space="preserve"> PAGEREF _Toc233611937 \h </w:instrText>
             </w:r>
             <w:r>
               <w:rPr>
@@ -7515,7 +7537,7 @@
               <w:lang w:val="vi-VN" w:eastAsia="vi-VN"/>
             </w:rPr>
           </w:pPr>
-          <w:hyperlink w:anchor="_Toc233586282" w:history="1">
+          <w:hyperlink w:anchor="_Toc233611938" w:history="1">
             <w:r>
               <w:rPr>
                 <w:rStyle w:val="Hyperlink"/>
@@ -7558,7 +7580,7 @@
                 <w:noProof/>
                 <w:webHidden/>
               </w:rPr>
-              <w:instrText xml:space="preserve"> PAGEREF _Toc233586282 \h </w:instrText>
+              <w:instrText xml:space="preserve"> PAGEREF _Toc233611938 \h </w:instrText>
             </w:r>
             <w:r>
               <w:rPr>
@@ -7604,7 +7626,7 @@
               <w:lang w:val="vi-VN" w:eastAsia="vi-VN"/>
             </w:rPr>
           </w:pPr>
-          <w:hyperlink w:anchor="_Toc233586283" w:history="1">
+          <w:hyperlink w:anchor="_Toc233611939" w:history="1">
             <w:r>
               <w:rPr>
                 <w:rStyle w:val="Hyperlink"/>
@@ -7641,7 +7663,7 @@
                 <w:noProof/>
                 <w:webHidden/>
               </w:rPr>
-              <w:instrText xml:space="preserve"> PAGEREF _Toc233586283 \h </w:instrText>
+              <w:instrText xml:space="preserve"> PAGEREF _Toc233611939 \h </w:instrText>
             </w:r>
             <w:r>
               <w:rPr>
@@ -7686,7 +7708,7 @@
               <w:lang w:val="vi-VN" w:eastAsia="vi-VN"/>
             </w:rPr>
           </w:pPr>
-          <w:hyperlink w:anchor="_Toc233586284" w:history="1">
+          <w:hyperlink w:anchor="_Toc233611940" w:history="1">
             <w:r>
               <w:rPr>
                 <w:rStyle w:val="Hyperlink"/>
@@ -7729,7 +7751,7 @@
                 <w:noProof/>
                 <w:webHidden/>
               </w:rPr>
-              <w:instrText xml:space="preserve"> PAGEREF _Toc233586284 \h </w:instrText>
+              <w:instrText xml:space="preserve"> PAGEREF _Toc233611940 \h </w:instrText>
             </w:r>
             <w:r>
               <w:rPr>
@@ -7774,7 +7796,7 @@
               <w:lang w:val="vi-VN" w:eastAsia="vi-VN"/>
             </w:rPr>
           </w:pPr>
-          <w:hyperlink w:anchor="_Toc233586285" w:history="1">
+          <w:hyperlink w:anchor="_Toc233611941" w:history="1">
             <w:r>
               <w:rPr>
                 <w:rStyle w:val="Hyperlink"/>
@@ -7817,7 +7839,7 @@
                 <w:noProof/>
                 <w:webHidden/>
               </w:rPr>
-              <w:instrText xml:space="preserve"> PAGEREF _Toc233586285 \h </w:instrText>
+              <w:instrText xml:space="preserve"> PAGEREF _Toc233611941 \h </w:instrText>
             </w:r>
             <w:r>
               <w:rPr>
@@ -7862,7 +7884,7 @@
               <w:lang w:val="vi-VN" w:eastAsia="vi-VN"/>
             </w:rPr>
           </w:pPr>
-          <w:hyperlink w:anchor="_Toc233586286" w:history="1">
+          <w:hyperlink w:anchor="_Toc233611942" w:history="1">
             <w:r>
               <w:rPr>
                 <w:rStyle w:val="Hyperlink"/>
@@ -7905,7 +7927,7 @@
                 <w:noProof/>
                 <w:webHidden/>
               </w:rPr>
-              <w:instrText xml:space="preserve"> PAGEREF _Toc233586286 \h </w:instrText>
+              <w:instrText xml:space="preserve"> PAGEREF _Toc233611942 \h </w:instrText>
             </w:r>
             <w:r>
               <w:rPr>
@@ -7951,7 +7973,7 @@
               <w:lang w:val="vi-VN" w:eastAsia="vi-VN"/>
             </w:rPr>
           </w:pPr>
-          <w:hyperlink w:anchor="_Toc233586287" w:history="1">
+          <w:hyperlink w:anchor="_Toc233611943" w:history="1">
             <w:r>
               <w:rPr>
                 <w:rStyle w:val="Hyperlink"/>
@@ -7979,7 +8001,7 @@
                 <w:noProof/>
                 <w:webHidden/>
               </w:rPr>
-              <w:instrText xml:space="preserve"> PAGEREF _Toc233586287 \h </w:instrText>
+              <w:instrText xml:space="preserve"> PAGEREF _Toc233611943 \h </w:instrText>
             </w:r>
             <w:r>
               <w:rPr>
@@ -8025,7 +8047,7 @@
               <w:lang w:val="vi-VN" w:eastAsia="vi-VN"/>
             </w:rPr>
           </w:pPr>
-          <w:hyperlink w:anchor="_Toc233586288" w:history="1">
+          <w:hyperlink w:anchor="_Toc233611944" w:history="1">
             <w:r>
               <w:rPr>
                 <w:rStyle w:val="Hyperlink"/>
@@ -8053,7 +8075,7 @@
                 <w:noProof/>
                 <w:webHidden/>
               </w:rPr>
-              <w:instrText xml:space="preserve"> PAGEREF _Toc233586288 \h </w:instrText>
+              <w:instrText xml:space="preserve"> PAGEREF _Toc233611944 \h </w:instrText>
             </w:r>
             <w:r>
               <w:rPr>
@@ -8098,7 +8120,7 @@
               <w:lang w:val="vi-VN" w:eastAsia="vi-VN"/>
             </w:rPr>
           </w:pPr>
-          <w:hyperlink w:anchor="_Toc233586289" w:history="1">
+          <w:hyperlink w:anchor="_Toc233611945" w:history="1">
             <w:r>
               <w:rPr>
                 <w:rStyle w:val="Hyperlink"/>
@@ -8141,7 +8163,7 @@
                 <w:noProof/>
                 <w:webHidden/>
               </w:rPr>
-              <w:instrText xml:space="preserve"> PAGEREF _Toc233586289 \h </w:instrText>
+              <w:instrText xml:space="preserve"> PAGEREF _Toc233611945 \h </w:instrText>
             </w:r>
             <w:r>
               <w:rPr>
@@ -8186,7 +8208,7 @@
               <w:lang w:val="vi-VN" w:eastAsia="vi-VN"/>
             </w:rPr>
           </w:pPr>
-          <w:hyperlink w:anchor="_Toc233586290" w:history="1">
+          <w:hyperlink w:anchor="_Toc233611946" w:history="1">
             <w:r>
               <w:rPr>
                 <w:rStyle w:val="Hyperlink"/>
@@ -8229,7 +8251,7 @@
                 <w:noProof/>
                 <w:webHidden/>
               </w:rPr>
-              <w:instrText xml:space="preserve"> PAGEREF _Toc233586290 \h </w:instrText>
+              <w:instrText xml:space="preserve"> PAGEREF _Toc233611946 \h </w:instrText>
             </w:r>
             <w:r>
               <w:rPr>
@@ -8275,7 +8297,7 @@
               <w:lang w:val="vi-VN" w:eastAsia="vi-VN"/>
             </w:rPr>
           </w:pPr>
-          <w:hyperlink w:anchor="_Toc233586291" w:history="1">
+          <w:hyperlink w:anchor="_Toc233611947" w:history="1">
             <w:r>
               <w:rPr>
                 <w:rStyle w:val="Hyperlink"/>
@@ -8303,7 +8325,7 @@
                 <w:noProof/>
                 <w:webHidden/>
               </w:rPr>
-              <w:instrText xml:space="preserve"> PAGEREF _Toc233586291 \h </w:instrText>
+              <w:instrText xml:space="preserve"> PAGEREF _Toc233611947 \h </w:instrText>
             </w:r>
             <w:r>
               <w:rPr>
@@ -8349,7 +8371,7 @@
               <w:lang w:val="vi-VN" w:eastAsia="vi-VN"/>
             </w:rPr>
           </w:pPr>
-          <w:hyperlink w:anchor="_Toc233586292" w:history="1">
+          <w:hyperlink w:anchor="_Toc233611948" w:history="1">
             <w:r>
               <w:rPr>
                 <w:rStyle w:val="Hyperlink"/>
@@ -8377,7 +8399,7 @@
                 <w:noProof/>
                 <w:webHidden/>
               </w:rPr>
-              <w:instrText xml:space="preserve"> PAGEREF _Toc233586292 \h </w:instrText>
+              <w:instrText xml:space="preserve"> PAGEREF _Toc233611948 \h </w:instrText>
             </w:r>
             <w:r>
               <w:rPr>
@@ -8423,7 +8445,7 @@
               <w:lang w:val="vi-VN" w:eastAsia="vi-VN"/>
             </w:rPr>
           </w:pPr>
-          <w:hyperlink w:anchor="_Toc233586293" w:history="1">
+          <w:hyperlink w:anchor="_Toc233611949" w:history="1">
             <w:r>
               <w:rPr>
                 <w:rStyle w:val="Hyperlink"/>
@@ -8451,7 +8473,7 @@
                 <w:noProof/>
                 <w:webHidden/>
               </w:rPr>
-              <w:instrText xml:space="preserve"> PAGEREF _Toc233586293 \h </w:instrText>
+              <w:instrText xml:space="preserve"> PAGEREF _Toc233611949 \h </w:instrText>
             </w:r>
             <w:r>
               <w:rPr>
@@ -8496,7 +8518,7 @@
               <w:lang w:val="vi-VN" w:eastAsia="vi-VN"/>
             </w:rPr>
           </w:pPr>
-          <w:hyperlink w:anchor="_Toc233586294" w:history="1">
+          <w:hyperlink w:anchor="_Toc233611950" w:history="1">
             <w:r>
               <w:rPr>
                 <w:rStyle w:val="Hyperlink"/>
@@ -8538,7 +8560,7 @@
                 <w:noProof/>
                 <w:webHidden/>
               </w:rPr>
-              <w:instrText xml:space="preserve"> PAGEREF _Toc233586294 \h </w:instrText>
+              <w:instrText xml:space="preserve"> PAGEREF _Toc233611950 \h </w:instrText>
             </w:r>
             <w:r>
               <w:rPr>
@@ -8583,7 +8605,7 @@
               <w:lang w:val="vi-VN" w:eastAsia="vi-VN"/>
             </w:rPr>
           </w:pPr>
-          <w:hyperlink w:anchor="_Toc233586295" w:history="1">
+          <w:hyperlink w:anchor="_Toc233611951" w:history="1">
             <w:r>
               <w:rPr>
                 <w:rStyle w:val="Hyperlink"/>
@@ -8634,7 +8656,7 @@
                 <w:noProof/>
                 <w:webHidden/>
               </w:rPr>
-              <w:instrText xml:space="preserve"> PAGEREF _Toc233586295 \h </w:instrText>
+              <w:instrText xml:space="preserve"> PAGEREF _Toc233611951 \h </w:instrText>
             </w:r>
             <w:r>
               <w:rPr>
@@ -8679,7 +8701,7 @@
               <w:lang w:val="vi-VN" w:eastAsia="vi-VN"/>
             </w:rPr>
           </w:pPr>
-          <w:hyperlink w:anchor="_Toc233586296" w:history="1">
+          <w:hyperlink w:anchor="_Toc233611952" w:history="1">
             <w:r>
               <w:rPr>
                 <w:rStyle w:val="Hyperlink"/>
@@ -8723,7 +8745,7 @@
                 <w:noProof/>
                 <w:webHidden/>
               </w:rPr>
-              <w:instrText xml:space="preserve"> PAGEREF _Toc233586296 \h </w:instrText>
+              <w:instrText xml:space="preserve"> PAGEREF _Toc233611952 \h </w:instrText>
             </w:r>
             <w:r>
               <w:rPr>
@@ -8768,7 +8790,7 @@
               <w:lang w:val="vi-VN" w:eastAsia="vi-VN"/>
             </w:rPr>
           </w:pPr>
-          <w:hyperlink w:anchor="_Toc233586297" w:history="1">
+          <w:hyperlink w:anchor="_Toc233611953" w:history="1">
             <w:r>
               <w:rPr>
                 <w:rStyle w:val="Hyperlink"/>
@@ -8810,7 +8832,7 @@
                 <w:noProof/>
                 <w:webHidden/>
               </w:rPr>
-              <w:instrText xml:space="preserve"> PAGEREF _Toc233586297 \h </w:instrText>
+              <w:instrText xml:space="preserve"> PAGEREF _Toc233611953 \h </w:instrText>
             </w:r>
             <w:r>
               <w:rPr>
@@ -8856,7 +8878,7 @@
               <w:lang w:val="vi-VN" w:eastAsia="vi-VN"/>
             </w:rPr>
           </w:pPr>
-          <w:hyperlink w:anchor="_Toc233586298" w:history="1">
+          <w:hyperlink w:anchor="_Toc233611954" w:history="1">
             <w:r>
               <w:rPr>
                 <w:rStyle w:val="Hyperlink"/>
@@ -8885,7 +8907,7 @@
                 <w:noProof/>
                 <w:webHidden/>
               </w:rPr>
-              <w:instrText xml:space="preserve"> PAGEREF _Toc233586298 \h </w:instrText>
+              <w:instrText xml:space="preserve"> PAGEREF _Toc233611954 \h </w:instrText>
             </w:r>
             <w:r>
               <w:rPr>
@@ -8930,7 +8952,7 @@
               <w:lang w:val="vi-VN" w:eastAsia="vi-VN"/>
             </w:rPr>
           </w:pPr>
-          <w:hyperlink w:anchor="_Toc233586299" w:history="1">
+          <w:hyperlink w:anchor="_Toc233611955" w:history="1">
             <w:r>
               <w:rPr>
                 <w:rStyle w:val="Hyperlink"/>
@@ -8972,7 +8994,7 @@
                 <w:noProof/>
                 <w:webHidden/>
               </w:rPr>
-              <w:instrText xml:space="preserve"> PAGEREF _Toc233586299 \h </w:instrText>
+              <w:instrText xml:space="preserve"> PAGEREF _Toc233611955 \h </w:instrText>
             </w:r>
             <w:r>
               <w:rPr>
@@ -9017,7 +9039,7 @@
               <w:lang w:val="vi-VN" w:eastAsia="vi-VN"/>
             </w:rPr>
           </w:pPr>
-          <w:hyperlink w:anchor="_Toc233586300" w:history="1">
+          <w:hyperlink w:anchor="_Toc233611956" w:history="1">
             <w:r>
               <w:rPr>
                 <w:rStyle w:val="Hyperlink"/>
@@ -9059,7 +9081,7 @@
                 <w:noProof/>
                 <w:webHidden/>
               </w:rPr>
-              <w:instrText xml:space="preserve"> PAGEREF _Toc233586300 \h </w:instrText>
+              <w:instrText xml:space="preserve"> PAGEREF _Toc233611956 \h </w:instrText>
             </w:r>
             <w:r>
               <w:rPr>
@@ -9105,7 +9127,7 @@
               <w:lang w:val="vi-VN" w:eastAsia="vi-VN"/>
             </w:rPr>
           </w:pPr>
-          <w:hyperlink w:anchor="_Toc233586301" w:history="1">
+          <w:hyperlink w:anchor="_Toc233611957" w:history="1">
             <w:r>
               <w:rPr>
                 <w:rStyle w:val="Hyperlink"/>
@@ -9134,7 +9156,7 @@
                 <w:noProof/>
                 <w:webHidden/>
               </w:rPr>
-              <w:instrText xml:space="preserve"> PAGEREF _Toc233586301 \h </w:instrText>
+              <w:instrText xml:space="preserve"> PAGEREF _Toc233611957 \h </w:instrText>
             </w:r>
             <w:r>
               <w:rPr>
@@ -9179,7 +9201,7 @@
               <w:lang w:val="vi-VN" w:eastAsia="vi-VN"/>
             </w:rPr>
           </w:pPr>
-          <w:hyperlink w:anchor="_Toc233586302" w:history="1">
+          <w:hyperlink w:anchor="_Toc233611958" w:history="1">
             <w:r>
               <w:rPr>
                 <w:rStyle w:val="Hyperlink"/>
@@ -9223,7 +9245,7 @@
                 <w:noProof/>
                 <w:webHidden/>
               </w:rPr>
-              <w:instrText xml:space="preserve"> PAGEREF _Toc233586302 \h </w:instrText>
+              <w:instrText xml:space="preserve"> PAGEREF _Toc233611958 \h </w:instrText>
             </w:r>
             <w:r>
               <w:rPr>
@@ -9268,7 +9290,7 @@
               <w:lang w:val="vi-VN" w:eastAsia="vi-VN"/>
             </w:rPr>
           </w:pPr>
-          <w:hyperlink w:anchor="_Toc233586303" w:history="1">
+          <w:hyperlink w:anchor="_Toc233611959" w:history="1">
             <w:r>
               <w:rPr>
                 <w:rStyle w:val="Hyperlink"/>
@@ -9312,7 +9334,7 @@
                 <w:noProof/>
                 <w:webHidden/>
               </w:rPr>
-              <w:instrText xml:space="preserve"> PAGEREF _Toc233586303 \h </w:instrText>
+              <w:instrText xml:space="preserve"> PAGEREF _Toc233611959 \h </w:instrText>
             </w:r>
             <w:r>
               <w:rPr>
@@ -9357,7 +9379,7 @@
               <w:lang w:val="vi-VN" w:eastAsia="vi-VN"/>
             </w:rPr>
           </w:pPr>
-          <w:hyperlink w:anchor="_Toc233586304" w:history="1">
+          <w:hyperlink w:anchor="_Toc233611960" w:history="1">
             <w:r>
               <w:rPr>
                 <w:rStyle w:val="Hyperlink"/>
@@ -9401,7 +9423,7 @@
                 <w:noProof/>
                 <w:webHidden/>
               </w:rPr>
-              <w:instrText xml:space="preserve"> PAGEREF _Toc233586304 \h </w:instrText>
+              <w:instrText xml:space="preserve"> PAGEREF _Toc233611960 \h </w:instrText>
             </w:r>
             <w:r>
               <w:rPr>
@@ -9446,7 +9468,7 @@
               <w:lang w:val="vi-VN" w:eastAsia="vi-VN"/>
             </w:rPr>
           </w:pPr>
-          <w:hyperlink w:anchor="_Toc233586305" w:history="1">
+          <w:hyperlink w:anchor="_Toc233611961" w:history="1">
             <w:r>
               <w:rPr>
                 <w:rStyle w:val="Hyperlink"/>
@@ -9490,7 +9512,7 @@
                 <w:noProof/>
                 <w:webHidden/>
               </w:rPr>
-              <w:instrText xml:space="preserve"> PAGEREF _Toc233586305 \h </w:instrText>
+              <w:instrText xml:space="preserve"> PAGEREF _Toc233611961 \h </w:instrText>
             </w:r>
             <w:r>
               <w:rPr>
@@ -9535,7 +9557,7 @@
               <w:lang w:val="vi-VN" w:eastAsia="vi-VN"/>
             </w:rPr>
           </w:pPr>
-          <w:hyperlink w:anchor="_Toc233586306" w:history="1">
+          <w:hyperlink w:anchor="_Toc233611962" w:history="1">
             <w:r>
               <w:rPr>
                 <w:rStyle w:val="Hyperlink"/>
@@ -9577,7 +9599,7 @@
                 <w:noProof/>
                 <w:webHidden/>
               </w:rPr>
-              <w:instrText xml:space="preserve"> PAGEREF _Toc233586306 \h </w:instrText>
+              <w:instrText xml:space="preserve"> PAGEREF _Toc233611962 \h </w:instrText>
             </w:r>
             <w:r>
               <w:rPr>
@@ -9623,7 +9645,7 @@
               <w:lang w:val="vi-VN" w:eastAsia="vi-VN"/>
             </w:rPr>
           </w:pPr>
-          <w:hyperlink w:anchor="_Toc233586307" w:history="1">
+          <w:hyperlink w:anchor="_Toc233611963" w:history="1">
             <w:r>
               <w:rPr>
                 <w:rStyle w:val="Hyperlink"/>
@@ -9651,7 +9673,7 @@
                 <w:noProof/>
                 <w:webHidden/>
               </w:rPr>
-              <w:instrText xml:space="preserve"> PAGEREF _Toc233586307 \h </w:instrText>
+              <w:instrText xml:space="preserve"> PAGEREF _Toc233611963 \h </w:instrText>
             </w:r>
             <w:r>
               <w:rPr>
@@ -9696,7 +9718,7 @@
               <w:lang w:val="vi-VN" w:eastAsia="vi-VN"/>
             </w:rPr>
           </w:pPr>
-          <w:hyperlink w:anchor="_Toc233586308" w:history="1">
+          <w:hyperlink w:anchor="_Toc233611964" w:history="1">
             <w:r>
               <w:rPr>
                 <w:rStyle w:val="Hyperlink"/>
@@ -9738,7 +9760,7 @@
                 <w:noProof/>
                 <w:webHidden/>
               </w:rPr>
-              <w:instrText xml:space="preserve"> PAGEREF _Toc233586308 \h </w:instrText>
+              <w:instrText xml:space="preserve"> PAGEREF _Toc233611964 \h </w:instrText>
             </w:r>
             <w:r>
               <w:rPr>
@@ -9783,7 +9805,7 @@
               <w:lang w:val="vi-VN" w:eastAsia="vi-VN"/>
             </w:rPr>
           </w:pPr>
-          <w:hyperlink w:anchor="_Toc233586309" w:history="1">
+          <w:hyperlink w:anchor="_Toc233611965" w:history="1">
             <w:r>
               <w:rPr>
                 <w:rStyle w:val="Hyperlink"/>
@@ -9825,7 +9847,7 @@
                 <w:noProof/>
                 <w:webHidden/>
               </w:rPr>
-              <w:instrText xml:space="preserve"> PAGEREF _Toc233586309 \h </w:instrText>
+              <w:instrText xml:space="preserve"> PAGEREF _Toc233611965 \h </w:instrText>
             </w:r>
             <w:r>
               <w:rPr>
@@ -9870,7 +9892,7 @@
               <w:lang w:val="vi-VN" w:eastAsia="vi-VN"/>
             </w:rPr>
           </w:pPr>
-          <w:hyperlink w:anchor="_Toc233586310" w:history="1">
+          <w:hyperlink w:anchor="_Toc233611966" w:history="1">
             <w:r>
               <w:rPr>
                 <w:rStyle w:val="Hyperlink"/>
@@ -9922,7 +9944,7 @@
                 <w:noProof/>
                 <w:webHidden/>
               </w:rPr>
-              <w:instrText xml:space="preserve"> PAGEREF _Toc233586310 \h </w:instrText>
+              <w:instrText xml:space="preserve"> PAGEREF _Toc233611966 \h </w:instrText>
             </w:r>
             <w:r>
               <w:rPr>
@@ -9967,7 +9989,7 @@
               <w:lang w:val="vi-VN" w:eastAsia="vi-VN"/>
             </w:rPr>
           </w:pPr>
-          <w:hyperlink w:anchor="_Toc233586311" w:history="1">
+          <w:hyperlink w:anchor="_Toc233611967" w:history="1">
             <w:r>
               <w:rPr>
                 <w:rStyle w:val="Hyperlink"/>
@@ -10019,7 +10041,7 @@
                 <w:noProof/>
                 <w:webHidden/>
               </w:rPr>
-              <w:instrText xml:space="preserve"> PAGEREF _Toc233586311 \h </w:instrText>
+              <w:instrText xml:space="preserve"> PAGEREF _Toc233611967 \h </w:instrText>
             </w:r>
             <w:r>
               <w:rPr>
@@ -10064,7 +10086,7 @@
               <w:lang w:val="vi-VN" w:eastAsia="vi-VN"/>
             </w:rPr>
           </w:pPr>
-          <w:hyperlink w:anchor="_Toc233586312" w:history="1">
+          <w:hyperlink w:anchor="_Toc233611968" w:history="1">
             <w:r>
               <w:rPr>
                 <w:rStyle w:val="Hyperlink"/>
@@ -10108,7 +10130,7 @@
                 <w:noProof/>
                 <w:webHidden/>
               </w:rPr>
-              <w:instrText xml:space="preserve"> PAGEREF _Toc233586312 \h </w:instrText>
+              <w:instrText xml:space="preserve"> PAGEREF _Toc233611968 \h </w:instrText>
             </w:r>
             <w:r>
               <w:rPr>
@@ -10153,7 +10175,7 @@
               <w:lang w:val="vi-VN" w:eastAsia="vi-VN"/>
             </w:rPr>
           </w:pPr>
-          <w:hyperlink w:anchor="_Toc233586313" w:history="1">
+          <w:hyperlink w:anchor="_Toc233611969" w:history="1">
             <w:r>
               <w:rPr>
                 <w:rStyle w:val="Hyperlink"/>
@@ -10196,7 +10218,7 @@
                 <w:noProof/>
                 <w:webHidden/>
               </w:rPr>
-              <w:instrText xml:space="preserve"> PAGEREF _Toc233586313 \h </w:instrText>
+              <w:instrText xml:space="preserve"> PAGEREF _Toc233611969 \h </w:instrText>
             </w:r>
             <w:r>
               <w:rPr>
@@ -10242,7 +10264,7 @@
               <w:lang w:val="vi-VN" w:eastAsia="vi-VN"/>
             </w:rPr>
           </w:pPr>
-          <w:hyperlink w:anchor="_Toc233586314" w:history="1">
+          <w:hyperlink w:anchor="_Toc233611970" w:history="1">
             <w:r>
               <w:rPr>
                 <w:rStyle w:val="Hyperlink"/>
@@ -10271,7 +10293,7 @@
                 <w:noProof/>
                 <w:webHidden/>
               </w:rPr>
-              <w:instrText xml:space="preserve"> PAGEREF _Toc233586314 \h </w:instrText>
+              <w:instrText xml:space="preserve"> PAGEREF _Toc233611970 \h </w:instrText>
             </w:r>
             <w:r>
               <w:rPr>
@@ -10316,7 +10338,7 @@
               <w:lang w:val="vi-VN" w:eastAsia="vi-VN"/>
             </w:rPr>
           </w:pPr>
-          <w:hyperlink w:anchor="_Toc233586315" w:history="1">
+          <w:hyperlink w:anchor="_Toc233611971" w:history="1">
             <w:r>
               <w:rPr>
                 <w:rStyle w:val="Hyperlink"/>
@@ -10358,7 +10380,7 @@
                 <w:noProof/>
                 <w:webHidden/>
               </w:rPr>
-              <w:instrText xml:space="preserve"> PAGEREF _Toc233586315 \h </w:instrText>
+              <w:instrText xml:space="preserve"> PAGEREF _Toc233611971 \h </w:instrText>
             </w:r>
             <w:r>
               <w:rPr>
@@ -10403,7 +10425,7 @@
               <w:lang w:val="vi-VN" w:eastAsia="vi-VN"/>
             </w:rPr>
           </w:pPr>
-          <w:hyperlink w:anchor="_Toc233586316" w:history="1">
+          <w:hyperlink w:anchor="_Toc233611972" w:history="1">
             <w:r>
               <w:rPr>
                 <w:rStyle w:val="Hyperlink"/>
@@ -10445,7 +10467,7 @@
                 <w:noProof/>
                 <w:webHidden/>
               </w:rPr>
-              <w:instrText xml:space="preserve"> PAGEREF _Toc233586316 \h </w:instrText>
+              <w:instrText xml:space="preserve"> PAGEREF _Toc233611972 \h </w:instrText>
             </w:r>
             <w:r>
               <w:rPr>
@@ -10490,7 +10512,7 @@
               <w:lang w:val="vi-VN" w:eastAsia="vi-VN"/>
             </w:rPr>
           </w:pPr>
-          <w:hyperlink w:anchor="_Toc233586317" w:history="1">
+          <w:hyperlink w:anchor="_Toc233611973" w:history="1">
             <w:r>
               <w:rPr>
                 <w:rStyle w:val="Hyperlink"/>
@@ -10532,7 +10554,7 @@
                 <w:noProof/>
                 <w:webHidden/>
               </w:rPr>
-              <w:instrText xml:space="preserve"> PAGEREF _Toc233586317 \h </w:instrText>
+              <w:instrText xml:space="preserve"> PAGEREF _Toc233611973 \h </w:instrText>
             </w:r>
             <w:r>
               <w:rPr>
@@ -10578,7 +10600,7 @@
               <w:lang w:val="vi-VN" w:eastAsia="vi-VN"/>
             </w:rPr>
           </w:pPr>
-          <w:hyperlink w:anchor="_Toc233586318" w:history="1">
+          <w:hyperlink w:anchor="_Toc233611974" w:history="1">
             <w:r>
               <w:rPr>
                 <w:rStyle w:val="Hyperlink"/>
@@ -10606,7 +10628,7 @@
                 <w:noProof/>
                 <w:webHidden/>
               </w:rPr>
-              <w:instrText xml:space="preserve"> PAGEREF _Toc233586318 \h </w:instrText>
+              <w:instrText xml:space="preserve"> PAGEREF _Toc233611974 \h </w:instrText>
             </w:r>
             <w:r>
               <w:rPr>
@@ -10652,7 +10674,7 @@
               <w:lang w:val="vi-VN" w:eastAsia="vi-VN"/>
             </w:rPr>
           </w:pPr>
-          <w:hyperlink w:anchor="_Toc233586319" w:history="1">
+          <w:hyperlink w:anchor="_Toc233611975" w:history="1">
             <w:r>
               <w:rPr>
                 <w:rStyle w:val="Hyperlink"/>
@@ -10680,7 +10702,7 @@
                 <w:noProof/>
                 <w:webHidden/>
               </w:rPr>
-              <w:instrText xml:space="preserve"> PAGEREF _Toc233586319 \h </w:instrText>
+              <w:instrText xml:space="preserve"> PAGEREF _Toc233611975 \h </w:instrText>
             </w:r>
             <w:r>
               <w:rPr>
@@ -10725,7 +10747,7 @@
               <w:lang w:val="vi-VN" w:eastAsia="vi-VN"/>
             </w:rPr>
           </w:pPr>
-          <w:hyperlink w:anchor="_Toc233586320" w:history="1">
+          <w:hyperlink w:anchor="_Toc233611976" w:history="1">
             <w:r>
               <w:rPr>
                 <w:rStyle w:val="Hyperlink"/>
@@ -10767,7 +10789,7 @@
                 <w:noProof/>
                 <w:webHidden/>
               </w:rPr>
-              <w:instrText xml:space="preserve"> PAGEREF _Toc233586320 \h </w:instrText>
+              <w:instrText xml:space="preserve"> PAGEREF _Toc233611976 \h </w:instrText>
             </w:r>
             <w:r>
               <w:rPr>
@@ -10812,7 +10834,7 @@
               <w:lang w:val="vi-VN" w:eastAsia="vi-VN"/>
             </w:rPr>
           </w:pPr>
-          <w:hyperlink w:anchor="_Toc233586321" w:history="1">
+          <w:hyperlink w:anchor="_Toc233611977" w:history="1">
             <w:r>
               <w:rPr>
                 <w:rStyle w:val="Hyperlink"/>
@@ -10855,7 +10877,7 @@
                 <w:noProof/>
                 <w:webHidden/>
               </w:rPr>
-              <w:instrText xml:space="preserve"> PAGEREF _Toc233586321 \h </w:instrText>
+              <w:instrText xml:space="preserve"> PAGEREF _Toc233611977 \h </w:instrText>
             </w:r>
             <w:r>
               <w:rPr>
@@ -10900,7 +10922,7 @@
               <w:lang w:val="vi-VN" w:eastAsia="vi-VN"/>
             </w:rPr>
           </w:pPr>
-          <w:hyperlink w:anchor="_Toc233586322" w:history="1">
+          <w:hyperlink w:anchor="_Toc233611978" w:history="1">
             <w:r>
               <w:rPr>
                 <w:rStyle w:val="Hyperlink"/>
@@ -10942,7 +10964,7 @@
                 <w:noProof/>
                 <w:webHidden/>
               </w:rPr>
-              <w:instrText xml:space="preserve"> PAGEREF _Toc233586322 \h </w:instrText>
+              <w:instrText xml:space="preserve"> PAGEREF _Toc233611978 \h </w:instrText>
             </w:r>
             <w:r>
               <w:rPr>
@@ -10987,7 +11009,7 @@
               <w:lang w:val="vi-VN" w:eastAsia="vi-VN"/>
             </w:rPr>
           </w:pPr>
-          <w:hyperlink w:anchor="_Toc233586323" w:history="1">
+          <w:hyperlink w:anchor="_Toc233611979" w:history="1">
             <w:r>
               <w:rPr>
                 <w:rStyle w:val="Hyperlink"/>
@@ -11029,7 +11051,7 @@
                 <w:noProof/>
                 <w:webHidden/>
               </w:rPr>
-              <w:instrText xml:space="preserve"> PAGEREF _Toc233586323 \h </w:instrText>
+              <w:instrText xml:space="preserve"> PAGEREF _Toc233611979 \h </w:instrText>
             </w:r>
             <w:r>
               <w:rPr>
@@ -11074,7 +11096,7 @@
               <w:lang w:val="vi-VN" w:eastAsia="vi-VN"/>
             </w:rPr>
           </w:pPr>
-          <w:hyperlink w:anchor="_Toc233586324" w:history="1">
+          <w:hyperlink w:anchor="_Toc233611980" w:history="1">
             <w:r>
               <w:rPr>
                 <w:rStyle w:val="Hyperlink"/>
@@ -11116,7 +11138,7 @@
                 <w:noProof/>
                 <w:webHidden/>
               </w:rPr>
-              <w:instrText xml:space="preserve"> PAGEREF _Toc233586324 \h </w:instrText>
+              <w:instrText xml:space="preserve"> PAGEREF _Toc233611980 \h </w:instrText>
             </w:r>
             <w:r>
               <w:rPr>
@@ -11161,7 +11183,7 @@
               <w:lang w:val="vi-VN" w:eastAsia="vi-VN"/>
             </w:rPr>
           </w:pPr>
-          <w:hyperlink w:anchor="_Toc233586325" w:history="1">
+          <w:hyperlink w:anchor="_Toc233611981" w:history="1">
             <w:r>
               <w:rPr>
                 <w:rStyle w:val="Hyperlink"/>
@@ -11203,7 +11225,7 @@
                 <w:noProof/>
                 <w:webHidden/>
               </w:rPr>
-              <w:instrText xml:space="preserve"> PAGEREF _Toc233586325 \h </w:instrText>
+              <w:instrText xml:space="preserve"> PAGEREF _Toc233611981 \h </w:instrText>
             </w:r>
             <w:r>
               <w:rPr>
@@ -11248,7 +11270,7 @@
               <w:lang w:val="vi-VN" w:eastAsia="vi-VN"/>
             </w:rPr>
           </w:pPr>
-          <w:hyperlink w:anchor="_Toc233586326" w:history="1">
+          <w:hyperlink w:anchor="_Toc233611982" w:history="1">
             <w:r>
               <w:rPr>
                 <w:rStyle w:val="Hyperlink"/>
@@ -11290,7 +11312,7 @@
                 <w:noProof/>
                 <w:webHidden/>
               </w:rPr>
-              <w:instrText xml:space="preserve"> PAGEREF _Toc233586326 \h </w:instrText>
+              <w:instrText xml:space="preserve"> PAGEREF _Toc233611982 \h </w:instrText>
             </w:r>
             <w:r>
               <w:rPr>
@@ -11336,7 +11358,7 @@
               <w:lang w:val="vi-VN" w:eastAsia="vi-VN"/>
             </w:rPr>
           </w:pPr>
-          <w:hyperlink w:anchor="_Toc233586327" w:history="1">
+          <w:hyperlink w:anchor="_Toc233611983" w:history="1">
             <w:r>
               <w:rPr>
                 <w:rStyle w:val="Hyperlink"/>
@@ -11364,7 +11386,7 @@
                 <w:noProof/>
                 <w:webHidden/>
               </w:rPr>
-              <w:instrText xml:space="preserve"> PAGEREF _Toc233586327 \h </w:instrText>
+              <w:instrText xml:space="preserve"> PAGEREF _Toc233611983 \h </w:instrText>
             </w:r>
             <w:r>
               <w:rPr>
@@ -11410,7 +11432,7 @@
               <w:lang w:val="vi-VN" w:eastAsia="vi-VN"/>
             </w:rPr>
           </w:pPr>
-          <w:hyperlink w:anchor="_Toc233586328" w:history="1">
+          <w:hyperlink w:anchor="_Toc233611984" w:history="1">
             <w:r>
               <w:rPr>
                 <w:rStyle w:val="Hyperlink"/>
@@ -11438,7 +11460,7 @@
                 <w:noProof/>
                 <w:webHidden/>
               </w:rPr>
-              <w:instrText xml:space="preserve"> PAGEREF _Toc233586328 \h </w:instrText>
+              <w:instrText xml:space="preserve"> PAGEREF _Toc233611984 \h </w:instrText>
             </w:r>
             <w:r>
               <w:rPr>
@@ -11483,7 +11505,7 @@
               <w:lang w:val="vi-VN" w:eastAsia="vi-VN"/>
             </w:rPr>
           </w:pPr>
-          <w:hyperlink w:anchor="_Toc233586329" w:history="1">
+          <w:hyperlink w:anchor="_Toc233611985" w:history="1">
             <w:r>
               <w:rPr>
                 <w:rStyle w:val="Hyperlink"/>
@@ -11525,7 +11547,7 @@
                 <w:noProof/>
                 <w:webHidden/>
               </w:rPr>
-              <w:instrText xml:space="preserve"> PAGEREF _Toc233586329 \h </w:instrText>
+              <w:instrText xml:space="preserve"> PAGEREF _Toc233611985 \h </w:instrText>
             </w:r>
             <w:r>
               <w:rPr>
@@ -11570,7 +11592,7 @@
               <w:lang w:val="vi-VN" w:eastAsia="vi-VN"/>
             </w:rPr>
           </w:pPr>
-          <w:hyperlink w:anchor="_Toc233586330" w:history="1">
+          <w:hyperlink w:anchor="_Toc233611986" w:history="1">
             <w:r>
               <w:rPr>
                 <w:rStyle w:val="Hyperlink"/>
@@ -11612,7 +11634,7 @@
                 <w:noProof/>
                 <w:webHidden/>
               </w:rPr>
-              <w:instrText xml:space="preserve"> PAGEREF _Toc233586330 \h </w:instrText>
+              <w:instrText xml:space="preserve"> PAGEREF _Toc233611986 \h </w:instrText>
             </w:r>
             <w:r>
               <w:rPr>
@@ -11658,7 +11680,7 @@
               <w:lang w:val="vi-VN" w:eastAsia="vi-VN"/>
             </w:rPr>
           </w:pPr>
-          <w:hyperlink w:anchor="_Toc233586331" w:history="1">
+          <w:hyperlink w:anchor="_Toc233611987" w:history="1">
             <w:r>
               <w:rPr>
                 <w:rStyle w:val="Hyperlink"/>
@@ -11686,7 +11708,7 @@
                 <w:noProof/>
                 <w:webHidden/>
               </w:rPr>
-              <w:instrText xml:space="preserve"> PAGEREF _Toc233586331 \h </w:instrText>
+              <w:instrText xml:space="preserve"> PAGEREF _Toc233611987 \h </w:instrText>
             </w:r>
             <w:r>
               <w:rPr>
@@ -11732,7 +11754,7 @@
               <w:lang w:val="vi-VN" w:eastAsia="vi-VN"/>
             </w:rPr>
           </w:pPr>
-          <w:hyperlink w:anchor="_Toc233586332" w:history="1">
+          <w:hyperlink w:anchor="_Toc233611988" w:history="1">
             <w:r>
               <w:rPr>
                 <w:rStyle w:val="Hyperlink"/>
@@ -11769,7 +11791,7 @@
                 <w:noProof/>
                 <w:webHidden/>
               </w:rPr>
-              <w:instrText xml:space="preserve"> PAGEREF _Toc233586332 \h </w:instrText>
+              <w:instrText xml:space="preserve"> PAGEREF _Toc233611988 \h </w:instrText>
             </w:r>
             <w:r>
               <w:rPr>
@@ -11815,7 +11837,7 @@
               <w:lang w:val="vi-VN" w:eastAsia="vi-VN"/>
             </w:rPr>
           </w:pPr>
-          <w:hyperlink w:anchor="_Toc233586333" w:history="1">
+          <w:hyperlink w:anchor="_Toc233611989" w:history="1">
             <w:r>
               <w:rPr>
                 <w:rStyle w:val="Hyperlink"/>
@@ -11843,7 +11865,7 @@
                 <w:noProof/>
                 <w:webHidden/>
               </w:rPr>
-              <w:instrText xml:space="preserve"> PAGEREF _Toc233586333 \h </w:instrText>
+              <w:instrText xml:space="preserve"> PAGEREF _Toc233611989 \h </w:instrText>
             </w:r>
             <w:r>
               <w:rPr>
@@ -11889,7 +11911,7 @@
               <w:lang w:val="vi-VN" w:eastAsia="vi-VN"/>
             </w:rPr>
           </w:pPr>
-          <w:hyperlink w:anchor="_Toc233586334" w:history="1">
+          <w:hyperlink w:anchor="_Toc233611990" w:history="1">
             <w:r>
               <w:rPr>
                 <w:rStyle w:val="Hyperlink"/>
@@ -11917,7 +11939,7 @@
                 <w:noProof/>
                 <w:webHidden/>
               </w:rPr>
-              <w:instrText xml:space="preserve"> PAGEREF _Toc233586334 \h </w:instrText>
+              <w:instrText xml:space="preserve"> PAGEREF _Toc233611990 \h </w:instrText>
             </w:r>
             <w:r>
               <w:rPr>
@@ -12031,13 +12053,13 @@
       <w:r>
         <w:fldChar w:fldCharType="separate"/>
       </w:r>
-      <w:hyperlink w:anchor="_Toc233586335" w:history="1">
+      <w:hyperlink w:anchor="_Toc233611991" w:history="1">
         <w:r>
           <w:rPr>
             <w:rStyle w:val="Hyperlink"/>
             <w:noProof/>
           </w:rPr>
-          <w:t>Hình  8.1: Hình minh họa về Chatbot truyền thống và Chatbot sử dụng LLM</w:t>
+          <w:t>Hình  2.1: Hình minh họa về Chatbot truyền thống và Chatbot sử dụng LLM</w:t>
         </w:r>
         <w:r>
           <w:rPr>
@@ -12058,7 +12080,7 @@
             <w:noProof/>
             <w:webHidden/>
           </w:rPr>
-          <w:instrText xml:space="preserve"> PAGEREF _Toc233586335 \h </w:instrText>
+          <w:instrText xml:space="preserve"> PAGEREF _Toc233611991 \h </w:instrText>
         </w:r>
         <w:r>
           <w:rPr>
@@ -12103,13 +12125,13 @@
           <w:lang w:val="vi-VN" w:eastAsia="vi-VN"/>
         </w:rPr>
       </w:pPr>
-      <w:hyperlink w:anchor="_Toc233586336" w:history="1">
+      <w:hyperlink w:anchor="_Toc233611992" w:history="1">
         <w:r>
           <w:rPr>
             <w:rStyle w:val="Hyperlink"/>
             <w:noProof/>
           </w:rPr>
-          <w:t>Hình  9.1: Tạo dịch vụ ngoài trong Moodle cho hệ thống Chatbot</w:t>
+          <w:t>Hình  3.1: Tạo dịch vụ ngoài trong Moodle cho hệ thống Chatbot</w:t>
         </w:r>
         <w:r>
           <w:rPr>
@@ -12130,7 +12152,7 @@
             <w:noProof/>
             <w:webHidden/>
           </w:rPr>
-          <w:instrText xml:space="preserve"> PAGEREF _Toc233586336 \h </w:instrText>
+          <w:instrText xml:space="preserve"> PAGEREF _Toc233611992 \h </w:instrText>
         </w:r>
         <w:r>
           <w:rPr>
@@ -12175,13 +12197,13 @@
           <w:lang w:val="vi-VN" w:eastAsia="vi-VN"/>
         </w:rPr>
       </w:pPr>
-      <w:hyperlink w:anchor="_Toc233586337" w:history="1">
+      <w:hyperlink w:anchor="_Toc233611993" w:history="1">
         <w:r>
           <w:rPr>
             <w:rStyle w:val="Hyperlink"/>
             <w:noProof/>
           </w:rPr>
-          <w:t>Hình  9.2: Thêm người dùng thử nghiệm để xác thực cho dịch vụ ngoài</w:t>
+          <w:t>Hình  3.2: Thêm người dùng thử nghiệm để xác thực cho dịch vụ ngoài</w:t>
         </w:r>
         <w:r>
           <w:rPr>
@@ -12202,7 +12224,7 @@
             <w:noProof/>
             <w:webHidden/>
           </w:rPr>
-          <w:instrText xml:space="preserve"> PAGEREF _Toc233586337 \h </w:instrText>
+          <w:instrText xml:space="preserve"> PAGEREF _Toc233611993 \h </w:instrText>
         </w:r>
         <w:r>
           <w:rPr>
@@ -12247,13 +12269,13 @@
           <w:lang w:val="vi-VN" w:eastAsia="vi-VN"/>
         </w:rPr>
       </w:pPr>
-      <w:hyperlink w:anchor="_Toc233586338" w:history="1">
+      <w:hyperlink w:anchor="_Toc233611994" w:history="1">
         <w:r>
           <w:rPr>
             <w:rStyle w:val="Hyperlink"/>
             <w:noProof/>
           </w:rPr>
-          <w:t>Hình  9.3: Thêm các hàm cần thiết vào dịch vụ ngoài</w:t>
+          <w:t>Hình  3.3: Thêm các hàm cần thiết vào dịch vụ ngoài</w:t>
         </w:r>
         <w:r>
           <w:rPr>
@@ -12274,7 +12296,7 @@
             <w:noProof/>
             <w:webHidden/>
           </w:rPr>
-          <w:instrText xml:space="preserve"> PAGEREF _Toc233586338 \h </w:instrText>
+          <w:instrText xml:space="preserve"> PAGEREF _Toc233611994 \h </w:instrText>
         </w:r>
         <w:r>
           <w:rPr>
@@ -12319,13 +12341,13 @@
           <w:lang w:val="vi-VN" w:eastAsia="vi-VN"/>
         </w:rPr>
       </w:pPr>
-      <w:hyperlink w:anchor="_Toc233586339" w:history="1">
+      <w:hyperlink w:anchor="_Toc233611995" w:history="1">
         <w:r>
           <w:rPr>
             <w:rStyle w:val="Hyperlink"/>
             <w:noProof/>
           </w:rPr>
-          <w:t>Hình  9.4: Hình minh họa kiến trúc tổng thể của hệ thống</w:t>
+          <w:t>Hình  3.4: Hình minh họa kiến trúc tổng thể của hệ thống</w:t>
         </w:r>
         <w:r>
           <w:rPr>
@@ -12346,7 +12368,7 @@
             <w:noProof/>
             <w:webHidden/>
           </w:rPr>
-          <w:instrText xml:space="preserve"> PAGEREF _Toc233586339 \h </w:instrText>
+          <w:instrText xml:space="preserve"> PAGEREF _Toc233611995 \h </w:instrText>
         </w:r>
         <w:r>
           <w:rPr>
@@ -12391,13 +12413,13 @@
           <w:lang w:val="vi-VN" w:eastAsia="vi-VN"/>
         </w:rPr>
       </w:pPr>
-      <w:hyperlink w:anchor="_Toc233586340" w:history="1">
+      <w:hyperlink w:anchor="_Toc233611996" w:history="1">
         <w:r>
           <w:rPr>
             <w:rStyle w:val="Hyperlink"/>
             <w:noProof/>
           </w:rPr>
-          <w:t>Hình  9.5: Sơ đồ luồng hoạt động chức năng gợi ý bài tập</w:t>
+          <w:t>Hình  3.5: Sơ đồ luồng hoạt động chức năng gợi ý bài tập</w:t>
         </w:r>
         <w:r>
           <w:rPr>
@@ -12418,7 +12440,7 @@
             <w:noProof/>
             <w:webHidden/>
           </w:rPr>
-          <w:instrText xml:space="preserve"> PAGEREF _Toc233586340 \h </w:instrText>
+          <w:instrText xml:space="preserve"> PAGEREF _Toc233611996 \h </w:instrText>
         </w:r>
         <w:r>
           <w:rPr>
@@ -12463,13 +12485,13 @@
           <w:lang w:val="vi-VN" w:eastAsia="vi-VN"/>
         </w:rPr>
       </w:pPr>
-      <w:hyperlink w:anchor="_Toc233586341" w:history="1">
+      <w:hyperlink w:anchor="_Toc233611997" w:history="1">
         <w:r>
           <w:rPr>
             <w:rStyle w:val="Hyperlink"/>
             <w:noProof/>
           </w:rPr>
-          <w:t>Hình  9.6: Sơ đồ luồng hoạt động chức năng hỏi đáp về hướng dẫn thực hành</w:t>
+          <w:t>Hình  3.6: Sơ đồ luồng hoạt động chức năng hỏi đáp về hướng dẫn thực hành</w:t>
         </w:r>
         <w:r>
           <w:rPr>
@@ -12490,7 +12512,7 @@
             <w:noProof/>
             <w:webHidden/>
           </w:rPr>
-          <w:instrText xml:space="preserve"> PAGEREF _Toc233586341 \h </w:instrText>
+          <w:instrText xml:space="preserve"> PAGEREF _Toc233611997 \h </w:instrText>
         </w:r>
         <w:r>
           <w:rPr>
@@ -12535,13 +12557,13 @@
           <w:lang w:val="vi-VN" w:eastAsia="vi-VN"/>
         </w:rPr>
       </w:pPr>
-      <w:hyperlink w:anchor="_Toc233586342" w:history="1">
+      <w:hyperlink w:anchor="_Toc233611998" w:history="1">
         <w:r>
           <w:rPr>
             <w:rStyle w:val="Hyperlink"/>
             <w:noProof/>
           </w:rPr>
-          <w:t>Hình  9.7: Sơ đồ luồng hoạt động chức năng phân tích bài làm sinh viên</w:t>
+          <w:t>Hình  3.7: Sơ đồ luồng hoạt động chức năng phân tích bài làm sinh viên</w:t>
         </w:r>
         <w:r>
           <w:rPr>
@@ -12562,7 +12584,7 @@
             <w:noProof/>
             <w:webHidden/>
           </w:rPr>
-          <w:instrText xml:space="preserve"> PAGEREF _Toc233586342 \h </w:instrText>
+          <w:instrText xml:space="preserve"> PAGEREF _Toc233611998 \h </w:instrText>
         </w:r>
         <w:r>
           <w:rPr>
@@ -12607,13 +12629,13 @@
           <w:lang w:val="vi-VN" w:eastAsia="vi-VN"/>
         </w:rPr>
       </w:pPr>
-      <w:hyperlink w:anchor="_Toc233586343" w:history="1">
+      <w:hyperlink w:anchor="_Toc233611999" w:history="1">
         <w:r>
           <w:rPr>
             <w:rStyle w:val="Hyperlink"/>
             <w:noProof/>
           </w:rPr>
-          <w:t>Hình  9.8: Sơ đồ luồng hoạt động chức năng hỏi đáp về kết quả phân tích bài làm</w:t>
+          <w:t>Hình  3.8: Sơ đồ luồng hoạt động chức năng hỏi đáp về kết quả phân tích bài làm</w:t>
         </w:r>
         <w:r>
           <w:rPr>
@@ -12634,7 +12656,7 @@
             <w:noProof/>
             <w:webHidden/>
           </w:rPr>
-          <w:instrText xml:space="preserve"> PAGEREF _Toc233586343 \h </w:instrText>
+          <w:instrText xml:space="preserve"> PAGEREF _Toc233611999 \h </w:instrText>
         </w:r>
         <w:r>
           <w:rPr>
@@ -12679,13 +12701,13 @@
           <w:lang w:val="vi-VN" w:eastAsia="vi-VN"/>
         </w:rPr>
       </w:pPr>
-      <w:hyperlink w:anchor="_Toc233586344" w:history="1">
+      <w:hyperlink w:anchor="_Toc233612000" w:history="1">
         <w:r>
           <w:rPr>
             <w:rStyle w:val="Hyperlink"/>
             <w:noProof/>
           </w:rPr>
-          <w:t>Hình  9.9: Cấu trúc tài liệu collection suggestion</w:t>
+          <w:t>Hình  3.9: Cấu trúc tài liệu collection suggestion</w:t>
         </w:r>
         <w:r>
           <w:rPr>
@@ -12706,7 +12728,7 @@
             <w:noProof/>
             <w:webHidden/>
           </w:rPr>
-          <w:instrText xml:space="preserve"> PAGEREF _Toc233586344 \h </w:instrText>
+          <w:instrText xml:space="preserve"> PAGEREF _Toc233612000 \h </w:instrText>
         </w:r>
         <w:r>
           <w:rPr>
@@ -12751,13 +12773,13 @@
           <w:lang w:val="vi-VN" w:eastAsia="vi-VN"/>
         </w:rPr>
       </w:pPr>
-      <w:hyperlink w:anchor="_Toc233586345" w:history="1">
+      <w:hyperlink w:anchor="_Toc233612001" w:history="1">
         <w:r>
           <w:rPr>
             <w:rStyle w:val="Hyperlink"/>
             <w:noProof/>
           </w:rPr>
-          <w:t>Hình  9.10: Cấu trúc tài liệu collection analysis_codes</w:t>
+          <w:t>Hình  3.10: Cấu trúc tài liệu collection analysis_codes</w:t>
         </w:r>
         <w:r>
           <w:rPr>
@@ -12778,7 +12800,7 @@
             <w:noProof/>
             <w:webHidden/>
           </w:rPr>
-          <w:instrText xml:space="preserve"> PAGEREF _Toc233586345 \h </w:instrText>
+          <w:instrText xml:space="preserve"> PAGEREF _Toc233612001 \h </w:instrText>
         </w:r>
         <w:r>
           <w:rPr>
@@ -12823,13 +12845,13 @@
           <w:lang w:val="vi-VN" w:eastAsia="vi-VN"/>
         </w:rPr>
       </w:pPr>
-      <w:hyperlink w:anchor="_Toc233586346" w:history="1">
+      <w:hyperlink w:anchor="_Toc233612002" w:history="1">
         <w:r>
           <w:rPr>
             <w:rStyle w:val="Hyperlink"/>
             <w:noProof/>
           </w:rPr>
-          <w:t>Hình  9.11: Cấu trúc tài liệu collection conversation và chat_message</w:t>
+          <w:t>Hình  3.11: Cấu trúc tài liệu collection conversation và chat_message</w:t>
         </w:r>
         <w:r>
           <w:rPr>
@@ -12850,7 +12872,7 @@
             <w:noProof/>
             <w:webHidden/>
           </w:rPr>
-          <w:instrText xml:space="preserve"> PAGEREF _Toc233586346 \h </w:instrText>
+          <w:instrText xml:space="preserve"> PAGEREF _Toc233612002 \h </w:instrText>
         </w:r>
         <w:r>
           <w:rPr>
@@ -12895,13 +12917,13 @@
           <w:lang w:val="vi-VN" w:eastAsia="vi-VN"/>
         </w:rPr>
       </w:pPr>
-      <w:hyperlink w:anchor="_Toc233586347" w:history="1">
+      <w:hyperlink w:anchor="_Toc233612003" w:history="1">
         <w:r>
           <w:rPr>
             <w:rStyle w:val="Hyperlink"/>
             <w:noProof/>
           </w:rPr>
-          <w:t>Hình  9.12: Sơ đồ xây dựng prompt chức năng gợi ý bài tập</w:t>
+          <w:t>Hình  3.12: Sơ đồ xây dựng prompt chức năng gợi ý bài tập</w:t>
         </w:r>
         <w:r>
           <w:rPr>
@@ -12922,7 +12944,7 @@
             <w:noProof/>
             <w:webHidden/>
           </w:rPr>
-          <w:instrText xml:space="preserve"> PAGEREF _Toc233586347 \h </w:instrText>
+          <w:instrText xml:space="preserve"> PAGEREF _Toc233612003 \h </w:instrText>
         </w:r>
         <w:r>
           <w:rPr>
@@ -12967,13 +12989,13 @@
           <w:lang w:val="vi-VN" w:eastAsia="vi-VN"/>
         </w:rPr>
       </w:pPr>
-      <w:hyperlink w:anchor="_Toc233586348" w:history="1">
+      <w:hyperlink w:anchor="_Toc233612004" w:history="1">
         <w:r>
           <w:rPr>
             <w:rStyle w:val="Hyperlink"/>
             <w:noProof/>
           </w:rPr>
-          <w:t>Hình  9.13: Sơ đồ xây dựng prompt chức năng hỏi đáp về hướng dẫn thực hành</w:t>
+          <w:t>Hình  3.13: Sơ đồ xây dựng prompt chức năng hỏi đáp về hướng dẫn thực hành</w:t>
         </w:r>
         <w:r>
           <w:rPr>
@@ -12994,7 +13016,7 @@
             <w:noProof/>
             <w:webHidden/>
           </w:rPr>
-          <w:instrText xml:space="preserve"> PAGEREF _Toc233586348 \h </w:instrText>
+          <w:instrText xml:space="preserve"> PAGEREF _Toc233612004 \h </w:instrText>
         </w:r>
         <w:r>
           <w:rPr>
@@ -13039,13 +13061,13 @@
           <w:lang w:val="vi-VN" w:eastAsia="vi-VN"/>
         </w:rPr>
       </w:pPr>
-      <w:hyperlink w:anchor="_Toc233586349" w:history="1">
+      <w:hyperlink w:anchor="_Toc233612005" w:history="1">
         <w:r>
           <w:rPr>
             <w:rStyle w:val="Hyperlink"/>
             <w:noProof/>
           </w:rPr>
-          <w:t>Hình  9.14: Sơ đồ xây dựng prompt chức năng phân tích bài làm đã nộp</w:t>
+          <w:t>Hình  3.14: Sơ đồ xây dựng prompt chức năng phân tích bài làm đã nộp</w:t>
         </w:r>
         <w:r>
           <w:rPr>
@@ -13066,7 +13088,7 @@
             <w:noProof/>
             <w:webHidden/>
           </w:rPr>
-          <w:instrText xml:space="preserve"> PAGEREF _Toc233586349 \h </w:instrText>
+          <w:instrText xml:space="preserve"> PAGEREF _Toc233612005 \h </w:instrText>
         </w:r>
         <w:r>
           <w:rPr>
@@ -13111,13 +13133,13 @@
           <w:lang w:val="vi-VN" w:eastAsia="vi-VN"/>
         </w:rPr>
       </w:pPr>
-      <w:hyperlink w:anchor="_Toc233586350" w:history="1">
+      <w:hyperlink w:anchor="_Toc233612006" w:history="1">
         <w:r>
           <w:rPr>
             <w:rStyle w:val="Hyperlink"/>
             <w:noProof/>
           </w:rPr>
-          <w:t>Hình  9.15: Sơ đồ xây dựng prompt chức năng hỏi đáp về phân tích bài làm</w:t>
+          <w:t>Hình  3.15: Sơ đồ xây dựng prompt chức năng hỏi đáp về phân tích bài làm</w:t>
         </w:r>
         <w:r>
           <w:rPr>
@@ -13138,7 +13160,7 @@
             <w:noProof/>
             <w:webHidden/>
           </w:rPr>
-          <w:instrText xml:space="preserve"> PAGEREF _Toc233586350 \h </w:instrText>
+          <w:instrText xml:space="preserve"> PAGEREF _Toc233612006 \h </w:instrText>
         </w:r>
         <w:r>
           <w:rPr>
@@ -13183,13 +13205,13 @@
           <w:lang w:val="vi-VN" w:eastAsia="vi-VN"/>
         </w:rPr>
       </w:pPr>
-      <w:hyperlink w:anchor="_Toc233586351" w:history="1">
+      <w:hyperlink w:anchor="_Toc233612007" w:history="1">
         <w:r>
           <w:rPr>
             <w:rStyle w:val="Hyperlink"/>
             <w:noProof/>
           </w:rPr>
-          <w:t>Hình  9.16: Giao diện bài tập Moodle được bổ sung nút truy cập chức năng chatbot</w:t>
+          <w:t>Hình  3.16: Giao diện bài tập Moodle được bổ sung nút truy cập chức năng chatbot</w:t>
         </w:r>
         <w:r>
           <w:rPr>
@@ -13210,7 +13232,7 @@
             <w:noProof/>
             <w:webHidden/>
           </w:rPr>
-          <w:instrText xml:space="preserve"> PAGEREF _Toc233586351 \h </w:instrText>
+          <w:instrText xml:space="preserve"> PAGEREF _Toc233612007 \h </w:instrText>
         </w:r>
         <w:r>
           <w:rPr>
@@ -13255,13 +13277,13 @@
           <w:lang w:val="vi-VN" w:eastAsia="vi-VN"/>
         </w:rPr>
       </w:pPr>
-      <w:hyperlink w:anchor="_Toc233586352" w:history="1">
+      <w:hyperlink w:anchor="_Toc233612008" w:history="1">
         <w:r>
           <w:rPr>
             <w:rStyle w:val="Hyperlink"/>
             <w:noProof/>
           </w:rPr>
-          <w:t xml:space="preserve">Hình  9.17: </w:t>
+          <w:t xml:space="preserve">Hình  3.17: </w:t>
         </w:r>
         <w:r>
           <w:rPr>
@@ -13290,7 +13312,7 @@
             <w:noProof/>
             <w:webHidden/>
           </w:rPr>
-          <w:instrText xml:space="preserve"> PAGEREF _Toc233586352 \h </w:instrText>
+          <w:instrText xml:space="preserve"> PAGEREF _Toc233612008 \h </w:instrText>
         </w:r>
         <w:r>
           <w:rPr>
@@ -13335,13 +13357,13 @@
           <w:lang w:val="vi-VN" w:eastAsia="vi-VN"/>
         </w:rPr>
       </w:pPr>
-      <w:hyperlink w:anchor="_Toc233586353" w:history="1">
+      <w:hyperlink w:anchor="_Toc233612009" w:history="1">
         <w:r>
           <w:rPr>
             <w:rStyle w:val="Hyperlink"/>
             <w:noProof/>
           </w:rPr>
-          <w:t>Hình  9.18: Giao diện chức năng gợi ý và Chatbot hỏi đáp hướng dẫn thực hành</w:t>
+          <w:t>Hình  3.18: Giao diện chức năng gợi ý và Chatbot hỏi đáp hướng dẫn thực hành</w:t>
         </w:r>
         <w:r>
           <w:rPr>
@@ -13362,7 +13384,7 @@
             <w:noProof/>
             <w:webHidden/>
           </w:rPr>
-          <w:instrText xml:space="preserve"> PAGEREF _Toc233586353 \h </w:instrText>
+          <w:instrText xml:space="preserve"> PAGEREF _Toc233612009 \h </w:instrText>
         </w:r>
         <w:r>
           <w:rPr>
@@ -13407,13 +13429,13 @@
           <w:lang w:val="vi-VN" w:eastAsia="vi-VN"/>
         </w:rPr>
       </w:pPr>
-      <w:hyperlink w:anchor="_Toc233586354" w:history="1">
+      <w:hyperlink w:anchor="_Toc233612010" w:history="1">
         <w:r>
           <w:rPr>
             <w:rStyle w:val="Hyperlink"/>
             <w:noProof/>
           </w:rPr>
-          <w:t xml:space="preserve">Hình  9.19: </w:t>
+          <w:t xml:space="preserve">Hình  3.19: </w:t>
         </w:r>
         <w:r>
           <w:rPr>
@@ -13442,7 +13464,7 @@
             <w:noProof/>
             <w:webHidden/>
           </w:rPr>
-          <w:instrText xml:space="preserve"> PAGEREF _Toc233586354 \h </w:instrText>
+          <w:instrText xml:space="preserve"> PAGEREF _Toc233612010 \h </w:instrText>
         </w:r>
         <w:r>
           <w:rPr>
@@ -13487,13 +13509,13 @@
           <w:lang w:val="vi-VN" w:eastAsia="vi-VN"/>
         </w:rPr>
       </w:pPr>
-      <w:hyperlink w:anchor="_Toc233586355" w:history="1">
+      <w:hyperlink w:anchor="_Toc233612011" w:history="1">
         <w:r>
           <w:rPr>
             <w:rStyle w:val="Hyperlink"/>
             <w:noProof/>
           </w:rPr>
-          <w:t>Hình  9.20: Hỗ trợ chọn file từ máy khi chưa nộp bài làm để phân tích</w:t>
+          <w:t>Hình  3.20: Hỗ trợ chọn file từ máy khi chưa nộp bài làm để phân tích</w:t>
         </w:r>
         <w:r>
           <w:rPr>
@@ -13514,7 +13536,7 @@
             <w:noProof/>
             <w:webHidden/>
           </w:rPr>
-          <w:instrText xml:space="preserve"> PAGEREF _Toc233586355 \h </w:instrText>
+          <w:instrText xml:space="preserve"> PAGEREF _Toc233612011 \h </w:instrText>
         </w:r>
         <w:r>
           <w:rPr>
@@ -13559,13 +13581,13 @@
           <w:lang w:val="vi-VN" w:eastAsia="vi-VN"/>
         </w:rPr>
       </w:pPr>
-      <w:hyperlink w:anchor="_Toc233586356" w:history="1">
+      <w:hyperlink w:anchor="_Toc233612012" w:history="1">
         <w:r>
           <w:rPr>
             <w:rStyle w:val="Hyperlink"/>
             <w:noProof/>
           </w:rPr>
-          <w:t>Hình  10.1: Triển khai hệ thống với Docker</w:t>
+          <w:t>Hình  4.1: Triển khai hệ thống với Docker</w:t>
         </w:r>
         <w:r>
           <w:rPr>
@@ -13586,7 +13608,7 @@
             <w:noProof/>
             <w:webHidden/>
           </w:rPr>
-          <w:instrText xml:space="preserve"> PAGEREF _Toc233586356 \h </w:instrText>
+          <w:instrText xml:space="preserve"> PAGEREF _Toc233612012 \h </w:instrText>
         </w:r>
         <w:r>
           <w:rPr>
@@ -13631,13 +13653,13 @@
           <w:lang w:val="vi-VN" w:eastAsia="vi-VN"/>
         </w:rPr>
       </w:pPr>
-      <w:hyperlink w:anchor="_Toc233586357" w:history="1">
+      <w:hyperlink w:anchor="_Toc233612013" w:history="1">
         <w:r>
           <w:rPr>
             <w:rStyle w:val="Hyperlink"/>
             <w:noProof/>
           </w:rPr>
-          <w:t>Hình  10.2: Bài tập mẫu được tạo để thử nghiệm</w:t>
+          <w:t>Hình  4.2: Bài tập mẫu được tạo để thử nghiệm</w:t>
         </w:r>
         <w:r>
           <w:rPr>
@@ -13658,7 +13680,7 @@
             <w:noProof/>
             <w:webHidden/>
           </w:rPr>
-          <w:instrText xml:space="preserve"> PAGEREF _Toc233586357 \h </w:instrText>
+          <w:instrText xml:space="preserve"> PAGEREF _Toc233612013 \h </w:instrText>
         </w:r>
         <w:r>
           <w:rPr>
@@ -13703,13 +13725,13 @@
           <w:lang w:val="vi-VN" w:eastAsia="vi-VN"/>
         </w:rPr>
       </w:pPr>
-      <w:hyperlink w:anchor="_Toc233586358" w:history="1">
+      <w:hyperlink w:anchor="_Toc233612014" w:history="1">
         <w:r>
           <w:rPr>
             <w:rStyle w:val="Hyperlink"/>
             <w:noProof/>
           </w:rPr>
-          <w:t>Hình  10.3: Giao diện chức năng khi nhấn nút “Chatbot gợi ý và hỏi đáp”</w:t>
+          <w:t>Hình  4.3: Giao diện chức năng khi nhấn nút “Chatbot gợi ý và hỏi đáp”</w:t>
         </w:r>
         <w:r>
           <w:rPr>
@@ -13730,7 +13752,7 @@
             <w:noProof/>
             <w:webHidden/>
           </w:rPr>
-          <w:instrText xml:space="preserve"> PAGEREF _Toc233586358 \h </w:instrText>
+          <w:instrText xml:space="preserve"> PAGEREF _Toc233612014 \h </w:instrText>
         </w:r>
         <w:r>
           <w:rPr>
@@ -13775,13 +13797,13 @@
           <w:lang w:val="vi-VN" w:eastAsia="vi-VN"/>
         </w:rPr>
       </w:pPr>
-      <w:hyperlink w:anchor="_Toc233586359" w:history="1">
+      <w:hyperlink w:anchor="_Toc233612015" w:history="1">
         <w:r>
           <w:rPr>
             <w:rStyle w:val="Hyperlink"/>
             <w:noProof/>
           </w:rPr>
-          <w:t>Hình  10.4: Hiển thị nội dung gợi ý được AI phản hồi</w:t>
+          <w:t>Hình  4.4: Hiển thị nội dung gợi ý được AI phản hồi</w:t>
         </w:r>
         <w:r>
           <w:rPr>
@@ -13802,7 +13824,7 @@
             <w:noProof/>
             <w:webHidden/>
           </w:rPr>
-          <w:instrText xml:space="preserve"> PAGEREF _Toc233586359 \h </w:instrText>
+          <w:instrText xml:space="preserve"> PAGEREF _Toc233612015 \h </w:instrText>
         </w:r>
         <w:r>
           <w:rPr>
@@ -13847,13 +13869,13 @@
           <w:lang w:val="vi-VN" w:eastAsia="vi-VN"/>
         </w:rPr>
       </w:pPr>
-      <w:hyperlink w:anchor="_Toc233586360" w:history="1">
+      <w:hyperlink w:anchor="_Toc233612016" w:history="1">
         <w:r>
           <w:rPr>
             <w:rStyle w:val="Hyperlink"/>
             <w:noProof/>
           </w:rPr>
-          <w:t>Hình  10.5: AI phản hồi yêu cầu của sinh viên</w:t>
+          <w:t>Hình  4.5: AI phản hồi yêu cầu của sinh viên</w:t>
         </w:r>
         <w:r>
           <w:rPr>
@@ -13874,7 +13896,7 @@
             <w:noProof/>
             <w:webHidden/>
           </w:rPr>
-          <w:instrText xml:space="preserve"> PAGEREF _Toc233586360 \h </w:instrText>
+          <w:instrText xml:space="preserve"> PAGEREF _Toc233612016 \h </w:instrText>
         </w:r>
         <w:r>
           <w:rPr>
@@ -13919,13 +13941,13 @@
           <w:lang w:val="vi-VN" w:eastAsia="vi-VN"/>
         </w:rPr>
       </w:pPr>
-      <w:hyperlink w:anchor="_Toc233586361" w:history="1">
+      <w:hyperlink w:anchor="_Toc233612017" w:history="1">
         <w:r>
           <w:rPr>
             <w:rStyle w:val="Hyperlink"/>
             <w:noProof/>
           </w:rPr>
-          <w:t>Hình  10.6: Giao diện chức năng khi nhấn nút “Chatbot phân tích và sửa lỗi”</w:t>
+          <w:t>Hình  4.6: Giao diện chức năng khi nhấn nút “Chatbot phân tích và sửa lỗi”</w:t>
         </w:r>
         <w:r>
           <w:rPr>
@@ -13946,7 +13968,7 @@
             <w:noProof/>
             <w:webHidden/>
           </w:rPr>
-          <w:instrText xml:space="preserve"> PAGEREF _Toc233586361 \h </w:instrText>
+          <w:instrText xml:space="preserve"> PAGEREF _Toc233612017 \h </w:instrText>
         </w:r>
         <w:r>
           <w:rPr>
@@ -13991,13 +14013,13 @@
           <w:lang w:val="vi-VN" w:eastAsia="vi-VN"/>
         </w:rPr>
       </w:pPr>
-      <w:hyperlink w:anchor="_Toc233586362" w:history="1">
+      <w:hyperlink w:anchor="_Toc233612018" w:history="1">
         <w:r>
           <w:rPr>
             <w:rStyle w:val="Hyperlink"/>
             <w:noProof/>
           </w:rPr>
-          <w:t>Hình  10.7: AI phản hỏi câu hỏi có đính kèm hình ảnh của sinh viên</w:t>
+          <w:t>Hình  4.7: AI phản hỏi câu hỏi có đính kèm hình ảnh của sinh viên</w:t>
         </w:r>
         <w:r>
           <w:rPr>
@@ -14018,7 +14040,7 @@
             <w:noProof/>
             <w:webHidden/>
           </w:rPr>
-          <w:instrText xml:space="preserve"> PAGEREF _Toc233586362 \h </w:instrText>
+          <w:instrText xml:space="preserve"> PAGEREF _Toc233612018 \h </w:instrText>
         </w:r>
         <w:r>
           <w:rPr>
@@ -14063,13 +14085,13 @@
           <w:lang w:val="vi-VN" w:eastAsia="vi-VN"/>
         </w:rPr>
       </w:pPr>
-      <w:hyperlink w:anchor="_Toc233586363" w:history="1">
+      <w:hyperlink w:anchor="_Toc233612019" w:history="1">
         <w:r>
           <w:rPr>
             <w:rStyle w:val="Hyperlink"/>
             <w:noProof/>
           </w:rPr>
-          <w:t>Hình  10.8: Giao diện chấm điểm Moodle được mở rộng hiển thị đề xuất đánh giá từ AI</w:t>
+          <w:t>Hình  4.8: Giao diện chấm điểm Moodle được mở rộng hiển thị đề xuất đánh giá từ AI</w:t>
         </w:r>
         <w:r>
           <w:rPr>
@@ -14090,7 +14112,7 @@
             <w:noProof/>
             <w:webHidden/>
           </w:rPr>
-          <w:instrText xml:space="preserve"> PAGEREF _Toc233586363 \h </w:instrText>
+          <w:instrText xml:space="preserve"> PAGEREF _Toc233612019 \h </w:instrText>
         </w:r>
         <w:r>
           <w:rPr>
@@ -14134,8 +14156,6 @@
           <w:sz w:val="28"/>
         </w:rPr>
       </w:pPr>
-      <w:bookmarkStart w:id="0" w:name="_GoBack"/>
-      <w:bookmarkEnd w:id="0"/>
       <w:r>
         <w:br w:type="page"/>
       </w:r>
@@ -14186,13 +14206,13 @@
         </w:rPr>
         <w:fldChar w:fldCharType="separate"/>
       </w:r>
-      <w:hyperlink w:anchor="_Toc233586364" w:history="1">
+      <w:hyperlink w:anchor="_Toc233612020" w:history="1">
         <w:r>
           <w:rPr>
             <w:rStyle w:val="Hyperlink"/>
             <w:noProof/>
           </w:rPr>
-          <w:t>Bảng 8.1: Bảng khảo sát dịch vụ cung cấp mô hình ngôn ngữ lớn của OpenAI[5]</w:t>
+          <w:t>Bảng 2.1: Bảng khảo sát dịch vụ cung cấp mô hình ngôn ngữ lớn của OpenAI[5]</w:t>
         </w:r>
         <w:r>
           <w:rPr>
@@ -14213,7 +14233,7 @@
             <w:noProof/>
             <w:webHidden/>
           </w:rPr>
-          <w:instrText xml:space="preserve"> PAGEREF _Toc233586364 \h </w:instrText>
+          <w:instrText xml:space="preserve"> PAGEREF _Toc233612020 \h </w:instrText>
         </w:r>
         <w:r>
           <w:rPr>
@@ -14258,13 +14278,13 @@
           <w:lang w:val="vi-VN" w:eastAsia="vi-VN"/>
         </w:rPr>
       </w:pPr>
-      <w:hyperlink w:anchor="_Toc233586365" w:history="1">
+      <w:hyperlink w:anchor="_Toc233612021" w:history="1">
         <w:r>
           <w:rPr>
             <w:rStyle w:val="Hyperlink"/>
             <w:noProof/>
           </w:rPr>
-          <w:t>Bảng 8.2: Bảng khảo sát dịch vụ cung cấp mô hình ngôn ngữ lớn của Gemini[6]</w:t>
+          <w:t>Bảng 2.2: Bảng khảo sát dịch vụ cung cấp mô hình ngôn ngữ lớn của Gemini[6]</w:t>
         </w:r>
         <w:r>
           <w:rPr>
@@ -14285,7 +14305,7 @@
             <w:noProof/>
             <w:webHidden/>
           </w:rPr>
-          <w:instrText xml:space="preserve"> PAGEREF _Toc233586365 \h </w:instrText>
+          <w:instrText xml:space="preserve"> PAGEREF _Toc233612021 \h </w:instrText>
         </w:r>
         <w:r>
           <w:rPr>
@@ -14330,13 +14350,13 @@
           <w:lang w:val="vi-VN" w:eastAsia="vi-VN"/>
         </w:rPr>
       </w:pPr>
-      <w:hyperlink w:anchor="_Toc233586366" w:history="1">
+      <w:hyperlink w:anchor="_Toc233612022" w:history="1">
         <w:r>
           <w:rPr>
             <w:rStyle w:val="Hyperlink"/>
             <w:noProof/>
           </w:rPr>
-          <w:t>Bảng 9.1: Bảng spring_ai_chat_memory</w:t>
+          <w:t>Bảng 3.1: Bảng spring_ai_chat_memory</w:t>
         </w:r>
         <w:r>
           <w:rPr>
@@ -14357,7 +14377,7 @@
             <w:noProof/>
             <w:webHidden/>
           </w:rPr>
-          <w:instrText xml:space="preserve"> PAGEREF _Toc233586366 \h </w:instrText>
+          <w:instrText xml:space="preserve"> PAGEREF _Toc233612022 \h </w:instrText>
         </w:r>
         <w:r>
           <w:rPr>
@@ -14402,13 +14422,13 @@
           <w:lang w:val="vi-VN" w:eastAsia="vi-VN"/>
         </w:rPr>
       </w:pPr>
-      <w:hyperlink w:anchor="_Toc233586367" w:history="1">
+      <w:hyperlink w:anchor="_Toc233612023" w:history="1">
         <w:r>
           <w:rPr>
             <w:rStyle w:val="Hyperlink"/>
             <w:noProof/>
           </w:rPr>
-          <w:t>Bảng 9.2: Bảng phân loại nguồn dữ liệu đầu vào cho từng prompt chức năng</w:t>
+          <w:t>Bảng 3.2: Bảng phân loại nguồn dữ liệu đầu vào cho từng prompt chức năng</w:t>
         </w:r>
         <w:r>
           <w:rPr>
@@ -14429,7 +14449,7 @@
             <w:noProof/>
             <w:webHidden/>
           </w:rPr>
-          <w:instrText xml:space="preserve"> PAGEREF _Toc233586367 \h </w:instrText>
+          <w:instrText xml:space="preserve"> PAGEREF _Toc233612023 \h </w:instrText>
         </w:r>
         <w:r>
           <w:rPr>
@@ -14723,22 +14743,22 @@
           <w:numId w:val="23"/>
         </w:numPr>
       </w:pPr>
-      <w:bookmarkStart w:id="1" w:name="_Toc233586253"/>
+      <w:bookmarkStart w:id="2" w:name="_Toc233611909"/>
       <w:r>
         <w:lastRenderedPageBreak/>
         <w:t>TỔNG QUAN</w:t>
       </w:r>
-      <w:bookmarkEnd w:id="1"/>
+      <w:bookmarkEnd w:id="2"/>
     </w:p>
     <w:p>
       <w:pPr>
         <w:pStyle w:val="Heading2"/>
       </w:pPr>
-      <w:bookmarkStart w:id="2" w:name="_Toc233586254"/>
+      <w:bookmarkStart w:id="3" w:name="_Toc233611910"/>
       <w:r>
         <w:t>Giới thiệu bối cảnh và lý do chọn đề tài</w:t>
       </w:r>
-      <w:bookmarkEnd w:id="2"/>
+      <w:bookmarkEnd w:id="3"/>
     </w:p>
     <w:p>
       <w:pPr>
@@ -14855,7 +14875,7 @@
           <w:lang w:eastAsia="vi-VN"/>
         </w:rPr>
       </w:pPr>
-      <w:bookmarkStart w:id="3" w:name="_Toc233586255"/>
+      <w:bookmarkStart w:id="4" w:name="_Toc233611911"/>
       <w:r>
         <w:rPr>
           <w:lang w:eastAsia="vi-VN"/>
@@ -14868,7 +14888,7 @@
         </w:rPr>
         <w:t xml:space="preserve"> nghiên cứu</w:t>
       </w:r>
-      <w:bookmarkEnd w:id="3"/>
+      <w:bookmarkEnd w:id="4"/>
     </w:p>
     <w:p>
       <w:pPr>
@@ -14903,14 +14923,14 @@
           <w:lang w:eastAsia="vi-VN"/>
         </w:rPr>
       </w:pPr>
-      <w:bookmarkStart w:id="4" w:name="_Toc233586256"/>
+      <w:bookmarkStart w:id="5" w:name="_Toc233611912"/>
       <w:r>
         <w:rPr>
           <w:lang w:eastAsia="vi-VN"/>
         </w:rPr>
         <w:t>Đối tượng nghiên cứu</w:t>
       </w:r>
-      <w:bookmarkEnd w:id="4"/>
+      <w:bookmarkEnd w:id="5"/>
     </w:p>
     <w:p>
       <w:pPr>
@@ -15052,14 +15072,14 @@
           <w:lang w:eastAsia="vi-VN"/>
         </w:rPr>
       </w:pPr>
-      <w:bookmarkStart w:id="5" w:name="_Toc233586257"/>
+      <w:bookmarkStart w:id="6" w:name="_Toc233611913"/>
       <w:r>
         <w:rPr>
           <w:lang w:eastAsia="vi-VN"/>
         </w:rPr>
         <w:t>Phạm vi nghiên cứu</w:t>
       </w:r>
-      <w:bookmarkEnd w:id="5"/>
+      <w:bookmarkEnd w:id="6"/>
     </w:p>
     <w:p>
       <w:pPr>
@@ -15117,14 +15137,14 @@
       <w:pPr>
         <w:pStyle w:val="Heading2"/>
       </w:pPr>
-      <w:bookmarkStart w:id="6" w:name="_Toc233586258"/>
+      <w:bookmarkStart w:id="7" w:name="_Toc233611914"/>
       <w:r>
         <w:t xml:space="preserve">Yêu cầu </w:t>
       </w:r>
       <w:r>
         <w:t>đề tài</w:t>
       </w:r>
-      <w:bookmarkEnd w:id="6"/>
+      <w:bookmarkEnd w:id="7"/>
     </w:p>
     <w:p>
       <w:pPr>
@@ -15133,14 +15153,14 @@
           <w:lang w:eastAsia="vi-VN"/>
         </w:rPr>
       </w:pPr>
-      <w:bookmarkStart w:id="7" w:name="_Toc233586259"/>
+      <w:bookmarkStart w:id="8" w:name="_Toc233611915"/>
       <w:r>
         <w:rPr>
           <w:lang w:eastAsia="vi-VN"/>
         </w:rPr>
         <w:t>Yêu cầu chức năng</w:t>
       </w:r>
-      <w:bookmarkEnd w:id="7"/>
+      <w:bookmarkEnd w:id="8"/>
     </w:p>
     <w:p>
       <w:pPr>
@@ -15499,14 +15519,14 @@
           <w:lang w:eastAsia="vi-VN"/>
         </w:rPr>
       </w:pPr>
-      <w:bookmarkStart w:id="8" w:name="_Toc233586260"/>
+      <w:bookmarkStart w:id="9" w:name="_Toc233611916"/>
       <w:r>
         <w:rPr>
           <w:lang w:eastAsia="vi-VN"/>
         </w:rPr>
         <w:t>Yêu cầu phi chức năng</w:t>
       </w:r>
-      <w:bookmarkEnd w:id="8"/>
+      <w:bookmarkEnd w:id="9"/>
     </w:p>
     <w:p>
       <w:r>
@@ -15572,11 +15592,11 @@
       <w:pPr>
         <w:pStyle w:val="Heading2"/>
       </w:pPr>
-      <w:bookmarkStart w:id="9" w:name="_Toc233586261"/>
+      <w:bookmarkStart w:id="10" w:name="_Toc233611917"/>
       <w:r>
         <w:t>Công nghệ, công cụ và môi trường phát triển</w:t>
       </w:r>
-      <w:bookmarkEnd w:id="9"/>
+      <w:bookmarkEnd w:id="10"/>
     </w:p>
     <w:p>
       <w:pPr>
@@ -16004,7 +16024,7 @@
       <w:r>
         <w:br w:type="page"/>
       </w:r>
-      <w:bookmarkStart w:id="10" w:name="_Toc233586262"/>
+      <w:bookmarkStart w:id="11" w:name="_Toc233611918"/>
       <w:r>
         <w:rPr>
           <w:caps w:val="0"/>
@@ -16018,27 +16038,27 @@
         </w:rPr>
         <w:t>GHIÊN CỨU LÝ THUYẾT</w:t>
       </w:r>
-      <w:bookmarkEnd w:id="10"/>
+      <w:bookmarkEnd w:id="11"/>
     </w:p>
     <w:p>
       <w:pPr>
         <w:pStyle w:val="Heading2"/>
       </w:pPr>
-      <w:bookmarkStart w:id="11" w:name="_Toc233586263"/>
+      <w:bookmarkStart w:id="12" w:name="_Toc233611919"/>
       <w:r>
         <w:t>Trí tuệ nhân tạo (AI) và mô hình ngôn ngữ lớn (LLM)</w:t>
       </w:r>
-      <w:bookmarkEnd w:id="11"/>
+      <w:bookmarkEnd w:id="12"/>
     </w:p>
     <w:p>
       <w:pPr>
         <w:pStyle w:val="Heading3"/>
       </w:pPr>
-      <w:bookmarkStart w:id="12" w:name="_Toc233586264"/>
+      <w:bookmarkStart w:id="13" w:name="_Toc233611920"/>
       <w:r>
         <w:t>Khái niệm và sự phát triển của trí tuệ nhân tạo</w:t>
       </w:r>
-      <w:bookmarkEnd w:id="12"/>
+      <w:bookmarkEnd w:id="13"/>
     </w:p>
     <w:p>
       <w:pPr>
@@ -16122,11 +16142,11 @@
       <w:pPr>
         <w:pStyle w:val="Heading3"/>
       </w:pPr>
-      <w:bookmarkStart w:id="13" w:name="_Toc233586265"/>
+      <w:bookmarkStart w:id="14" w:name="_Toc233611921"/>
       <w:r>
         <w:t>Mô hình ngôn ngữ lớn</w:t>
       </w:r>
-      <w:bookmarkEnd w:id="13"/>
+      <w:bookmarkEnd w:id="14"/>
     </w:p>
     <w:p>
       <w:pPr>
@@ -16222,11 +16242,11 @@
           <w:lang w:val="vi-VN" w:eastAsia="vi-VN"/>
         </w:rPr>
       </w:pPr>
-      <w:bookmarkStart w:id="14" w:name="_Toc233586266"/>
+      <w:bookmarkStart w:id="15" w:name="_Toc233611922"/>
       <w:r>
         <w:t>Ứng dụng của mô hình ngôn ngữ lớn trong giáo dục và hỗ trợ lập trình</w:t>
       </w:r>
-      <w:bookmarkEnd w:id="14"/>
+      <w:bookmarkEnd w:id="15"/>
     </w:p>
     <w:p>
       <w:r>
@@ -16247,22 +16267,22 @@
       <w:pPr>
         <w:pStyle w:val="Heading2"/>
       </w:pPr>
-      <w:bookmarkStart w:id="15" w:name="_Toc233586267"/>
+      <w:bookmarkStart w:id="16" w:name="_Toc233611923"/>
       <w:r>
         <w:lastRenderedPageBreak/>
         <w:t>Chatbot ứng dụng trí tuệ nhân tạo</w:t>
       </w:r>
-      <w:bookmarkEnd w:id="15"/>
+      <w:bookmarkEnd w:id="16"/>
     </w:p>
     <w:p>
       <w:pPr>
         <w:pStyle w:val="Heading3"/>
       </w:pPr>
-      <w:bookmarkStart w:id="16" w:name="_Toc233586268"/>
+      <w:bookmarkStart w:id="17" w:name="_Toc233611924"/>
       <w:r>
         <w:t>Khái niệm chatbot và các loại chatbot</w:t>
       </w:r>
-      <w:bookmarkEnd w:id="16"/>
+      <w:bookmarkEnd w:id="17"/>
     </w:p>
     <w:p>
       <w:r>
@@ -16288,11 +16308,11 @@
       <w:pPr>
         <w:pStyle w:val="Heading3"/>
       </w:pPr>
-      <w:bookmarkStart w:id="17" w:name="_Toc233586269"/>
+      <w:bookmarkStart w:id="18" w:name="_Toc233611925"/>
       <w:r>
         <w:t>Chatbot truyền thống và chatbot sử dụng mô hình ngôn ngữ lớn</w:t>
       </w:r>
-      <w:bookmarkEnd w:id="17"/>
+      <w:bookmarkEnd w:id="18"/>
     </w:p>
     <w:p>
       <w:r>
@@ -16336,7 +16356,7 @@
         </w:rPr>
         <w:lastRenderedPageBreak/>
         <w:drawing>
-          <wp:inline distT="0" distB="0" distL="0" distR="0" wp14:anchorId="45986AE5" wp14:editId="0349A6BE">
+          <wp:inline distT="0" distB="0" distL="0" distR="0" wp14:anchorId="0965169C" wp14:editId="062105A3">
             <wp:extent cx="5760720" cy="4114800"/>
             <wp:effectExtent l="19050" t="19050" r="11430" b="19050"/>
             <wp:docPr id="1" name="Picture 1"/>
@@ -16385,7 +16405,7 @@
           <w:lang w:val="vi-VN" w:eastAsia="vi-VN"/>
         </w:rPr>
       </w:pPr>
-      <w:bookmarkStart w:id="18" w:name="_Toc233586335"/>
+      <w:bookmarkStart w:id="19" w:name="_Toc233611991"/>
       <w:r>
         <w:t xml:space="preserve">Hình  </w:t>
       </w:r>
@@ -16402,7 +16422,7 @@
         <w:rPr>
           <w:noProof/>
         </w:rPr>
-        <w:t>8</w:t>
+        <w:t>2</w:t>
       </w:r>
       <w:r>
         <w:fldChar w:fldCharType="end"/>
@@ -16437,7 +16457,7 @@
       <w:r>
         <w:t xml:space="preserve"> truyền thống và Chatbot sử dụng LLM</w:t>
       </w:r>
-      <w:bookmarkEnd w:id="18"/>
+      <w:bookmarkEnd w:id="19"/>
     </w:p>
     <w:p>
       <w:pPr>
@@ -16456,11 +16476,11 @@
       <w:pPr>
         <w:pStyle w:val="Heading3"/>
       </w:pPr>
-      <w:bookmarkStart w:id="19" w:name="_Toc233586270"/>
+      <w:bookmarkStart w:id="20" w:name="_Toc233611926"/>
       <w:r>
         <w:t>Vai trò của chatbot trong giáo dục và hỗ trợ học tập</w:t>
       </w:r>
-      <w:bookmarkEnd w:id="19"/>
+      <w:bookmarkEnd w:id="20"/>
     </w:p>
     <w:p>
       <w:pPr>
@@ -16512,21 +16532,21 @@
       <w:pPr>
         <w:pStyle w:val="Heading2"/>
       </w:pPr>
-      <w:bookmarkStart w:id="20" w:name="_Toc233586271"/>
+      <w:bookmarkStart w:id="21" w:name="_Toc233611927"/>
       <w:r>
         <w:t>Dịch vụ AI và mô hình ngôn ngữ sử dụng</w:t>
       </w:r>
-      <w:bookmarkEnd w:id="20"/>
+      <w:bookmarkEnd w:id="21"/>
     </w:p>
     <w:p>
       <w:pPr>
         <w:pStyle w:val="Heading3"/>
       </w:pPr>
-      <w:bookmarkStart w:id="21" w:name="_Toc233586272"/>
+      <w:bookmarkStart w:id="22" w:name="_Toc233611928"/>
       <w:r>
         <w:t>AI API và cơ chế xác thực bằng API Key</w:t>
       </w:r>
-      <w:bookmarkEnd w:id="21"/>
+      <w:bookmarkEnd w:id="22"/>
     </w:p>
     <w:p>
       <w:pPr>
@@ -16558,11 +16578,11 @@
       <w:pPr>
         <w:pStyle w:val="Heading3"/>
       </w:pPr>
-      <w:bookmarkStart w:id="22" w:name="_Toc233586273"/>
+      <w:bookmarkStart w:id="23" w:name="_Toc233611929"/>
       <w:r>
         <w:t>Một số mô hình ngôn ngữ lớn phổ biến hiện nay</w:t>
       </w:r>
-      <w:bookmarkEnd w:id="22"/>
+      <w:bookmarkEnd w:id="23"/>
     </w:p>
     <w:p>
       <w:pPr>
@@ -16624,7 +16644,7 @@
       <w:pPr>
         <w:pStyle w:val="Captiontable"/>
       </w:pPr>
-      <w:bookmarkStart w:id="23" w:name="_Toc233586364"/>
+      <w:bookmarkStart w:id="24" w:name="_Toc233612020"/>
       <w:r>
         <w:lastRenderedPageBreak/>
         <w:t xml:space="preserve">Bảng </w:t>
@@ -16642,7 +16662,7 @@
         <w:rPr>
           <w:noProof/>
         </w:rPr>
-        <w:t>8</w:t>
+        <w:t>2</w:t>
       </w:r>
       <w:r>
         <w:fldChar w:fldCharType="end"/>
@@ -16692,7 +16712,7 @@
       <w:r>
         <w:t>[5]</w:t>
       </w:r>
-      <w:bookmarkEnd w:id="23"/>
+      <w:bookmarkEnd w:id="24"/>
       <w:r>
         <w:fldChar w:fldCharType="end"/>
       </w:r>
@@ -18474,7 +18494,7 @@
       <w:pPr>
         <w:pStyle w:val="Captiontable"/>
       </w:pPr>
-      <w:bookmarkStart w:id="24" w:name="_Toc233586365"/>
+      <w:bookmarkStart w:id="25" w:name="_Toc233612021"/>
       <w:r>
         <w:t>B</w:t>
       </w:r>
@@ -18507,7 +18527,7 @@
           <w:rStyle w:val="CaptiontableChar"/>
           <w:noProof/>
         </w:rPr>
-        <w:t>8</w:t>
+        <w:t>2</w:t>
       </w:r>
       <w:r>
         <w:rPr>
@@ -18579,7 +18599,7 @@
       <w:r>
         <w:t>[6]</w:t>
       </w:r>
-      <w:bookmarkEnd w:id="24"/>
+      <w:bookmarkEnd w:id="25"/>
       <w:r>
         <w:fldChar w:fldCharType="end"/>
       </w:r>
@@ -20306,24 +20326,24 @@
       <w:pPr>
         <w:pStyle w:val="Heading2"/>
       </w:pPr>
-      <w:bookmarkStart w:id="25" w:name="_Toc233586274"/>
+      <w:bookmarkStart w:id="26" w:name="_Toc233611930"/>
       <w:r>
         <w:t>Prompt</w:t>
       </w:r>
       <w:r>
         <w:t xml:space="preserve"> Engineering</w:t>
       </w:r>
-      <w:bookmarkEnd w:id="25"/>
+      <w:bookmarkEnd w:id="26"/>
     </w:p>
     <w:p>
       <w:pPr>
         <w:pStyle w:val="Heading3"/>
       </w:pPr>
-      <w:bookmarkStart w:id="26" w:name="_Toc233586275"/>
+      <w:bookmarkStart w:id="27" w:name="_Toc233611931"/>
       <w:r>
         <w:t>Khái niệm Prompt Engineering</w:t>
       </w:r>
-      <w:bookmarkEnd w:id="26"/>
+      <w:bookmarkEnd w:id="27"/>
     </w:p>
     <w:p>
       <w:pPr>
@@ -20400,11 +20420,11 @@
       <w:pPr>
         <w:pStyle w:val="Heading3"/>
       </w:pPr>
-      <w:bookmarkStart w:id="27" w:name="_Toc233586276"/>
+      <w:bookmarkStart w:id="28" w:name="_Toc233611932"/>
       <w:r>
         <w:t>Vai trò của Prompt Engineering và các kỹ thuật xây dựng prompt</w:t>
       </w:r>
-      <w:bookmarkEnd w:id="27"/>
+      <w:bookmarkEnd w:id="28"/>
     </w:p>
     <w:p>
       <w:pPr>
@@ -20642,11 +20662,11 @@
       <w:pPr>
         <w:pStyle w:val="Heading3"/>
       </w:pPr>
-      <w:bookmarkStart w:id="28" w:name="_Toc233586277"/>
+      <w:bookmarkStart w:id="29" w:name="_Toc233611933"/>
       <w:r>
         <w:t>Ứng dụng Prompt Engineering trong đề tài</w:t>
       </w:r>
-      <w:bookmarkEnd w:id="28"/>
+      <w:bookmarkEnd w:id="29"/>
     </w:p>
     <w:p>
       <w:pPr>
@@ -20723,21 +20743,21 @@
       <w:pPr>
         <w:pStyle w:val="Heading2"/>
       </w:pPr>
-      <w:bookmarkStart w:id="29" w:name="_Toc233586278"/>
+      <w:bookmarkStart w:id="30" w:name="_Toc233611934"/>
       <w:r>
         <w:t>Hệ thống quản lý học tập Moodle</w:t>
       </w:r>
-      <w:bookmarkEnd w:id="29"/>
+      <w:bookmarkEnd w:id="30"/>
     </w:p>
     <w:p>
       <w:pPr>
         <w:pStyle w:val="Heading3"/>
       </w:pPr>
-      <w:bookmarkStart w:id="30" w:name="_Toc233586279"/>
+      <w:bookmarkStart w:id="31" w:name="_Toc233611935"/>
       <w:r>
         <w:t>Giới thiệu về Moodle</w:t>
       </w:r>
-      <w:bookmarkEnd w:id="30"/>
+      <w:bookmarkEnd w:id="31"/>
     </w:p>
     <w:p>
       <w:pPr>
@@ -20779,11 +20799,11 @@
           <w:lang w:val="vi-VN" w:eastAsia="vi-VN"/>
         </w:rPr>
       </w:pPr>
-      <w:bookmarkStart w:id="31" w:name="_Toc233586280"/>
+      <w:bookmarkStart w:id="32" w:name="_Toc233611936"/>
       <w:r>
         <w:t>Moodle Web Service API</w:t>
       </w:r>
-      <w:bookmarkEnd w:id="31"/>
+      <w:bookmarkEnd w:id="32"/>
     </w:p>
     <w:p>
       <w:r>
@@ -20809,11 +20829,11 @@
           <w:lang w:val="vi-VN" w:eastAsia="vi-VN"/>
         </w:rPr>
       </w:pPr>
-      <w:bookmarkStart w:id="32" w:name="_Toc233586281"/>
+      <w:bookmarkStart w:id="33" w:name="_Toc233611937"/>
       <w:r>
         <w:t>Vai trò của Moodle trong đề tài</w:t>
       </w:r>
-      <w:bookmarkEnd w:id="32"/>
+      <w:bookmarkEnd w:id="33"/>
     </w:p>
     <w:p>
       <w:r>
@@ -20843,11 +20863,11 @@
           <w:lang w:val="vi-VN" w:eastAsia="vi-VN"/>
         </w:rPr>
       </w:pPr>
-      <w:bookmarkStart w:id="33" w:name="_Toc233586282"/>
+      <w:bookmarkStart w:id="34" w:name="_Toc233611938"/>
       <w:r>
         <w:t>Khả năng tích hợp với hệ thống bên ngoài</w:t>
       </w:r>
-      <w:bookmarkEnd w:id="33"/>
+      <w:bookmarkEnd w:id="34"/>
     </w:p>
     <w:p>
       <w:r>
@@ -20871,12 +20891,12 @@
           <w:lang w:val="vi-VN" w:eastAsia="vi-VN"/>
         </w:rPr>
       </w:pPr>
-      <w:bookmarkStart w:id="34" w:name="_Toc233586283"/>
+      <w:bookmarkStart w:id="35" w:name="_Toc233611939"/>
       <w:r>
         <w:lastRenderedPageBreak/>
         <w:t>Spring AI</w:t>
       </w:r>
-      <w:bookmarkEnd w:id="34"/>
+      <w:bookmarkEnd w:id="35"/>
     </w:p>
     <w:p>
       <w:pPr>
@@ -20885,11 +20905,11 @@
           <w:lang w:val="vi-VN" w:eastAsia="vi-VN"/>
         </w:rPr>
       </w:pPr>
-      <w:bookmarkStart w:id="35" w:name="_Toc233586284"/>
+      <w:bookmarkStart w:id="36" w:name="_Toc233611940"/>
       <w:r>
         <w:t>Giới thiệu Spring AI</w:t>
       </w:r>
-      <w:bookmarkEnd w:id="35"/>
+      <w:bookmarkEnd w:id="36"/>
     </w:p>
     <w:p>
       <w:pPr>
@@ -20939,11 +20959,11 @@
           <w:lang w:val="vi-VN" w:eastAsia="vi-VN"/>
         </w:rPr>
       </w:pPr>
-      <w:bookmarkStart w:id="36" w:name="_Toc233586285"/>
+      <w:bookmarkStart w:id="37" w:name="_Toc233611941"/>
       <w:r>
         <w:t>Các thành phần chính của Spring AI</w:t>
       </w:r>
-      <w:bookmarkEnd w:id="36"/>
+      <w:bookmarkEnd w:id="37"/>
     </w:p>
     <w:p>
       <w:pPr>
@@ -21078,11 +21098,11 @@
           <w:lang w:val="vi-VN" w:eastAsia="vi-VN"/>
         </w:rPr>
       </w:pPr>
-      <w:bookmarkStart w:id="37" w:name="_Toc233586286"/>
+      <w:bookmarkStart w:id="38" w:name="_Toc233611942"/>
       <w:r>
         <w:t>Vai trò của Spring AI trong hệ thống</w:t>
       </w:r>
-      <w:bookmarkEnd w:id="37"/>
+      <w:bookmarkEnd w:id="38"/>
     </w:p>
     <w:p>
       <w:r>
@@ -21109,7 +21129,7 @@
       <w:r>
         <w:br w:type="page"/>
       </w:r>
-      <w:bookmarkStart w:id="38" w:name="_Toc233586287"/>
+      <w:bookmarkStart w:id="39" w:name="_Toc233611943"/>
       <w:r>
         <w:lastRenderedPageBreak/>
         <w:t>PHÂN TÍCH</w:t>
@@ -21123,17 +21143,17 @@
       <w:r>
         <w:t xml:space="preserve"> HỆ THỐNG</w:t>
       </w:r>
-      <w:bookmarkEnd w:id="38"/>
+      <w:bookmarkEnd w:id="39"/>
     </w:p>
     <w:p>
       <w:pPr>
         <w:pStyle w:val="Heading2"/>
       </w:pPr>
-      <w:bookmarkStart w:id="39" w:name="_Toc233586288"/>
+      <w:bookmarkStart w:id="40" w:name="_Toc233611944"/>
       <w:r>
         <w:t>Phân tích yêu cầu hệ thống</w:t>
       </w:r>
-      <w:bookmarkEnd w:id="39"/>
+      <w:bookmarkEnd w:id="40"/>
     </w:p>
     <w:p>
       <w:r>
@@ -21149,11 +21169,11 @@
           <w:lang w:val="vi-VN" w:eastAsia="vi-VN"/>
         </w:rPr>
       </w:pPr>
-      <w:bookmarkStart w:id="40" w:name="_Toc233586289"/>
+      <w:bookmarkStart w:id="41" w:name="_Toc233611945"/>
       <w:r>
         <w:t>Yêu cầu chức năng</w:t>
       </w:r>
-      <w:bookmarkEnd w:id="40"/>
+      <w:bookmarkEnd w:id="41"/>
     </w:p>
     <w:p>
       <w:r>
@@ -21439,11 +21459,11 @@
           <w:lang w:val="vi-VN" w:eastAsia="vi-VN"/>
         </w:rPr>
       </w:pPr>
-      <w:bookmarkStart w:id="41" w:name="_Toc233586290"/>
+      <w:bookmarkStart w:id="42" w:name="_Toc233611946"/>
       <w:r>
         <w:t>Yêu cầu phi chức năng</w:t>
       </w:r>
-      <w:bookmarkEnd w:id="41"/>
+      <w:bookmarkEnd w:id="42"/>
     </w:p>
     <w:p>
       <w:r>
@@ -21551,14 +21571,14 @@
       <w:pPr>
         <w:pStyle w:val="Heading2"/>
       </w:pPr>
-      <w:bookmarkStart w:id="42" w:name="_Toc233586291"/>
+      <w:bookmarkStart w:id="43" w:name="_Toc233611947"/>
       <w:r>
         <w:t>C</w:t>
       </w:r>
       <w:r>
         <w:t>ấu hình Moodle Web Service API phục vụ tích hợp hệ thống</w:t>
       </w:r>
-      <w:bookmarkEnd w:id="42"/>
+      <w:bookmarkEnd w:id="43"/>
     </w:p>
     <w:p>
       <w:pPr>
@@ -21616,7 +21636,7 @@
           <w:lang w:val="vi-VN" w:eastAsia="vi-VN"/>
         </w:rPr>
         <w:drawing>
-          <wp:inline distT="0" distB="0" distL="0" distR="0" wp14:anchorId="3B8E6871" wp14:editId="61499157">
+          <wp:inline distT="0" distB="0" distL="0" distR="0" wp14:anchorId="3BE20313" wp14:editId="689CC6F8">
             <wp:extent cx="5760720" cy="4502150"/>
             <wp:effectExtent l="19050" t="19050" r="11430" b="12700"/>
             <wp:docPr id="2" name="Picture 2"/>
@@ -21665,7 +21685,7 @@
           <w:lang w:val="vi-VN" w:eastAsia="vi-VN"/>
         </w:rPr>
       </w:pPr>
-      <w:bookmarkStart w:id="43" w:name="_Toc233586336"/>
+      <w:bookmarkStart w:id="44" w:name="_Toc233611992"/>
       <w:r>
         <w:t xml:space="preserve">Hình  </w:t>
       </w:r>
@@ -21682,7 +21702,7 @@
         <w:rPr>
           <w:noProof/>
         </w:rPr>
-        <w:t>9</w:t>
+        <w:t>3</w:t>
       </w:r>
       <w:r>
         <w:fldChar w:fldCharType="end"/>
@@ -21717,7 +21737,7 @@
       <w:r>
         <w:t>cho hệ thống Chatbot</w:t>
       </w:r>
-      <w:bookmarkEnd w:id="43"/>
+      <w:bookmarkEnd w:id="44"/>
     </w:p>
     <w:p>
       <w:pPr>
@@ -21730,7 +21750,7 @@
           <w:lang w:val="vi-VN" w:eastAsia="vi-VN"/>
         </w:rPr>
         <w:drawing>
-          <wp:inline distT="0" distB="0" distL="0" distR="0" wp14:anchorId="5E59A2BA" wp14:editId="2FC49788">
+          <wp:inline distT="0" distB="0" distL="0" distR="0" wp14:anchorId="6189F47B" wp14:editId="0474EB1A">
             <wp:extent cx="5760720" cy="2430780"/>
             <wp:effectExtent l="19050" t="19050" r="11430" b="26670"/>
             <wp:docPr id="9" name="Picture 9"/>
@@ -21779,7 +21799,7 @@
           <w:lang w:val="vi-VN" w:eastAsia="vi-VN"/>
         </w:rPr>
       </w:pPr>
-      <w:bookmarkStart w:id="44" w:name="_Toc233586337"/>
+      <w:bookmarkStart w:id="45" w:name="_Toc233611993"/>
       <w:r>
         <w:t xml:space="preserve">Hình  </w:t>
       </w:r>
@@ -21796,7 +21816,7 @@
         <w:rPr>
           <w:noProof/>
         </w:rPr>
-        <w:t>9</w:t>
+        <w:t>3</w:t>
       </w:r>
       <w:r>
         <w:fldChar w:fldCharType="end"/>
@@ -21825,7 +21845,7 @@
       <w:r>
         <w:t>: Thêm người dùng thử nghiệm để xác thực cho dịch vụ ngoài</w:t>
       </w:r>
-      <w:bookmarkEnd w:id="44"/>
+      <w:bookmarkEnd w:id="45"/>
     </w:p>
     <w:p>
       <w:pPr>
@@ -21860,7 +21880,7 @@
           <w:lang w:val="vi-VN" w:eastAsia="vi-VN"/>
         </w:rPr>
         <w:drawing>
-          <wp:inline distT="0" distB="0" distL="0" distR="0" wp14:anchorId="23F60DB5" wp14:editId="31788F4E">
+          <wp:inline distT="0" distB="0" distL="0" distR="0" wp14:anchorId="146C04D0" wp14:editId="0F01542A">
             <wp:extent cx="5760720" cy="3699510"/>
             <wp:effectExtent l="19050" t="19050" r="11430" b="15240"/>
             <wp:docPr id="8" name="Picture 8"/>
@@ -21906,7 +21926,7 @@
       <w:pPr>
         <w:pStyle w:val="Caption"/>
       </w:pPr>
-      <w:bookmarkStart w:id="45" w:name="_Toc233586338"/>
+      <w:bookmarkStart w:id="46" w:name="_Toc233611994"/>
       <w:r>
         <w:t xml:space="preserve">Hình  </w:t>
       </w:r>
@@ -21923,7 +21943,7 @@
         <w:rPr>
           <w:noProof/>
         </w:rPr>
-        <w:t>9</w:t>
+        <w:t>3</w:t>
       </w:r>
       <w:r>
         <w:fldChar w:fldCharType="end"/>
@@ -21952,7 +21972,7 @@
       <w:r>
         <w:t>: Thêm các hàm cần thiết vào dịch vụ ngoài</w:t>
       </w:r>
-      <w:bookmarkEnd w:id="45"/>
+      <w:bookmarkEnd w:id="46"/>
     </w:p>
     <w:p>
       <w:pPr>
@@ -21979,11 +21999,11 @@
       <w:pPr>
         <w:pStyle w:val="Heading2"/>
       </w:pPr>
-      <w:bookmarkStart w:id="46" w:name="_Toc233586292"/>
+      <w:bookmarkStart w:id="47" w:name="_Toc233611948"/>
       <w:r>
         <w:t>Kiến trúc tổng thể của hệ thống</w:t>
       </w:r>
-      <w:bookmarkEnd w:id="46"/>
+      <w:bookmarkEnd w:id="47"/>
     </w:p>
     <w:p>
       <w:pPr>
@@ -22073,7 +22093,7 @@
         </w:rPr>
         <w:lastRenderedPageBreak/>
         <w:drawing>
-          <wp:inline distT="0" distB="0" distL="0" distR="0" wp14:anchorId="791E5FCD" wp14:editId="1D4E2BB8">
+          <wp:inline distT="0" distB="0" distL="0" distR="0" wp14:anchorId="4106965D" wp14:editId="34C35616">
             <wp:extent cx="5495925" cy="3995935"/>
             <wp:effectExtent l="19050" t="19050" r="9525" b="24130"/>
             <wp:docPr id="4" name="Picture 4"/>
@@ -22119,7 +22139,7 @@
       <w:pPr>
         <w:pStyle w:val="Caption"/>
       </w:pPr>
-      <w:bookmarkStart w:id="47" w:name="_Toc233586339"/>
+      <w:bookmarkStart w:id="48" w:name="_Toc233611995"/>
       <w:r>
         <w:t xml:space="preserve">Hình  </w:t>
       </w:r>
@@ -22136,7 +22156,7 @@
         <w:rPr>
           <w:noProof/>
         </w:rPr>
-        <w:t>9</w:t>
+        <w:t>3</w:t>
       </w:r>
       <w:r>
         <w:fldChar w:fldCharType="end"/>
@@ -22168,7 +22188,7 @@
       <w:r>
         <w:t xml:space="preserve"> Hình minh họa kiến trúc tổng thể của hệ thống</w:t>
       </w:r>
-      <w:bookmarkEnd w:id="47"/>
+      <w:bookmarkEnd w:id="48"/>
     </w:p>
     <w:p>
       <w:pPr>
@@ -22203,25 +22223,25 @@
       <w:pPr>
         <w:pStyle w:val="Heading2"/>
       </w:pPr>
-      <w:bookmarkStart w:id="48" w:name="_Toc233586293"/>
+      <w:bookmarkStart w:id="49" w:name="_Toc233611949"/>
       <w:r>
         <w:lastRenderedPageBreak/>
         <w:t>Luồng hoạt động các chức năng chính</w:t>
       </w:r>
-      <w:bookmarkEnd w:id="48"/>
+      <w:bookmarkEnd w:id="49"/>
     </w:p>
     <w:p>
       <w:pPr>
         <w:pStyle w:val="Heading3"/>
       </w:pPr>
-      <w:bookmarkStart w:id="49" w:name="_Toc233586294"/>
+      <w:bookmarkStart w:id="50" w:name="_Toc233611950"/>
       <w:r>
         <w:t>Luồng hoạt động c</w:t>
       </w:r>
       <w:r>
         <w:t>hức năng gợi ý bài tập</w:t>
       </w:r>
-      <w:bookmarkEnd w:id="49"/>
+      <w:bookmarkEnd w:id="50"/>
     </w:p>
     <w:p>
       <w:r>
@@ -22247,7 +22267,7 @@
         </w:rPr>
         <w:lastRenderedPageBreak/>
         <w:drawing>
-          <wp:inline distT="0" distB="0" distL="0" distR="0" wp14:anchorId="5AEFE937" wp14:editId="40D2C5BC">
+          <wp:inline distT="0" distB="0" distL="0" distR="0" wp14:anchorId="44CA5DD6" wp14:editId="227EBE66">
             <wp:extent cx="5760720" cy="5241925"/>
             <wp:effectExtent l="19050" t="19050" r="11430" b="15875"/>
             <wp:docPr id="31" name="Picture 31"/>
@@ -22298,7 +22318,7 @@
           <w:sz w:val="32"/>
         </w:rPr>
       </w:pPr>
-      <w:bookmarkStart w:id="50" w:name="_Toc233586340"/>
+      <w:bookmarkStart w:id="51" w:name="_Toc233611996"/>
       <w:r>
         <w:t xml:space="preserve">Hình  </w:t>
       </w:r>
@@ -22315,7 +22335,7 @@
         <w:rPr>
           <w:noProof/>
         </w:rPr>
-        <w:t>9</w:t>
+        <w:t>3</w:t>
       </w:r>
       <w:r>
         <w:fldChar w:fldCharType="end"/>
@@ -22353,7 +22373,7 @@
       <w:r>
         <w:t>chức năng gợi ý bài tập</w:t>
       </w:r>
-      <w:bookmarkEnd w:id="50"/>
+      <w:bookmarkEnd w:id="51"/>
     </w:p>
     <w:p>
       <w:r>
@@ -22428,7 +22448,7 @@
       <w:pPr>
         <w:pStyle w:val="Heading3"/>
       </w:pPr>
-      <w:bookmarkStart w:id="51" w:name="_Toc233586295"/>
+      <w:bookmarkStart w:id="52" w:name="_Toc233611951"/>
       <w:r>
         <w:rPr>
           <w:lang w:eastAsia="vi-VN"/>
@@ -22450,7 +22470,7 @@
       <w:r>
         <w:t xml:space="preserve"> hướng dẫn thực hành</w:t>
       </w:r>
-      <w:bookmarkEnd w:id="51"/>
+      <w:bookmarkEnd w:id="52"/>
     </w:p>
     <w:p>
       <w:r>
@@ -22481,7 +22501,7 @@
         </w:rPr>
         <w:lastRenderedPageBreak/>
         <w:drawing>
-          <wp:inline distT="0" distB="0" distL="0" distR="0" wp14:anchorId="70F8A692" wp14:editId="0E1B10C0">
+          <wp:inline distT="0" distB="0" distL="0" distR="0" wp14:anchorId="735B18DB" wp14:editId="08D5868B">
             <wp:extent cx="5760720" cy="5146675"/>
             <wp:effectExtent l="19050" t="19050" r="11430" b="15875"/>
             <wp:docPr id="43" name="Picture 43"/>
@@ -22530,7 +22550,7 @@
           <w:lang w:eastAsia="vi-VN"/>
         </w:rPr>
       </w:pPr>
-      <w:bookmarkStart w:id="52" w:name="_Toc233586341"/>
+      <w:bookmarkStart w:id="53" w:name="_Toc233611997"/>
       <w:r>
         <w:t xml:space="preserve">Hình  </w:t>
       </w:r>
@@ -22547,7 +22567,7 @@
         <w:rPr>
           <w:noProof/>
         </w:rPr>
-        <w:t>9</w:t>
+        <w:t>3</w:t>
       </w:r>
       <w:r>
         <w:fldChar w:fldCharType="end"/>
@@ -22582,7 +22602,7 @@
       <w:r>
         <w:t xml:space="preserve"> hướng dẫn thực hành</w:t>
       </w:r>
-      <w:bookmarkEnd w:id="52"/>
+      <w:bookmarkEnd w:id="53"/>
     </w:p>
     <w:p>
       <w:r>
@@ -22665,7 +22685,7 @@
           <w:lang w:eastAsia="vi-VN"/>
         </w:rPr>
       </w:pPr>
-      <w:bookmarkStart w:id="53" w:name="_Toc233586296"/>
+      <w:bookmarkStart w:id="54" w:name="_Toc233611952"/>
       <w:r>
         <w:rPr>
           <w:lang w:eastAsia="vi-VN"/>
@@ -22690,7 +22710,7 @@
         </w:rPr>
         <w:t xml:space="preserve"> của sinh viên</w:t>
       </w:r>
-      <w:bookmarkEnd w:id="53"/>
+      <w:bookmarkEnd w:id="54"/>
     </w:p>
     <w:p>
       <w:r>
@@ -22721,7 +22741,7 @@
         </w:rPr>
         <w:lastRenderedPageBreak/>
         <w:drawing>
-          <wp:inline distT="0" distB="0" distL="0" distR="0" wp14:anchorId="3F5E43D5" wp14:editId="1E5D110E">
+          <wp:inline distT="0" distB="0" distL="0" distR="0" wp14:anchorId="02973514" wp14:editId="7DDBE4AD">
             <wp:extent cx="5760720" cy="6479540"/>
             <wp:effectExtent l="19050" t="19050" r="11430" b="16510"/>
             <wp:docPr id="40" name="Picture 40"/>
@@ -22767,7 +22787,7 @@
       <w:pPr>
         <w:pStyle w:val="Caption"/>
       </w:pPr>
-      <w:bookmarkStart w:id="54" w:name="_Toc233586342"/>
+      <w:bookmarkStart w:id="55" w:name="_Toc233611998"/>
       <w:r>
         <w:t xml:space="preserve">Hình  </w:t>
       </w:r>
@@ -22784,7 +22804,7 @@
         <w:rPr>
           <w:noProof/>
         </w:rPr>
-        <w:t>9</w:t>
+        <w:t>3</w:t>
       </w:r>
       <w:r>
         <w:fldChar w:fldCharType="end"/>
@@ -22816,7 +22836,7 @@
       <w:r>
         <w:t xml:space="preserve"> Sơ đồ luồng hoạt động chức năng phân tích bài làm sinh viên</w:t>
       </w:r>
-      <w:bookmarkEnd w:id="54"/>
+      <w:bookmarkEnd w:id="55"/>
     </w:p>
     <w:p>
       <w:pPr>
@@ -22907,7 +22927,7 @@
       <w:pPr>
         <w:pStyle w:val="Heading3"/>
       </w:pPr>
-      <w:bookmarkStart w:id="55" w:name="_Toc233586297"/>
+      <w:bookmarkStart w:id="56" w:name="_Toc233611953"/>
       <w:r>
         <w:t xml:space="preserve">Luồng hoạt động chức năng Chatbot hỏi đáp </w:t>
       </w:r>
@@ -22917,7 +22937,7 @@
       <w:r>
         <w:t xml:space="preserve"> phân tích bài làm</w:t>
       </w:r>
-      <w:bookmarkEnd w:id="55"/>
+      <w:bookmarkEnd w:id="56"/>
     </w:p>
     <w:p>
       <w:r>
@@ -22944,7 +22964,7 @@
           <w:lang w:val="vi-VN" w:eastAsia="vi-VN"/>
         </w:rPr>
         <w:drawing>
-          <wp:inline distT="0" distB="0" distL="0" distR="0" wp14:anchorId="73641548" wp14:editId="61916B22">
+          <wp:inline distT="0" distB="0" distL="0" distR="0" wp14:anchorId="77E0CBB0" wp14:editId="05F32609">
             <wp:extent cx="5760720" cy="6333490"/>
             <wp:effectExtent l="19050" t="19050" r="11430" b="10160"/>
             <wp:docPr id="41" name="Picture 41"/>
@@ -22990,7 +23010,7 @@
       <w:pPr>
         <w:pStyle w:val="Caption"/>
       </w:pPr>
-      <w:bookmarkStart w:id="56" w:name="_Toc233586343"/>
+      <w:bookmarkStart w:id="57" w:name="_Toc233611999"/>
       <w:r>
         <w:t xml:space="preserve">Hình  </w:t>
       </w:r>
@@ -23007,7 +23027,7 @@
         <w:rPr>
           <w:noProof/>
         </w:rPr>
-        <w:t>9</w:t>
+        <w:t>3</w:t>
       </w:r>
       <w:r>
         <w:fldChar w:fldCharType="end"/>
@@ -23036,7 +23056,7 @@
       <w:r>
         <w:t>: Sơ đồ luồng hoạt động chức năng hỏi đáp về kết quả phân tích bài làm</w:t>
       </w:r>
-      <w:bookmarkEnd w:id="56"/>
+      <w:bookmarkEnd w:id="57"/>
       <w:r>
         <w:t xml:space="preserve"> </w:t>
       </w:r>
@@ -23131,7 +23151,7 @@
           <w:lang w:eastAsia="vi-VN"/>
         </w:rPr>
       </w:pPr>
-      <w:bookmarkStart w:id="57" w:name="_Toc233586298"/>
+      <w:bookmarkStart w:id="58" w:name="_Toc233611954"/>
       <w:r>
         <w:rPr>
           <w:lang w:eastAsia="vi-VN"/>
@@ -23144,7 +23164,7 @@
         </w:rPr>
         <w:t>ơ sở dữ liệu</w:t>
       </w:r>
-      <w:bookmarkEnd w:id="57"/>
+      <w:bookmarkEnd w:id="58"/>
     </w:p>
     <w:p>
       <w:r>
@@ -23177,14 +23197,14 @@
       <w:pPr>
         <w:pStyle w:val="Heading3"/>
       </w:pPr>
-      <w:bookmarkStart w:id="58" w:name="_Toc233586299"/>
+      <w:bookmarkStart w:id="59" w:name="_Toc233611955"/>
       <w:r>
         <w:t xml:space="preserve">Cấu trúc </w:t>
       </w:r>
       <w:r>
         <w:t>cơ sở dữ liệu MongoDB</w:t>
       </w:r>
-      <w:bookmarkEnd w:id="58"/>
+      <w:bookmarkEnd w:id="59"/>
     </w:p>
     <w:p>
       <w:r>
@@ -23420,7 +23440,7 @@
         </w:rPr>
         <w:lastRenderedPageBreak/>
         <w:drawing>
-          <wp:inline distT="0" distB="0" distL="0" distR="0" wp14:anchorId="22C7DA7C" wp14:editId="6815866F">
+          <wp:inline distT="0" distB="0" distL="0" distR="0" wp14:anchorId="5C06EDED" wp14:editId="10E281F4">
             <wp:extent cx="2316480" cy="2702560"/>
             <wp:effectExtent l="19050" t="19050" r="26670" b="21590"/>
             <wp:docPr id="16" name="Picture 16"/>
@@ -23474,7 +23494,7 @@
       <w:pPr>
         <w:pStyle w:val="Caption"/>
       </w:pPr>
-      <w:bookmarkStart w:id="59" w:name="_Toc233586344"/>
+      <w:bookmarkStart w:id="60" w:name="_Toc233612000"/>
       <w:r>
         <w:t xml:space="preserve">Hình  </w:t>
       </w:r>
@@ -23491,36 +23511,36 @@
         <w:rPr>
           <w:noProof/>
         </w:rPr>
+        <w:t>3</w:t>
+      </w:r>
+      <w:r>
+        <w:fldChar w:fldCharType="end"/>
+      </w:r>
+      <w:r>
+        <w:t>.</w:t>
+      </w:r>
+      <w:r>
+        <w:fldChar w:fldCharType="begin"/>
+      </w:r>
+      <w:r>
+        <w:instrText xml:space="preserve"> SEQ Hình_ \* ARABIC \s 1 </w:instrText>
+      </w:r>
+      <w:r>
+        <w:fldChar w:fldCharType="separate"/>
+      </w:r>
+      <w:r>
+        <w:rPr>
+          <w:noProof/>
+        </w:rPr>
         <w:t>9</w:t>
       </w:r>
       <w:r>
         <w:fldChar w:fldCharType="end"/>
       </w:r>
       <w:r>
-        <w:t>.</w:t>
-      </w:r>
-      <w:r>
-        <w:fldChar w:fldCharType="begin"/>
-      </w:r>
-      <w:r>
-        <w:instrText xml:space="preserve"> SEQ Hình_ \* ARABIC \s 1 </w:instrText>
-      </w:r>
-      <w:r>
-        <w:fldChar w:fldCharType="separate"/>
-      </w:r>
-      <w:r>
-        <w:rPr>
-          <w:noProof/>
-        </w:rPr>
-        <w:t>9</w:t>
-      </w:r>
-      <w:r>
-        <w:fldChar w:fldCharType="end"/>
-      </w:r>
-      <w:r>
         <w:t>: Cấu trúc tài liệu collection suggestion</w:t>
       </w:r>
-      <w:bookmarkEnd w:id="59"/>
+      <w:bookmarkEnd w:id="60"/>
     </w:p>
     <w:p>
       <w:r>
@@ -23742,7 +23762,7 @@
           <w:lang w:val="vi-VN" w:eastAsia="vi-VN"/>
         </w:rPr>
         <w:drawing>
-          <wp:inline distT="0" distB="0" distL="0" distR="0" wp14:anchorId="1CD343CB" wp14:editId="6FDC72B3">
+          <wp:inline distT="0" distB="0" distL="0" distR="0" wp14:anchorId="5CA033D9" wp14:editId="08F1ED3E">
             <wp:extent cx="5709856" cy="4276725"/>
             <wp:effectExtent l="19050" t="19050" r="24765" b="9525"/>
             <wp:docPr id="17" name="Picture 17"/>
@@ -23791,7 +23811,7 @@
           <w:lang w:val="vi-VN" w:eastAsia="vi-VN"/>
         </w:rPr>
       </w:pPr>
-      <w:bookmarkStart w:id="60" w:name="_Toc233586345"/>
+      <w:bookmarkStart w:id="61" w:name="_Toc233612001"/>
       <w:r>
         <w:t xml:space="preserve">Hình  </w:t>
       </w:r>
@@ -23808,7 +23828,7 @@
         <w:rPr>
           <w:noProof/>
         </w:rPr>
-        <w:t>9</w:t>
+        <w:t>3</w:t>
       </w:r>
       <w:r>
         <w:fldChar w:fldCharType="end"/>
@@ -23837,7 +23857,7 @@
       <w:r>
         <w:t>: Cấu trúc tài liệu collection analysis_codes</w:t>
       </w:r>
-      <w:bookmarkEnd w:id="60"/>
+      <w:bookmarkEnd w:id="61"/>
     </w:p>
     <w:p>
       <w:r>
@@ -24120,7 +24140,7 @@
           <w:lang w:val="vi-VN" w:eastAsia="vi-VN"/>
         </w:rPr>
         <w:drawing>
-          <wp:inline distT="0" distB="0" distL="0" distR="0" wp14:anchorId="77292074" wp14:editId="7FCF03D7">
+          <wp:inline distT="0" distB="0" distL="0" distR="0" wp14:anchorId="44271C18" wp14:editId="2B6DA3E1">
             <wp:extent cx="5760720" cy="2136775"/>
             <wp:effectExtent l="19050" t="19050" r="11430" b="15875"/>
             <wp:docPr id="3" name="Picture 3"/>
@@ -24166,7 +24186,7 @@
       <w:pPr>
         <w:pStyle w:val="Caption"/>
       </w:pPr>
-      <w:bookmarkStart w:id="61" w:name="_Toc233586346"/>
+      <w:bookmarkStart w:id="62" w:name="_Toc233612002"/>
       <w:r>
         <w:t xml:space="preserve">Hình  </w:t>
       </w:r>
@@ -24183,7 +24203,7 @@
         <w:rPr>
           <w:noProof/>
         </w:rPr>
-        <w:t>9</w:t>
+        <w:t>3</w:t>
       </w:r>
       <w:r>
         <w:fldChar w:fldCharType="end"/>
@@ -24212,7 +24232,7 @@
       <w:r>
         <w:t>: Cấu trúc tài liệu collection conversation và chat_message</w:t>
       </w:r>
-      <w:bookmarkEnd w:id="61"/>
+      <w:bookmarkEnd w:id="62"/>
     </w:p>
     <w:p>
       <w:r>
@@ -24319,11 +24339,11 @@
       <w:pPr>
         <w:pStyle w:val="Heading3"/>
       </w:pPr>
-      <w:bookmarkStart w:id="62" w:name="_Toc233586300"/>
+      <w:bookmarkStart w:id="63" w:name="_Toc233611956"/>
       <w:r>
         <w:t>Lưu trữ Chat Memory bằng PostgreSQL</w:t>
       </w:r>
-      <w:bookmarkEnd w:id="62"/>
+      <w:bookmarkEnd w:id="63"/>
     </w:p>
     <w:p>
       <w:pPr>
@@ -24352,7 +24372,7 @@
       <w:pPr>
         <w:pStyle w:val="Captiontable"/>
       </w:pPr>
-      <w:bookmarkStart w:id="63" w:name="_Toc233586366"/>
+      <w:bookmarkStart w:id="64" w:name="_Toc233612022"/>
       <w:r>
         <w:t xml:space="preserve">Bảng </w:t>
       </w:r>
@@ -24369,7 +24389,7 @@
         <w:rPr>
           <w:noProof/>
         </w:rPr>
-        <w:t>9</w:t>
+        <w:t>3</w:t>
       </w:r>
       <w:r>
         <w:fldChar w:fldCharType="end"/>
@@ -24398,7 +24418,7 @@
       <w:r>
         <w:t>: Bảng spring_ai_chat_memory</w:t>
       </w:r>
-      <w:bookmarkEnd w:id="63"/>
+      <w:bookmarkEnd w:id="64"/>
       <w:r>
         <w:t xml:space="preserve"> </w:t>
       </w:r>
@@ -24660,7 +24680,7 @@
           <w:lang w:eastAsia="vi-VN"/>
         </w:rPr>
       </w:pPr>
-      <w:bookmarkStart w:id="64" w:name="_Toc233586301"/>
+      <w:bookmarkStart w:id="65" w:name="_Toc233611957"/>
       <w:r>
         <w:rPr>
           <w:lang w:eastAsia="vi-VN"/>
@@ -24679,7 +24699,7 @@
         </w:rPr>
         <w:t xml:space="preserve"> cho các chức năng</w:t>
       </w:r>
-      <w:bookmarkEnd w:id="64"/>
+      <w:bookmarkEnd w:id="65"/>
     </w:p>
     <w:p>
       <w:pPr>
@@ -24702,7 +24722,7 @@
           <w:lang w:eastAsia="vi-VN"/>
         </w:rPr>
       </w:pPr>
-      <w:bookmarkStart w:id="65" w:name="_Toc233586302"/>
+      <w:bookmarkStart w:id="66" w:name="_Toc233611958"/>
       <w:r>
         <w:rPr>
           <w:lang w:eastAsia="vi-VN"/>
@@ -24715,7 +24735,7 @@
         </w:rPr>
         <w:t>rompt chức năng gợi ý bài tập</w:t>
       </w:r>
-      <w:bookmarkEnd w:id="65"/>
+      <w:bookmarkEnd w:id="66"/>
     </w:p>
     <w:p>
       <w:r>
@@ -24906,7 +24926,7 @@
           <w:lang w:val="vi-VN" w:eastAsia="vi-VN"/>
         </w:rPr>
         <w:drawing>
-          <wp:inline distT="0" distB="0" distL="0" distR="0" wp14:anchorId="43D33921" wp14:editId="194381BB">
+          <wp:inline distT="0" distB="0" distL="0" distR="0" wp14:anchorId="2834BC71" wp14:editId="0A2DFC64">
             <wp:extent cx="5039428" cy="4801270"/>
             <wp:effectExtent l="19050" t="19050" r="27940" b="18415"/>
             <wp:docPr id="19" name="Picture 19"/>
@@ -24952,7 +24972,7 @@
       <w:pPr>
         <w:pStyle w:val="Caption"/>
       </w:pPr>
-      <w:bookmarkStart w:id="66" w:name="_Toc233586347"/>
+      <w:bookmarkStart w:id="67" w:name="_Toc233612003"/>
       <w:r>
         <w:t xml:space="preserve">Hình  </w:t>
       </w:r>
@@ -24969,7 +24989,7 @@
         <w:rPr>
           <w:noProof/>
         </w:rPr>
-        <w:t>9</w:t>
+        <w:t>3</w:t>
       </w:r>
       <w:r>
         <w:fldChar w:fldCharType="end"/>
@@ -24998,7 +25018,7 @@
       <w:r>
         <w:t>: Sơ đồ xây dựng prompt chức năng gợi ý bài tập</w:t>
       </w:r>
-      <w:bookmarkEnd w:id="66"/>
+      <w:bookmarkEnd w:id="67"/>
     </w:p>
     <w:p>
       <w:pPr>
@@ -25007,7 +25027,7 @@
           <w:lang w:eastAsia="vi-VN"/>
         </w:rPr>
       </w:pPr>
-      <w:bookmarkStart w:id="67" w:name="_Toc233586303"/>
+      <w:bookmarkStart w:id="68" w:name="_Toc233611959"/>
       <w:r>
         <w:rPr>
           <w:lang w:eastAsia="vi-VN"/>
@@ -25020,7 +25040,7 @@
         </w:rPr>
         <w:t xml:space="preserve"> về hướng dẫn thực hành</w:t>
       </w:r>
-      <w:bookmarkEnd w:id="67"/>
+      <w:bookmarkEnd w:id="68"/>
     </w:p>
     <w:p>
       <w:r>
@@ -25170,7 +25190,7 @@
         </w:rPr>
         <w:lastRenderedPageBreak/>
         <w:drawing>
-          <wp:inline distT="0" distB="0" distL="0" distR="0" wp14:anchorId="4DD49523" wp14:editId="6F6A2E03">
+          <wp:inline distT="0" distB="0" distL="0" distR="0" wp14:anchorId="21384ACB" wp14:editId="079A05A5">
             <wp:extent cx="5696745" cy="5058481"/>
             <wp:effectExtent l="19050" t="19050" r="18415" b="27940"/>
             <wp:docPr id="20" name="Picture 20"/>
@@ -25216,7 +25236,7 @@
       <w:pPr>
         <w:pStyle w:val="Caption"/>
       </w:pPr>
-      <w:bookmarkStart w:id="68" w:name="_Toc233586348"/>
+      <w:bookmarkStart w:id="69" w:name="_Toc233612004"/>
       <w:r>
         <w:t xml:space="preserve">Hình  </w:t>
       </w:r>
@@ -25233,7 +25253,7 @@
         <w:rPr>
           <w:noProof/>
         </w:rPr>
-        <w:t>9</w:t>
+        <w:t>3</w:t>
       </w:r>
       <w:r>
         <w:fldChar w:fldCharType="end"/>
@@ -25262,7 +25282,7 @@
       <w:r>
         <w:t>: Sơ đồ xây dựng prompt chức năng hỏi đáp về hướng dẫn thực hành</w:t>
       </w:r>
-      <w:bookmarkEnd w:id="68"/>
+      <w:bookmarkEnd w:id="69"/>
     </w:p>
     <w:p>
       <w:pPr>
@@ -25271,14 +25291,14 @@
           <w:lang w:eastAsia="vi-VN"/>
         </w:rPr>
       </w:pPr>
-      <w:bookmarkStart w:id="69" w:name="_Toc233586304"/>
+      <w:bookmarkStart w:id="70" w:name="_Toc233611960"/>
       <w:r>
         <w:rPr>
           <w:lang w:eastAsia="vi-VN"/>
         </w:rPr>
         <w:t>Prompt chức năng phân tích bài làm</w:t>
       </w:r>
-      <w:bookmarkEnd w:id="69"/>
+      <w:bookmarkEnd w:id="70"/>
     </w:p>
     <w:p>
       <w:pPr>
@@ -25461,7 +25481,7 @@
           <w:lang w:val="vi-VN" w:eastAsia="vi-VN"/>
         </w:rPr>
         <w:drawing>
-          <wp:inline distT="0" distB="0" distL="0" distR="0" wp14:anchorId="5774222C" wp14:editId="1D4FE035">
+          <wp:inline distT="0" distB="0" distL="0" distR="0" wp14:anchorId="3AD751C0" wp14:editId="7167FF2D">
             <wp:extent cx="5760720" cy="4253230"/>
             <wp:effectExtent l="19050" t="19050" r="11430" b="13970"/>
             <wp:docPr id="11" name="Picture 11"/>
@@ -25510,7 +25530,7 @@
           <w:lang w:eastAsia="vi-VN"/>
         </w:rPr>
       </w:pPr>
-      <w:bookmarkStart w:id="70" w:name="_Toc233586349"/>
+      <w:bookmarkStart w:id="71" w:name="_Toc233612005"/>
       <w:r>
         <w:t xml:space="preserve">Hình  </w:t>
       </w:r>
@@ -25527,7 +25547,7 @@
         <w:rPr>
           <w:noProof/>
         </w:rPr>
-        <w:t>9</w:t>
+        <w:t>3</w:t>
       </w:r>
       <w:r>
         <w:fldChar w:fldCharType="end"/>
@@ -25559,7 +25579,7 @@
       <w:r>
         <w:t xml:space="preserve"> Sơ đồ xây dựng prompt chức năng phân tích bài làm đã nộp</w:t>
       </w:r>
-      <w:bookmarkEnd w:id="70"/>
+      <w:bookmarkEnd w:id="71"/>
     </w:p>
     <w:p>
       <w:pPr>
@@ -25568,14 +25588,14 @@
           <w:lang w:eastAsia="vi-VN"/>
         </w:rPr>
       </w:pPr>
-      <w:bookmarkStart w:id="71" w:name="_Toc233586305"/>
+      <w:bookmarkStart w:id="72" w:name="_Toc233611961"/>
       <w:r>
         <w:rPr>
           <w:lang w:eastAsia="vi-VN"/>
         </w:rPr>
         <w:t>Prompt chức năng hỏi đáp về phân tích bài làm</w:t>
       </w:r>
-      <w:bookmarkEnd w:id="71"/>
+      <w:bookmarkEnd w:id="72"/>
     </w:p>
     <w:p>
       <w:r>
@@ -25703,7 +25723,7 @@
           <w:lang w:val="vi-VN" w:eastAsia="vi-VN"/>
         </w:rPr>
         <w:drawing>
-          <wp:inline distT="0" distB="0" distL="0" distR="0" wp14:anchorId="1C590C26" wp14:editId="1F33DECE">
+          <wp:inline distT="0" distB="0" distL="0" distR="0" wp14:anchorId="3DB545AD" wp14:editId="6E3EE013">
             <wp:extent cx="5760720" cy="3846195"/>
             <wp:effectExtent l="19050" t="19050" r="11430" b="20955"/>
             <wp:docPr id="30" name="Picture 30"/>
@@ -25749,7 +25769,7 @@
       <w:pPr>
         <w:pStyle w:val="Caption"/>
       </w:pPr>
-      <w:bookmarkStart w:id="72" w:name="_Toc233586350"/>
+      <w:bookmarkStart w:id="73" w:name="_Toc233612006"/>
       <w:r>
         <w:t xml:space="preserve">Hình  </w:t>
       </w:r>
@@ -25766,7 +25786,7 @@
         <w:rPr>
           <w:noProof/>
         </w:rPr>
-        <w:t>9</w:t>
+        <w:t>3</w:t>
       </w:r>
       <w:r>
         <w:fldChar w:fldCharType="end"/>
@@ -25795,23 +25815,23 @@
       <w:r>
         <w:t>: Sơ đồ xây dựng prompt chức năng hỏi đáp về phân tích bài làm</w:t>
       </w:r>
-      <w:bookmarkEnd w:id="72"/>
+      <w:bookmarkEnd w:id="73"/>
     </w:p>
     <w:p>
       <w:pPr>
         <w:pStyle w:val="Heading3"/>
       </w:pPr>
-      <w:bookmarkStart w:id="73" w:name="_Toc233586306"/>
+      <w:bookmarkStart w:id="74" w:name="_Toc233611962"/>
       <w:r>
         <w:t>Tóm tắt nguồn dữ liệu được sử dụng trong promp chức năng</w:t>
       </w:r>
-      <w:bookmarkEnd w:id="73"/>
+      <w:bookmarkEnd w:id="74"/>
     </w:p>
     <w:p>
       <w:pPr>
         <w:pStyle w:val="Captiontable"/>
       </w:pPr>
-      <w:bookmarkStart w:id="74" w:name="_Toc233586367"/>
+      <w:bookmarkStart w:id="75" w:name="_Toc233612023"/>
       <w:r>
         <w:t xml:space="preserve">Bảng </w:t>
       </w:r>
@@ -25828,7 +25848,7 @@
         <w:rPr>
           <w:noProof/>
         </w:rPr>
-        <w:t>9</w:t>
+        <w:t>3</w:t>
       </w:r>
       <w:r>
         <w:fldChar w:fldCharType="end"/>
@@ -25863,7 +25883,7 @@
       <w:r>
         <w:t>cho từng prompt chức năng</w:t>
       </w:r>
-      <w:bookmarkEnd w:id="74"/>
+      <w:bookmarkEnd w:id="75"/>
     </w:p>
     <w:tbl>
       <w:tblPr>
@@ -26638,17 +26658,17 @@
       <w:pPr>
         <w:pStyle w:val="Heading2"/>
       </w:pPr>
-      <w:bookmarkStart w:id="75" w:name="_Toc233586307"/>
+      <w:bookmarkStart w:id="76" w:name="_Toc233611963"/>
       <w:r>
         <w:t>Thiết kế System Prompt</w:t>
       </w:r>
-      <w:bookmarkEnd w:id="75"/>
+      <w:bookmarkEnd w:id="76"/>
     </w:p>
     <w:p>
       <w:pPr>
         <w:pStyle w:val="Heading3"/>
       </w:pPr>
-      <w:bookmarkStart w:id="76" w:name="_Toc233586308"/>
+      <w:bookmarkStart w:id="77" w:name="_Toc233611964"/>
       <w:r>
         <w:t>Nguyên tắc thiết kế</w:t>
       </w:r>
@@ -26661,7 +26681,7 @@
       <w:r>
         <w:t>rompt</w:t>
       </w:r>
-      <w:bookmarkEnd w:id="76"/>
+      <w:bookmarkEnd w:id="77"/>
     </w:p>
     <w:p>
       <w:pPr>
@@ -26709,14 +26729,14 @@
       <w:pPr>
         <w:pStyle w:val="Heading3"/>
       </w:pPr>
-      <w:bookmarkStart w:id="77" w:name="_Toc233586309"/>
+      <w:bookmarkStart w:id="78" w:name="_Toc233611965"/>
       <w:r>
         <w:t xml:space="preserve">System </w:t>
       </w:r>
       <w:r>
         <w:t>Prompt gợi ý bài tập</w:t>
       </w:r>
-      <w:bookmarkEnd w:id="77"/>
+      <w:bookmarkEnd w:id="78"/>
     </w:p>
     <w:p>
       <w:pPr>
@@ -27228,7 +27248,7 @@
           <w:lang w:val="vi-VN" w:eastAsia="vi-VN"/>
         </w:rPr>
       </w:pPr>
-      <w:bookmarkStart w:id="78" w:name="_Toc233586310"/>
+      <w:bookmarkStart w:id="79" w:name="_Toc233611966"/>
       <w:r>
         <w:t xml:space="preserve">System </w:t>
       </w:r>
@@ -27244,7 +27264,7 @@
         </w:rPr>
         <w:t xml:space="preserve"> hỏi đáp về hướng dẫn thực hành</w:t>
       </w:r>
-      <w:bookmarkEnd w:id="78"/>
+      <w:bookmarkEnd w:id="79"/>
     </w:p>
     <w:p>
       <w:pPr>
@@ -28038,7 +28058,7 @@
           <w:lang w:eastAsia="vi-VN"/>
         </w:rPr>
       </w:pPr>
-      <w:bookmarkStart w:id="79" w:name="_Toc233586311"/>
+      <w:bookmarkStart w:id="80" w:name="_Toc233611967"/>
       <w:r>
         <w:t xml:space="preserve">System </w:t>
       </w:r>
@@ -28048,7 +28068,7 @@
         </w:rPr>
         <w:t>Prompt phân tích bài làm</w:t>
       </w:r>
-      <w:bookmarkEnd w:id="79"/>
+      <w:bookmarkEnd w:id="80"/>
     </w:p>
     <w:p>
       <w:pPr>
@@ -29796,7 +29816,7 @@
           <w:lang w:eastAsia="vi-VN"/>
         </w:rPr>
       </w:pPr>
-      <w:bookmarkStart w:id="80" w:name="_Toc233586312"/>
+      <w:bookmarkStart w:id="81" w:name="_Toc233611968"/>
       <w:r>
         <w:rPr>
           <w:lang w:eastAsia="vi-VN"/>
@@ -29804,7 +29824,7 @@
         <w:lastRenderedPageBreak/>
         <w:t>System Prompt hỏi đáp về phân tích bài làm</w:t>
       </w:r>
-      <w:bookmarkEnd w:id="80"/>
+      <w:bookmarkEnd w:id="81"/>
     </w:p>
     <w:p>
       <w:pPr>
@@ -30457,11 +30477,11 @@
           <w:lang w:eastAsia="vi-VN"/>
         </w:rPr>
       </w:pPr>
-      <w:bookmarkStart w:id="81" w:name="_Toc233586313"/>
+      <w:bookmarkStart w:id="82" w:name="_Toc233611969"/>
       <w:r>
         <w:t>System Prompt định dạng phản hồi Markdown</w:t>
       </w:r>
-      <w:bookmarkEnd w:id="81"/>
+      <w:bookmarkEnd w:id="82"/>
     </w:p>
     <w:p>
       <w:pPr>
@@ -31680,14 +31700,14 @@
           <w:lang w:eastAsia="vi-VN"/>
         </w:rPr>
       </w:pPr>
-      <w:bookmarkStart w:id="82" w:name="_Toc233586314"/>
+      <w:bookmarkStart w:id="83" w:name="_Toc233611970"/>
       <w:r>
         <w:rPr>
           <w:lang w:eastAsia="vi-VN"/>
         </w:rPr>
         <w:t>Thiết kế giao diện</w:t>
       </w:r>
-      <w:bookmarkEnd w:id="82"/>
+      <w:bookmarkEnd w:id="83"/>
       <w:r>
         <w:rPr>
           <w:lang w:eastAsia="vi-VN"/>
@@ -31710,11 +31730,11 @@
       <w:pPr>
         <w:pStyle w:val="Heading3"/>
       </w:pPr>
-      <w:bookmarkStart w:id="83" w:name="_Toc233586315"/>
+      <w:bookmarkStart w:id="84" w:name="_Toc233611971"/>
       <w:r>
         <w:t>Giao diện Moodle tích hợp chức năng chatbot</w:t>
       </w:r>
-      <w:bookmarkEnd w:id="83"/>
+      <w:bookmarkEnd w:id="84"/>
     </w:p>
     <w:p>
       <w:r>
@@ -31750,7 +31770,7 @@
           <w:lang w:val="vi-VN" w:eastAsia="vi-VN"/>
         </w:rPr>
         <w:drawing>
-          <wp:inline distT="0" distB="0" distL="0" distR="0" wp14:anchorId="23F745E0" wp14:editId="60406F53">
+          <wp:inline distT="0" distB="0" distL="0" distR="0" wp14:anchorId="7D273E1F" wp14:editId="658729F7">
             <wp:extent cx="5760720" cy="2710180"/>
             <wp:effectExtent l="19050" t="19050" r="11430" b="13970"/>
             <wp:docPr id="23" name="Picture 23"/>
@@ -31796,7 +31816,7 @@
       <w:pPr>
         <w:pStyle w:val="Caption"/>
       </w:pPr>
-      <w:bookmarkStart w:id="84" w:name="_Toc233586351"/>
+      <w:bookmarkStart w:id="85" w:name="_Toc233612007"/>
       <w:r>
         <w:t xml:space="preserve">Hình  </w:t>
       </w:r>
@@ -31813,7 +31833,7 @@
         <w:rPr>
           <w:noProof/>
         </w:rPr>
-        <w:t>9</w:t>
+        <w:t>3</w:t>
       </w:r>
       <w:r>
         <w:fldChar w:fldCharType="end"/>
@@ -31842,7 +31862,7 @@
       <w:r>
         <w:t>: Giao diện bài tập Moodle được bổ sung nút truy cập chức năng chatbot</w:t>
       </w:r>
-      <w:bookmarkEnd w:id="84"/>
+      <w:bookmarkEnd w:id="85"/>
     </w:p>
     <w:p>
       <w:r>
@@ -31875,7 +31895,7 @@
         </w:rPr>
         <w:lastRenderedPageBreak/>
         <w:drawing>
-          <wp:inline distT="0" distB="0" distL="0" distR="0" wp14:anchorId="22FBB1E6" wp14:editId="2CE489DD">
+          <wp:inline distT="0" distB="0" distL="0" distR="0" wp14:anchorId="0D61C891" wp14:editId="7B58225D">
             <wp:extent cx="5760720" cy="2764790"/>
             <wp:effectExtent l="19050" t="19050" r="11430" b="16510"/>
             <wp:docPr id="18" name="Picture 18"/>
@@ -31921,7 +31941,7 @@
       <w:pPr>
         <w:pStyle w:val="Caption"/>
       </w:pPr>
-      <w:bookmarkStart w:id="85" w:name="_Toc233586352"/>
+      <w:bookmarkStart w:id="86" w:name="_Toc233612008"/>
       <w:r>
         <w:t xml:space="preserve">Hình  </w:t>
       </w:r>
@@ -31938,7 +31958,7 @@
         <w:rPr>
           <w:noProof/>
         </w:rPr>
-        <w:t>9</w:t>
+        <w:t>3</w:t>
       </w:r>
       <w:r>
         <w:fldChar w:fldCharType="end"/>
@@ -31985,7 +32005,7 @@
         </w:rPr>
         <w:t>từ AI</w:t>
       </w:r>
-      <w:bookmarkEnd w:id="85"/>
+      <w:bookmarkEnd w:id="86"/>
     </w:p>
     <w:p>
       <w:pPr>
@@ -32036,11 +32056,11 @@
       <w:pPr>
         <w:pStyle w:val="Heading3"/>
       </w:pPr>
-      <w:bookmarkStart w:id="86" w:name="_Toc233586316"/>
+      <w:bookmarkStart w:id="87" w:name="_Toc233611972"/>
       <w:r>
         <w:t>Giao diện chức năng gợi ý và Chatbot hỏi đáp hướng dẫn thực hành</w:t>
       </w:r>
-      <w:bookmarkEnd w:id="86"/>
+      <w:bookmarkEnd w:id="87"/>
     </w:p>
     <w:p>
       <w:r>
@@ -32059,7 +32079,7 @@
         </w:rPr>
         <w:lastRenderedPageBreak/>
         <w:drawing>
-          <wp:inline distT="0" distB="0" distL="0" distR="0" wp14:anchorId="5689BDCC" wp14:editId="7D432521">
+          <wp:inline distT="0" distB="0" distL="0" distR="0" wp14:anchorId="7F2B32C2" wp14:editId="374728C0">
             <wp:extent cx="5760720" cy="2719705"/>
             <wp:effectExtent l="19050" t="19050" r="11430" b="23495"/>
             <wp:docPr id="22" name="Picture 22"/>
@@ -32105,7 +32125,7 @@
       <w:pPr>
         <w:pStyle w:val="Caption"/>
       </w:pPr>
-      <w:bookmarkStart w:id="87" w:name="_Toc233586353"/>
+      <w:bookmarkStart w:id="88" w:name="_Toc233612009"/>
       <w:r>
         <w:t xml:space="preserve">Hình  </w:t>
       </w:r>
@@ -32122,7 +32142,7 @@
         <w:rPr>
           <w:noProof/>
         </w:rPr>
-        <w:t>9</w:t>
+        <w:t>3</w:t>
       </w:r>
       <w:r>
         <w:fldChar w:fldCharType="end"/>
@@ -32154,7 +32174,7 @@
       <w:r>
         <w:t>Giao diện chức năng gợi ý và Chatbot hỏi đáp hướng dẫn thực hành</w:t>
       </w:r>
-      <w:bookmarkEnd w:id="87"/>
+      <w:bookmarkEnd w:id="88"/>
     </w:p>
     <w:p>
       <w:r>
@@ -32196,7 +32216,7 @@
       <w:pPr>
         <w:pStyle w:val="Heading3"/>
       </w:pPr>
-      <w:bookmarkStart w:id="88" w:name="_Toc233586317"/>
+      <w:bookmarkStart w:id="89" w:name="_Toc233611973"/>
       <w:r>
         <w:t>Giao diện chức năng phân tích bài làm và Chatbot hỏi đáp</w:t>
       </w:r>
@@ -32212,7 +32232,7 @@
       <w:r>
         <w:t>tích</w:t>
       </w:r>
-      <w:bookmarkEnd w:id="88"/>
+      <w:bookmarkEnd w:id="89"/>
     </w:p>
     <w:p>
       <w:r>
@@ -32236,7 +32256,7 @@
           <w:lang w:val="vi-VN" w:eastAsia="vi-VN"/>
         </w:rPr>
         <w:drawing>
-          <wp:inline distT="0" distB="0" distL="0" distR="0" wp14:anchorId="13F46405" wp14:editId="21ADBF34">
+          <wp:inline distT="0" distB="0" distL="0" distR="0" wp14:anchorId="3FF3135C" wp14:editId="6B3A8071">
             <wp:extent cx="5760720" cy="2693670"/>
             <wp:effectExtent l="19050" t="19050" r="11430" b="11430"/>
             <wp:docPr id="24" name="Picture 24"/>
@@ -32282,7 +32302,7 @@
       <w:pPr>
         <w:pStyle w:val="Caption"/>
       </w:pPr>
-      <w:bookmarkStart w:id="89" w:name="_Toc233586354"/>
+      <w:bookmarkStart w:id="90" w:name="_Toc233612010"/>
       <w:r>
         <w:t xml:space="preserve">Hình  </w:t>
       </w:r>
@@ -32299,7 +32319,7 @@
         <w:rPr>
           <w:noProof/>
         </w:rPr>
-        <w:t>9</w:t>
+        <w:t>3</w:t>
       </w:r>
       <w:r>
         <w:fldChar w:fldCharType="end"/>
@@ -32352,7 +32372,7 @@
         </w:rPr>
         <w:t>phân tích</w:t>
       </w:r>
-      <w:bookmarkEnd w:id="89"/>
+      <w:bookmarkEnd w:id="90"/>
     </w:p>
     <w:p>
       <w:r>
@@ -32392,7 +32412,7 @@
           <w:lang w:val="vi-VN" w:eastAsia="vi-VN"/>
         </w:rPr>
         <w:drawing>
-          <wp:inline distT="0" distB="0" distL="0" distR="0" wp14:anchorId="218CE7E3" wp14:editId="35A8B992">
+          <wp:inline distT="0" distB="0" distL="0" distR="0" wp14:anchorId="3E5E6EF4" wp14:editId="47D362E1">
             <wp:extent cx="5760720" cy="988060"/>
             <wp:effectExtent l="19050" t="19050" r="11430" b="21590"/>
             <wp:docPr id="10" name="Picture 10"/>
@@ -32438,7 +32458,7 @@
       <w:pPr>
         <w:pStyle w:val="Caption"/>
       </w:pPr>
-      <w:bookmarkStart w:id="90" w:name="_Toc233586355"/>
+      <w:bookmarkStart w:id="91" w:name="_Toc233612011"/>
       <w:r>
         <w:t xml:space="preserve">Hình  </w:t>
       </w:r>
@@ -32455,7 +32475,7 @@
         <w:rPr>
           <w:noProof/>
         </w:rPr>
-        <w:t>9</w:t>
+        <w:t>3</w:t>
       </w:r>
       <w:r>
         <w:fldChar w:fldCharType="end"/>
@@ -32487,7 +32507,7 @@
       <w:r>
         <w:t>i chưa nộp bài làm để phân tích</w:t>
       </w:r>
-      <w:bookmarkEnd w:id="90"/>
+      <w:bookmarkEnd w:id="91"/>
       <w:r>
         <w:br w:type="page"/>
       </w:r>
@@ -32496,7 +32516,7 @@
       <w:pPr>
         <w:pStyle w:val="Heading1"/>
       </w:pPr>
-      <w:bookmarkStart w:id="91" w:name="_Toc233586318"/>
+      <w:bookmarkStart w:id="92" w:name="_Toc233611974"/>
       <w:r>
         <w:lastRenderedPageBreak/>
         <w:t xml:space="preserve">KẾT </w:t>
@@ -32504,20 +32524,20 @@
       <w:r>
         <w:t>QUẢ NGHIÊN CỨU</w:t>
       </w:r>
-      <w:bookmarkEnd w:id="91"/>
+      <w:bookmarkEnd w:id="92"/>
     </w:p>
     <w:p>
       <w:pPr>
         <w:pStyle w:val="Heading2"/>
       </w:pPr>
-      <w:bookmarkStart w:id="92" w:name="_Toc233586319"/>
+      <w:bookmarkStart w:id="93" w:name="_Toc233611975"/>
       <w:r>
         <w:t xml:space="preserve">Tổng quan kết quả </w:t>
       </w:r>
       <w:r>
         <w:t>thiết kế hệ thống</w:t>
       </w:r>
-      <w:bookmarkEnd w:id="92"/>
+      <w:bookmarkEnd w:id="93"/>
     </w:p>
     <w:p>
       <w:r>
@@ -32540,11 +32560,11 @@
       <w:pPr>
         <w:pStyle w:val="Heading3"/>
       </w:pPr>
-      <w:bookmarkStart w:id="93" w:name="_Toc233586320"/>
+      <w:bookmarkStart w:id="94" w:name="_Toc233611976"/>
       <w:r>
         <w:t>Tích hợp và tương tác với hệ thống Moodle</w:t>
       </w:r>
-      <w:bookmarkEnd w:id="93"/>
+      <w:bookmarkEnd w:id="94"/>
     </w:p>
     <w:p>
       <w:r>
@@ -32560,11 +32580,11 @@
           <w:lang w:val="vi-VN" w:eastAsia="vi-VN"/>
         </w:rPr>
       </w:pPr>
-      <w:bookmarkStart w:id="94" w:name="_Toc233586321"/>
+      <w:bookmarkStart w:id="95" w:name="_Toc233611977"/>
       <w:r>
         <w:t>Tích hợp mô hình GPT-5.4 mini thông qua OpenAI API</w:t>
       </w:r>
-      <w:bookmarkEnd w:id="94"/>
+      <w:bookmarkEnd w:id="95"/>
     </w:p>
     <w:p>
       <w:r>
@@ -32578,11 +32598,11 @@
       <w:pPr>
         <w:pStyle w:val="Heading3"/>
       </w:pPr>
-      <w:bookmarkStart w:id="95" w:name="_Toc233586322"/>
+      <w:bookmarkStart w:id="96" w:name="_Toc233611978"/>
       <w:r>
         <w:t>Chức năng gợi ý bài tập</w:t>
       </w:r>
-      <w:bookmarkEnd w:id="95"/>
+      <w:bookmarkEnd w:id="96"/>
     </w:p>
     <w:p>
       <w:r>
@@ -32606,11 +32626,11 @@
       <w:pPr>
         <w:pStyle w:val="Heading3"/>
       </w:pPr>
-      <w:bookmarkStart w:id="96" w:name="_Toc233586323"/>
+      <w:bookmarkStart w:id="97" w:name="_Toc233611979"/>
       <w:r>
         <w:t>Chức năng chatbot hỏi đáp về hướng dẫn thực hành</w:t>
       </w:r>
-      <w:bookmarkEnd w:id="96"/>
+      <w:bookmarkEnd w:id="97"/>
     </w:p>
     <w:p>
       <w:pPr>
@@ -32666,11 +32686,11 @@
       <w:pPr>
         <w:pStyle w:val="Heading3"/>
       </w:pPr>
-      <w:bookmarkStart w:id="97" w:name="_Toc233586324"/>
+      <w:bookmarkStart w:id="98" w:name="_Toc233611980"/>
       <w:r>
         <w:t>Chức năng phân tích bài làm</w:t>
       </w:r>
-      <w:bookmarkEnd w:id="97"/>
+      <w:bookmarkEnd w:id="98"/>
     </w:p>
     <w:p>
       <w:r>
@@ -32686,11 +32706,11 @@
       <w:pPr>
         <w:pStyle w:val="Heading3"/>
       </w:pPr>
-      <w:bookmarkStart w:id="98" w:name="_Toc233586325"/>
+      <w:bookmarkStart w:id="99" w:name="_Toc233611981"/>
       <w:r>
         <w:t>Chức năng chatbot hỏi đáp về kết quả phân tích bài làm</w:t>
       </w:r>
-      <w:bookmarkEnd w:id="98"/>
+      <w:bookmarkEnd w:id="99"/>
     </w:p>
     <w:p>
       <w:pPr>
@@ -32742,14 +32762,14 @@
       <w:pPr>
         <w:pStyle w:val="Heading3"/>
       </w:pPr>
-      <w:bookmarkStart w:id="99" w:name="_Toc233586326"/>
+      <w:bookmarkStart w:id="100" w:name="_Toc233611982"/>
       <w:r>
         <w:t xml:space="preserve">Thiết kế giao diện các chức năng </w:t>
       </w:r>
       <w:r>
         <w:t>và mở rộng giao diện Moodle</w:t>
       </w:r>
-      <w:bookmarkEnd w:id="99"/>
+      <w:bookmarkEnd w:id="100"/>
     </w:p>
     <w:p>
       <w:pPr>
@@ -32884,12 +32904,12 @@
       <w:pPr>
         <w:pStyle w:val="Heading2"/>
       </w:pPr>
-      <w:bookmarkStart w:id="100" w:name="_Toc233586327"/>
+      <w:bookmarkStart w:id="101" w:name="_Toc233611983"/>
       <w:r>
         <w:lastRenderedPageBreak/>
         <w:t>Triển khai hệ thống với Docker</w:t>
       </w:r>
-      <w:bookmarkEnd w:id="100"/>
+      <w:bookmarkEnd w:id="101"/>
     </w:p>
     <w:p>
       <w:r>
@@ -32920,7 +32940,7 @@
           <w:lang w:val="vi-VN" w:eastAsia="vi-VN"/>
         </w:rPr>
         <w:drawing>
-          <wp:inline distT="0" distB="0" distL="0" distR="0" wp14:anchorId="24E3E22B" wp14:editId="55685413">
+          <wp:inline distT="0" distB="0" distL="0" distR="0" wp14:anchorId="13851C38" wp14:editId="749858F2">
             <wp:extent cx="5760720" cy="1044575"/>
             <wp:effectExtent l="19050" t="19050" r="11430" b="22225"/>
             <wp:docPr id="15" name="Picture 15"/>
@@ -32966,7 +32986,7 @@
       <w:pPr>
         <w:pStyle w:val="Caption"/>
       </w:pPr>
-      <w:bookmarkStart w:id="101" w:name="_Toc233586356"/>
+      <w:bookmarkStart w:id="102" w:name="_Toc233612012"/>
       <w:r>
         <w:t xml:space="preserve">Hình  </w:t>
       </w:r>
@@ -32983,7 +33003,7 @@
         <w:rPr>
           <w:noProof/>
         </w:rPr>
-        <w:t>10</w:t>
+        <w:t>4</w:t>
       </w:r>
       <w:r>
         <w:fldChar w:fldCharType="end"/>
@@ -33012,7 +33032,7 @@
       <w:r>
         <w:t>: Triển khai hệ thống với Docker</w:t>
       </w:r>
-      <w:bookmarkEnd w:id="101"/>
+      <w:bookmarkEnd w:id="102"/>
     </w:p>
     <w:p>
       <w:r>
@@ -33026,11 +33046,11 @@
       <w:pPr>
         <w:pStyle w:val="Heading2"/>
       </w:pPr>
-      <w:bookmarkStart w:id="102" w:name="_Toc233586328"/>
+      <w:bookmarkStart w:id="103" w:name="_Toc233611984"/>
       <w:r>
         <w:t>Thử nghiệm chức năng hệ thống và phản hồi của mô hình AI</w:t>
       </w:r>
-      <w:bookmarkEnd w:id="102"/>
+      <w:bookmarkEnd w:id="103"/>
     </w:p>
     <w:p>
       <w:r>
@@ -33063,7 +33083,7 @@
           <w:lang w:val="vi-VN" w:eastAsia="vi-VN"/>
         </w:rPr>
         <w:drawing>
-          <wp:inline distT="0" distB="0" distL="0" distR="0" wp14:anchorId="1E6E4F8C" wp14:editId="08EE5DE4">
+          <wp:inline distT="0" distB="0" distL="0" distR="0" wp14:anchorId="13993C7E" wp14:editId="78B27BEC">
             <wp:extent cx="5760720" cy="4208145"/>
             <wp:effectExtent l="19050" t="19050" r="11430" b="20955"/>
             <wp:docPr id="25" name="Picture 25"/>
@@ -33109,7 +33129,7 @@
       <w:pPr>
         <w:pStyle w:val="Caption"/>
       </w:pPr>
-      <w:bookmarkStart w:id="103" w:name="_Toc233586357"/>
+      <w:bookmarkStart w:id="104" w:name="_Toc233612013"/>
       <w:r>
         <w:t xml:space="preserve">Hình  </w:t>
       </w:r>
@@ -33126,7 +33146,7 @@
         <w:rPr>
           <w:noProof/>
         </w:rPr>
-        <w:t>10</w:t>
+        <w:t>4</w:t>
       </w:r>
       <w:r>
         <w:fldChar w:fldCharType="end"/>
@@ -33155,17 +33175,17 @@
       <w:r>
         <w:t>: Bài tập mẫu được tạo để thử nghiệm</w:t>
       </w:r>
-      <w:bookmarkEnd w:id="103"/>
+      <w:bookmarkEnd w:id="104"/>
     </w:p>
     <w:p>
       <w:pPr>
         <w:pStyle w:val="Heading3"/>
       </w:pPr>
-      <w:bookmarkStart w:id="104" w:name="_Toc233586329"/>
+      <w:bookmarkStart w:id="105" w:name="_Toc233611985"/>
       <w:r>
         <w:t>Thử nghiệm chức năng sinh gợi ý và hỏi đáp với AI để hướng dẫn thực hiện</w:t>
       </w:r>
-      <w:bookmarkEnd w:id="104"/>
+      <w:bookmarkEnd w:id="105"/>
     </w:p>
     <w:p>
       <w:r>
@@ -33204,7 +33224,7 @@
         </w:rPr>
         <w:lastRenderedPageBreak/>
         <w:drawing>
-          <wp:inline distT="0" distB="0" distL="0" distR="0" wp14:anchorId="3B94B7DD" wp14:editId="535E706D">
+          <wp:inline distT="0" distB="0" distL="0" distR="0" wp14:anchorId="7248F7E1" wp14:editId="745A6959">
             <wp:extent cx="5071533" cy="2467565"/>
             <wp:effectExtent l="19050" t="19050" r="15240" b="28575"/>
             <wp:docPr id="29" name="Picture 29"/>
@@ -33254,7 +33274,7 @@
           <w:iCs/>
         </w:rPr>
       </w:pPr>
-      <w:bookmarkStart w:id="105" w:name="_Toc233586358"/>
+      <w:bookmarkStart w:id="106" w:name="_Toc233612014"/>
       <w:r>
         <w:rPr>
           <w:rStyle w:val="CaptionChar"/>
@@ -33289,7 +33309,7 @@
           <w:iCs/>
           <w:noProof/>
         </w:rPr>
-        <w:t>10</w:t>
+        <w:t>4</w:t>
       </w:r>
       <w:r>
         <w:rPr>
@@ -33355,7 +33375,7 @@
         </w:rPr>
         <w:t>khi nhấn nút “Chatbot gợi ý và hỏi đáp”</w:t>
       </w:r>
-      <w:bookmarkEnd w:id="105"/>
+      <w:bookmarkEnd w:id="106"/>
     </w:p>
     <w:p>
       <w:pPr>
@@ -33375,7 +33395,7 @@
           <w:lang w:val="vi-VN" w:eastAsia="vi-VN"/>
         </w:rPr>
         <w:drawing>
-          <wp:inline distT="0" distB="0" distL="0" distR="0" wp14:anchorId="690BE8F3" wp14:editId="08F4ACF0">
+          <wp:inline distT="0" distB="0" distL="0" distR="0" wp14:anchorId="4B8869DA" wp14:editId="4B51A709">
             <wp:extent cx="2589251" cy="3131820"/>
             <wp:effectExtent l="19050" t="19050" r="20955" b="11430"/>
             <wp:docPr id="26" name="Picture 26"/>
@@ -33429,7 +33449,7 @@
           <w:lang w:val="vi-VN" w:eastAsia="vi-VN"/>
         </w:rPr>
         <w:drawing>
-          <wp:inline distT="0" distB="0" distL="0" distR="0" wp14:anchorId="2D9B33ED" wp14:editId="3623E28A">
+          <wp:inline distT="0" distB="0" distL="0" distR="0" wp14:anchorId="1681F21E" wp14:editId="12322751">
             <wp:extent cx="2483120" cy="3131820"/>
             <wp:effectExtent l="19050" t="19050" r="12700" b="11430"/>
             <wp:docPr id="27" name="Picture 27"/>
@@ -33476,7 +33496,7 @@
           <w:lang w:val="vi-VN" w:eastAsia="vi-VN"/>
         </w:rPr>
         <w:drawing>
-          <wp:inline distT="0" distB="0" distL="0" distR="0" wp14:anchorId="19B6A100" wp14:editId="0E4B40D0">
+          <wp:inline distT="0" distB="0" distL="0" distR="0" wp14:anchorId="291B0DAB" wp14:editId="0DE8184A">
             <wp:extent cx="2279828" cy="2438400"/>
             <wp:effectExtent l="19050" t="19050" r="25400" b="19050"/>
             <wp:docPr id="28" name="Picture 28"/>
@@ -33522,7 +33542,7 @@
       <w:pPr>
         <w:pStyle w:val="Caption"/>
       </w:pPr>
-      <w:bookmarkStart w:id="106" w:name="_Toc233586359"/>
+      <w:bookmarkStart w:id="107" w:name="_Toc233612015"/>
       <w:r>
         <w:t xml:space="preserve">Hình  </w:t>
       </w:r>
@@ -33539,7 +33559,7 @@
         <w:rPr>
           <w:noProof/>
         </w:rPr>
-        <w:t>10</w:t>
+        <w:t>4</w:t>
       </w:r>
       <w:r>
         <w:fldChar w:fldCharType="end"/>
@@ -33568,7 +33588,7 @@
       <w:r>
         <w:t>: Hiển thị nội dung gợi ý được AI phản hồi</w:t>
       </w:r>
-      <w:bookmarkEnd w:id="106"/>
+      <w:bookmarkEnd w:id="107"/>
     </w:p>
     <w:p>
       <w:r>
@@ -33600,7 +33620,7 @@
           <w:lang w:val="vi-VN" w:eastAsia="vi-VN"/>
         </w:rPr>
         <w:drawing>
-          <wp:inline distT="0" distB="0" distL="0" distR="0" wp14:anchorId="78022DCC" wp14:editId="06A3DAD5">
+          <wp:inline distT="0" distB="0" distL="0" distR="0" wp14:anchorId="1BF88715" wp14:editId="2862ECF3">
             <wp:extent cx="4805276" cy="3627262"/>
             <wp:effectExtent l="19050" t="19050" r="14605" b="11430"/>
             <wp:docPr id="32" name="Picture 32"/>
@@ -33652,7 +33672,7 @@
           <w:lang w:val="vi-VN" w:eastAsia="vi-VN"/>
         </w:rPr>
         <w:drawing>
-          <wp:inline distT="0" distB="0" distL="0" distR="0" wp14:anchorId="570ECA43" wp14:editId="6D723E9C">
+          <wp:inline distT="0" distB="0" distL="0" distR="0" wp14:anchorId="7628E238" wp14:editId="197B642D">
             <wp:extent cx="4792813" cy="3647440"/>
             <wp:effectExtent l="19050" t="19050" r="27305" b="10160"/>
             <wp:docPr id="33" name="Picture 33"/>
@@ -33713,7 +33733,7 @@
           <w:lang w:val="vi-VN" w:eastAsia="vi-VN"/>
         </w:rPr>
         <w:drawing>
-          <wp:inline distT="0" distB="0" distL="0" distR="0" wp14:anchorId="52D8D172" wp14:editId="62E7D61B">
+          <wp:inline distT="0" distB="0" distL="0" distR="0" wp14:anchorId="2DBEC021" wp14:editId="09DD8B28">
             <wp:extent cx="4826479" cy="3678382"/>
             <wp:effectExtent l="19050" t="19050" r="12700" b="17780"/>
             <wp:docPr id="34" name="Picture 34"/>
@@ -33759,7 +33779,7 @@
       <w:pPr>
         <w:pStyle w:val="Caption"/>
       </w:pPr>
-      <w:bookmarkStart w:id="107" w:name="_Toc233586360"/>
+      <w:bookmarkStart w:id="108" w:name="_Toc233612016"/>
       <w:r>
         <w:t xml:space="preserve">Hình  </w:t>
       </w:r>
@@ -33776,7 +33796,7 @@
         <w:rPr>
           <w:noProof/>
         </w:rPr>
-        <w:t>10</w:t>
+        <w:t>4</w:t>
       </w:r>
       <w:r>
         <w:fldChar w:fldCharType="end"/>
@@ -33808,7 +33828,7 @@
       <w:r>
         <w:t>AI phản hồi yêu cầu của sinh viên</w:t>
       </w:r>
-      <w:bookmarkEnd w:id="107"/>
+      <w:bookmarkEnd w:id="108"/>
     </w:p>
     <w:p>
       <w:pPr>
@@ -33817,11 +33837,11 @@
           <w:sz w:val="32"/>
         </w:rPr>
       </w:pPr>
-      <w:bookmarkStart w:id="108" w:name="_Toc233586330"/>
+      <w:bookmarkStart w:id="109" w:name="_Toc233611986"/>
       <w:r>
         <w:t>Thử nghiệm chức năng phân tích bài làm và hỏi đáp về kết quả phân tích</w:t>
       </w:r>
-      <w:bookmarkEnd w:id="108"/>
+      <w:bookmarkEnd w:id="109"/>
       <w:r>
         <w:t xml:space="preserve"> </w:t>
       </w:r>
@@ -33848,7 +33868,7 @@
           <w:lang w:val="vi-VN" w:eastAsia="vi-VN"/>
         </w:rPr>
         <w:drawing>
-          <wp:inline distT="0" distB="0" distL="0" distR="0" wp14:anchorId="730DC5E3" wp14:editId="726D8DDF">
+          <wp:inline distT="0" distB="0" distL="0" distR="0" wp14:anchorId="133036DB" wp14:editId="3BB52150">
             <wp:extent cx="5214257" cy="2538731"/>
             <wp:effectExtent l="19050" t="19050" r="24765" b="13970"/>
             <wp:docPr id="35" name="Picture 35"/>
@@ -33894,7 +33914,7 @@
       <w:pPr>
         <w:pStyle w:val="Caption"/>
       </w:pPr>
-      <w:bookmarkStart w:id="109" w:name="_Toc233586361"/>
+      <w:bookmarkStart w:id="110" w:name="_Toc233612017"/>
       <w:r>
         <w:t xml:space="preserve">Hình  </w:t>
       </w:r>
@@ -33911,7 +33931,7 @@
         <w:rPr>
           <w:noProof/>
         </w:rPr>
-        <w:t>10</w:t>
+        <w:t>4</w:t>
       </w:r>
       <w:r>
         <w:fldChar w:fldCharType="end"/>
@@ -33940,7 +33960,7 @@
       <w:r>
         <w:t>: Giao diện chức năng khi nhấn nút “Chatbot phân tích và sửa lỗi”</w:t>
       </w:r>
-      <w:bookmarkEnd w:id="109"/>
+      <w:bookmarkEnd w:id="110"/>
     </w:p>
     <w:p>
       <w:pPr>
@@ -33995,7 +34015,7 @@
         </w:rPr>
         <w:lastRenderedPageBreak/>
         <w:drawing>
-          <wp:inline distT="0" distB="0" distL="0" distR="0" wp14:anchorId="6FE8A051" wp14:editId="4A5B2A74">
+          <wp:inline distT="0" distB="0" distL="0" distR="0" wp14:anchorId="2ECBC4EB" wp14:editId="5A4E3074">
             <wp:extent cx="5306165" cy="7182852"/>
             <wp:effectExtent l="19050" t="19050" r="27940" b="18415"/>
             <wp:docPr id="38" name="Picture 38"/>
@@ -34041,7 +34061,7 @@
       <w:pPr>
         <w:pStyle w:val="Caption"/>
       </w:pPr>
-      <w:bookmarkStart w:id="110" w:name="_Toc233586362"/>
+      <w:bookmarkStart w:id="111" w:name="_Toc233612018"/>
       <w:r>
         <w:t xml:space="preserve">Hình  </w:t>
       </w:r>
@@ -34058,7 +34078,7 @@
         <w:rPr>
           <w:noProof/>
         </w:rPr>
-        <w:t>10</w:t>
+        <w:t>4</w:t>
       </w:r>
       <w:r>
         <w:fldChar w:fldCharType="end"/>
@@ -34087,7 +34107,7 @@
       <w:r>
         <w:t>: AI phản hỏi câu hỏi có đính kèm hình ảnh của sinh viên</w:t>
       </w:r>
-      <w:bookmarkEnd w:id="110"/>
+      <w:bookmarkEnd w:id="111"/>
     </w:p>
     <w:p>
       <w:r>
@@ -34127,7 +34147,7 @@
           <w:lang w:val="vi-VN" w:eastAsia="vi-VN"/>
         </w:rPr>
         <w:drawing>
-          <wp:inline distT="0" distB="0" distL="0" distR="0" wp14:anchorId="267874B1" wp14:editId="762167E4">
+          <wp:inline distT="0" distB="0" distL="0" distR="0" wp14:anchorId="0853449F" wp14:editId="7D7C432D">
             <wp:extent cx="5760720" cy="2681605"/>
             <wp:effectExtent l="19050" t="19050" r="11430" b="23495"/>
             <wp:docPr id="39" name="Picture 39"/>
@@ -34173,7 +34193,7 @@
       <w:pPr>
         <w:pStyle w:val="Caption"/>
       </w:pPr>
-      <w:bookmarkStart w:id="111" w:name="_Toc233586363"/>
+      <w:bookmarkStart w:id="112" w:name="_Toc233612019"/>
       <w:r>
         <w:t xml:space="preserve">Hình  </w:t>
       </w:r>
@@ -34190,7 +34210,7 @@
         <w:rPr>
           <w:noProof/>
         </w:rPr>
-        <w:t>10</w:t>
+        <w:t>4</w:t>
       </w:r>
       <w:r>
         <w:fldChar w:fldCharType="end"/>
@@ -34219,7 +34239,7 @@
       <w:r>
         <w:t>: Giao diện chấm điểm Moodle được mở rộng hiển thị đề xuất đánh giá từ AI</w:t>
       </w:r>
-      <w:bookmarkEnd w:id="111"/>
+      <w:bookmarkEnd w:id="112"/>
     </w:p>
     <w:p>
       <w:pPr>
@@ -34236,7 +34256,7 @@
       <w:pPr>
         <w:pStyle w:val="Heading1"/>
       </w:pPr>
-      <w:bookmarkStart w:id="112" w:name="_Toc233586331"/>
+      <w:bookmarkStart w:id="113" w:name="_Toc233611987"/>
       <w:r>
         <w:lastRenderedPageBreak/>
         <w:t xml:space="preserve">KẾT LUẬN VÀ </w:t>
@@ -34244,7 +34264,7 @@
       <w:r>
         <w:t>HƯỚNG PHÁT TRIỂN</w:t>
       </w:r>
-      <w:bookmarkEnd w:id="112"/>
+      <w:bookmarkEnd w:id="113"/>
     </w:p>
     <w:p>
       <w:pPr>
@@ -34255,11 +34275,11 @@
           <w:lang w:val="vi-VN" w:eastAsia="vi-VN"/>
         </w:rPr>
       </w:pPr>
-      <w:bookmarkStart w:id="113" w:name="_Toc233586332"/>
+      <w:bookmarkStart w:id="114" w:name="_Toc233611988"/>
       <w:r>
         <w:t>Kết luận và đánh giá kết quả đạt được</w:t>
       </w:r>
-      <w:bookmarkEnd w:id="113"/>
+      <w:bookmarkEnd w:id="114"/>
     </w:p>
     <w:p>
       <w:r>
@@ -34486,12 +34506,12 @@
       <w:pPr>
         <w:pStyle w:val="Heading2"/>
       </w:pPr>
-      <w:bookmarkStart w:id="114" w:name="_Toc233586333"/>
+      <w:bookmarkStart w:id="115" w:name="_Toc233611989"/>
       <w:r>
         <w:lastRenderedPageBreak/>
         <w:t>Hướng phát triển trong tương lai</w:t>
       </w:r>
-      <w:bookmarkEnd w:id="114"/>
+      <w:bookmarkEnd w:id="115"/>
     </w:p>
     <w:p>
       <w:pPr>
@@ -34676,12 +34696,12 @@
           <w:numId w:val="0"/>
         </w:numPr>
       </w:pPr>
-      <w:bookmarkStart w:id="115" w:name="_Toc233586334"/>
+      <w:bookmarkStart w:id="116" w:name="_Toc233611990"/>
       <w:r>
         <w:lastRenderedPageBreak/>
         <w:t>DANH MỤC TÀI LIỆU THAM KHẢO</w:t>
       </w:r>
-      <w:bookmarkEnd w:id="115"/>
+      <w:bookmarkEnd w:id="116"/>
     </w:p>
     <w:p>
       <w:pPr>
@@ -35257,7 +35277,7 @@
         <w:rStyle w:val="PageNumber"/>
         <w:noProof/>
       </w:rPr>
-      <w:t>12</w:t>
+      <w:t>5</w:t>
     </w:r>
     <w:r>
       <w:rPr>
@@ -37034,7 +37054,7 @@
   <w:abstractNum w:abstractNumId="11" w15:restartNumberingAfterBreak="0">
     <w:nsid w:val="3A9B1CF8"/>
     <w:multiLevelType w:val="multilevel"/>
-    <w:tmpl w:val="AAE49A56"/>
+    <w:tmpl w:val="3F72884E"/>
     <w:lvl w:ilvl="0">
       <w:start w:val="1"/>
       <w:numFmt w:val="decimal"/>
@@ -40781,7 +40801,7 @@
 </file>
 
 <file path=customXml/itemProps1.xml><?xml version="1.0" encoding="utf-8"?>
-<ds:datastoreItem xmlns:ds="http://schemas.openxmlformats.org/officeDocument/2006/customXml" ds:itemID="{F6368B8E-31DD-4D90-A10B-327237F2E000}">
+<ds:datastoreItem xmlns:ds="http://schemas.openxmlformats.org/officeDocument/2006/customXml" ds:itemID="{76FE6198-BC2C-4905-91EE-85CFD87A4B51}">
   <ds:schemaRefs>
     <ds:schemaRef ds:uri="http://schemas.openxmlformats.org/officeDocument/2006/bibliography"/>
   </ds:schemaRefs>

--- a/docs/BAO_CAO_KLTN.docx
+++ b/docs/BAO_CAO_KLTN.docx
@@ -3016,8 +3016,6 @@
                               </w:rPr>
                               <w:t>Vĩnh Long, ngày… tháng 6</w:t>
                             </w:r>
-                            <w:bookmarkStart w:id="0" w:name="_GoBack"/>
-                            <w:bookmarkEnd w:id="0"/>
                             <w:r>
                               <w:rPr>
                                 <w:i/>
@@ -3719,8 +3717,6 @@
                         </w:rPr>
                         <w:t>Vĩnh Long, ngày… tháng 6</w:t>
                       </w:r>
-                      <w:bookmarkStart w:id="1" w:name="_GoBack"/>
-                      <w:bookmarkEnd w:id="1"/>
                       <w:r>
                         <w:rPr>
                           <w:i/>
@@ -4462,7 +4458,15 @@
                                 <w:i/>
                               </w:rPr>
                               <w:tab/>
-                              <w:t>(Ký tên và ghi rõ họ tên)</w:t>
+                              <w:t>(Ký tên và ghi rõ họ tê</w:t>
+                            </w:r>
+                            <w:bookmarkStart w:id="0" w:name="_GoBack"/>
+                            <w:bookmarkEnd w:id="0"/>
+                            <w:r>
+                              <w:rPr>
+                                <w:i/>
+                              </w:rPr>
+                              <w:t>n)</w:t>
                             </w:r>
                           </w:p>
                           <w:p>
@@ -5056,7 +5060,15 @@
                           <w:i/>
                         </w:rPr>
                         <w:tab/>
-                        <w:t>(Ký tên và ghi rõ họ tên)</w:t>
+                        <w:t>(Ký tên và ghi rõ họ tê</w:t>
+                      </w:r>
+                      <w:bookmarkStart w:id="1" w:name="_GoBack"/>
+                      <w:bookmarkEnd w:id="1"/>
+                      <w:r>
+                        <w:rPr>
+                          <w:i/>
+                        </w:rPr>
+                        <w:t>n)</w:t>
                       </w:r>
                     </w:p>
                     <w:p>
@@ -16356,7 +16368,7 @@
         </w:rPr>
         <w:lastRenderedPageBreak/>
         <w:drawing>
-          <wp:inline distT="0" distB="0" distL="0" distR="0" wp14:anchorId="0965169C" wp14:editId="062105A3">
+          <wp:inline distT="0" distB="0" distL="0" distR="0" wp14:anchorId="10CC2CA3" wp14:editId="03D92769">
             <wp:extent cx="5760720" cy="4114800"/>
             <wp:effectExtent l="19050" t="19050" r="11430" b="19050"/>
             <wp:docPr id="1" name="Picture 1"/>
@@ -21636,7 +21648,7 @@
           <w:lang w:val="vi-VN" w:eastAsia="vi-VN"/>
         </w:rPr>
         <w:drawing>
-          <wp:inline distT="0" distB="0" distL="0" distR="0" wp14:anchorId="3BE20313" wp14:editId="689CC6F8">
+          <wp:inline distT="0" distB="0" distL="0" distR="0" wp14:anchorId="3CC9917B" wp14:editId="1BDEE737">
             <wp:extent cx="5760720" cy="4502150"/>
             <wp:effectExtent l="19050" t="19050" r="11430" b="12700"/>
             <wp:docPr id="2" name="Picture 2"/>
@@ -21750,7 +21762,7 @@
           <w:lang w:val="vi-VN" w:eastAsia="vi-VN"/>
         </w:rPr>
         <w:drawing>
-          <wp:inline distT="0" distB="0" distL="0" distR="0" wp14:anchorId="6189F47B" wp14:editId="0474EB1A">
+          <wp:inline distT="0" distB="0" distL="0" distR="0" wp14:anchorId="5158E00D" wp14:editId="59983FF8">
             <wp:extent cx="5760720" cy="2430780"/>
             <wp:effectExtent l="19050" t="19050" r="11430" b="26670"/>
             <wp:docPr id="9" name="Picture 9"/>
@@ -21880,7 +21892,7 @@
           <w:lang w:val="vi-VN" w:eastAsia="vi-VN"/>
         </w:rPr>
         <w:drawing>
-          <wp:inline distT="0" distB="0" distL="0" distR="0" wp14:anchorId="146C04D0" wp14:editId="0F01542A">
+          <wp:inline distT="0" distB="0" distL="0" distR="0" wp14:anchorId="40DAE07D" wp14:editId="27E2FB9F">
             <wp:extent cx="5760720" cy="3699510"/>
             <wp:effectExtent l="19050" t="19050" r="11430" b="15240"/>
             <wp:docPr id="8" name="Picture 8"/>
@@ -22093,7 +22105,7 @@
         </w:rPr>
         <w:lastRenderedPageBreak/>
         <w:drawing>
-          <wp:inline distT="0" distB="0" distL="0" distR="0" wp14:anchorId="4106965D" wp14:editId="34C35616">
+          <wp:inline distT="0" distB="0" distL="0" distR="0" wp14:anchorId="49DBBEEE" wp14:editId="0E3884D5">
             <wp:extent cx="5495925" cy="3995935"/>
             <wp:effectExtent l="19050" t="19050" r="9525" b="24130"/>
             <wp:docPr id="4" name="Picture 4"/>
@@ -22267,7 +22279,7 @@
         </w:rPr>
         <w:lastRenderedPageBreak/>
         <w:drawing>
-          <wp:inline distT="0" distB="0" distL="0" distR="0" wp14:anchorId="44CA5DD6" wp14:editId="227EBE66">
+          <wp:inline distT="0" distB="0" distL="0" distR="0" wp14:anchorId="294CA716" wp14:editId="7CB2CA4F">
             <wp:extent cx="5760720" cy="5241925"/>
             <wp:effectExtent l="19050" t="19050" r="11430" b="15875"/>
             <wp:docPr id="31" name="Picture 31"/>
@@ -22501,7 +22513,7 @@
         </w:rPr>
         <w:lastRenderedPageBreak/>
         <w:drawing>
-          <wp:inline distT="0" distB="0" distL="0" distR="0" wp14:anchorId="735B18DB" wp14:editId="08D5868B">
+          <wp:inline distT="0" distB="0" distL="0" distR="0" wp14:anchorId="7208384D" wp14:editId="4064C8B3">
             <wp:extent cx="5760720" cy="5146675"/>
             <wp:effectExtent l="19050" t="19050" r="11430" b="15875"/>
             <wp:docPr id="43" name="Picture 43"/>
@@ -22741,7 +22753,7 @@
         </w:rPr>
         <w:lastRenderedPageBreak/>
         <w:drawing>
-          <wp:inline distT="0" distB="0" distL="0" distR="0" wp14:anchorId="02973514" wp14:editId="7DDBE4AD">
+          <wp:inline distT="0" distB="0" distL="0" distR="0" wp14:anchorId="75745610" wp14:editId="0B169841">
             <wp:extent cx="5760720" cy="6479540"/>
             <wp:effectExtent l="19050" t="19050" r="11430" b="16510"/>
             <wp:docPr id="40" name="Picture 40"/>
@@ -22964,7 +22976,7 @@
           <w:lang w:val="vi-VN" w:eastAsia="vi-VN"/>
         </w:rPr>
         <w:drawing>
-          <wp:inline distT="0" distB="0" distL="0" distR="0" wp14:anchorId="77E0CBB0" wp14:editId="05F32609">
+          <wp:inline distT="0" distB="0" distL="0" distR="0" wp14:anchorId="7CDBB393" wp14:editId="138516ED">
             <wp:extent cx="5760720" cy="6333490"/>
             <wp:effectExtent l="19050" t="19050" r="11430" b="10160"/>
             <wp:docPr id="41" name="Picture 41"/>
@@ -23440,7 +23452,7 @@
         </w:rPr>
         <w:lastRenderedPageBreak/>
         <w:drawing>
-          <wp:inline distT="0" distB="0" distL="0" distR="0" wp14:anchorId="5C06EDED" wp14:editId="10E281F4">
+          <wp:inline distT="0" distB="0" distL="0" distR="0" wp14:anchorId="73CD33C6" wp14:editId="22481D2E">
             <wp:extent cx="2316480" cy="2702560"/>
             <wp:effectExtent l="19050" t="19050" r="26670" b="21590"/>
             <wp:docPr id="16" name="Picture 16"/>
@@ -23762,7 +23774,7 @@
           <w:lang w:val="vi-VN" w:eastAsia="vi-VN"/>
         </w:rPr>
         <w:drawing>
-          <wp:inline distT="0" distB="0" distL="0" distR="0" wp14:anchorId="5CA033D9" wp14:editId="08F1ED3E">
+          <wp:inline distT="0" distB="0" distL="0" distR="0" wp14:anchorId="43943711" wp14:editId="28115A59">
             <wp:extent cx="5709856" cy="4276725"/>
             <wp:effectExtent l="19050" t="19050" r="24765" b="9525"/>
             <wp:docPr id="17" name="Picture 17"/>
@@ -24140,7 +24152,7 @@
           <w:lang w:val="vi-VN" w:eastAsia="vi-VN"/>
         </w:rPr>
         <w:drawing>
-          <wp:inline distT="0" distB="0" distL="0" distR="0" wp14:anchorId="44271C18" wp14:editId="2B6DA3E1">
+          <wp:inline distT="0" distB="0" distL="0" distR="0" wp14:anchorId="3CC3D3A3" wp14:editId="3F9ADCBF">
             <wp:extent cx="5760720" cy="2136775"/>
             <wp:effectExtent l="19050" t="19050" r="11430" b="15875"/>
             <wp:docPr id="3" name="Picture 3"/>
@@ -24926,7 +24938,7 @@
           <w:lang w:val="vi-VN" w:eastAsia="vi-VN"/>
         </w:rPr>
         <w:drawing>
-          <wp:inline distT="0" distB="0" distL="0" distR="0" wp14:anchorId="2834BC71" wp14:editId="0A2DFC64">
+          <wp:inline distT="0" distB="0" distL="0" distR="0" wp14:anchorId="33135EA2" wp14:editId="09223F20">
             <wp:extent cx="5039428" cy="4801270"/>
             <wp:effectExtent l="19050" t="19050" r="27940" b="18415"/>
             <wp:docPr id="19" name="Picture 19"/>
@@ -25190,7 +25202,7 @@
         </w:rPr>
         <w:lastRenderedPageBreak/>
         <w:drawing>
-          <wp:inline distT="0" distB="0" distL="0" distR="0" wp14:anchorId="21384ACB" wp14:editId="079A05A5">
+          <wp:inline distT="0" distB="0" distL="0" distR="0" wp14:anchorId="01DC730A" wp14:editId="0135F3E5">
             <wp:extent cx="5696745" cy="5058481"/>
             <wp:effectExtent l="19050" t="19050" r="18415" b="27940"/>
             <wp:docPr id="20" name="Picture 20"/>
@@ -25481,7 +25493,7 @@
           <w:lang w:val="vi-VN" w:eastAsia="vi-VN"/>
         </w:rPr>
         <w:drawing>
-          <wp:inline distT="0" distB="0" distL="0" distR="0" wp14:anchorId="3AD751C0" wp14:editId="7167FF2D">
+          <wp:inline distT="0" distB="0" distL="0" distR="0" wp14:anchorId="0DDA4095" wp14:editId="08EC5AEF">
             <wp:extent cx="5760720" cy="4253230"/>
             <wp:effectExtent l="19050" t="19050" r="11430" b="13970"/>
             <wp:docPr id="11" name="Picture 11"/>
@@ -25723,7 +25735,7 @@
           <w:lang w:val="vi-VN" w:eastAsia="vi-VN"/>
         </w:rPr>
         <w:drawing>
-          <wp:inline distT="0" distB="0" distL="0" distR="0" wp14:anchorId="3DB545AD" wp14:editId="6E3EE013">
+          <wp:inline distT="0" distB="0" distL="0" distR="0" wp14:anchorId="6E693C20" wp14:editId="56347797">
             <wp:extent cx="5760720" cy="3846195"/>
             <wp:effectExtent l="19050" t="19050" r="11430" b="20955"/>
             <wp:docPr id="30" name="Picture 30"/>
@@ -31770,7 +31782,7 @@
           <w:lang w:val="vi-VN" w:eastAsia="vi-VN"/>
         </w:rPr>
         <w:drawing>
-          <wp:inline distT="0" distB="0" distL="0" distR="0" wp14:anchorId="7D273E1F" wp14:editId="658729F7">
+          <wp:inline distT="0" distB="0" distL="0" distR="0" wp14:anchorId="35DCB159" wp14:editId="6E8C86D6">
             <wp:extent cx="5760720" cy="2710180"/>
             <wp:effectExtent l="19050" t="19050" r="11430" b="13970"/>
             <wp:docPr id="23" name="Picture 23"/>
@@ -31895,7 +31907,7 @@
         </w:rPr>
         <w:lastRenderedPageBreak/>
         <w:drawing>
-          <wp:inline distT="0" distB="0" distL="0" distR="0" wp14:anchorId="0D61C891" wp14:editId="7B58225D">
+          <wp:inline distT="0" distB="0" distL="0" distR="0" wp14:anchorId="201DA1FA" wp14:editId="2BDBAC65">
             <wp:extent cx="5760720" cy="2764790"/>
             <wp:effectExtent l="19050" t="19050" r="11430" b="16510"/>
             <wp:docPr id="18" name="Picture 18"/>
@@ -32079,7 +32091,7 @@
         </w:rPr>
         <w:lastRenderedPageBreak/>
         <w:drawing>
-          <wp:inline distT="0" distB="0" distL="0" distR="0" wp14:anchorId="7F2B32C2" wp14:editId="374728C0">
+          <wp:inline distT="0" distB="0" distL="0" distR="0" wp14:anchorId="2571577D" wp14:editId="0836241D">
             <wp:extent cx="5760720" cy="2719705"/>
             <wp:effectExtent l="19050" t="19050" r="11430" b="23495"/>
             <wp:docPr id="22" name="Picture 22"/>
@@ -32256,7 +32268,7 @@
           <w:lang w:val="vi-VN" w:eastAsia="vi-VN"/>
         </w:rPr>
         <w:drawing>
-          <wp:inline distT="0" distB="0" distL="0" distR="0" wp14:anchorId="3FF3135C" wp14:editId="6B3A8071">
+          <wp:inline distT="0" distB="0" distL="0" distR="0" wp14:anchorId="20142DE0" wp14:editId="4130ACD6">
             <wp:extent cx="5760720" cy="2693670"/>
             <wp:effectExtent l="19050" t="19050" r="11430" b="11430"/>
             <wp:docPr id="24" name="Picture 24"/>
@@ -32412,7 +32424,7 @@
           <w:lang w:val="vi-VN" w:eastAsia="vi-VN"/>
         </w:rPr>
         <w:drawing>
-          <wp:inline distT="0" distB="0" distL="0" distR="0" wp14:anchorId="3E5E6EF4" wp14:editId="47D362E1">
+          <wp:inline distT="0" distB="0" distL="0" distR="0" wp14:anchorId="03636C02" wp14:editId="1833292C">
             <wp:extent cx="5760720" cy="988060"/>
             <wp:effectExtent l="19050" t="19050" r="11430" b="21590"/>
             <wp:docPr id="10" name="Picture 10"/>
@@ -32940,7 +32952,7 @@
           <w:lang w:val="vi-VN" w:eastAsia="vi-VN"/>
         </w:rPr>
         <w:drawing>
-          <wp:inline distT="0" distB="0" distL="0" distR="0" wp14:anchorId="13851C38" wp14:editId="749858F2">
+          <wp:inline distT="0" distB="0" distL="0" distR="0" wp14:anchorId="7DBF4968" wp14:editId="2E70257A">
             <wp:extent cx="5760720" cy="1044575"/>
             <wp:effectExtent l="19050" t="19050" r="11430" b="22225"/>
             <wp:docPr id="15" name="Picture 15"/>
@@ -33083,7 +33095,7 @@
           <w:lang w:val="vi-VN" w:eastAsia="vi-VN"/>
         </w:rPr>
         <w:drawing>
-          <wp:inline distT="0" distB="0" distL="0" distR="0" wp14:anchorId="13993C7E" wp14:editId="78B27BEC">
+          <wp:inline distT="0" distB="0" distL="0" distR="0" wp14:anchorId="1F5A7531" wp14:editId="6C4E914B">
             <wp:extent cx="5760720" cy="4208145"/>
             <wp:effectExtent l="19050" t="19050" r="11430" b="20955"/>
             <wp:docPr id="25" name="Picture 25"/>
@@ -33224,7 +33236,7 @@
         </w:rPr>
         <w:lastRenderedPageBreak/>
         <w:drawing>
-          <wp:inline distT="0" distB="0" distL="0" distR="0" wp14:anchorId="7248F7E1" wp14:editId="745A6959">
+          <wp:inline distT="0" distB="0" distL="0" distR="0" wp14:anchorId="1D28E8CD" wp14:editId="4577D25F">
             <wp:extent cx="5071533" cy="2467565"/>
             <wp:effectExtent l="19050" t="19050" r="15240" b="28575"/>
             <wp:docPr id="29" name="Picture 29"/>
@@ -33395,7 +33407,7 @@
           <w:lang w:val="vi-VN" w:eastAsia="vi-VN"/>
         </w:rPr>
         <w:drawing>
-          <wp:inline distT="0" distB="0" distL="0" distR="0" wp14:anchorId="4B8869DA" wp14:editId="4B51A709">
+          <wp:inline distT="0" distB="0" distL="0" distR="0" wp14:anchorId="20CE4E72" wp14:editId="25A42D47">
             <wp:extent cx="2589251" cy="3131820"/>
             <wp:effectExtent l="19050" t="19050" r="20955" b="11430"/>
             <wp:docPr id="26" name="Picture 26"/>
@@ -33449,7 +33461,7 @@
           <w:lang w:val="vi-VN" w:eastAsia="vi-VN"/>
         </w:rPr>
         <w:drawing>
-          <wp:inline distT="0" distB="0" distL="0" distR="0" wp14:anchorId="1681F21E" wp14:editId="12322751">
+          <wp:inline distT="0" distB="0" distL="0" distR="0" wp14:anchorId="2669C9AC" wp14:editId="436A8CE6">
             <wp:extent cx="2483120" cy="3131820"/>
             <wp:effectExtent l="19050" t="19050" r="12700" b="11430"/>
             <wp:docPr id="27" name="Picture 27"/>
@@ -33496,7 +33508,7 @@
           <w:lang w:val="vi-VN" w:eastAsia="vi-VN"/>
         </w:rPr>
         <w:drawing>
-          <wp:inline distT="0" distB="0" distL="0" distR="0" wp14:anchorId="291B0DAB" wp14:editId="0DE8184A">
+          <wp:inline distT="0" distB="0" distL="0" distR="0" wp14:anchorId="69AC1CFB" wp14:editId="0AE0C9B0">
             <wp:extent cx="2279828" cy="2438400"/>
             <wp:effectExtent l="19050" t="19050" r="25400" b="19050"/>
             <wp:docPr id="28" name="Picture 28"/>
@@ -33620,7 +33632,7 @@
           <w:lang w:val="vi-VN" w:eastAsia="vi-VN"/>
         </w:rPr>
         <w:drawing>
-          <wp:inline distT="0" distB="0" distL="0" distR="0" wp14:anchorId="1BF88715" wp14:editId="2862ECF3">
+          <wp:inline distT="0" distB="0" distL="0" distR="0" wp14:anchorId="6CA62C1E" wp14:editId="3DF76A2B">
             <wp:extent cx="4805276" cy="3627262"/>
             <wp:effectExtent l="19050" t="19050" r="14605" b="11430"/>
             <wp:docPr id="32" name="Picture 32"/>
@@ -33672,7 +33684,7 @@
           <w:lang w:val="vi-VN" w:eastAsia="vi-VN"/>
         </w:rPr>
         <w:drawing>
-          <wp:inline distT="0" distB="0" distL="0" distR="0" wp14:anchorId="7628E238" wp14:editId="197B642D">
+          <wp:inline distT="0" distB="0" distL="0" distR="0" wp14:anchorId="57B0C36B" wp14:editId="3345CADF">
             <wp:extent cx="4792813" cy="3647440"/>
             <wp:effectExtent l="19050" t="19050" r="27305" b="10160"/>
             <wp:docPr id="33" name="Picture 33"/>
@@ -33733,7 +33745,7 @@
           <w:lang w:val="vi-VN" w:eastAsia="vi-VN"/>
         </w:rPr>
         <w:drawing>
-          <wp:inline distT="0" distB="0" distL="0" distR="0" wp14:anchorId="2DBEC021" wp14:editId="09DD8B28">
+          <wp:inline distT="0" distB="0" distL="0" distR="0" wp14:anchorId="17848F2D" wp14:editId="537573BC">
             <wp:extent cx="4826479" cy="3678382"/>
             <wp:effectExtent l="19050" t="19050" r="12700" b="17780"/>
             <wp:docPr id="34" name="Picture 34"/>
@@ -33868,7 +33880,7 @@
           <w:lang w:val="vi-VN" w:eastAsia="vi-VN"/>
         </w:rPr>
         <w:drawing>
-          <wp:inline distT="0" distB="0" distL="0" distR="0" wp14:anchorId="133036DB" wp14:editId="3BB52150">
+          <wp:inline distT="0" distB="0" distL="0" distR="0" wp14:anchorId="5BE5CA96" wp14:editId="1999CDC9">
             <wp:extent cx="5214257" cy="2538731"/>
             <wp:effectExtent l="19050" t="19050" r="24765" b="13970"/>
             <wp:docPr id="35" name="Picture 35"/>
@@ -34015,7 +34027,7 @@
         </w:rPr>
         <w:lastRenderedPageBreak/>
         <w:drawing>
-          <wp:inline distT="0" distB="0" distL="0" distR="0" wp14:anchorId="2ECBC4EB" wp14:editId="5A4E3074">
+          <wp:inline distT="0" distB="0" distL="0" distR="0" wp14:anchorId="3C786413" wp14:editId="71A3EE63">
             <wp:extent cx="5306165" cy="7182852"/>
             <wp:effectExtent l="19050" t="19050" r="27940" b="18415"/>
             <wp:docPr id="38" name="Picture 38"/>
@@ -34147,7 +34159,7 @@
           <w:lang w:val="vi-VN" w:eastAsia="vi-VN"/>
         </w:rPr>
         <w:drawing>
-          <wp:inline distT="0" distB="0" distL="0" distR="0" wp14:anchorId="0853449F" wp14:editId="7D7C432D">
+          <wp:inline distT="0" distB="0" distL="0" distR="0" wp14:anchorId="66D2F3FB" wp14:editId="45E6D64D">
             <wp:extent cx="5760720" cy="2681605"/>
             <wp:effectExtent l="19050" t="19050" r="11430" b="23495"/>
             <wp:docPr id="39" name="Picture 39"/>
@@ -35277,7 +35289,7 @@
         <w:rStyle w:val="PageNumber"/>
         <w:noProof/>
       </w:rPr>
-      <w:t>5</w:t>
+      <w:t>14</w:t>
     </w:r>
     <w:r>
       <w:rPr>
@@ -35341,7 +35353,7 @@
         <w:rStyle w:val="PageNumber"/>
         <w:noProof/>
       </w:rPr>
-      <w:t>8</w:t>
+      <w:t>9</w:t>
     </w:r>
     <w:r>
       <w:rPr>
@@ -35381,7 +35393,7 @@
       <w:rPr>
         <w:noProof/>
       </w:rPr>
-      <w:t>8</w:t>
+      <w:t>9</w:t>
     </w:r>
     <w:r>
       <w:rPr>
@@ -40801,7 +40813,7 @@
 </file>
 
 <file path=customXml/itemProps1.xml><?xml version="1.0" encoding="utf-8"?>
-<ds:datastoreItem xmlns:ds="http://schemas.openxmlformats.org/officeDocument/2006/customXml" ds:itemID="{76FE6198-BC2C-4905-91EE-85CFD87A4B51}">
+<ds:datastoreItem xmlns:ds="http://schemas.openxmlformats.org/officeDocument/2006/customXml" ds:itemID="{4D28962E-86ED-489E-B354-D3C544987C16}">
   <ds:schemaRefs>
     <ds:schemaRef ds:uri="http://schemas.openxmlformats.org/officeDocument/2006/bibliography"/>
   </ds:schemaRefs>

--- a/docs/BAO_CAO_KLTN.docx
+++ b/docs/BAO_CAO_KLTN.docx
@@ -1923,11 +1923,11 @@
           <w:footerReference w:type="even" r:id="rId9"/>
           <w:pgSz w:w="11907" w:h="16840" w:code="9"/>
           <w:pgMar w:top="1134" w:right="1134" w:bottom="1134" w:left="1701" w:header="284" w:footer="397" w:gutter="0"/>
-          <w:pgBorders w:display="firstPage" w:offsetFrom="page">
-            <w:top w:val="twistedLines1" w:sz="18" w:space="24" w:color="auto"/>
-            <w:left w:val="twistedLines1" w:sz="18" w:space="24" w:color="auto"/>
-            <w:bottom w:val="twistedLines1" w:sz="18" w:space="24" w:color="auto"/>
-            <w:right w:val="twistedLines1" w:sz="18" w:space="24" w:color="auto"/>
+          <w:pgBorders w:display="firstPage">
+            <w:top w:val="twistedLines1" w:sz="15" w:space="1" w:color="auto"/>
+            <w:left w:val="twistedLines1" w:sz="15" w:space="4" w:color="auto"/>
+            <w:bottom w:val="twistedLines1" w:sz="15" w:space="1" w:color="auto"/>
+            <w:right w:val="twistedLines1" w:sz="15" w:space="4" w:color="auto"/>
           </w:pgBorders>
           <w:pgNumType w:start="1"/>
           <w:cols w:space="720"/>
@@ -4458,15 +4458,7 @@
                                 <w:i/>
                               </w:rPr>
                               <w:tab/>
-                              <w:t>(Ký tên và ghi rõ họ tê</w:t>
-                            </w:r>
-                            <w:bookmarkStart w:id="0" w:name="_GoBack"/>
-                            <w:bookmarkEnd w:id="0"/>
-                            <w:r>
-                              <w:rPr>
-                                <w:i/>
-                              </w:rPr>
-                              <w:t>n)</w:t>
+                              <w:t>(Ký tên và ghi rõ họ tên)</w:t>
                             </w:r>
                           </w:p>
                           <w:p>
@@ -5060,15 +5052,7 @@
                           <w:i/>
                         </w:rPr>
                         <w:tab/>
-                        <w:t>(Ký tên và ghi rõ họ tê</w:t>
-                      </w:r>
-                      <w:bookmarkStart w:id="1" w:name="_GoBack"/>
-                      <w:bookmarkEnd w:id="1"/>
-                      <w:r>
-                        <w:rPr>
-                          <w:i/>
-                        </w:rPr>
-                        <w:t>n)</w:t>
+                        <w:t>(Ký tên và ghi rõ họ tên)</w:t>
                       </w:r>
                     </w:p>
                     <w:p>
@@ -5186,14 +5170,28 @@
           <w:r>
             <w:fldChar w:fldCharType="separate"/>
           </w:r>
-          <w:hyperlink w:anchor="_Toc233611909" w:history="1">
+          <w:hyperlink w:anchor="_Toc233635208" w:history="1">
             <w:r>
               <w:rPr>
                 <w:rStyle w:val="Hyperlink"/>
                 <w:rFonts w:eastAsia="SimSun"/>
                 <w:noProof/>
-              </w:rPr>
-              <w:t>CHƯƠNG 1: TỔNG QUAN</w:t>
+                <w14:scene3d>
+                  <w14:camera w14:prst="orthographicFront"/>
+                  <w14:lightRig w14:rig="threePt" w14:dir="t">
+                    <w14:rot w14:lat="0" w14:lon="0" w14:rev="0"/>
+                  </w14:lightRig>
+                </w14:scene3d>
+              </w:rPr>
+              <w:t>CHƯƠNG 1:</w:t>
+            </w:r>
+            <w:r>
+              <w:rPr>
+                <w:rStyle w:val="Hyperlink"/>
+                <w:rFonts w:eastAsia="SimSun"/>
+                <w:noProof/>
+              </w:rPr>
+              <w:t xml:space="preserve"> TỔNG QUAN</w:t>
             </w:r>
             <w:r>
               <w:rPr>
@@ -5214,7 +5212,7 @@
                 <w:noProof/>
                 <w:webHidden/>
               </w:rPr>
-              <w:instrText xml:space="preserve"> PAGEREF _Toc233611909 \h </w:instrText>
+              <w:instrText xml:space="preserve"> PAGEREF _Toc233635208 \h </w:instrText>
             </w:r>
             <w:r>
               <w:rPr>
@@ -5260,7 +5258,7 @@
               <w:lang w:val="vi-VN" w:eastAsia="vi-VN"/>
             </w:rPr>
           </w:pPr>
-          <w:hyperlink w:anchor="_Toc233611910" w:history="1">
+          <w:hyperlink w:anchor="_Toc233635209" w:history="1">
             <w:r>
               <w:rPr>
                 <w:rStyle w:val="Hyperlink"/>
@@ -5288,7 +5286,7 @@
                 <w:noProof/>
                 <w:webHidden/>
               </w:rPr>
-              <w:instrText xml:space="preserve"> PAGEREF _Toc233611910 \h </w:instrText>
+              <w:instrText xml:space="preserve"> PAGEREF _Toc233635209 \h </w:instrText>
             </w:r>
             <w:r>
               <w:rPr>
@@ -5334,7 +5332,7 @@
               <w:lang w:val="vi-VN" w:eastAsia="vi-VN"/>
             </w:rPr>
           </w:pPr>
-          <w:hyperlink w:anchor="_Toc233611911" w:history="1">
+          <w:hyperlink w:anchor="_Toc233635210" w:history="1">
             <w:r>
               <w:rPr>
                 <w:rStyle w:val="Hyperlink"/>
@@ -5363,7 +5361,7 @@
                 <w:noProof/>
                 <w:webHidden/>
               </w:rPr>
-              <w:instrText xml:space="preserve"> PAGEREF _Toc233611911 \h </w:instrText>
+              <w:instrText xml:space="preserve"> PAGEREF _Toc233635210 \h </w:instrText>
             </w:r>
             <w:r>
               <w:rPr>
@@ -5409,7 +5407,7 @@
               <w:lang w:val="vi-VN" w:eastAsia="vi-VN"/>
             </w:rPr>
           </w:pPr>
-          <w:hyperlink w:anchor="_Toc233611912" w:history="1">
+          <w:hyperlink w:anchor="_Toc233635211" w:history="1">
             <w:r>
               <w:rPr>
                 <w:rStyle w:val="Hyperlink"/>
@@ -5438,7 +5436,7 @@
                 <w:noProof/>
                 <w:webHidden/>
               </w:rPr>
-              <w:instrText xml:space="preserve"> PAGEREF _Toc233611912 \h </w:instrText>
+              <w:instrText xml:space="preserve"> PAGEREF _Toc233635211 \h </w:instrText>
             </w:r>
             <w:r>
               <w:rPr>
@@ -5484,7 +5482,7 @@
               <w:lang w:val="vi-VN" w:eastAsia="vi-VN"/>
             </w:rPr>
           </w:pPr>
-          <w:hyperlink w:anchor="_Toc233611913" w:history="1">
+          <w:hyperlink w:anchor="_Toc233635212" w:history="1">
             <w:r>
               <w:rPr>
                 <w:rStyle w:val="Hyperlink"/>
@@ -5513,7 +5511,7 @@
                 <w:noProof/>
                 <w:webHidden/>
               </w:rPr>
-              <w:instrText xml:space="preserve"> PAGEREF _Toc233611913 \h </w:instrText>
+              <w:instrText xml:space="preserve"> PAGEREF _Toc233635212 \h </w:instrText>
             </w:r>
             <w:r>
               <w:rPr>
@@ -5559,7 +5557,7 @@
               <w:lang w:val="vi-VN" w:eastAsia="vi-VN"/>
             </w:rPr>
           </w:pPr>
-          <w:hyperlink w:anchor="_Toc233611914" w:history="1">
+          <w:hyperlink w:anchor="_Toc233635213" w:history="1">
             <w:r>
               <w:rPr>
                 <w:rStyle w:val="Hyperlink"/>
@@ -5587,7 +5585,7 @@
                 <w:noProof/>
                 <w:webHidden/>
               </w:rPr>
-              <w:instrText xml:space="preserve"> PAGEREF _Toc233611914 \h </w:instrText>
+              <w:instrText xml:space="preserve"> PAGEREF _Toc233635213 \h </w:instrText>
             </w:r>
             <w:r>
               <w:rPr>
@@ -5632,7 +5630,7 @@
               <w:lang w:val="vi-VN" w:eastAsia="vi-VN"/>
             </w:rPr>
           </w:pPr>
-          <w:hyperlink w:anchor="_Toc233611915" w:history="1">
+          <w:hyperlink w:anchor="_Toc233635214" w:history="1">
             <w:r>
               <w:rPr>
                 <w:rStyle w:val="Hyperlink"/>
@@ -5676,7 +5674,7 @@
                 <w:noProof/>
                 <w:webHidden/>
               </w:rPr>
-              <w:instrText xml:space="preserve"> PAGEREF _Toc233611915 \h </w:instrText>
+              <w:instrText xml:space="preserve"> PAGEREF _Toc233635214 \h </w:instrText>
             </w:r>
             <w:r>
               <w:rPr>
@@ -5721,7 +5719,7 @@
               <w:lang w:val="vi-VN" w:eastAsia="vi-VN"/>
             </w:rPr>
           </w:pPr>
-          <w:hyperlink w:anchor="_Toc233611916" w:history="1">
+          <w:hyperlink w:anchor="_Toc233635215" w:history="1">
             <w:r>
               <w:rPr>
                 <w:rStyle w:val="Hyperlink"/>
@@ -5765,7 +5763,7 @@
                 <w:noProof/>
                 <w:webHidden/>
               </w:rPr>
-              <w:instrText xml:space="preserve"> PAGEREF _Toc233611916 \h </w:instrText>
+              <w:instrText xml:space="preserve"> PAGEREF _Toc233635215 \h </w:instrText>
             </w:r>
             <w:r>
               <w:rPr>
@@ -5811,7 +5809,7 @@
               <w:lang w:val="vi-VN" w:eastAsia="vi-VN"/>
             </w:rPr>
           </w:pPr>
-          <w:hyperlink w:anchor="_Toc233611917" w:history="1">
+          <w:hyperlink w:anchor="_Toc233635216" w:history="1">
             <w:r>
               <w:rPr>
                 <w:rStyle w:val="Hyperlink"/>
@@ -5839,7 +5837,7 @@
                 <w:noProof/>
                 <w:webHidden/>
               </w:rPr>
-              <w:instrText xml:space="preserve"> PAGEREF _Toc233611917 \h </w:instrText>
+              <w:instrText xml:space="preserve"> PAGEREF _Toc233635216 \h </w:instrText>
             </w:r>
             <w:r>
               <w:rPr>
@@ -5885,14 +5883,28 @@
               <w:lang w:val="vi-VN" w:eastAsia="vi-VN"/>
             </w:rPr>
           </w:pPr>
-          <w:hyperlink w:anchor="_Toc233611918" w:history="1">
+          <w:hyperlink w:anchor="_Toc233635217" w:history="1">
             <w:r>
               <w:rPr>
                 <w:rStyle w:val="Hyperlink"/>
                 <w:rFonts w:eastAsia="SimSun"/>
                 <w:noProof/>
-              </w:rPr>
-              <w:t>CHƯƠNG 2: NGHIÊN CỨU LÝ THUYẾT</w:t>
+                <w14:scene3d>
+                  <w14:camera w14:prst="orthographicFront"/>
+                  <w14:lightRig w14:rig="threePt" w14:dir="t">
+                    <w14:rot w14:lat="0" w14:lon="0" w14:rev="0"/>
+                  </w14:lightRig>
+                </w14:scene3d>
+              </w:rPr>
+              <w:t>CHƯƠNG 2:</w:t>
+            </w:r>
+            <w:r>
+              <w:rPr>
+                <w:rStyle w:val="Hyperlink"/>
+                <w:rFonts w:eastAsia="SimSun"/>
+                <w:noProof/>
+              </w:rPr>
+              <w:t xml:space="preserve"> NGHIÊN CỨU LÝ THUYẾT</w:t>
             </w:r>
             <w:r>
               <w:rPr>
@@ -5913,7 +5925,7 @@
                 <w:noProof/>
                 <w:webHidden/>
               </w:rPr>
-              <w:instrText xml:space="preserve"> PAGEREF _Toc233611918 \h </w:instrText>
+              <w:instrText xml:space="preserve"> PAGEREF _Toc233635217 \h </w:instrText>
             </w:r>
             <w:r>
               <w:rPr>
@@ -5959,7 +5971,7 @@
               <w:lang w:val="vi-VN" w:eastAsia="vi-VN"/>
             </w:rPr>
           </w:pPr>
-          <w:hyperlink w:anchor="_Toc233611919" w:history="1">
+          <w:hyperlink w:anchor="_Toc233635218" w:history="1">
             <w:r>
               <w:rPr>
                 <w:rStyle w:val="Hyperlink"/>
@@ -5987,7 +5999,7 @@
                 <w:noProof/>
                 <w:webHidden/>
               </w:rPr>
-              <w:instrText xml:space="preserve"> PAGEREF _Toc233611919 \h </w:instrText>
+              <w:instrText xml:space="preserve"> PAGEREF _Toc233635218 \h </w:instrText>
             </w:r>
             <w:r>
               <w:rPr>
@@ -6032,7 +6044,7 @@
               <w:lang w:val="vi-VN" w:eastAsia="vi-VN"/>
             </w:rPr>
           </w:pPr>
-          <w:hyperlink w:anchor="_Toc233611920" w:history="1">
+          <w:hyperlink w:anchor="_Toc233635219" w:history="1">
             <w:r>
               <w:rPr>
                 <w:rStyle w:val="Hyperlink"/>
@@ -6074,7 +6086,7 @@
                 <w:noProof/>
                 <w:webHidden/>
               </w:rPr>
-              <w:instrText xml:space="preserve"> PAGEREF _Toc233611920 \h </w:instrText>
+              <w:instrText xml:space="preserve"> PAGEREF _Toc233635219 \h </w:instrText>
             </w:r>
             <w:r>
               <w:rPr>
@@ -6119,7 +6131,7 @@
               <w:lang w:val="vi-VN" w:eastAsia="vi-VN"/>
             </w:rPr>
           </w:pPr>
-          <w:hyperlink w:anchor="_Toc233611921" w:history="1">
+          <w:hyperlink w:anchor="_Toc233635220" w:history="1">
             <w:r>
               <w:rPr>
                 <w:rStyle w:val="Hyperlink"/>
@@ -6161,7 +6173,7 @@
                 <w:noProof/>
                 <w:webHidden/>
               </w:rPr>
-              <w:instrText xml:space="preserve"> PAGEREF _Toc233611921 \h </w:instrText>
+              <w:instrText xml:space="preserve"> PAGEREF _Toc233635220 \h </w:instrText>
             </w:r>
             <w:r>
               <w:rPr>
@@ -6206,7 +6218,7 @@
               <w:lang w:val="vi-VN" w:eastAsia="vi-VN"/>
             </w:rPr>
           </w:pPr>
-          <w:hyperlink w:anchor="_Toc233611922" w:history="1">
+          <w:hyperlink w:anchor="_Toc233635221" w:history="1">
             <w:r>
               <w:rPr>
                 <w:rStyle w:val="Hyperlink"/>
@@ -6249,7 +6261,7 @@
                 <w:noProof/>
                 <w:webHidden/>
               </w:rPr>
-              <w:instrText xml:space="preserve"> PAGEREF _Toc233611922 \h </w:instrText>
+              <w:instrText xml:space="preserve"> PAGEREF _Toc233635221 \h </w:instrText>
             </w:r>
             <w:r>
               <w:rPr>
@@ -6295,7 +6307,7 @@
               <w:lang w:val="vi-VN" w:eastAsia="vi-VN"/>
             </w:rPr>
           </w:pPr>
-          <w:hyperlink w:anchor="_Toc233611923" w:history="1">
+          <w:hyperlink w:anchor="_Toc233635222" w:history="1">
             <w:r>
               <w:rPr>
                 <w:rStyle w:val="Hyperlink"/>
@@ -6323,7 +6335,7 @@
                 <w:noProof/>
                 <w:webHidden/>
               </w:rPr>
-              <w:instrText xml:space="preserve"> PAGEREF _Toc233611923 \h </w:instrText>
+              <w:instrText xml:space="preserve"> PAGEREF _Toc233635222 \h </w:instrText>
             </w:r>
             <w:r>
               <w:rPr>
@@ -6368,7 +6380,7 @@
               <w:lang w:val="vi-VN" w:eastAsia="vi-VN"/>
             </w:rPr>
           </w:pPr>
-          <w:hyperlink w:anchor="_Toc233611924" w:history="1">
+          <w:hyperlink w:anchor="_Toc233635223" w:history="1">
             <w:r>
               <w:rPr>
                 <w:rStyle w:val="Hyperlink"/>
@@ -6410,7 +6422,7 @@
                 <w:noProof/>
                 <w:webHidden/>
               </w:rPr>
-              <w:instrText xml:space="preserve"> PAGEREF _Toc233611924 \h </w:instrText>
+              <w:instrText xml:space="preserve"> PAGEREF _Toc233635223 \h </w:instrText>
             </w:r>
             <w:r>
               <w:rPr>
@@ -6455,7 +6467,7 @@
               <w:lang w:val="vi-VN" w:eastAsia="vi-VN"/>
             </w:rPr>
           </w:pPr>
-          <w:hyperlink w:anchor="_Toc233611925" w:history="1">
+          <w:hyperlink w:anchor="_Toc233635224" w:history="1">
             <w:r>
               <w:rPr>
                 <w:rStyle w:val="Hyperlink"/>
@@ -6497,7 +6509,7 @@
                 <w:noProof/>
                 <w:webHidden/>
               </w:rPr>
-              <w:instrText xml:space="preserve"> PAGEREF _Toc233611925 \h </w:instrText>
+              <w:instrText xml:space="preserve"> PAGEREF _Toc233635224 \h </w:instrText>
             </w:r>
             <w:r>
               <w:rPr>
@@ -6542,7 +6554,7 @@
               <w:lang w:val="vi-VN" w:eastAsia="vi-VN"/>
             </w:rPr>
           </w:pPr>
-          <w:hyperlink w:anchor="_Toc233611926" w:history="1">
+          <w:hyperlink w:anchor="_Toc233635225" w:history="1">
             <w:r>
               <w:rPr>
                 <w:rStyle w:val="Hyperlink"/>
@@ -6584,7 +6596,7 @@
                 <w:noProof/>
                 <w:webHidden/>
               </w:rPr>
-              <w:instrText xml:space="preserve"> PAGEREF _Toc233611926 \h </w:instrText>
+              <w:instrText xml:space="preserve"> PAGEREF _Toc233635225 \h </w:instrText>
             </w:r>
             <w:r>
               <w:rPr>
@@ -6630,7 +6642,7 @@
               <w:lang w:val="vi-VN" w:eastAsia="vi-VN"/>
             </w:rPr>
           </w:pPr>
-          <w:hyperlink w:anchor="_Toc233611927" w:history="1">
+          <w:hyperlink w:anchor="_Toc233635226" w:history="1">
             <w:r>
               <w:rPr>
                 <w:rStyle w:val="Hyperlink"/>
@@ -6658,7 +6670,7 @@
                 <w:noProof/>
                 <w:webHidden/>
               </w:rPr>
-              <w:instrText xml:space="preserve"> PAGEREF _Toc233611927 \h </w:instrText>
+              <w:instrText xml:space="preserve"> PAGEREF _Toc233635226 \h </w:instrText>
             </w:r>
             <w:r>
               <w:rPr>
@@ -6703,7 +6715,7 @@
               <w:lang w:val="vi-VN" w:eastAsia="vi-VN"/>
             </w:rPr>
           </w:pPr>
-          <w:hyperlink w:anchor="_Toc233611928" w:history="1">
+          <w:hyperlink w:anchor="_Toc233635227" w:history="1">
             <w:r>
               <w:rPr>
                 <w:rStyle w:val="Hyperlink"/>
@@ -6745,7 +6757,7 @@
                 <w:noProof/>
                 <w:webHidden/>
               </w:rPr>
-              <w:instrText xml:space="preserve"> PAGEREF _Toc233611928 \h </w:instrText>
+              <w:instrText xml:space="preserve"> PAGEREF _Toc233635227 \h </w:instrText>
             </w:r>
             <w:r>
               <w:rPr>
@@ -6790,7 +6802,7 @@
               <w:lang w:val="vi-VN" w:eastAsia="vi-VN"/>
             </w:rPr>
           </w:pPr>
-          <w:hyperlink w:anchor="_Toc233611929" w:history="1">
+          <w:hyperlink w:anchor="_Toc233635228" w:history="1">
             <w:r>
               <w:rPr>
                 <w:rStyle w:val="Hyperlink"/>
@@ -6832,7 +6844,7 @@
                 <w:noProof/>
                 <w:webHidden/>
               </w:rPr>
-              <w:instrText xml:space="preserve"> PAGEREF _Toc233611929 \h </w:instrText>
+              <w:instrText xml:space="preserve"> PAGEREF _Toc233635228 \h </w:instrText>
             </w:r>
             <w:r>
               <w:rPr>
@@ -6878,7 +6890,7 @@
               <w:lang w:val="vi-VN" w:eastAsia="vi-VN"/>
             </w:rPr>
           </w:pPr>
-          <w:hyperlink w:anchor="_Toc233611930" w:history="1">
+          <w:hyperlink w:anchor="_Toc233635229" w:history="1">
             <w:r>
               <w:rPr>
                 <w:rStyle w:val="Hyperlink"/>
@@ -6906,7 +6918,7 @@
                 <w:noProof/>
                 <w:webHidden/>
               </w:rPr>
-              <w:instrText xml:space="preserve"> PAGEREF _Toc233611930 \h </w:instrText>
+              <w:instrText xml:space="preserve"> PAGEREF _Toc233635229 \h </w:instrText>
             </w:r>
             <w:r>
               <w:rPr>
@@ -6951,7 +6963,7 @@
               <w:lang w:val="vi-VN" w:eastAsia="vi-VN"/>
             </w:rPr>
           </w:pPr>
-          <w:hyperlink w:anchor="_Toc233611931" w:history="1">
+          <w:hyperlink w:anchor="_Toc233635230" w:history="1">
             <w:r>
               <w:rPr>
                 <w:rStyle w:val="Hyperlink"/>
@@ -6993,7 +7005,7 @@
                 <w:noProof/>
                 <w:webHidden/>
               </w:rPr>
-              <w:instrText xml:space="preserve"> PAGEREF _Toc233611931 \h </w:instrText>
+              <w:instrText xml:space="preserve"> PAGEREF _Toc233635230 \h </w:instrText>
             </w:r>
             <w:r>
               <w:rPr>
@@ -7038,7 +7050,7 @@
               <w:lang w:val="vi-VN" w:eastAsia="vi-VN"/>
             </w:rPr>
           </w:pPr>
-          <w:hyperlink w:anchor="_Toc233611932" w:history="1">
+          <w:hyperlink w:anchor="_Toc233635231" w:history="1">
             <w:r>
               <w:rPr>
                 <w:rStyle w:val="Hyperlink"/>
@@ -7080,7 +7092,7 @@
                 <w:noProof/>
                 <w:webHidden/>
               </w:rPr>
-              <w:instrText xml:space="preserve"> PAGEREF _Toc233611932 \h </w:instrText>
+              <w:instrText xml:space="preserve"> PAGEREF _Toc233635231 \h </w:instrText>
             </w:r>
             <w:r>
               <w:rPr>
@@ -7125,7 +7137,7 @@
               <w:lang w:val="vi-VN" w:eastAsia="vi-VN"/>
             </w:rPr>
           </w:pPr>
-          <w:hyperlink w:anchor="_Toc233611933" w:history="1">
+          <w:hyperlink w:anchor="_Toc233635232" w:history="1">
             <w:r>
               <w:rPr>
                 <w:rStyle w:val="Hyperlink"/>
@@ -7167,7 +7179,7 @@
                 <w:noProof/>
                 <w:webHidden/>
               </w:rPr>
-              <w:instrText xml:space="preserve"> PAGEREF _Toc233611933 \h </w:instrText>
+              <w:instrText xml:space="preserve"> PAGEREF _Toc233635232 \h </w:instrText>
             </w:r>
             <w:r>
               <w:rPr>
@@ -7213,7 +7225,7 @@
               <w:lang w:val="vi-VN" w:eastAsia="vi-VN"/>
             </w:rPr>
           </w:pPr>
-          <w:hyperlink w:anchor="_Toc233611934" w:history="1">
+          <w:hyperlink w:anchor="_Toc233635233" w:history="1">
             <w:r>
               <w:rPr>
                 <w:rStyle w:val="Hyperlink"/>
@@ -7241,7 +7253,7 @@
                 <w:noProof/>
                 <w:webHidden/>
               </w:rPr>
-              <w:instrText xml:space="preserve"> PAGEREF _Toc233611934 \h </w:instrText>
+              <w:instrText xml:space="preserve"> PAGEREF _Toc233635233 \h </w:instrText>
             </w:r>
             <w:r>
               <w:rPr>
@@ -7286,7 +7298,7 @@
               <w:lang w:val="vi-VN" w:eastAsia="vi-VN"/>
             </w:rPr>
           </w:pPr>
-          <w:hyperlink w:anchor="_Toc233611935" w:history="1">
+          <w:hyperlink w:anchor="_Toc233635234" w:history="1">
             <w:r>
               <w:rPr>
                 <w:rStyle w:val="Hyperlink"/>
@@ -7328,7 +7340,7 @@
                 <w:noProof/>
                 <w:webHidden/>
               </w:rPr>
-              <w:instrText xml:space="preserve"> PAGEREF _Toc233611935 \h </w:instrText>
+              <w:instrText xml:space="preserve"> PAGEREF _Toc233635234 \h </w:instrText>
             </w:r>
             <w:r>
               <w:rPr>
@@ -7373,7 +7385,7 @@
               <w:lang w:val="vi-VN" w:eastAsia="vi-VN"/>
             </w:rPr>
           </w:pPr>
-          <w:hyperlink w:anchor="_Toc233611936" w:history="1">
+          <w:hyperlink w:anchor="_Toc233635235" w:history="1">
             <w:r>
               <w:rPr>
                 <w:rStyle w:val="Hyperlink"/>
@@ -7416,7 +7428,7 @@
                 <w:noProof/>
                 <w:webHidden/>
               </w:rPr>
-              <w:instrText xml:space="preserve"> PAGEREF _Toc233611936 \h </w:instrText>
+              <w:instrText xml:space="preserve"> PAGEREF _Toc233635235 \h </w:instrText>
             </w:r>
             <w:r>
               <w:rPr>
@@ -7461,7 +7473,7 @@
               <w:lang w:val="vi-VN" w:eastAsia="vi-VN"/>
             </w:rPr>
           </w:pPr>
-          <w:hyperlink w:anchor="_Toc233611937" w:history="1">
+          <w:hyperlink w:anchor="_Toc233635236" w:history="1">
             <w:r>
               <w:rPr>
                 <w:rStyle w:val="Hyperlink"/>
@@ -7504,7 +7516,7 @@
                 <w:noProof/>
                 <w:webHidden/>
               </w:rPr>
-              <w:instrText xml:space="preserve"> PAGEREF _Toc233611937 \h </w:instrText>
+              <w:instrText xml:space="preserve"> PAGEREF _Toc233635236 \h </w:instrText>
             </w:r>
             <w:r>
               <w:rPr>
@@ -7549,7 +7561,7 @@
               <w:lang w:val="vi-VN" w:eastAsia="vi-VN"/>
             </w:rPr>
           </w:pPr>
-          <w:hyperlink w:anchor="_Toc233611938" w:history="1">
+          <w:hyperlink w:anchor="_Toc233635237" w:history="1">
             <w:r>
               <w:rPr>
                 <w:rStyle w:val="Hyperlink"/>
@@ -7592,7 +7604,7 @@
                 <w:noProof/>
                 <w:webHidden/>
               </w:rPr>
-              <w:instrText xml:space="preserve"> PAGEREF _Toc233611938 \h </w:instrText>
+              <w:instrText xml:space="preserve"> PAGEREF _Toc233635237 \h </w:instrText>
             </w:r>
             <w:r>
               <w:rPr>
@@ -7638,7 +7650,7 @@
               <w:lang w:val="vi-VN" w:eastAsia="vi-VN"/>
             </w:rPr>
           </w:pPr>
-          <w:hyperlink w:anchor="_Toc233611939" w:history="1">
+          <w:hyperlink w:anchor="_Toc233635238" w:history="1">
             <w:r>
               <w:rPr>
                 <w:rStyle w:val="Hyperlink"/>
@@ -7675,7 +7687,7 @@
                 <w:noProof/>
                 <w:webHidden/>
               </w:rPr>
-              <w:instrText xml:space="preserve"> PAGEREF _Toc233611939 \h </w:instrText>
+              <w:instrText xml:space="preserve"> PAGEREF _Toc233635238 \h </w:instrText>
             </w:r>
             <w:r>
               <w:rPr>
@@ -7720,7 +7732,7 @@
               <w:lang w:val="vi-VN" w:eastAsia="vi-VN"/>
             </w:rPr>
           </w:pPr>
-          <w:hyperlink w:anchor="_Toc233611940" w:history="1">
+          <w:hyperlink w:anchor="_Toc233635239" w:history="1">
             <w:r>
               <w:rPr>
                 <w:rStyle w:val="Hyperlink"/>
@@ -7763,7 +7775,7 @@
                 <w:noProof/>
                 <w:webHidden/>
               </w:rPr>
-              <w:instrText xml:space="preserve"> PAGEREF _Toc233611940 \h </w:instrText>
+              <w:instrText xml:space="preserve"> PAGEREF _Toc233635239 \h </w:instrText>
             </w:r>
             <w:r>
               <w:rPr>
@@ -7808,7 +7820,7 @@
               <w:lang w:val="vi-VN" w:eastAsia="vi-VN"/>
             </w:rPr>
           </w:pPr>
-          <w:hyperlink w:anchor="_Toc233611941" w:history="1">
+          <w:hyperlink w:anchor="_Toc233635240" w:history="1">
             <w:r>
               <w:rPr>
                 <w:rStyle w:val="Hyperlink"/>
@@ -7851,7 +7863,7 @@
                 <w:noProof/>
                 <w:webHidden/>
               </w:rPr>
-              <w:instrText xml:space="preserve"> PAGEREF _Toc233611941 \h </w:instrText>
+              <w:instrText xml:space="preserve"> PAGEREF _Toc233635240 \h </w:instrText>
             </w:r>
             <w:r>
               <w:rPr>
@@ -7896,7 +7908,7 @@
               <w:lang w:val="vi-VN" w:eastAsia="vi-VN"/>
             </w:rPr>
           </w:pPr>
-          <w:hyperlink w:anchor="_Toc233611942" w:history="1">
+          <w:hyperlink w:anchor="_Toc233635241" w:history="1">
             <w:r>
               <w:rPr>
                 <w:rStyle w:val="Hyperlink"/>
@@ -7939,7 +7951,7 @@
                 <w:noProof/>
                 <w:webHidden/>
               </w:rPr>
-              <w:instrText xml:space="preserve"> PAGEREF _Toc233611942 \h </w:instrText>
+              <w:instrText xml:space="preserve"> PAGEREF _Toc233635241 \h </w:instrText>
             </w:r>
             <w:r>
               <w:rPr>
@@ -7985,14 +7997,28 @@
               <w:lang w:val="vi-VN" w:eastAsia="vi-VN"/>
             </w:rPr>
           </w:pPr>
-          <w:hyperlink w:anchor="_Toc233611943" w:history="1">
+          <w:hyperlink w:anchor="_Toc233635242" w:history="1">
             <w:r>
               <w:rPr>
                 <w:rStyle w:val="Hyperlink"/>
                 <w:rFonts w:eastAsia="SimSun"/>
                 <w:noProof/>
-              </w:rPr>
-              <w:t>CHƯƠNG 3: PHÂN TÍCH VÀ THIẾT KẾ HỆ THỐNG</w:t>
+                <w14:scene3d>
+                  <w14:camera w14:prst="orthographicFront"/>
+                  <w14:lightRig w14:rig="threePt" w14:dir="t">
+                    <w14:rot w14:lat="0" w14:lon="0" w14:rev="0"/>
+                  </w14:lightRig>
+                </w14:scene3d>
+              </w:rPr>
+              <w:t>CHƯƠNG 3:</w:t>
+            </w:r>
+            <w:r>
+              <w:rPr>
+                <w:rStyle w:val="Hyperlink"/>
+                <w:rFonts w:eastAsia="SimSun"/>
+                <w:noProof/>
+              </w:rPr>
+              <w:t xml:space="preserve"> PHÂN TÍCH VÀ THIẾT KẾ HỆ THỐNG</w:t>
             </w:r>
             <w:r>
               <w:rPr>
@@ -8013,7 +8039,7 @@
                 <w:noProof/>
                 <w:webHidden/>
               </w:rPr>
-              <w:instrText xml:space="preserve"> PAGEREF _Toc233611943 \h </w:instrText>
+              <w:instrText xml:space="preserve"> PAGEREF _Toc233635242 \h </w:instrText>
             </w:r>
             <w:r>
               <w:rPr>
@@ -8059,7 +8085,7 @@
               <w:lang w:val="vi-VN" w:eastAsia="vi-VN"/>
             </w:rPr>
           </w:pPr>
-          <w:hyperlink w:anchor="_Toc233611944" w:history="1">
+          <w:hyperlink w:anchor="_Toc233635243" w:history="1">
             <w:r>
               <w:rPr>
                 <w:rStyle w:val="Hyperlink"/>
@@ -8087,7 +8113,7 @@
                 <w:noProof/>
                 <w:webHidden/>
               </w:rPr>
-              <w:instrText xml:space="preserve"> PAGEREF _Toc233611944 \h </w:instrText>
+              <w:instrText xml:space="preserve"> PAGEREF _Toc233635243 \h </w:instrText>
             </w:r>
             <w:r>
               <w:rPr>
@@ -8132,7 +8158,7 @@
               <w:lang w:val="vi-VN" w:eastAsia="vi-VN"/>
             </w:rPr>
           </w:pPr>
-          <w:hyperlink w:anchor="_Toc233611945" w:history="1">
+          <w:hyperlink w:anchor="_Toc233635244" w:history="1">
             <w:r>
               <w:rPr>
                 <w:rStyle w:val="Hyperlink"/>
@@ -8175,7 +8201,7 @@
                 <w:noProof/>
                 <w:webHidden/>
               </w:rPr>
-              <w:instrText xml:space="preserve"> PAGEREF _Toc233611945 \h </w:instrText>
+              <w:instrText xml:space="preserve"> PAGEREF _Toc233635244 \h </w:instrText>
             </w:r>
             <w:r>
               <w:rPr>
@@ -8220,7 +8246,7 @@
               <w:lang w:val="vi-VN" w:eastAsia="vi-VN"/>
             </w:rPr>
           </w:pPr>
-          <w:hyperlink w:anchor="_Toc233611946" w:history="1">
+          <w:hyperlink w:anchor="_Toc233635245" w:history="1">
             <w:r>
               <w:rPr>
                 <w:rStyle w:val="Hyperlink"/>
@@ -8263,7 +8289,7 @@
                 <w:noProof/>
                 <w:webHidden/>
               </w:rPr>
-              <w:instrText xml:space="preserve"> PAGEREF _Toc233611946 \h </w:instrText>
+              <w:instrText xml:space="preserve"> PAGEREF _Toc233635245 \h </w:instrText>
             </w:r>
             <w:r>
               <w:rPr>
@@ -8309,7 +8335,7 @@
               <w:lang w:val="vi-VN" w:eastAsia="vi-VN"/>
             </w:rPr>
           </w:pPr>
-          <w:hyperlink w:anchor="_Toc233611947" w:history="1">
+          <w:hyperlink w:anchor="_Toc233635246" w:history="1">
             <w:r>
               <w:rPr>
                 <w:rStyle w:val="Hyperlink"/>
@@ -8337,7 +8363,7 @@
                 <w:noProof/>
                 <w:webHidden/>
               </w:rPr>
-              <w:instrText xml:space="preserve"> PAGEREF _Toc233611947 \h </w:instrText>
+              <w:instrText xml:space="preserve"> PAGEREF _Toc233635246 \h </w:instrText>
             </w:r>
             <w:r>
               <w:rPr>
@@ -8383,7 +8409,7 @@
               <w:lang w:val="vi-VN" w:eastAsia="vi-VN"/>
             </w:rPr>
           </w:pPr>
-          <w:hyperlink w:anchor="_Toc233611948" w:history="1">
+          <w:hyperlink w:anchor="_Toc233635247" w:history="1">
             <w:r>
               <w:rPr>
                 <w:rStyle w:val="Hyperlink"/>
@@ -8411,7 +8437,7 @@
                 <w:noProof/>
                 <w:webHidden/>
               </w:rPr>
-              <w:instrText xml:space="preserve"> PAGEREF _Toc233611948 \h </w:instrText>
+              <w:instrText xml:space="preserve"> PAGEREF _Toc233635247 \h </w:instrText>
             </w:r>
             <w:r>
               <w:rPr>
@@ -8457,7 +8483,7 @@
               <w:lang w:val="vi-VN" w:eastAsia="vi-VN"/>
             </w:rPr>
           </w:pPr>
-          <w:hyperlink w:anchor="_Toc233611949" w:history="1">
+          <w:hyperlink w:anchor="_Toc233635248" w:history="1">
             <w:r>
               <w:rPr>
                 <w:rStyle w:val="Hyperlink"/>
@@ -8485,7 +8511,7 @@
                 <w:noProof/>
                 <w:webHidden/>
               </w:rPr>
-              <w:instrText xml:space="preserve"> PAGEREF _Toc233611949 \h </w:instrText>
+              <w:instrText xml:space="preserve"> PAGEREF _Toc233635248 \h </w:instrText>
             </w:r>
             <w:r>
               <w:rPr>
@@ -8530,7 +8556,7 @@
               <w:lang w:val="vi-VN" w:eastAsia="vi-VN"/>
             </w:rPr>
           </w:pPr>
-          <w:hyperlink w:anchor="_Toc233611950" w:history="1">
+          <w:hyperlink w:anchor="_Toc233635249" w:history="1">
             <w:r>
               <w:rPr>
                 <w:rStyle w:val="Hyperlink"/>
@@ -8572,7 +8598,7 @@
                 <w:noProof/>
                 <w:webHidden/>
               </w:rPr>
-              <w:instrText xml:space="preserve"> PAGEREF _Toc233611950 \h </w:instrText>
+              <w:instrText xml:space="preserve"> PAGEREF _Toc233635249 \h </w:instrText>
             </w:r>
             <w:r>
               <w:rPr>
@@ -8617,7 +8643,7 @@
               <w:lang w:val="vi-VN" w:eastAsia="vi-VN"/>
             </w:rPr>
           </w:pPr>
-          <w:hyperlink w:anchor="_Toc233611951" w:history="1">
+          <w:hyperlink w:anchor="_Toc233635250" w:history="1">
             <w:r>
               <w:rPr>
                 <w:rStyle w:val="Hyperlink"/>
@@ -8668,7 +8694,7 @@
                 <w:noProof/>
                 <w:webHidden/>
               </w:rPr>
-              <w:instrText xml:space="preserve"> PAGEREF _Toc233611951 \h </w:instrText>
+              <w:instrText xml:space="preserve"> PAGEREF _Toc233635250 \h </w:instrText>
             </w:r>
             <w:r>
               <w:rPr>
@@ -8713,7 +8739,7 @@
               <w:lang w:val="vi-VN" w:eastAsia="vi-VN"/>
             </w:rPr>
           </w:pPr>
-          <w:hyperlink w:anchor="_Toc233611952" w:history="1">
+          <w:hyperlink w:anchor="_Toc233635251" w:history="1">
             <w:r>
               <w:rPr>
                 <w:rStyle w:val="Hyperlink"/>
@@ -8757,7 +8783,7 @@
                 <w:noProof/>
                 <w:webHidden/>
               </w:rPr>
-              <w:instrText xml:space="preserve"> PAGEREF _Toc233611952 \h </w:instrText>
+              <w:instrText xml:space="preserve"> PAGEREF _Toc233635251 \h </w:instrText>
             </w:r>
             <w:r>
               <w:rPr>
@@ -8802,7 +8828,7 @@
               <w:lang w:val="vi-VN" w:eastAsia="vi-VN"/>
             </w:rPr>
           </w:pPr>
-          <w:hyperlink w:anchor="_Toc233611953" w:history="1">
+          <w:hyperlink w:anchor="_Toc233635252" w:history="1">
             <w:r>
               <w:rPr>
                 <w:rStyle w:val="Hyperlink"/>
@@ -8844,7 +8870,7 @@
                 <w:noProof/>
                 <w:webHidden/>
               </w:rPr>
-              <w:instrText xml:space="preserve"> PAGEREF _Toc233611953 \h </w:instrText>
+              <w:instrText xml:space="preserve"> PAGEREF _Toc233635252 \h </w:instrText>
             </w:r>
             <w:r>
               <w:rPr>
@@ -8890,7 +8916,7 @@
               <w:lang w:val="vi-VN" w:eastAsia="vi-VN"/>
             </w:rPr>
           </w:pPr>
-          <w:hyperlink w:anchor="_Toc233611954" w:history="1">
+          <w:hyperlink w:anchor="_Toc233635253" w:history="1">
             <w:r>
               <w:rPr>
                 <w:rStyle w:val="Hyperlink"/>
@@ -8919,7 +8945,7 @@
                 <w:noProof/>
                 <w:webHidden/>
               </w:rPr>
-              <w:instrText xml:space="preserve"> PAGEREF _Toc233611954 \h </w:instrText>
+              <w:instrText xml:space="preserve"> PAGEREF _Toc233635253 \h </w:instrText>
             </w:r>
             <w:r>
               <w:rPr>
@@ -8964,7 +8990,7 @@
               <w:lang w:val="vi-VN" w:eastAsia="vi-VN"/>
             </w:rPr>
           </w:pPr>
-          <w:hyperlink w:anchor="_Toc233611955" w:history="1">
+          <w:hyperlink w:anchor="_Toc233635254" w:history="1">
             <w:r>
               <w:rPr>
                 <w:rStyle w:val="Hyperlink"/>
@@ -9006,7 +9032,7 @@
                 <w:noProof/>
                 <w:webHidden/>
               </w:rPr>
-              <w:instrText xml:space="preserve"> PAGEREF _Toc233611955 \h </w:instrText>
+              <w:instrText xml:space="preserve"> PAGEREF _Toc233635254 \h </w:instrText>
             </w:r>
             <w:r>
               <w:rPr>
@@ -9051,7 +9077,7 @@
               <w:lang w:val="vi-VN" w:eastAsia="vi-VN"/>
             </w:rPr>
           </w:pPr>
-          <w:hyperlink w:anchor="_Toc233611956" w:history="1">
+          <w:hyperlink w:anchor="_Toc233635255" w:history="1">
             <w:r>
               <w:rPr>
                 <w:rStyle w:val="Hyperlink"/>
@@ -9093,7 +9119,7 @@
                 <w:noProof/>
                 <w:webHidden/>
               </w:rPr>
-              <w:instrText xml:space="preserve"> PAGEREF _Toc233611956 \h </w:instrText>
+              <w:instrText xml:space="preserve"> PAGEREF _Toc233635255 \h </w:instrText>
             </w:r>
             <w:r>
               <w:rPr>
@@ -9139,7 +9165,7 @@
               <w:lang w:val="vi-VN" w:eastAsia="vi-VN"/>
             </w:rPr>
           </w:pPr>
-          <w:hyperlink w:anchor="_Toc233611957" w:history="1">
+          <w:hyperlink w:anchor="_Toc233635256" w:history="1">
             <w:r>
               <w:rPr>
                 <w:rStyle w:val="Hyperlink"/>
@@ -9168,7 +9194,7 @@
                 <w:noProof/>
                 <w:webHidden/>
               </w:rPr>
-              <w:instrText xml:space="preserve"> PAGEREF _Toc233611957 \h </w:instrText>
+              <w:instrText xml:space="preserve"> PAGEREF _Toc233635256 \h </w:instrText>
             </w:r>
             <w:r>
               <w:rPr>
@@ -9213,7 +9239,7 @@
               <w:lang w:val="vi-VN" w:eastAsia="vi-VN"/>
             </w:rPr>
           </w:pPr>
-          <w:hyperlink w:anchor="_Toc233611958" w:history="1">
+          <w:hyperlink w:anchor="_Toc233635257" w:history="1">
             <w:r>
               <w:rPr>
                 <w:rStyle w:val="Hyperlink"/>
@@ -9257,7 +9283,7 @@
                 <w:noProof/>
                 <w:webHidden/>
               </w:rPr>
-              <w:instrText xml:space="preserve"> PAGEREF _Toc233611958 \h </w:instrText>
+              <w:instrText xml:space="preserve"> PAGEREF _Toc233635257 \h </w:instrText>
             </w:r>
             <w:r>
               <w:rPr>
@@ -9302,7 +9328,7 @@
               <w:lang w:val="vi-VN" w:eastAsia="vi-VN"/>
             </w:rPr>
           </w:pPr>
-          <w:hyperlink w:anchor="_Toc233611959" w:history="1">
+          <w:hyperlink w:anchor="_Toc233635258" w:history="1">
             <w:r>
               <w:rPr>
                 <w:rStyle w:val="Hyperlink"/>
@@ -9346,7 +9372,7 @@
                 <w:noProof/>
                 <w:webHidden/>
               </w:rPr>
-              <w:instrText xml:space="preserve"> PAGEREF _Toc233611959 \h </w:instrText>
+              <w:instrText xml:space="preserve"> PAGEREF _Toc233635258 \h </w:instrText>
             </w:r>
             <w:r>
               <w:rPr>
@@ -9391,7 +9417,7 @@
               <w:lang w:val="vi-VN" w:eastAsia="vi-VN"/>
             </w:rPr>
           </w:pPr>
-          <w:hyperlink w:anchor="_Toc233611960" w:history="1">
+          <w:hyperlink w:anchor="_Toc233635259" w:history="1">
             <w:r>
               <w:rPr>
                 <w:rStyle w:val="Hyperlink"/>
@@ -9435,7 +9461,7 @@
                 <w:noProof/>
                 <w:webHidden/>
               </w:rPr>
-              <w:instrText xml:space="preserve"> PAGEREF _Toc233611960 \h </w:instrText>
+              <w:instrText xml:space="preserve"> PAGEREF _Toc233635259 \h </w:instrText>
             </w:r>
             <w:r>
               <w:rPr>
@@ -9480,7 +9506,7 @@
               <w:lang w:val="vi-VN" w:eastAsia="vi-VN"/>
             </w:rPr>
           </w:pPr>
-          <w:hyperlink w:anchor="_Toc233611961" w:history="1">
+          <w:hyperlink w:anchor="_Toc233635260" w:history="1">
             <w:r>
               <w:rPr>
                 <w:rStyle w:val="Hyperlink"/>
@@ -9524,7 +9550,7 @@
                 <w:noProof/>
                 <w:webHidden/>
               </w:rPr>
-              <w:instrText xml:space="preserve"> PAGEREF _Toc233611961 \h </w:instrText>
+              <w:instrText xml:space="preserve"> PAGEREF _Toc233635260 \h </w:instrText>
             </w:r>
             <w:r>
               <w:rPr>
@@ -9569,7 +9595,7 @@
               <w:lang w:val="vi-VN" w:eastAsia="vi-VN"/>
             </w:rPr>
           </w:pPr>
-          <w:hyperlink w:anchor="_Toc233611962" w:history="1">
+          <w:hyperlink w:anchor="_Toc233635261" w:history="1">
             <w:r>
               <w:rPr>
                 <w:rStyle w:val="Hyperlink"/>
@@ -9611,7 +9637,7 @@
                 <w:noProof/>
                 <w:webHidden/>
               </w:rPr>
-              <w:instrText xml:space="preserve"> PAGEREF _Toc233611962 \h </w:instrText>
+              <w:instrText xml:space="preserve"> PAGEREF _Toc233635261 \h </w:instrText>
             </w:r>
             <w:r>
               <w:rPr>
@@ -9657,7 +9683,7 @@
               <w:lang w:val="vi-VN" w:eastAsia="vi-VN"/>
             </w:rPr>
           </w:pPr>
-          <w:hyperlink w:anchor="_Toc233611963" w:history="1">
+          <w:hyperlink w:anchor="_Toc233635262" w:history="1">
             <w:r>
               <w:rPr>
                 <w:rStyle w:val="Hyperlink"/>
@@ -9685,7 +9711,7 @@
                 <w:noProof/>
                 <w:webHidden/>
               </w:rPr>
-              <w:instrText xml:space="preserve"> PAGEREF _Toc233611963 \h </w:instrText>
+              <w:instrText xml:space="preserve"> PAGEREF _Toc233635262 \h </w:instrText>
             </w:r>
             <w:r>
               <w:rPr>
@@ -9730,7 +9756,7 @@
               <w:lang w:val="vi-VN" w:eastAsia="vi-VN"/>
             </w:rPr>
           </w:pPr>
-          <w:hyperlink w:anchor="_Toc233611964" w:history="1">
+          <w:hyperlink w:anchor="_Toc233635263" w:history="1">
             <w:r>
               <w:rPr>
                 <w:rStyle w:val="Hyperlink"/>
@@ -9772,7 +9798,7 @@
                 <w:noProof/>
                 <w:webHidden/>
               </w:rPr>
-              <w:instrText xml:space="preserve"> PAGEREF _Toc233611964 \h </w:instrText>
+              <w:instrText xml:space="preserve"> PAGEREF _Toc233635263 \h </w:instrText>
             </w:r>
             <w:r>
               <w:rPr>
@@ -9817,7 +9843,7 @@
               <w:lang w:val="vi-VN" w:eastAsia="vi-VN"/>
             </w:rPr>
           </w:pPr>
-          <w:hyperlink w:anchor="_Toc233611965" w:history="1">
+          <w:hyperlink w:anchor="_Toc233635264" w:history="1">
             <w:r>
               <w:rPr>
                 <w:rStyle w:val="Hyperlink"/>
@@ -9859,7 +9885,7 @@
                 <w:noProof/>
                 <w:webHidden/>
               </w:rPr>
-              <w:instrText xml:space="preserve"> PAGEREF _Toc233611965 \h </w:instrText>
+              <w:instrText xml:space="preserve"> PAGEREF _Toc233635264 \h </w:instrText>
             </w:r>
             <w:r>
               <w:rPr>
@@ -9904,7 +9930,7 @@
               <w:lang w:val="vi-VN" w:eastAsia="vi-VN"/>
             </w:rPr>
           </w:pPr>
-          <w:hyperlink w:anchor="_Toc233611966" w:history="1">
+          <w:hyperlink w:anchor="_Toc233635265" w:history="1">
             <w:r>
               <w:rPr>
                 <w:rStyle w:val="Hyperlink"/>
@@ -9956,7 +9982,7 @@
                 <w:noProof/>
                 <w:webHidden/>
               </w:rPr>
-              <w:instrText xml:space="preserve"> PAGEREF _Toc233611966 \h </w:instrText>
+              <w:instrText xml:space="preserve"> PAGEREF _Toc233635265 \h </w:instrText>
             </w:r>
             <w:r>
               <w:rPr>
@@ -10001,7 +10027,7 @@
               <w:lang w:val="vi-VN" w:eastAsia="vi-VN"/>
             </w:rPr>
           </w:pPr>
-          <w:hyperlink w:anchor="_Toc233611967" w:history="1">
+          <w:hyperlink w:anchor="_Toc233635266" w:history="1">
             <w:r>
               <w:rPr>
                 <w:rStyle w:val="Hyperlink"/>
@@ -10053,7 +10079,7 @@
                 <w:noProof/>
                 <w:webHidden/>
               </w:rPr>
-              <w:instrText xml:space="preserve"> PAGEREF _Toc233611967 \h </w:instrText>
+              <w:instrText xml:space="preserve"> PAGEREF _Toc233635266 \h </w:instrText>
             </w:r>
             <w:r>
               <w:rPr>
@@ -10098,7 +10124,7 @@
               <w:lang w:val="vi-VN" w:eastAsia="vi-VN"/>
             </w:rPr>
           </w:pPr>
-          <w:hyperlink w:anchor="_Toc233611968" w:history="1">
+          <w:hyperlink w:anchor="_Toc233635267" w:history="1">
             <w:r>
               <w:rPr>
                 <w:rStyle w:val="Hyperlink"/>
@@ -10142,7 +10168,7 @@
                 <w:noProof/>
                 <w:webHidden/>
               </w:rPr>
-              <w:instrText xml:space="preserve"> PAGEREF _Toc233611968 \h </w:instrText>
+              <w:instrText xml:space="preserve"> PAGEREF _Toc233635267 \h </w:instrText>
             </w:r>
             <w:r>
               <w:rPr>
@@ -10187,7 +10213,7 @@
               <w:lang w:val="vi-VN" w:eastAsia="vi-VN"/>
             </w:rPr>
           </w:pPr>
-          <w:hyperlink w:anchor="_Toc233611969" w:history="1">
+          <w:hyperlink w:anchor="_Toc233635268" w:history="1">
             <w:r>
               <w:rPr>
                 <w:rStyle w:val="Hyperlink"/>
@@ -10230,7 +10256,7 @@
                 <w:noProof/>
                 <w:webHidden/>
               </w:rPr>
-              <w:instrText xml:space="preserve"> PAGEREF _Toc233611969 \h </w:instrText>
+              <w:instrText xml:space="preserve"> PAGEREF _Toc233635268 \h </w:instrText>
             </w:r>
             <w:r>
               <w:rPr>
@@ -10276,7 +10302,7 @@
               <w:lang w:val="vi-VN" w:eastAsia="vi-VN"/>
             </w:rPr>
           </w:pPr>
-          <w:hyperlink w:anchor="_Toc233611970" w:history="1">
+          <w:hyperlink w:anchor="_Toc233635269" w:history="1">
             <w:r>
               <w:rPr>
                 <w:rStyle w:val="Hyperlink"/>
@@ -10305,7 +10331,7 @@
                 <w:noProof/>
                 <w:webHidden/>
               </w:rPr>
-              <w:instrText xml:space="preserve"> PAGEREF _Toc233611970 \h </w:instrText>
+              <w:instrText xml:space="preserve"> PAGEREF _Toc233635269 \h </w:instrText>
             </w:r>
             <w:r>
               <w:rPr>
@@ -10350,7 +10376,7 @@
               <w:lang w:val="vi-VN" w:eastAsia="vi-VN"/>
             </w:rPr>
           </w:pPr>
-          <w:hyperlink w:anchor="_Toc233611971" w:history="1">
+          <w:hyperlink w:anchor="_Toc233635270" w:history="1">
             <w:r>
               <w:rPr>
                 <w:rStyle w:val="Hyperlink"/>
@@ -10392,7 +10418,7 @@
                 <w:noProof/>
                 <w:webHidden/>
               </w:rPr>
-              <w:instrText xml:space="preserve"> PAGEREF _Toc233611971 \h </w:instrText>
+              <w:instrText xml:space="preserve"> PAGEREF _Toc233635270 \h </w:instrText>
             </w:r>
             <w:r>
               <w:rPr>
@@ -10437,7 +10463,7 @@
               <w:lang w:val="vi-VN" w:eastAsia="vi-VN"/>
             </w:rPr>
           </w:pPr>
-          <w:hyperlink w:anchor="_Toc233611972" w:history="1">
+          <w:hyperlink w:anchor="_Toc233635271" w:history="1">
             <w:r>
               <w:rPr>
                 <w:rStyle w:val="Hyperlink"/>
@@ -10479,7 +10505,7 @@
                 <w:noProof/>
                 <w:webHidden/>
               </w:rPr>
-              <w:instrText xml:space="preserve"> PAGEREF _Toc233611972 \h </w:instrText>
+              <w:instrText xml:space="preserve"> PAGEREF _Toc233635271 \h </w:instrText>
             </w:r>
             <w:r>
               <w:rPr>
@@ -10524,7 +10550,7 @@
               <w:lang w:val="vi-VN" w:eastAsia="vi-VN"/>
             </w:rPr>
           </w:pPr>
-          <w:hyperlink w:anchor="_Toc233611973" w:history="1">
+          <w:hyperlink w:anchor="_Toc233635272" w:history="1">
             <w:r>
               <w:rPr>
                 <w:rStyle w:val="Hyperlink"/>
@@ -10566,7 +10592,7 @@
                 <w:noProof/>
                 <w:webHidden/>
               </w:rPr>
-              <w:instrText xml:space="preserve"> PAGEREF _Toc233611973 \h </w:instrText>
+              <w:instrText xml:space="preserve"> PAGEREF _Toc233635272 \h </w:instrText>
             </w:r>
             <w:r>
               <w:rPr>
@@ -10612,14 +10638,28 @@
               <w:lang w:val="vi-VN" w:eastAsia="vi-VN"/>
             </w:rPr>
           </w:pPr>
-          <w:hyperlink w:anchor="_Toc233611974" w:history="1">
+          <w:hyperlink w:anchor="_Toc233635273" w:history="1">
             <w:r>
               <w:rPr>
                 <w:rStyle w:val="Hyperlink"/>
                 <w:rFonts w:eastAsia="SimSun"/>
                 <w:noProof/>
-              </w:rPr>
-              <w:t>CHƯƠNG 4: KẾT QUẢ NGHIÊN CỨU</w:t>
+                <w14:scene3d>
+                  <w14:camera w14:prst="orthographicFront"/>
+                  <w14:lightRig w14:rig="threePt" w14:dir="t">
+                    <w14:rot w14:lat="0" w14:lon="0" w14:rev="0"/>
+                  </w14:lightRig>
+                </w14:scene3d>
+              </w:rPr>
+              <w:t>CHƯƠNG 4:</w:t>
+            </w:r>
+            <w:r>
+              <w:rPr>
+                <w:rStyle w:val="Hyperlink"/>
+                <w:rFonts w:eastAsia="SimSun"/>
+                <w:noProof/>
+              </w:rPr>
+              <w:t xml:space="preserve"> KẾT QUẢ NGHIÊN CỨU</w:t>
             </w:r>
             <w:r>
               <w:rPr>
@@ -10640,7 +10680,7 @@
                 <w:noProof/>
                 <w:webHidden/>
               </w:rPr>
-              <w:instrText xml:space="preserve"> PAGEREF _Toc233611974 \h </w:instrText>
+              <w:instrText xml:space="preserve"> PAGEREF _Toc233635273 \h </w:instrText>
             </w:r>
             <w:r>
               <w:rPr>
@@ -10686,7 +10726,7 @@
               <w:lang w:val="vi-VN" w:eastAsia="vi-VN"/>
             </w:rPr>
           </w:pPr>
-          <w:hyperlink w:anchor="_Toc233611975" w:history="1">
+          <w:hyperlink w:anchor="_Toc233635274" w:history="1">
             <w:r>
               <w:rPr>
                 <w:rStyle w:val="Hyperlink"/>
@@ -10714,7 +10754,7 @@
                 <w:noProof/>
                 <w:webHidden/>
               </w:rPr>
-              <w:instrText xml:space="preserve"> PAGEREF _Toc233611975 \h </w:instrText>
+              <w:instrText xml:space="preserve"> PAGEREF _Toc233635274 \h </w:instrText>
             </w:r>
             <w:r>
               <w:rPr>
@@ -10759,7 +10799,7 @@
               <w:lang w:val="vi-VN" w:eastAsia="vi-VN"/>
             </w:rPr>
           </w:pPr>
-          <w:hyperlink w:anchor="_Toc233611976" w:history="1">
+          <w:hyperlink w:anchor="_Toc233635275" w:history="1">
             <w:r>
               <w:rPr>
                 <w:rStyle w:val="Hyperlink"/>
@@ -10801,7 +10841,7 @@
                 <w:noProof/>
                 <w:webHidden/>
               </w:rPr>
-              <w:instrText xml:space="preserve"> PAGEREF _Toc233611976 \h </w:instrText>
+              <w:instrText xml:space="preserve"> PAGEREF _Toc233635275 \h </w:instrText>
             </w:r>
             <w:r>
               <w:rPr>
@@ -10846,7 +10886,7 @@
               <w:lang w:val="vi-VN" w:eastAsia="vi-VN"/>
             </w:rPr>
           </w:pPr>
-          <w:hyperlink w:anchor="_Toc233611977" w:history="1">
+          <w:hyperlink w:anchor="_Toc233635276" w:history="1">
             <w:r>
               <w:rPr>
                 <w:rStyle w:val="Hyperlink"/>
@@ -10889,7 +10929,7 @@
                 <w:noProof/>
                 <w:webHidden/>
               </w:rPr>
-              <w:instrText xml:space="preserve"> PAGEREF _Toc233611977 \h </w:instrText>
+              <w:instrText xml:space="preserve"> PAGEREF _Toc233635276 \h </w:instrText>
             </w:r>
             <w:r>
               <w:rPr>
@@ -10934,7 +10974,7 @@
               <w:lang w:val="vi-VN" w:eastAsia="vi-VN"/>
             </w:rPr>
           </w:pPr>
-          <w:hyperlink w:anchor="_Toc233611978" w:history="1">
+          <w:hyperlink w:anchor="_Toc233635277" w:history="1">
             <w:r>
               <w:rPr>
                 <w:rStyle w:val="Hyperlink"/>
@@ -10976,7 +11016,7 @@
                 <w:noProof/>
                 <w:webHidden/>
               </w:rPr>
-              <w:instrText xml:space="preserve"> PAGEREF _Toc233611978 \h </w:instrText>
+              <w:instrText xml:space="preserve"> PAGEREF _Toc233635277 \h </w:instrText>
             </w:r>
             <w:r>
               <w:rPr>
@@ -11021,7 +11061,7 @@
               <w:lang w:val="vi-VN" w:eastAsia="vi-VN"/>
             </w:rPr>
           </w:pPr>
-          <w:hyperlink w:anchor="_Toc233611979" w:history="1">
+          <w:hyperlink w:anchor="_Toc233635278" w:history="1">
             <w:r>
               <w:rPr>
                 <w:rStyle w:val="Hyperlink"/>
@@ -11063,7 +11103,7 @@
                 <w:noProof/>
                 <w:webHidden/>
               </w:rPr>
-              <w:instrText xml:space="preserve"> PAGEREF _Toc233611979 \h </w:instrText>
+              <w:instrText xml:space="preserve"> PAGEREF _Toc233635278 \h </w:instrText>
             </w:r>
             <w:r>
               <w:rPr>
@@ -11108,7 +11148,7 @@
               <w:lang w:val="vi-VN" w:eastAsia="vi-VN"/>
             </w:rPr>
           </w:pPr>
-          <w:hyperlink w:anchor="_Toc233611980" w:history="1">
+          <w:hyperlink w:anchor="_Toc233635279" w:history="1">
             <w:r>
               <w:rPr>
                 <w:rStyle w:val="Hyperlink"/>
@@ -11150,7 +11190,7 @@
                 <w:noProof/>
                 <w:webHidden/>
               </w:rPr>
-              <w:instrText xml:space="preserve"> PAGEREF _Toc233611980 \h </w:instrText>
+              <w:instrText xml:space="preserve"> PAGEREF _Toc233635279 \h </w:instrText>
             </w:r>
             <w:r>
               <w:rPr>
@@ -11195,7 +11235,7 @@
               <w:lang w:val="vi-VN" w:eastAsia="vi-VN"/>
             </w:rPr>
           </w:pPr>
-          <w:hyperlink w:anchor="_Toc233611981" w:history="1">
+          <w:hyperlink w:anchor="_Toc233635280" w:history="1">
             <w:r>
               <w:rPr>
                 <w:rStyle w:val="Hyperlink"/>
@@ -11237,7 +11277,7 @@
                 <w:noProof/>
                 <w:webHidden/>
               </w:rPr>
-              <w:instrText xml:space="preserve"> PAGEREF _Toc233611981 \h </w:instrText>
+              <w:instrText xml:space="preserve"> PAGEREF _Toc233635280 \h </w:instrText>
             </w:r>
             <w:r>
               <w:rPr>
@@ -11282,7 +11322,7 @@
               <w:lang w:val="vi-VN" w:eastAsia="vi-VN"/>
             </w:rPr>
           </w:pPr>
-          <w:hyperlink w:anchor="_Toc233611982" w:history="1">
+          <w:hyperlink w:anchor="_Toc233635281" w:history="1">
             <w:r>
               <w:rPr>
                 <w:rStyle w:val="Hyperlink"/>
@@ -11324,7 +11364,7 @@
                 <w:noProof/>
                 <w:webHidden/>
               </w:rPr>
-              <w:instrText xml:space="preserve"> PAGEREF _Toc233611982 \h </w:instrText>
+              <w:instrText xml:space="preserve"> PAGEREF _Toc233635281 \h </w:instrText>
             </w:r>
             <w:r>
               <w:rPr>
@@ -11370,7 +11410,7 @@
               <w:lang w:val="vi-VN" w:eastAsia="vi-VN"/>
             </w:rPr>
           </w:pPr>
-          <w:hyperlink w:anchor="_Toc233611983" w:history="1">
+          <w:hyperlink w:anchor="_Toc233635282" w:history="1">
             <w:r>
               <w:rPr>
                 <w:rStyle w:val="Hyperlink"/>
@@ -11398,7 +11438,7 @@
                 <w:noProof/>
                 <w:webHidden/>
               </w:rPr>
-              <w:instrText xml:space="preserve"> PAGEREF _Toc233611983 \h </w:instrText>
+              <w:instrText xml:space="preserve"> PAGEREF _Toc233635282 \h </w:instrText>
             </w:r>
             <w:r>
               <w:rPr>
@@ -11444,7 +11484,7 @@
               <w:lang w:val="vi-VN" w:eastAsia="vi-VN"/>
             </w:rPr>
           </w:pPr>
-          <w:hyperlink w:anchor="_Toc233611984" w:history="1">
+          <w:hyperlink w:anchor="_Toc233635283" w:history="1">
             <w:r>
               <w:rPr>
                 <w:rStyle w:val="Hyperlink"/>
@@ -11472,7 +11512,7 @@
                 <w:noProof/>
                 <w:webHidden/>
               </w:rPr>
-              <w:instrText xml:space="preserve"> PAGEREF _Toc233611984 \h </w:instrText>
+              <w:instrText xml:space="preserve"> PAGEREF _Toc233635283 \h </w:instrText>
             </w:r>
             <w:r>
               <w:rPr>
@@ -11517,7 +11557,7 @@
               <w:lang w:val="vi-VN" w:eastAsia="vi-VN"/>
             </w:rPr>
           </w:pPr>
-          <w:hyperlink w:anchor="_Toc233611985" w:history="1">
+          <w:hyperlink w:anchor="_Toc233635284" w:history="1">
             <w:r>
               <w:rPr>
                 <w:rStyle w:val="Hyperlink"/>
@@ -11559,7 +11599,7 @@
                 <w:noProof/>
                 <w:webHidden/>
               </w:rPr>
-              <w:instrText xml:space="preserve"> PAGEREF _Toc233611985 \h </w:instrText>
+              <w:instrText xml:space="preserve"> PAGEREF _Toc233635284 \h </w:instrText>
             </w:r>
             <w:r>
               <w:rPr>
@@ -11604,7 +11644,7 @@
               <w:lang w:val="vi-VN" w:eastAsia="vi-VN"/>
             </w:rPr>
           </w:pPr>
-          <w:hyperlink w:anchor="_Toc233611986" w:history="1">
+          <w:hyperlink w:anchor="_Toc233635285" w:history="1">
             <w:r>
               <w:rPr>
                 <w:rStyle w:val="Hyperlink"/>
@@ -11646,7 +11686,7 @@
                 <w:noProof/>
                 <w:webHidden/>
               </w:rPr>
-              <w:instrText xml:space="preserve"> PAGEREF _Toc233611986 \h </w:instrText>
+              <w:instrText xml:space="preserve"> PAGEREF _Toc233635285 \h </w:instrText>
             </w:r>
             <w:r>
               <w:rPr>
@@ -11692,14 +11732,28 @@
               <w:lang w:val="vi-VN" w:eastAsia="vi-VN"/>
             </w:rPr>
           </w:pPr>
-          <w:hyperlink w:anchor="_Toc233611987" w:history="1">
+          <w:hyperlink w:anchor="_Toc233635286" w:history="1">
             <w:r>
               <w:rPr>
                 <w:rStyle w:val="Hyperlink"/>
                 <w:rFonts w:eastAsia="SimSun"/>
                 <w:noProof/>
-              </w:rPr>
-              <w:t>CHƯƠNG 5: KẾT LUẬN VÀ HƯỚNG PHÁT TRIỂN</w:t>
+                <w14:scene3d>
+                  <w14:camera w14:prst="orthographicFront"/>
+                  <w14:lightRig w14:rig="threePt" w14:dir="t">
+                    <w14:rot w14:lat="0" w14:lon="0" w14:rev="0"/>
+                  </w14:lightRig>
+                </w14:scene3d>
+              </w:rPr>
+              <w:t>CHƯƠNG 5:</w:t>
+            </w:r>
+            <w:r>
+              <w:rPr>
+                <w:rStyle w:val="Hyperlink"/>
+                <w:rFonts w:eastAsia="SimSun"/>
+                <w:noProof/>
+              </w:rPr>
+              <w:t xml:space="preserve"> KẾT LUẬN VÀ HƯỚNG PHÁT TRIỂN</w:t>
             </w:r>
             <w:r>
               <w:rPr>
@@ -11720,7 +11774,7 @@
                 <w:noProof/>
                 <w:webHidden/>
               </w:rPr>
-              <w:instrText xml:space="preserve"> PAGEREF _Toc233611987 \h </w:instrText>
+              <w:instrText xml:space="preserve"> PAGEREF _Toc233635286 \h </w:instrText>
             </w:r>
             <w:r>
               <w:rPr>
@@ -11766,7 +11820,7 @@
               <w:lang w:val="vi-VN" w:eastAsia="vi-VN"/>
             </w:rPr>
           </w:pPr>
-          <w:hyperlink w:anchor="_Toc233611988" w:history="1">
+          <w:hyperlink w:anchor="_Toc233635287" w:history="1">
             <w:r>
               <w:rPr>
                 <w:rStyle w:val="Hyperlink"/>
@@ -11803,7 +11857,7 @@
                 <w:noProof/>
                 <w:webHidden/>
               </w:rPr>
-              <w:instrText xml:space="preserve"> PAGEREF _Toc233611988 \h </w:instrText>
+              <w:instrText xml:space="preserve"> PAGEREF _Toc233635287 \h </w:instrText>
             </w:r>
             <w:r>
               <w:rPr>
@@ -11849,7 +11903,7 @@
               <w:lang w:val="vi-VN" w:eastAsia="vi-VN"/>
             </w:rPr>
           </w:pPr>
-          <w:hyperlink w:anchor="_Toc233611989" w:history="1">
+          <w:hyperlink w:anchor="_Toc233635288" w:history="1">
             <w:r>
               <w:rPr>
                 <w:rStyle w:val="Hyperlink"/>
@@ -11877,7 +11931,7 @@
                 <w:noProof/>
                 <w:webHidden/>
               </w:rPr>
-              <w:instrText xml:space="preserve"> PAGEREF _Toc233611989 \h </w:instrText>
+              <w:instrText xml:space="preserve"> PAGEREF _Toc233635288 \h </w:instrText>
             </w:r>
             <w:r>
               <w:rPr>
@@ -11923,7 +11977,7 @@
               <w:lang w:val="vi-VN" w:eastAsia="vi-VN"/>
             </w:rPr>
           </w:pPr>
-          <w:hyperlink w:anchor="_Toc233611990" w:history="1">
+          <w:hyperlink w:anchor="_Toc233635289" w:history="1">
             <w:r>
               <w:rPr>
                 <w:rStyle w:val="Hyperlink"/>
@@ -11951,7 +12005,7 @@
                 <w:noProof/>
                 <w:webHidden/>
               </w:rPr>
-              <w:instrText xml:space="preserve"> PAGEREF _Toc233611990 \h </w:instrText>
+              <w:instrText xml:space="preserve"> PAGEREF _Toc233635289 \h </w:instrText>
             </w:r>
             <w:r>
               <w:rPr>
@@ -12065,7 +12119,7 @@
       <w:r>
         <w:fldChar w:fldCharType="separate"/>
       </w:r>
-      <w:hyperlink w:anchor="_Toc233611991" w:history="1">
+      <w:hyperlink w:anchor="_Toc233635175" w:history="1">
         <w:r>
           <w:rPr>
             <w:rStyle w:val="Hyperlink"/>
@@ -12092,7 +12146,7 @@
             <w:noProof/>
             <w:webHidden/>
           </w:rPr>
-          <w:instrText xml:space="preserve"> PAGEREF _Toc233611991 \h </w:instrText>
+          <w:instrText xml:space="preserve"> PAGEREF _Toc233635175 \h </w:instrText>
         </w:r>
         <w:r>
           <w:rPr>
@@ -12137,7 +12191,7 @@
           <w:lang w:val="vi-VN" w:eastAsia="vi-VN"/>
         </w:rPr>
       </w:pPr>
-      <w:hyperlink w:anchor="_Toc233611992" w:history="1">
+      <w:hyperlink w:anchor="_Toc233635176" w:history="1">
         <w:r>
           <w:rPr>
             <w:rStyle w:val="Hyperlink"/>
@@ -12164,7 +12218,7 @@
             <w:noProof/>
             <w:webHidden/>
           </w:rPr>
-          <w:instrText xml:space="preserve"> PAGEREF _Toc233611992 \h </w:instrText>
+          <w:instrText xml:space="preserve"> PAGEREF _Toc233635176 \h </w:instrText>
         </w:r>
         <w:r>
           <w:rPr>
@@ -12209,7 +12263,7 @@
           <w:lang w:val="vi-VN" w:eastAsia="vi-VN"/>
         </w:rPr>
       </w:pPr>
-      <w:hyperlink w:anchor="_Toc233611993" w:history="1">
+      <w:hyperlink w:anchor="_Toc233635177" w:history="1">
         <w:r>
           <w:rPr>
             <w:rStyle w:val="Hyperlink"/>
@@ -12236,7 +12290,7 @@
             <w:noProof/>
             <w:webHidden/>
           </w:rPr>
-          <w:instrText xml:space="preserve"> PAGEREF _Toc233611993 \h </w:instrText>
+          <w:instrText xml:space="preserve"> PAGEREF _Toc233635177 \h </w:instrText>
         </w:r>
         <w:r>
           <w:rPr>
@@ -12281,7 +12335,7 @@
           <w:lang w:val="vi-VN" w:eastAsia="vi-VN"/>
         </w:rPr>
       </w:pPr>
-      <w:hyperlink w:anchor="_Toc233611994" w:history="1">
+      <w:hyperlink w:anchor="_Toc233635178" w:history="1">
         <w:r>
           <w:rPr>
             <w:rStyle w:val="Hyperlink"/>
@@ -12308,7 +12362,7 @@
             <w:noProof/>
             <w:webHidden/>
           </w:rPr>
-          <w:instrText xml:space="preserve"> PAGEREF _Toc233611994 \h </w:instrText>
+          <w:instrText xml:space="preserve"> PAGEREF _Toc233635178 \h </w:instrText>
         </w:r>
         <w:r>
           <w:rPr>
@@ -12353,7 +12407,7 @@
           <w:lang w:val="vi-VN" w:eastAsia="vi-VN"/>
         </w:rPr>
       </w:pPr>
-      <w:hyperlink w:anchor="_Toc233611995" w:history="1">
+      <w:hyperlink w:anchor="_Toc233635179" w:history="1">
         <w:r>
           <w:rPr>
             <w:rStyle w:val="Hyperlink"/>
@@ -12380,7 +12434,7 @@
             <w:noProof/>
             <w:webHidden/>
           </w:rPr>
-          <w:instrText xml:space="preserve"> PAGEREF _Toc233611995 \h </w:instrText>
+          <w:instrText xml:space="preserve"> PAGEREF _Toc233635179 \h </w:instrText>
         </w:r>
         <w:r>
           <w:rPr>
@@ -12425,7 +12479,7 @@
           <w:lang w:val="vi-VN" w:eastAsia="vi-VN"/>
         </w:rPr>
       </w:pPr>
-      <w:hyperlink w:anchor="_Toc233611996" w:history="1">
+      <w:hyperlink w:anchor="_Toc233635180" w:history="1">
         <w:r>
           <w:rPr>
             <w:rStyle w:val="Hyperlink"/>
@@ -12452,7 +12506,7 @@
             <w:noProof/>
             <w:webHidden/>
           </w:rPr>
-          <w:instrText xml:space="preserve"> PAGEREF _Toc233611996 \h </w:instrText>
+          <w:instrText xml:space="preserve"> PAGEREF _Toc233635180 \h </w:instrText>
         </w:r>
         <w:r>
           <w:rPr>
@@ -12497,7 +12551,7 @@
           <w:lang w:val="vi-VN" w:eastAsia="vi-VN"/>
         </w:rPr>
       </w:pPr>
-      <w:hyperlink w:anchor="_Toc233611997" w:history="1">
+      <w:hyperlink w:anchor="_Toc233635181" w:history="1">
         <w:r>
           <w:rPr>
             <w:rStyle w:val="Hyperlink"/>
@@ -12524,7 +12578,7 @@
             <w:noProof/>
             <w:webHidden/>
           </w:rPr>
-          <w:instrText xml:space="preserve"> PAGEREF _Toc233611997 \h </w:instrText>
+          <w:instrText xml:space="preserve"> PAGEREF _Toc233635181 \h </w:instrText>
         </w:r>
         <w:r>
           <w:rPr>
@@ -12569,7 +12623,7 @@
           <w:lang w:val="vi-VN" w:eastAsia="vi-VN"/>
         </w:rPr>
       </w:pPr>
-      <w:hyperlink w:anchor="_Toc233611998" w:history="1">
+      <w:hyperlink w:anchor="_Toc233635182" w:history="1">
         <w:r>
           <w:rPr>
             <w:rStyle w:val="Hyperlink"/>
@@ -12596,7 +12650,7 @@
             <w:noProof/>
             <w:webHidden/>
           </w:rPr>
-          <w:instrText xml:space="preserve"> PAGEREF _Toc233611998 \h </w:instrText>
+          <w:instrText xml:space="preserve"> PAGEREF _Toc233635182 \h </w:instrText>
         </w:r>
         <w:r>
           <w:rPr>
@@ -12641,7 +12695,7 @@
           <w:lang w:val="vi-VN" w:eastAsia="vi-VN"/>
         </w:rPr>
       </w:pPr>
-      <w:hyperlink w:anchor="_Toc233611999" w:history="1">
+      <w:hyperlink w:anchor="_Toc233635183" w:history="1">
         <w:r>
           <w:rPr>
             <w:rStyle w:val="Hyperlink"/>
@@ -12668,7 +12722,7 @@
             <w:noProof/>
             <w:webHidden/>
           </w:rPr>
-          <w:instrText xml:space="preserve"> PAGEREF _Toc233611999 \h </w:instrText>
+          <w:instrText xml:space="preserve"> PAGEREF _Toc233635183 \h </w:instrText>
         </w:r>
         <w:r>
           <w:rPr>
@@ -12713,7 +12767,7 @@
           <w:lang w:val="vi-VN" w:eastAsia="vi-VN"/>
         </w:rPr>
       </w:pPr>
-      <w:hyperlink w:anchor="_Toc233612000" w:history="1">
+      <w:hyperlink w:anchor="_Toc233635184" w:history="1">
         <w:r>
           <w:rPr>
             <w:rStyle w:val="Hyperlink"/>
@@ -12740,7 +12794,7 @@
             <w:noProof/>
             <w:webHidden/>
           </w:rPr>
-          <w:instrText xml:space="preserve"> PAGEREF _Toc233612000 \h </w:instrText>
+          <w:instrText xml:space="preserve"> PAGEREF _Toc233635184 \h </w:instrText>
         </w:r>
         <w:r>
           <w:rPr>
@@ -12785,7 +12839,7 @@
           <w:lang w:val="vi-VN" w:eastAsia="vi-VN"/>
         </w:rPr>
       </w:pPr>
-      <w:hyperlink w:anchor="_Toc233612001" w:history="1">
+      <w:hyperlink w:anchor="_Toc233635185" w:history="1">
         <w:r>
           <w:rPr>
             <w:rStyle w:val="Hyperlink"/>
@@ -12812,7 +12866,7 @@
             <w:noProof/>
             <w:webHidden/>
           </w:rPr>
-          <w:instrText xml:space="preserve"> PAGEREF _Toc233612001 \h </w:instrText>
+          <w:instrText xml:space="preserve"> PAGEREF _Toc233635185 \h </w:instrText>
         </w:r>
         <w:r>
           <w:rPr>
@@ -12857,7 +12911,7 @@
           <w:lang w:val="vi-VN" w:eastAsia="vi-VN"/>
         </w:rPr>
       </w:pPr>
-      <w:hyperlink w:anchor="_Toc233612002" w:history="1">
+      <w:hyperlink w:anchor="_Toc233635186" w:history="1">
         <w:r>
           <w:rPr>
             <w:rStyle w:val="Hyperlink"/>
@@ -12884,7 +12938,7 @@
             <w:noProof/>
             <w:webHidden/>
           </w:rPr>
-          <w:instrText xml:space="preserve"> PAGEREF _Toc233612002 \h </w:instrText>
+          <w:instrText xml:space="preserve"> PAGEREF _Toc233635186 \h </w:instrText>
         </w:r>
         <w:r>
           <w:rPr>
@@ -12929,7 +12983,7 @@
           <w:lang w:val="vi-VN" w:eastAsia="vi-VN"/>
         </w:rPr>
       </w:pPr>
-      <w:hyperlink w:anchor="_Toc233612003" w:history="1">
+      <w:hyperlink w:anchor="_Toc233635187" w:history="1">
         <w:r>
           <w:rPr>
             <w:rStyle w:val="Hyperlink"/>
@@ -12956,7 +13010,7 @@
             <w:noProof/>
             <w:webHidden/>
           </w:rPr>
-          <w:instrText xml:space="preserve"> PAGEREF _Toc233612003 \h </w:instrText>
+          <w:instrText xml:space="preserve"> PAGEREF _Toc233635187 \h </w:instrText>
         </w:r>
         <w:r>
           <w:rPr>
@@ -13001,7 +13055,7 @@
           <w:lang w:val="vi-VN" w:eastAsia="vi-VN"/>
         </w:rPr>
       </w:pPr>
-      <w:hyperlink w:anchor="_Toc233612004" w:history="1">
+      <w:hyperlink w:anchor="_Toc233635188" w:history="1">
         <w:r>
           <w:rPr>
             <w:rStyle w:val="Hyperlink"/>
@@ -13028,7 +13082,7 @@
             <w:noProof/>
             <w:webHidden/>
           </w:rPr>
-          <w:instrText xml:space="preserve"> PAGEREF _Toc233612004 \h </w:instrText>
+          <w:instrText xml:space="preserve"> PAGEREF _Toc233635188 \h </w:instrText>
         </w:r>
         <w:r>
           <w:rPr>
@@ -13073,7 +13127,7 @@
           <w:lang w:val="vi-VN" w:eastAsia="vi-VN"/>
         </w:rPr>
       </w:pPr>
-      <w:hyperlink w:anchor="_Toc233612005" w:history="1">
+      <w:hyperlink w:anchor="_Toc233635189" w:history="1">
         <w:r>
           <w:rPr>
             <w:rStyle w:val="Hyperlink"/>
@@ -13100,7 +13154,7 @@
             <w:noProof/>
             <w:webHidden/>
           </w:rPr>
-          <w:instrText xml:space="preserve"> PAGEREF _Toc233612005 \h </w:instrText>
+          <w:instrText xml:space="preserve"> PAGEREF _Toc233635189 \h </w:instrText>
         </w:r>
         <w:r>
           <w:rPr>
@@ -13145,7 +13199,7 @@
           <w:lang w:val="vi-VN" w:eastAsia="vi-VN"/>
         </w:rPr>
       </w:pPr>
-      <w:hyperlink w:anchor="_Toc233612006" w:history="1">
+      <w:hyperlink w:anchor="_Toc233635190" w:history="1">
         <w:r>
           <w:rPr>
             <w:rStyle w:val="Hyperlink"/>
@@ -13172,7 +13226,7 @@
             <w:noProof/>
             <w:webHidden/>
           </w:rPr>
-          <w:instrText xml:space="preserve"> PAGEREF _Toc233612006 \h </w:instrText>
+          <w:instrText xml:space="preserve"> PAGEREF _Toc233635190 \h </w:instrText>
         </w:r>
         <w:r>
           <w:rPr>
@@ -13217,7 +13271,7 @@
           <w:lang w:val="vi-VN" w:eastAsia="vi-VN"/>
         </w:rPr>
       </w:pPr>
-      <w:hyperlink w:anchor="_Toc233612007" w:history="1">
+      <w:hyperlink w:anchor="_Toc233635191" w:history="1">
         <w:r>
           <w:rPr>
             <w:rStyle w:val="Hyperlink"/>
@@ -13244,7 +13298,7 @@
             <w:noProof/>
             <w:webHidden/>
           </w:rPr>
-          <w:instrText xml:space="preserve"> PAGEREF _Toc233612007 \h </w:instrText>
+          <w:instrText xml:space="preserve"> PAGEREF _Toc233635191 \h </w:instrText>
         </w:r>
         <w:r>
           <w:rPr>
@@ -13289,7 +13343,7 @@
           <w:lang w:val="vi-VN" w:eastAsia="vi-VN"/>
         </w:rPr>
       </w:pPr>
-      <w:hyperlink w:anchor="_Toc233612008" w:history="1">
+      <w:hyperlink w:anchor="_Toc233635192" w:history="1">
         <w:r>
           <w:rPr>
             <w:rStyle w:val="Hyperlink"/>
@@ -13324,7 +13378,7 @@
             <w:noProof/>
             <w:webHidden/>
           </w:rPr>
-          <w:instrText xml:space="preserve"> PAGEREF _Toc233612008 \h </w:instrText>
+          <w:instrText xml:space="preserve"> PAGEREF _Toc233635192 \h </w:instrText>
         </w:r>
         <w:r>
           <w:rPr>
@@ -13369,7 +13423,7 @@
           <w:lang w:val="vi-VN" w:eastAsia="vi-VN"/>
         </w:rPr>
       </w:pPr>
-      <w:hyperlink w:anchor="_Toc233612009" w:history="1">
+      <w:hyperlink w:anchor="_Toc233635193" w:history="1">
         <w:r>
           <w:rPr>
             <w:rStyle w:val="Hyperlink"/>
@@ -13396,7 +13450,7 @@
             <w:noProof/>
             <w:webHidden/>
           </w:rPr>
-          <w:instrText xml:space="preserve"> PAGEREF _Toc233612009 \h </w:instrText>
+          <w:instrText xml:space="preserve"> PAGEREF _Toc233635193 \h </w:instrText>
         </w:r>
         <w:r>
           <w:rPr>
@@ -13441,7 +13495,7 @@
           <w:lang w:val="vi-VN" w:eastAsia="vi-VN"/>
         </w:rPr>
       </w:pPr>
-      <w:hyperlink w:anchor="_Toc233612010" w:history="1">
+      <w:hyperlink w:anchor="_Toc233635194" w:history="1">
         <w:r>
           <w:rPr>
             <w:rStyle w:val="Hyperlink"/>
@@ -13476,7 +13530,7 @@
             <w:noProof/>
             <w:webHidden/>
           </w:rPr>
-          <w:instrText xml:space="preserve"> PAGEREF _Toc233612010 \h </w:instrText>
+          <w:instrText xml:space="preserve"> PAGEREF _Toc233635194 \h </w:instrText>
         </w:r>
         <w:r>
           <w:rPr>
@@ -13521,7 +13575,7 @@
           <w:lang w:val="vi-VN" w:eastAsia="vi-VN"/>
         </w:rPr>
       </w:pPr>
-      <w:hyperlink w:anchor="_Toc233612011" w:history="1">
+      <w:hyperlink w:anchor="_Toc233635195" w:history="1">
         <w:r>
           <w:rPr>
             <w:rStyle w:val="Hyperlink"/>
@@ -13548,7 +13602,7 @@
             <w:noProof/>
             <w:webHidden/>
           </w:rPr>
-          <w:instrText xml:space="preserve"> PAGEREF _Toc233612011 \h </w:instrText>
+          <w:instrText xml:space="preserve"> PAGEREF _Toc233635195 \h </w:instrText>
         </w:r>
         <w:r>
           <w:rPr>
@@ -13593,7 +13647,7 @@
           <w:lang w:val="vi-VN" w:eastAsia="vi-VN"/>
         </w:rPr>
       </w:pPr>
-      <w:hyperlink w:anchor="_Toc233612012" w:history="1">
+      <w:hyperlink w:anchor="_Toc233635196" w:history="1">
         <w:r>
           <w:rPr>
             <w:rStyle w:val="Hyperlink"/>
@@ -13620,7 +13674,7 @@
             <w:noProof/>
             <w:webHidden/>
           </w:rPr>
-          <w:instrText xml:space="preserve"> PAGEREF _Toc233612012 \h </w:instrText>
+          <w:instrText xml:space="preserve"> PAGEREF _Toc233635196 \h </w:instrText>
         </w:r>
         <w:r>
           <w:rPr>
@@ -13665,7 +13719,7 @@
           <w:lang w:val="vi-VN" w:eastAsia="vi-VN"/>
         </w:rPr>
       </w:pPr>
-      <w:hyperlink w:anchor="_Toc233612013" w:history="1">
+      <w:hyperlink w:anchor="_Toc233635197" w:history="1">
         <w:r>
           <w:rPr>
             <w:rStyle w:val="Hyperlink"/>
@@ -13692,7 +13746,7 @@
             <w:noProof/>
             <w:webHidden/>
           </w:rPr>
-          <w:instrText xml:space="preserve"> PAGEREF _Toc233612013 \h </w:instrText>
+          <w:instrText xml:space="preserve"> PAGEREF _Toc233635197 \h </w:instrText>
         </w:r>
         <w:r>
           <w:rPr>
@@ -13737,7 +13791,7 @@
           <w:lang w:val="vi-VN" w:eastAsia="vi-VN"/>
         </w:rPr>
       </w:pPr>
-      <w:hyperlink w:anchor="_Toc233612014" w:history="1">
+      <w:hyperlink w:anchor="_Toc233635198" w:history="1">
         <w:r>
           <w:rPr>
             <w:rStyle w:val="Hyperlink"/>
@@ -13764,7 +13818,7 @@
             <w:noProof/>
             <w:webHidden/>
           </w:rPr>
-          <w:instrText xml:space="preserve"> PAGEREF _Toc233612014 \h </w:instrText>
+          <w:instrText xml:space="preserve"> PAGEREF _Toc233635198 \h </w:instrText>
         </w:r>
         <w:r>
           <w:rPr>
@@ -13809,7 +13863,7 @@
           <w:lang w:val="vi-VN" w:eastAsia="vi-VN"/>
         </w:rPr>
       </w:pPr>
-      <w:hyperlink w:anchor="_Toc233612015" w:history="1">
+      <w:hyperlink w:anchor="_Toc233635199" w:history="1">
         <w:r>
           <w:rPr>
             <w:rStyle w:val="Hyperlink"/>
@@ -13836,7 +13890,7 @@
             <w:noProof/>
             <w:webHidden/>
           </w:rPr>
-          <w:instrText xml:space="preserve"> PAGEREF _Toc233612015 \h </w:instrText>
+          <w:instrText xml:space="preserve"> PAGEREF _Toc233635199 \h </w:instrText>
         </w:r>
         <w:r>
           <w:rPr>
@@ -13881,7 +13935,7 @@
           <w:lang w:val="vi-VN" w:eastAsia="vi-VN"/>
         </w:rPr>
       </w:pPr>
-      <w:hyperlink w:anchor="_Toc233612016" w:history="1">
+      <w:hyperlink w:anchor="_Toc233635200" w:history="1">
         <w:r>
           <w:rPr>
             <w:rStyle w:val="Hyperlink"/>
@@ -13908,7 +13962,7 @@
             <w:noProof/>
             <w:webHidden/>
           </w:rPr>
-          <w:instrText xml:space="preserve"> PAGEREF _Toc233612016 \h </w:instrText>
+          <w:instrText xml:space="preserve"> PAGEREF _Toc233635200 \h </w:instrText>
         </w:r>
         <w:r>
           <w:rPr>
@@ -13953,7 +14007,7 @@
           <w:lang w:val="vi-VN" w:eastAsia="vi-VN"/>
         </w:rPr>
       </w:pPr>
-      <w:hyperlink w:anchor="_Toc233612017" w:history="1">
+      <w:hyperlink w:anchor="_Toc233635201" w:history="1">
         <w:r>
           <w:rPr>
             <w:rStyle w:val="Hyperlink"/>
@@ -13980,7 +14034,7 @@
             <w:noProof/>
             <w:webHidden/>
           </w:rPr>
-          <w:instrText xml:space="preserve"> PAGEREF _Toc233612017 \h </w:instrText>
+          <w:instrText xml:space="preserve"> PAGEREF _Toc233635201 \h </w:instrText>
         </w:r>
         <w:r>
           <w:rPr>
@@ -14025,7 +14079,7 @@
           <w:lang w:val="vi-VN" w:eastAsia="vi-VN"/>
         </w:rPr>
       </w:pPr>
-      <w:hyperlink w:anchor="_Toc233612018" w:history="1">
+      <w:hyperlink w:anchor="_Toc233635202" w:history="1">
         <w:r>
           <w:rPr>
             <w:rStyle w:val="Hyperlink"/>
@@ -14052,7 +14106,7 @@
             <w:noProof/>
             <w:webHidden/>
           </w:rPr>
-          <w:instrText xml:space="preserve"> PAGEREF _Toc233612018 \h </w:instrText>
+          <w:instrText xml:space="preserve"> PAGEREF _Toc233635202 \h </w:instrText>
         </w:r>
         <w:r>
           <w:rPr>
@@ -14097,7 +14151,7 @@
           <w:lang w:val="vi-VN" w:eastAsia="vi-VN"/>
         </w:rPr>
       </w:pPr>
-      <w:hyperlink w:anchor="_Toc233612019" w:history="1">
+      <w:hyperlink w:anchor="_Toc233635203" w:history="1">
         <w:r>
           <w:rPr>
             <w:rStyle w:val="Hyperlink"/>
@@ -14124,7 +14178,7 @@
             <w:noProof/>
             <w:webHidden/>
           </w:rPr>
-          <w:instrText xml:space="preserve"> PAGEREF _Toc233612019 \h </w:instrText>
+          <w:instrText xml:space="preserve"> PAGEREF _Toc233635203 \h </w:instrText>
         </w:r>
         <w:r>
           <w:rPr>
@@ -14218,7 +14272,7 @@
         </w:rPr>
         <w:fldChar w:fldCharType="separate"/>
       </w:r>
-      <w:hyperlink w:anchor="_Toc233612020" w:history="1">
+      <w:hyperlink w:anchor="_Toc233635204" w:history="1">
         <w:r>
           <w:rPr>
             <w:rStyle w:val="Hyperlink"/>
@@ -14245,7 +14299,7 @@
             <w:noProof/>
             <w:webHidden/>
           </w:rPr>
-          <w:instrText xml:space="preserve"> PAGEREF _Toc233612020 \h </w:instrText>
+          <w:instrText xml:space="preserve"> PAGEREF _Toc233635204 \h </w:instrText>
         </w:r>
         <w:r>
           <w:rPr>
@@ -14290,7 +14344,7 @@
           <w:lang w:val="vi-VN" w:eastAsia="vi-VN"/>
         </w:rPr>
       </w:pPr>
-      <w:hyperlink w:anchor="_Toc233612021" w:history="1">
+      <w:hyperlink w:anchor="_Toc233635205" w:history="1">
         <w:r>
           <w:rPr>
             <w:rStyle w:val="Hyperlink"/>
@@ -14317,7 +14371,7 @@
             <w:noProof/>
             <w:webHidden/>
           </w:rPr>
-          <w:instrText xml:space="preserve"> PAGEREF _Toc233612021 \h </w:instrText>
+          <w:instrText xml:space="preserve"> PAGEREF _Toc233635205 \h </w:instrText>
         </w:r>
         <w:r>
           <w:rPr>
@@ -14362,7 +14416,7 @@
           <w:lang w:val="vi-VN" w:eastAsia="vi-VN"/>
         </w:rPr>
       </w:pPr>
-      <w:hyperlink w:anchor="_Toc233612022" w:history="1">
+      <w:hyperlink w:anchor="_Toc233635206" w:history="1">
         <w:r>
           <w:rPr>
             <w:rStyle w:val="Hyperlink"/>
@@ -14389,7 +14443,7 @@
             <w:noProof/>
             <w:webHidden/>
           </w:rPr>
-          <w:instrText xml:space="preserve"> PAGEREF _Toc233612022 \h </w:instrText>
+          <w:instrText xml:space="preserve"> PAGEREF _Toc233635206 \h </w:instrText>
         </w:r>
         <w:r>
           <w:rPr>
@@ -14434,7 +14488,7 @@
           <w:lang w:val="vi-VN" w:eastAsia="vi-VN"/>
         </w:rPr>
       </w:pPr>
-      <w:hyperlink w:anchor="_Toc233612023" w:history="1">
+      <w:hyperlink w:anchor="_Toc233635207" w:history="1">
         <w:r>
           <w:rPr>
             <w:rStyle w:val="Hyperlink"/>
@@ -14461,7 +14515,7 @@
             <w:noProof/>
             <w:webHidden/>
           </w:rPr>
-          <w:instrText xml:space="preserve"> PAGEREF _Toc233612023 \h </w:instrText>
+          <w:instrText xml:space="preserve"> PAGEREF _Toc233635207 \h </w:instrText>
         </w:r>
         <w:r>
           <w:rPr>
@@ -14755,22 +14809,22 @@
           <w:numId w:val="23"/>
         </w:numPr>
       </w:pPr>
-      <w:bookmarkStart w:id="2" w:name="_Toc233611909"/>
+      <w:bookmarkStart w:id="0" w:name="_Toc233635208"/>
       <w:r>
         <w:lastRenderedPageBreak/>
         <w:t>TỔNG QUAN</w:t>
       </w:r>
-      <w:bookmarkEnd w:id="2"/>
+      <w:bookmarkEnd w:id="0"/>
     </w:p>
     <w:p>
       <w:pPr>
         <w:pStyle w:val="Heading2"/>
       </w:pPr>
-      <w:bookmarkStart w:id="3" w:name="_Toc233611910"/>
+      <w:bookmarkStart w:id="1" w:name="_Toc233635209"/>
       <w:r>
         <w:t>Giới thiệu bối cảnh và lý do chọn đề tài</w:t>
       </w:r>
-      <w:bookmarkEnd w:id="3"/>
+      <w:bookmarkEnd w:id="1"/>
     </w:p>
     <w:p>
       <w:pPr>
@@ -14887,7 +14941,7 @@
           <w:lang w:eastAsia="vi-VN"/>
         </w:rPr>
       </w:pPr>
-      <w:bookmarkStart w:id="4" w:name="_Toc233611911"/>
+      <w:bookmarkStart w:id="2" w:name="_Toc233635210"/>
       <w:r>
         <w:rPr>
           <w:lang w:eastAsia="vi-VN"/>
@@ -14900,7 +14954,7 @@
         </w:rPr>
         <w:t xml:space="preserve"> nghiên cứu</w:t>
       </w:r>
-      <w:bookmarkEnd w:id="4"/>
+      <w:bookmarkEnd w:id="2"/>
     </w:p>
     <w:p>
       <w:pPr>
@@ -14935,14 +14989,14 @@
           <w:lang w:eastAsia="vi-VN"/>
         </w:rPr>
       </w:pPr>
-      <w:bookmarkStart w:id="5" w:name="_Toc233611912"/>
+      <w:bookmarkStart w:id="3" w:name="_Toc233635211"/>
       <w:r>
         <w:rPr>
           <w:lang w:eastAsia="vi-VN"/>
         </w:rPr>
         <w:t>Đối tượng nghiên cứu</w:t>
       </w:r>
-      <w:bookmarkEnd w:id="5"/>
+      <w:bookmarkEnd w:id="3"/>
     </w:p>
     <w:p>
       <w:pPr>
@@ -15084,95 +15138,95 @@
           <w:lang w:eastAsia="vi-VN"/>
         </w:rPr>
       </w:pPr>
-      <w:bookmarkStart w:id="6" w:name="_Toc233611913"/>
+      <w:bookmarkStart w:id="4" w:name="_Toc233635212"/>
       <w:r>
         <w:rPr>
           <w:lang w:eastAsia="vi-VN"/>
         </w:rPr>
         <w:t>Phạm vi nghiên cứu</w:t>
       </w:r>
+      <w:bookmarkEnd w:id="4"/>
+    </w:p>
+    <w:p>
+      <w:pPr>
+        <w:rPr>
+          <w:lang w:val="vi-VN" w:eastAsia="vi-VN"/>
+        </w:rPr>
+      </w:pPr>
+      <w:r>
+        <w:rPr>
+          <w:lang w:val="vi-VN" w:eastAsia="vi-VN"/>
+        </w:rPr>
+        <w:t>Đề tài hướng đến đối tượng sử dụng chủ yếu là sinh viên đang học các học phần nhập môn lập trình hoặc mới tiếp cận một ngôn ngữ lập trình.</w:t>
+      </w:r>
+    </w:p>
+    <w:p>
+      <w:pPr>
+        <w:rPr>
+          <w:lang w:val="vi-VN" w:eastAsia="vi-VN"/>
+        </w:rPr>
+      </w:pPr>
+      <w:r>
+        <w:rPr>
+          <w:lang w:val="vi-VN" w:eastAsia="vi-VN"/>
+        </w:rPr>
+        <w:t>Trong phạm vi nghiên cứu, hệ thống tập trung hỗ trợ các bài tập lập trình cơ bản và các dự án có quy mô nhỏ với yêu cầu tương đối rõ ràng. Các ngôn ngữ lập trình được hỗ trợ chủ yếu gồm C/C++, Java, Python, PHP và HTML, phù hợp với nội dung giảng dạy trong các học phần nền tảng của ngành Công nghệ Thông Tin.</w:t>
+      </w:r>
+    </w:p>
+    <w:p>
+      <w:pPr>
+        <w:rPr>
+          <w:lang w:val="vi-VN" w:eastAsia="vi-VN"/>
+        </w:rPr>
+      </w:pPr>
+      <w:r>
+        <w:rPr>
+          <w:lang w:val="vi-VN" w:eastAsia="vi-VN"/>
+        </w:rPr>
+        <w:t>Hệ thống có khả năng hỗ trợ giải đáp các câu hỏi liên quan đến bài tập, gợi ý hướng thực hiện, phân tích mã nguồn đã nộp, phát hiện lỗi cú pháp và lỗi logic cơ bản, đánh giá mức độ đáp ứng yêu cầu của đề bài và đưa ra các đề xuất cải thiện phù hợp.</w:t>
+      </w:r>
+    </w:p>
+    <w:p>
+      <w:pPr>
+        <w:rPr>
+          <w:lang w:val="vi-VN" w:eastAsia="vi-VN"/>
+        </w:rPr>
+      </w:pPr>
+      <w:r>
+        <w:rPr>
+          <w:lang w:val="vi-VN" w:eastAsia="vi-VN"/>
+        </w:rPr>
+        <w:t>Đề tài tập trung vào việc nghiên cứu phương pháp tích hợp trí tuệ nhân tạo với Moodle và xây dựng cơ chế hỗ trợ học tập theo ngữ cảnh của từng bài tập. Việc phân tích các hệ thống phần mềm quy mô lớn, các dự án có kiến trúc phức tạp hoặc các bài toán chuyên sâu trong thực tế chưa nằm trong phạm vi nghiên cứu của đề tài.</w:t>
+      </w:r>
+    </w:p>
+    <w:p>
+      <w:pPr>
+        <w:pStyle w:val="Heading2"/>
+      </w:pPr>
+      <w:bookmarkStart w:id="5" w:name="_Toc233635213"/>
+      <w:r>
+        <w:t xml:space="preserve">Yêu cầu </w:t>
+      </w:r>
+      <w:r>
+        <w:t>đề tài</w:t>
+      </w:r>
+      <w:bookmarkEnd w:id="5"/>
+    </w:p>
+    <w:p>
+      <w:pPr>
+        <w:pStyle w:val="Heading3"/>
+        <w:rPr>
+          <w:lang w:eastAsia="vi-VN"/>
+        </w:rPr>
+      </w:pPr>
+      <w:bookmarkStart w:id="6" w:name="_Toc233635214"/>
+      <w:r>
+        <w:rPr>
+          <w:lang w:eastAsia="vi-VN"/>
+        </w:rPr>
+        <w:t>Yêu cầu chức năng</w:t>
+      </w:r>
       <w:bookmarkEnd w:id="6"/>
-    </w:p>
-    <w:p>
-      <w:pPr>
-        <w:rPr>
-          <w:lang w:val="vi-VN" w:eastAsia="vi-VN"/>
-        </w:rPr>
-      </w:pPr>
-      <w:r>
-        <w:rPr>
-          <w:lang w:val="vi-VN" w:eastAsia="vi-VN"/>
-        </w:rPr>
-        <w:t>Đề tài hướng đến đối tượng sử dụng chủ yếu là sinh viên đang học các học phần nhập môn lập trình hoặc mới tiếp cận một ngôn ngữ lập trình.</w:t>
-      </w:r>
-    </w:p>
-    <w:p>
-      <w:pPr>
-        <w:rPr>
-          <w:lang w:val="vi-VN" w:eastAsia="vi-VN"/>
-        </w:rPr>
-      </w:pPr>
-      <w:r>
-        <w:rPr>
-          <w:lang w:val="vi-VN" w:eastAsia="vi-VN"/>
-        </w:rPr>
-        <w:t>Trong phạm vi nghiên cứu, hệ thống tập trung hỗ trợ các bài tập lập trình cơ bản và các dự án có quy mô nhỏ với yêu cầu tương đối rõ ràng. Các ngôn ngữ lập trình được hỗ trợ chủ yếu gồm C/C++, Java, Python, PHP và HTML, phù hợp với nội dung giảng dạy trong các học phần nền tảng của ngành Công nghệ Thông Tin.</w:t>
-      </w:r>
-    </w:p>
-    <w:p>
-      <w:pPr>
-        <w:rPr>
-          <w:lang w:val="vi-VN" w:eastAsia="vi-VN"/>
-        </w:rPr>
-      </w:pPr>
-      <w:r>
-        <w:rPr>
-          <w:lang w:val="vi-VN" w:eastAsia="vi-VN"/>
-        </w:rPr>
-        <w:t>Hệ thống có khả năng hỗ trợ giải đáp các câu hỏi liên quan đến bài tập, gợi ý hướng thực hiện, phân tích mã nguồn đã nộp, phát hiện lỗi cú pháp và lỗi logic cơ bản, đánh giá mức độ đáp ứng yêu cầu của đề bài và đưa ra các đề xuất cải thiện phù hợp.</w:t>
-      </w:r>
-    </w:p>
-    <w:p>
-      <w:pPr>
-        <w:rPr>
-          <w:lang w:val="vi-VN" w:eastAsia="vi-VN"/>
-        </w:rPr>
-      </w:pPr>
-      <w:r>
-        <w:rPr>
-          <w:lang w:val="vi-VN" w:eastAsia="vi-VN"/>
-        </w:rPr>
-        <w:t>Đề tài tập trung vào việc nghiên cứu phương pháp tích hợp trí tuệ nhân tạo với Moodle và xây dựng cơ chế hỗ trợ học tập theo ngữ cảnh của từng bài tập. Việc phân tích các hệ thống phần mềm quy mô lớn, các dự án có kiến trúc phức tạp hoặc các bài toán chuyên sâu trong thực tế chưa nằm trong phạm vi nghiên cứu của đề tài.</w:t>
-      </w:r>
-    </w:p>
-    <w:p>
-      <w:pPr>
-        <w:pStyle w:val="Heading2"/>
-      </w:pPr>
-      <w:bookmarkStart w:id="7" w:name="_Toc233611914"/>
-      <w:r>
-        <w:t xml:space="preserve">Yêu cầu </w:t>
-      </w:r>
-      <w:r>
-        <w:t>đề tài</w:t>
-      </w:r>
-      <w:bookmarkEnd w:id="7"/>
-    </w:p>
-    <w:p>
-      <w:pPr>
-        <w:pStyle w:val="Heading3"/>
-        <w:rPr>
-          <w:lang w:eastAsia="vi-VN"/>
-        </w:rPr>
-      </w:pPr>
-      <w:bookmarkStart w:id="8" w:name="_Toc233611915"/>
-      <w:r>
-        <w:rPr>
-          <w:lang w:eastAsia="vi-VN"/>
-        </w:rPr>
-        <w:t>Yêu cầu chức năng</w:t>
-      </w:r>
-      <w:bookmarkEnd w:id="8"/>
     </w:p>
     <w:p>
       <w:pPr>
@@ -15531,14 +15585,14 @@
           <w:lang w:eastAsia="vi-VN"/>
         </w:rPr>
       </w:pPr>
-      <w:bookmarkStart w:id="9" w:name="_Toc233611916"/>
+      <w:bookmarkStart w:id="7" w:name="_Toc233635215"/>
       <w:r>
         <w:rPr>
           <w:lang w:eastAsia="vi-VN"/>
         </w:rPr>
         <w:t>Yêu cầu phi chức năng</w:t>
       </w:r>
-      <w:bookmarkEnd w:id="9"/>
+      <w:bookmarkEnd w:id="7"/>
     </w:p>
     <w:p>
       <w:r>
@@ -15604,11 +15658,11 @@
       <w:pPr>
         <w:pStyle w:val="Heading2"/>
       </w:pPr>
-      <w:bookmarkStart w:id="10" w:name="_Toc233611917"/>
+      <w:bookmarkStart w:id="8" w:name="_Toc233635216"/>
       <w:r>
         <w:t>Công nghệ, công cụ và môi trường phát triển</w:t>
       </w:r>
-      <w:bookmarkEnd w:id="10"/>
+      <w:bookmarkEnd w:id="8"/>
     </w:p>
     <w:p>
       <w:pPr>
@@ -16036,7 +16090,7 @@
       <w:r>
         <w:br w:type="page"/>
       </w:r>
-      <w:bookmarkStart w:id="11" w:name="_Toc233611918"/>
+      <w:bookmarkStart w:id="9" w:name="_Toc233635217"/>
       <w:r>
         <w:rPr>
           <w:caps w:val="0"/>
@@ -16050,115 +16104,115 @@
         </w:rPr>
         <w:t>GHIÊN CỨU LÝ THUYẾT</w:t>
       </w:r>
+      <w:bookmarkEnd w:id="9"/>
+    </w:p>
+    <w:p>
+      <w:pPr>
+        <w:pStyle w:val="Heading2"/>
+      </w:pPr>
+      <w:bookmarkStart w:id="10" w:name="_Toc233635218"/>
+      <w:r>
+        <w:t>Trí tuệ nhân tạo (AI) và mô hình ngôn ngữ lớn (LLM)</w:t>
+      </w:r>
+      <w:bookmarkEnd w:id="10"/>
+    </w:p>
+    <w:p>
+      <w:pPr>
+        <w:pStyle w:val="Heading3"/>
+      </w:pPr>
+      <w:bookmarkStart w:id="11" w:name="_Toc233635219"/>
+      <w:r>
+        <w:t>Khái niệm và sự phát triển của trí tuệ nhân tạo</w:t>
+      </w:r>
       <w:bookmarkEnd w:id="11"/>
     </w:p>
     <w:p>
       <w:pPr>
-        <w:pStyle w:val="Heading2"/>
-      </w:pPr>
-      <w:bookmarkStart w:id="12" w:name="_Toc233611919"/>
-      <w:r>
-        <w:t>Trí tuệ nhân tạo (AI) và mô hình ngôn ngữ lớn (LLM)</w:t>
+        <w:rPr>
+          <w:lang w:eastAsia="vi-VN"/>
+        </w:rPr>
+      </w:pPr>
+      <w:r>
+        <w:rPr>
+          <w:lang w:val="vi-VN" w:eastAsia="vi-VN"/>
+        </w:rPr>
+        <w:t>Trí tuệ nhân tạo (AI) là một lĩnh vực thuộc khoa học máy tính, tập trung vào việc nghiên cứu và phát triển các hệ thống có khả năng mô phỏng trí thông minh của con người. Các hệ thống AI được thiết kế để thực hiện những nhiệm vụ như học hỏi từ dữ liệu, suy luận, nhận dạng mẫu, xử lý ngôn ngữ tự nhiên, đưa ra quyết định và giải quyết vấn đề. Mục tiêu của AI là tạo ra các chương trình hoặc hệ thống có khả năng hỗ trợ hoặc thay thế con người trong những công việc đòi hỏi khả</w:t>
+      </w:r>
+      <w:r>
+        <w:rPr>
+          <w:lang w:val="vi-VN" w:eastAsia="vi-VN"/>
+        </w:rPr>
+        <w:t xml:space="preserve"> năng tư duy và xử lý thông tin</w:t>
+      </w:r>
+      <w:r>
+        <w:rPr>
+          <w:lang w:val="vi-VN" w:eastAsia="vi-VN"/>
+        </w:rPr>
+        <w:fldChar w:fldCharType="begin"/>
+      </w:r>
+      <w:r>
+        <w:rPr>
+          <w:lang w:val="vi-VN" w:eastAsia="vi-VN"/>
+        </w:rPr>
+        <w:instrText xml:space="preserve"> ADDIN ZOTERO_ITEM CSL_CITATION {"citationID":"h4ikxJ9k","properties":{"formattedCitation":"[1]","plainCitation":"[1]","noteIndex":0},"citationItems":[{"id":30,"uris":["http://zotero.org/users/19328316/items/JZRLKRDF"],"itemData":{"id":30,"type":"article-journal","abstract":"Generative language models have witnessed substantial traction, notably with the introduction of refined models aimed at more coherent user-AI interactions—principally conversational models. The epitome of this public attention has arguably been the refinement of the GPT-3 model into ChatGPT and its subsequent integration with auxiliary capabilities such as search features in Microsoft Bing. Despite voluminous prior research devoted to its developmental trajectory, the model’s performance, and applicability to a myriad of quotidian tasks remained nebulous and task specific. In terms of technological implementation, the advent of models such as LLMv2 and ChatGPT-4 has elevated the discourse beyond mere textual coherence to nuanced contextual understanding and real-world task completion. Concurrently, emerging architectures that focus on interpreting latent spaces have offered more granular control over text generation, thereby amplifying the model’s applicability across various verticals. Within the purview of cyber defense, especially in the Swiss operational ecosystem, these models pose both unprecedented opportunities and challenges. Their capabilities in data analytics, intrusion detection, and even misinformation combatting is laudable; yet the ethical and security implications concerning data privacy, surveillance, and potential misuse warrant judicious scrutiny.","container-title":"ADCAIJ: Advances in Distributed Computing and Artificial Intelligence Journal","DOI":"10.14201/adcaij.31704","ISSN":"2255-2863","language":"en","license":"Copyright (c) 2023 Sebastian Lopez Florez","page":"e31704-e31704","source":"revistas.usal.es","title":"Generative Artificial Intelligence: Fundamentals","title-short":"Generative Artificial Intelligence","volume":"12","author":[{"family":"Corchado","given":"Juan M."},{"family":"F","given":"Sebastian López"},{"family":"V","given":"Juan M. Núñez"},{"family":"S","given":"Raul Garcia"},{"family":"Chamoso","given":"Pablo"}],"issued":{"date-parts":[["2023",12,1]]}}}],"schema":"https://github.com/citation-style-language/schema/raw/master/csl-citation.json"} </w:instrText>
+      </w:r>
+      <w:r>
+        <w:rPr>
+          <w:lang w:val="vi-VN" w:eastAsia="vi-VN"/>
+        </w:rPr>
+        <w:fldChar w:fldCharType="separate"/>
+      </w:r>
+      <w:r>
+        <w:t>[1]</w:t>
+      </w:r>
+      <w:r>
+        <w:rPr>
+          <w:lang w:val="vi-VN" w:eastAsia="vi-VN"/>
+        </w:rPr>
+        <w:fldChar w:fldCharType="end"/>
+      </w:r>
+      <w:r>
+        <w:rPr>
+          <w:lang w:eastAsia="vi-VN"/>
+        </w:rPr>
+        <w:t>.</w:t>
+      </w:r>
+    </w:p>
+    <w:p>
+      <w:pPr>
+        <w:rPr>
+          <w:lang w:val="vi-VN" w:eastAsia="vi-VN"/>
+        </w:rPr>
+      </w:pPr>
+      <w:r>
+        <w:rPr>
+          <w:lang w:val="vi-VN" w:eastAsia="vi-VN"/>
+        </w:rPr>
+        <w:t>Trong những năm gần đây, cùng với sự phát triển của dữ liệu lớn (Big Data), năng lực tính toán và các thuật toán học máy (Machine Learning), AI đã có những bước tiến vượt bậc và được ứng dụng rộng rãi trong nhiều lĩnh vực như y tế, tài chính, thương mại điện tử, sản xuất và giáo dục. Đặc biệt, sự xuất hiện của AI tạo sinh (Generative AI) đã mở ra khả năng tạo ra văn bản, hình ảnh, âm thanh và mã nguồn với chất lượng ngày càng cao, góp phần thay đổi cách con người làm việc và học tập.</w:t>
+      </w:r>
+    </w:p>
+    <w:p>
+      <w:pPr>
+        <w:rPr>
+          <w:lang w:val="vi-VN" w:eastAsia="vi-VN"/>
+        </w:rPr>
+      </w:pPr>
+      <w:r>
+        <w:rPr>
+          <w:lang w:val="vi-VN" w:eastAsia="vi-VN"/>
+        </w:rPr>
+        <w:t>Trong lĩnh vực giáo dục, AI đang được ứng dụng để hỗ trợ cá nhân hóa việc học, xây dựng hệ thống học tập thông minh, tự động đánh giá kết quả học tập và hỗ trợ giải đáp các câu hỏi của người học. Đối với lĩnh vực lập trình, AI không chỉ hỗ trợ sinh mã nguồn mà còn có khả năng giải thích thuật toán, phân tích chương trình, phát hiện lỗi và đưa ra các gợi ý cải thiện, góp phần nâng cao hiệu quả học tập và rèn luyện kỹ năng của sinh viên.</w:t>
+      </w:r>
+    </w:p>
+    <w:p>
+      <w:pPr>
+        <w:pStyle w:val="Heading3"/>
+      </w:pPr>
+      <w:bookmarkStart w:id="12" w:name="_Toc233635220"/>
+      <w:r>
+        <w:t>Mô hình ngôn ngữ lớn</w:t>
       </w:r>
       <w:bookmarkEnd w:id="12"/>
-    </w:p>
-    <w:p>
-      <w:pPr>
-        <w:pStyle w:val="Heading3"/>
-      </w:pPr>
-      <w:bookmarkStart w:id="13" w:name="_Toc233611920"/>
-      <w:r>
-        <w:t>Khái niệm và sự phát triển của trí tuệ nhân tạo</w:t>
-      </w:r>
-      <w:bookmarkEnd w:id="13"/>
-    </w:p>
-    <w:p>
-      <w:pPr>
-        <w:rPr>
-          <w:lang w:eastAsia="vi-VN"/>
-        </w:rPr>
-      </w:pPr>
-      <w:r>
-        <w:rPr>
-          <w:lang w:val="vi-VN" w:eastAsia="vi-VN"/>
-        </w:rPr>
-        <w:t>Trí tuệ nhân tạo (AI) là một lĩnh vực thuộc khoa học máy tính, tập trung vào việc nghiên cứu và phát triển các hệ thống có khả năng mô phỏng trí thông minh của con người. Các hệ thống AI được thiết kế để thực hiện những nhiệm vụ như học hỏi từ dữ liệu, suy luận, nhận dạng mẫu, xử lý ngôn ngữ tự nhiên, đưa ra quyết định và giải quyết vấn đề. Mục tiêu của AI là tạo ra các chương trình hoặc hệ thống có khả năng hỗ trợ hoặc thay thế con người trong những công việc đòi hỏi khả</w:t>
-      </w:r>
-      <w:r>
-        <w:rPr>
-          <w:lang w:val="vi-VN" w:eastAsia="vi-VN"/>
-        </w:rPr>
-        <w:t xml:space="preserve"> năng tư duy và xử lý thông tin</w:t>
-      </w:r>
-      <w:r>
-        <w:rPr>
-          <w:lang w:val="vi-VN" w:eastAsia="vi-VN"/>
-        </w:rPr>
-        <w:fldChar w:fldCharType="begin"/>
-      </w:r>
-      <w:r>
-        <w:rPr>
-          <w:lang w:val="vi-VN" w:eastAsia="vi-VN"/>
-        </w:rPr>
-        <w:instrText xml:space="preserve"> ADDIN ZOTERO_ITEM CSL_CITATION {"citationID":"h4ikxJ9k","properties":{"formattedCitation":"[1]","plainCitation":"[1]","noteIndex":0},"citationItems":[{"id":30,"uris":["http://zotero.org/users/19328316/items/JZRLKRDF"],"itemData":{"id":30,"type":"article-journal","abstract":"Generative language models have witnessed substantial traction, notably with the introduction of refined models aimed at more coherent user-AI interactions—principally conversational models. The epitome of this public attention has arguably been the refinement of the GPT-3 model into ChatGPT and its subsequent integration with auxiliary capabilities such as search features in Microsoft Bing. Despite voluminous prior research devoted to its developmental trajectory, the model’s performance, and applicability to a myriad of quotidian tasks remained nebulous and task specific. In terms of technological implementation, the advent of models such as LLMv2 and ChatGPT-4 has elevated the discourse beyond mere textual coherence to nuanced contextual understanding and real-world task completion. Concurrently, emerging architectures that focus on interpreting latent spaces have offered more granular control over text generation, thereby amplifying the model’s applicability across various verticals. Within the purview of cyber defense, especially in the Swiss operational ecosystem, these models pose both unprecedented opportunities and challenges. Their capabilities in data analytics, intrusion detection, and even misinformation combatting is laudable; yet the ethical and security implications concerning data privacy, surveillance, and potential misuse warrant judicious scrutiny.","container-title":"ADCAIJ: Advances in Distributed Computing and Artificial Intelligence Journal","DOI":"10.14201/adcaij.31704","ISSN":"2255-2863","language":"en","license":"Copyright (c) 2023 Sebastian Lopez Florez","page":"e31704-e31704","source":"revistas.usal.es","title":"Generative Artificial Intelligence: Fundamentals","title-short":"Generative Artificial Intelligence","volume":"12","author":[{"family":"Corchado","given":"Juan M."},{"family":"F","given":"Sebastian López"},{"family":"V","given":"Juan M. Núñez"},{"family":"S","given":"Raul Garcia"},{"family":"Chamoso","given":"Pablo"}],"issued":{"date-parts":[["2023",12,1]]}}}],"schema":"https://github.com/citation-style-language/schema/raw/master/csl-citation.json"} </w:instrText>
-      </w:r>
-      <w:r>
-        <w:rPr>
-          <w:lang w:val="vi-VN" w:eastAsia="vi-VN"/>
-        </w:rPr>
-        <w:fldChar w:fldCharType="separate"/>
-      </w:r>
-      <w:r>
-        <w:t>[1]</w:t>
-      </w:r>
-      <w:r>
-        <w:rPr>
-          <w:lang w:val="vi-VN" w:eastAsia="vi-VN"/>
-        </w:rPr>
-        <w:fldChar w:fldCharType="end"/>
-      </w:r>
-      <w:r>
-        <w:rPr>
-          <w:lang w:eastAsia="vi-VN"/>
-        </w:rPr>
-        <w:t>.</w:t>
-      </w:r>
-    </w:p>
-    <w:p>
-      <w:pPr>
-        <w:rPr>
-          <w:lang w:val="vi-VN" w:eastAsia="vi-VN"/>
-        </w:rPr>
-      </w:pPr>
-      <w:r>
-        <w:rPr>
-          <w:lang w:val="vi-VN" w:eastAsia="vi-VN"/>
-        </w:rPr>
-        <w:t>Trong những năm gần đây, cùng với sự phát triển của dữ liệu lớn (Big Data), năng lực tính toán và các thuật toán học máy (Machine Learning), AI đã có những bước tiến vượt bậc và được ứng dụng rộng rãi trong nhiều lĩnh vực như y tế, tài chính, thương mại điện tử, sản xuất và giáo dục. Đặc biệt, sự xuất hiện của AI tạo sinh (Generative AI) đã mở ra khả năng tạo ra văn bản, hình ảnh, âm thanh và mã nguồn với chất lượng ngày càng cao, góp phần thay đổi cách con người làm việc và học tập.</w:t>
-      </w:r>
-    </w:p>
-    <w:p>
-      <w:pPr>
-        <w:rPr>
-          <w:lang w:val="vi-VN" w:eastAsia="vi-VN"/>
-        </w:rPr>
-      </w:pPr>
-      <w:r>
-        <w:rPr>
-          <w:lang w:val="vi-VN" w:eastAsia="vi-VN"/>
-        </w:rPr>
-        <w:t>Trong lĩnh vực giáo dục, AI đang được ứng dụng để hỗ trợ cá nhân hóa việc học, xây dựng hệ thống học tập thông minh, tự động đánh giá kết quả học tập và hỗ trợ giải đáp các câu hỏi của người học. Đối với lĩnh vực lập trình, AI không chỉ hỗ trợ sinh mã nguồn mà còn có khả năng giải thích thuật toán, phân tích chương trình, phát hiện lỗi và đưa ra các gợi ý cải thiện, góp phần nâng cao hiệu quả học tập và rèn luyện kỹ năng của sinh viên.</w:t>
-      </w:r>
-    </w:p>
-    <w:p>
-      <w:pPr>
-        <w:pStyle w:val="Heading3"/>
-      </w:pPr>
-      <w:bookmarkStart w:id="14" w:name="_Toc233611921"/>
-      <w:r>
-        <w:t>Mô hình ngôn ngữ lớn</w:t>
-      </w:r>
-      <w:bookmarkEnd w:id="14"/>
     </w:p>
     <w:p>
       <w:pPr>
@@ -16254,11 +16308,11 @@
           <w:lang w:val="vi-VN" w:eastAsia="vi-VN"/>
         </w:rPr>
       </w:pPr>
-      <w:bookmarkStart w:id="15" w:name="_Toc233611922"/>
+      <w:bookmarkStart w:id="13" w:name="_Toc233635221"/>
       <w:r>
         <w:t>Ứng dụng của mô hình ngôn ngữ lớn trong giáo dục và hỗ trợ lập trình</w:t>
       </w:r>
-      <w:bookmarkEnd w:id="15"/>
+      <w:bookmarkEnd w:id="13"/>
     </w:p>
     <w:p>
       <w:r>
@@ -16279,52 +16333,52 @@
       <w:pPr>
         <w:pStyle w:val="Heading2"/>
       </w:pPr>
-      <w:bookmarkStart w:id="16" w:name="_Toc233611923"/>
+      <w:bookmarkStart w:id="14" w:name="_Toc233635222"/>
       <w:r>
         <w:lastRenderedPageBreak/>
         <w:t>Chatbot ứng dụng trí tuệ nhân tạo</w:t>
       </w:r>
+      <w:bookmarkEnd w:id="14"/>
+    </w:p>
+    <w:p>
+      <w:pPr>
+        <w:pStyle w:val="Heading3"/>
+      </w:pPr>
+      <w:bookmarkStart w:id="15" w:name="_Toc233635223"/>
+      <w:r>
+        <w:t>Khái niệm chatbot và các loại chatbot</w:t>
+      </w:r>
+      <w:bookmarkEnd w:id="15"/>
+    </w:p>
+    <w:p>
+      <w:r>
+        <w:t>Chatbot là hệ thống phần mềm cho phép con người tương tác với máy tính thông qua ngôn ngữ tự nhiên dưới dạng văn bản hoặc giọng nói. Tùy theo cơ chế hoạt động, chatbot thường được chia thành hai nhóm chính là chatbot dựa trên luật (Rule-based Chatbot) và chatbot ứng dụng trí tuệ nhân tạo (AI Chatbot). Chatbot dựa trên luật hoạt động theo các kịch bản được xác định trước, trong khi AI Chatbot sử dụng các kỹ thuật xử lý ngôn ngữ tự nhiên (NLP) và học máy để hiểu ngữ cảnh và tạo phản hồi linh hoạt hơn.</w:t>
+      </w:r>
+      <w:r>
+        <w:fldChar w:fldCharType="begin"/>
+      </w:r>
+      <w:r>
+        <w:instrText xml:space="preserve"> ADDIN ZOTERO_ITEM CSL_CITATION {"citationID":"EkeMsGV4","properties":{"formattedCitation":"[3]","plainCitation":"[3]","noteIndex":0},"citationItems":[{"id":34,"uris":["http://zotero.org/users/19328316/items/PHM8NB5K"],"itemData":{"id":34,"type":"webpage","abstract":"Chatbots are playing an increasingly prevalent role in our lives. Here are six types of chatbot and how to pick the best one for your business.","language":"en","title":"Types of Chatbots | IBM","URL":"https://www.ibm.com/think/topics/chatbot-types","author":[{"family":"Finn","given":"Bella Church","suffix":"Teaganne"}],"accessed":{"date-parts":[["2026",6,27]]},"issued":{"date-parts":[["2025",3,7]]}}}],"schema":"https://github.com/citation-style-language/schema/raw/master/csl-citation.json"} </w:instrText>
+      </w:r>
+      <w:r>
+        <w:fldChar w:fldCharType="separate"/>
+      </w:r>
+      <w:r>
+        <w:t>[3]</w:t>
+      </w:r>
+      <w:r>
+        <w:fldChar w:fldCharType="end"/>
+      </w:r>
+    </w:p>
+    <w:p>
+      <w:pPr>
+        <w:pStyle w:val="Heading3"/>
+      </w:pPr>
+      <w:bookmarkStart w:id="16" w:name="_Toc233635224"/>
+      <w:r>
+        <w:t>Chatbot truyền thống và chatbot sử dụng mô hình ngôn ngữ lớn</w:t>
+      </w:r>
       <w:bookmarkEnd w:id="16"/>
-    </w:p>
-    <w:p>
-      <w:pPr>
-        <w:pStyle w:val="Heading3"/>
-      </w:pPr>
-      <w:bookmarkStart w:id="17" w:name="_Toc233611924"/>
-      <w:r>
-        <w:t>Khái niệm chatbot và các loại chatbot</w:t>
-      </w:r>
-      <w:bookmarkEnd w:id="17"/>
-    </w:p>
-    <w:p>
-      <w:r>
-        <w:t>Chatbot là hệ thống phần mềm cho phép con người tương tác với máy tính thông qua ngôn ngữ tự nhiên dưới dạng văn bản hoặc giọng nói. Tùy theo cơ chế hoạt động, chatbot thường được chia thành hai nhóm chính là chatbot dựa trên luật (Rule-based Chatbot) và chatbot ứng dụng trí tuệ nhân tạo (AI Chatbot). Chatbot dựa trên luật hoạt động theo các kịch bản được xác định trước, trong khi AI Chatbot sử dụng các kỹ thuật xử lý ngôn ngữ tự nhiên (NLP) và học máy để hiểu ngữ cảnh và tạo phản hồi linh hoạt hơn.</w:t>
-      </w:r>
-      <w:r>
-        <w:fldChar w:fldCharType="begin"/>
-      </w:r>
-      <w:r>
-        <w:instrText xml:space="preserve"> ADDIN ZOTERO_ITEM CSL_CITATION {"citationID":"EkeMsGV4","properties":{"formattedCitation":"[3]","plainCitation":"[3]","noteIndex":0},"citationItems":[{"id":34,"uris":["http://zotero.org/users/19328316/items/PHM8NB5K"],"itemData":{"id":34,"type":"webpage","abstract":"Chatbots are playing an increasingly prevalent role in our lives. Here are six types of chatbot and how to pick the best one for your business.","language":"en","title":"Types of Chatbots | IBM","URL":"https://www.ibm.com/think/topics/chatbot-types","author":[{"family":"Finn","given":"Bella Church","suffix":"Teaganne"}],"accessed":{"date-parts":[["2026",6,27]]},"issued":{"date-parts":[["2025",3,7]]}}}],"schema":"https://github.com/citation-style-language/schema/raw/master/csl-citation.json"} </w:instrText>
-      </w:r>
-      <w:r>
-        <w:fldChar w:fldCharType="separate"/>
-      </w:r>
-      <w:r>
-        <w:t>[3]</w:t>
-      </w:r>
-      <w:r>
-        <w:fldChar w:fldCharType="end"/>
-      </w:r>
-    </w:p>
-    <w:p>
-      <w:pPr>
-        <w:pStyle w:val="Heading3"/>
-      </w:pPr>
-      <w:bookmarkStart w:id="18" w:name="_Toc233611925"/>
-      <w:r>
-        <w:t>Chatbot truyền thống và chatbot sử dụng mô hình ngôn ngữ lớn</w:t>
-      </w:r>
-      <w:bookmarkEnd w:id="18"/>
     </w:p>
     <w:p>
       <w:r>
@@ -16368,7 +16422,7 @@
         </w:rPr>
         <w:lastRenderedPageBreak/>
         <w:drawing>
-          <wp:inline distT="0" distB="0" distL="0" distR="0" wp14:anchorId="10CC2CA3" wp14:editId="03D92769">
+          <wp:inline distT="0" distB="0" distL="0" distR="0" wp14:anchorId="437C7682" wp14:editId="18DB3EE8">
             <wp:extent cx="5760720" cy="4114800"/>
             <wp:effectExtent l="19050" t="19050" r="11430" b="19050"/>
             <wp:docPr id="1" name="Picture 1"/>
@@ -16417,7 +16471,7 @@
           <w:lang w:val="vi-VN" w:eastAsia="vi-VN"/>
         </w:rPr>
       </w:pPr>
-      <w:bookmarkStart w:id="19" w:name="_Toc233611991"/>
+      <w:bookmarkStart w:id="17" w:name="_Toc233635175"/>
       <w:r>
         <w:t xml:space="preserve">Hình  </w:t>
       </w:r>
@@ -16469,7 +16523,7 @@
       <w:r>
         <w:t xml:space="preserve"> truyền thống và Chatbot sử dụng LLM</w:t>
       </w:r>
-      <w:bookmarkEnd w:id="19"/>
+      <w:bookmarkEnd w:id="17"/>
     </w:p>
     <w:p>
       <w:pPr>
@@ -16488,11 +16542,11 @@
       <w:pPr>
         <w:pStyle w:val="Heading3"/>
       </w:pPr>
-      <w:bookmarkStart w:id="20" w:name="_Toc233611926"/>
+      <w:bookmarkStart w:id="18" w:name="_Toc233635225"/>
       <w:r>
         <w:t>Vai trò của chatbot trong giáo dục và hỗ trợ học tập</w:t>
       </w:r>
-      <w:bookmarkEnd w:id="20"/>
+      <w:bookmarkEnd w:id="18"/>
     </w:p>
     <w:p>
       <w:pPr>
@@ -16544,60 +16598,60 @@
       <w:pPr>
         <w:pStyle w:val="Heading2"/>
       </w:pPr>
-      <w:bookmarkStart w:id="21" w:name="_Toc233611927"/>
+      <w:bookmarkStart w:id="19" w:name="_Toc233635226"/>
       <w:r>
         <w:t>Dịch vụ AI và mô hình ngôn ngữ sử dụng</w:t>
       </w:r>
+      <w:bookmarkEnd w:id="19"/>
+    </w:p>
+    <w:p>
+      <w:pPr>
+        <w:pStyle w:val="Heading3"/>
+      </w:pPr>
+      <w:bookmarkStart w:id="20" w:name="_Toc233635227"/>
+      <w:r>
+        <w:t>AI API và cơ chế xác thực bằng API Key</w:t>
+      </w:r>
+      <w:bookmarkEnd w:id="20"/>
+    </w:p>
+    <w:p>
+      <w:pPr>
+        <w:rPr>
+          <w:lang w:val="vi-VN" w:eastAsia="vi-VN"/>
+        </w:rPr>
+      </w:pPr>
+      <w:r>
+        <w:rPr>
+          <w:lang w:val="vi-VN" w:eastAsia="vi-VN"/>
+        </w:rPr>
+        <w:t>AI API là giao diện lập trình ứng dụng cho phép hệ thống bên ngoài truy cập và khai thác khả năng xử lý của các mô hình trí tuệ nhân tạo thông qua các yêu cầu HTTP. Trong đề tài này, backend sử dụng AI API để gửi nội dung đề bài, mã nguồn của sinh viên và lịch sử hội thoại đến mô hình ngôn ngữ lớn, sau đó nhận lại kết quả phân tích và phản hồi để hiển thị cho người dùng.</w:t>
+      </w:r>
+    </w:p>
+    <w:p>
+      <w:pPr>
+        <w:rPr>
+          <w:lang w:val="vi-VN" w:eastAsia="vi-VN"/>
+        </w:rPr>
+      </w:pPr>
+      <w:r>
+        <w:rPr>
+          <w:lang w:val="vi-VN" w:eastAsia="vi-VN"/>
+        </w:rPr>
+        <w:t>Việc xác thực khi sử dụng AI API được thực hiện thông qua API Key do nhà cung cấp dịch vụ cấp. API Key đóng vai trò như một khóa định danh, giúp xác minh quyền truy cập của ứng dụng và quản lý việc sử dụng tài nguyên của dịch vụ AI. Thông qua cơ chế này, hệ thống có thể giao tiếp an toàn với mô hình AI mà không cần triển khai hoặc huấn luyện mô hình trên hạ tầng riêng.</w:t>
+      </w:r>
+    </w:p>
+    <w:p>
+      <w:pPr>
+        <w:pStyle w:val="Heading3"/>
+      </w:pPr>
+      <w:bookmarkStart w:id="21" w:name="_Toc233635228"/>
+      <w:r>
+        <w:t>Một số mô hình ngôn ngữ lớn phổ biến hiện nay</w:t>
+      </w:r>
       <w:bookmarkEnd w:id="21"/>
     </w:p>
     <w:p>
       <w:pPr>
-        <w:pStyle w:val="Heading3"/>
-      </w:pPr>
-      <w:bookmarkStart w:id="22" w:name="_Toc233611928"/>
-      <w:r>
-        <w:t>AI API và cơ chế xác thực bằng API Key</w:t>
-      </w:r>
-      <w:bookmarkEnd w:id="22"/>
-    </w:p>
-    <w:p>
-      <w:pPr>
-        <w:rPr>
-          <w:lang w:val="vi-VN" w:eastAsia="vi-VN"/>
-        </w:rPr>
-      </w:pPr>
-      <w:r>
-        <w:rPr>
-          <w:lang w:val="vi-VN" w:eastAsia="vi-VN"/>
-        </w:rPr>
-        <w:t>AI API là giao diện lập trình ứng dụng cho phép hệ thống bên ngoài truy cập và khai thác khả năng xử lý của các mô hình trí tuệ nhân tạo thông qua các yêu cầu HTTP. Trong đề tài này, backend sử dụng AI API để gửi nội dung đề bài, mã nguồn của sinh viên và lịch sử hội thoại đến mô hình ngôn ngữ lớn, sau đó nhận lại kết quả phân tích và phản hồi để hiển thị cho người dùng.</w:t>
-      </w:r>
-    </w:p>
-    <w:p>
-      <w:pPr>
-        <w:rPr>
-          <w:lang w:val="vi-VN" w:eastAsia="vi-VN"/>
-        </w:rPr>
-      </w:pPr>
-      <w:r>
-        <w:rPr>
-          <w:lang w:val="vi-VN" w:eastAsia="vi-VN"/>
-        </w:rPr>
-        <w:t>Việc xác thực khi sử dụng AI API được thực hiện thông qua API Key do nhà cung cấp dịch vụ cấp. API Key đóng vai trò như một khóa định danh, giúp xác minh quyền truy cập của ứng dụng và quản lý việc sử dụng tài nguyên của dịch vụ AI. Thông qua cơ chế này, hệ thống có thể giao tiếp an toàn với mô hình AI mà không cần triển khai hoặc huấn luyện mô hình trên hạ tầng riêng.</w:t>
-      </w:r>
-    </w:p>
-    <w:p>
-      <w:pPr>
-        <w:pStyle w:val="Heading3"/>
-      </w:pPr>
-      <w:bookmarkStart w:id="23" w:name="_Toc233611929"/>
-      <w:r>
-        <w:t>Một số mô hình ngôn ngữ lớn phổ biến hiện nay</w:t>
-      </w:r>
-      <w:bookmarkEnd w:id="23"/>
-    </w:p>
-    <w:p>
-      <w:pPr>
         <w:rPr>
           <w:lang w:val="vi-VN" w:eastAsia="vi-VN"/>
         </w:rPr>
@@ -16656,7 +16710,7 @@
       <w:pPr>
         <w:pStyle w:val="Captiontable"/>
       </w:pPr>
-      <w:bookmarkStart w:id="24" w:name="_Toc233612020"/>
+      <w:bookmarkStart w:id="22" w:name="_Toc233635204"/>
       <w:r>
         <w:lastRenderedPageBreak/>
         <w:t xml:space="preserve">Bảng </w:t>
@@ -16724,7 +16778,7 @@
       <w:r>
         <w:t>[5]</w:t>
       </w:r>
-      <w:bookmarkEnd w:id="24"/>
+      <w:bookmarkEnd w:id="22"/>
       <w:r>
         <w:fldChar w:fldCharType="end"/>
       </w:r>
@@ -18506,7 +18560,7 @@
       <w:pPr>
         <w:pStyle w:val="Captiontable"/>
       </w:pPr>
-      <w:bookmarkStart w:id="25" w:name="_Toc233612021"/>
+      <w:bookmarkStart w:id="23" w:name="_Toc233635205"/>
       <w:r>
         <w:t>B</w:t>
       </w:r>
@@ -18611,7 +18665,7 @@
       <w:r>
         <w:t>[6]</w:t>
       </w:r>
-      <w:bookmarkEnd w:id="25"/>
+      <w:bookmarkEnd w:id="23"/>
       <w:r>
         <w:fldChar w:fldCharType="end"/>
       </w:r>
@@ -20338,105 +20392,105 @@
       <w:pPr>
         <w:pStyle w:val="Heading2"/>
       </w:pPr>
-      <w:bookmarkStart w:id="26" w:name="_Toc233611930"/>
+      <w:bookmarkStart w:id="24" w:name="_Toc233635229"/>
       <w:r>
         <w:t>Prompt</w:t>
       </w:r>
       <w:r>
         <w:t xml:space="preserve"> Engineering</w:t>
       </w:r>
+      <w:bookmarkEnd w:id="24"/>
+    </w:p>
+    <w:p>
+      <w:pPr>
+        <w:pStyle w:val="Heading3"/>
+      </w:pPr>
+      <w:bookmarkStart w:id="25" w:name="_Toc233635230"/>
+      <w:r>
+        <w:t>Khái niệm Prompt Engineering</w:t>
+      </w:r>
+      <w:bookmarkEnd w:id="25"/>
+    </w:p>
+    <w:p>
+      <w:pPr>
+        <w:rPr>
+          <w:lang w:eastAsia="vi-VN"/>
+        </w:rPr>
+      </w:pPr>
+      <w:r>
+        <w:rPr>
+          <w:lang w:val="vi-VN" w:eastAsia="vi-VN"/>
+        </w:rPr>
+        <w:t xml:space="preserve">Prompt </w:t>
+      </w:r>
+      <w:r>
+        <w:rPr>
+          <w:lang w:val="vi-VN" w:eastAsia="vi-VN"/>
+        </w:rPr>
+        <w:t>là quá trình thiết kế và tinh chỉnh đầu vào để mô hình tạo ra câu trả lời tốt nhất, đồng thời nhấn mạnh tầm quan trọng của việc cung cấp hướng</w:t>
+      </w:r>
+      <w:r>
+        <w:rPr>
+          <w:lang w:val="vi-VN" w:eastAsia="vi-VN"/>
+        </w:rPr>
+        <w:t xml:space="preserve"> dẫn rõ ràng và đầy đủ ngữ cảnh</w:t>
+      </w:r>
+      <w:r>
+        <w:rPr>
+          <w:lang w:val="vi-VN" w:eastAsia="vi-VN"/>
+        </w:rPr>
+        <w:fldChar w:fldCharType="begin"/>
+      </w:r>
+      <w:r>
+        <w:rPr>
+          <w:lang w:val="vi-VN" w:eastAsia="vi-VN"/>
+        </w:rPr>
+        <w:instrText xml:space="preserve"> ADDIN ZOTERO_ITEM CSL_CITATION {"citationID":"4KO4OL4w","properties":{"unsorted":false,"formattedCitation":"[7]","plainCitation":"[7]","noteIndex":0},"citationItems":[{"id":42,"uris":["http://zotero.org/users/19328316/items/3QN8TXTS"],"itemData":{"id":42,"type":"webpage","abstract":"Learn prompting fundamentals and how to write clear, effective prompts to get better, more useful responses from ChatGPT.","container-title":"OpenAI","language":"en-US","title":"Prompting fundamentals","URL":"https://openai.com/academy/prompting/","accessed":{"date-parts":[["2026",6,28]]},"issued":{"date-parts":[["2026",4,10]]}}}],"schema":"https://github.com/citation-style-language/schema/raw/master/csl-citation.json"} </w:instrText>
+      </w:r>
+      <w:r>
+        <w:rPr>
+          <w:lang w:val="vi-VN" w:eastAsia="vi-VN"/>
+        </w:rPr>
+        <w:fldChar w:fldCharType="separate"/>
+      </w:r>
+      <w:r>
+        <w:t>[7]</w:t>
+      </w:r>
+      <w:r>
+        <w:rPr>
+          <w:lang w:val="vi-VN" w:eastAsia="vi-VN"/>
+        </w:rPr>
+        <w:fldChar w:fldCharType="end"/>
+      </w:r>
+      <w:r>
+        <w:rPr>
+          <w:lang w:eastAsia="vi-VN"/>
+        </w:rPr>
+        <w:t>.</w:t>
+      </w:r>
+    </w:p>
+    <w:p>
+      <w:pPr>
+        <w:rPr>
+          <w:lang w:val="vi-VN" w:eastAsia="vi-VN"/>
+        </w:rPr>
+      </w:pPr>
+      <w:r>
+        <w:rPr>
+          <w:lang w:val="vi-VN" w:eastAsia="vi-VN"/>
+        </w:rPr>
+        <w:t>Đối với các mô hình ngôn ngữ lớn (LLM), chất lượng của prompt có ảnh hưởng trực tiếp đến chất lượng phản hồi. Một prompt được xây dựng hợp lý sẽ giúp mô hình hiểu đúng mục tiêu, giảm thiểu các phản hồi không liên quan và nâng cao độ chính xác của kết quả đầu ra.</w:t>
+      </w:r>
+    </w:p>
+    <w:p>
+      <w:pPr>
+        <w:pStyle w:val="Heading3"/>
+      </w:pPr>
+      <w:bookmarkStart w:id="26" w:name="_Toc233635231"/>
+      <w:r>
+        <w:t>Vai trò của Prompt Engineering và các kỹ thuật xây dựng prompt</w:t>
+      </w:r>
       <w:bookmarkEnd w:id="26"/>
-    </w:p>
-    <w:p>
-      <w:pPr>
-        <w:pStyle w:val="Heading3"/>
-      </w:pPr>
-      <w:bookmarkStart w:id="27" w:name="_Toc233611931"/>
-      <w:r>
-        <w:t>Khái niệm Prompt Engineering</w:t>
-      </w:r>
-      <w:bookmarkEnd w:id="27"/>
-    </w:p>
-    <w:p>
-      <w:pPr>
-        <w:rPr>
-          <w:lang w:eastAsia="vi-VN"/>
-        </w:rPr>
-      </w:pPr>
-      <w:r>
-        <w:rPr>
-          <w:lang w:val="vi-VN" w:eastAsia="vi-VN"/>
-        </w:rPr>
-        <w:t xml:space="preserve">Prompt </w:t>
-      </w:r>
-      <w:r>
-        <w:rPr>
-          <w:lang w:val="vi-VN" w:eastAsia="vi-VN"/>
-        </w:rPr>
-        <w:t>là quá trình thiết kế và tinh chỉnh đầu vào để mô hình tạo ra câu trả lời tốt nhất, đồng thời nhấn mạnh tầm quan trọng của việc cung cấp hướng</w:t>
-      </w:r>
-      <w:r>
-        <w:rPr>
-          <w:lang w:val="vi-VN" w:eastAsia="vi-VN"/>
-        </w:rPr>
-        <w:t xml:space="preserve"> dẫn rõ ràng và đầy đủ ngữ cảnh</w:t>
-      </w:r>
-      <w:r>
-        <w:rPr>
-          <w:lang w:val="vi-VN" w:eastAsia="vi-VN"/>
-        </w:rPr>
-        <w:fldChar w:fldCharType="begin"/>
-      </w:r>
-      <w:r>
-        <w:rPr>
-          <w:lang w:val="vi-VN" w:eastAsia="vi-VN"/>
-        </w:rPr>
-        <w:instrText xml:space="preserve"> ADDIN ZOTERO_ITEM CSL_CITATION {"citationID":"4KO4OL4w","properties":{"unsorted":false,"formattedCitation":"[7]","plainCitation":"[7]","noteIndex":0},"citationItems":[{"id":42,"uris":["http://zotero.org/users/19328316/items/3QN8TXTS"],"itemData":{"id":42,"type":"webpage","abstract":"Learn prompting fundamentals and how to write clear, effective prompts to get better, more useful responses from ChatGPT.","container-title":"OpenAI","language":"en-US","title":"Prompting fundamentals","URL":"https://openai.com/academy/prompting/","accessed":{"date-parts":[["2026",6,28]]},"issued":{"date-parts":[["2026",4,10]]}}}],"schema":"https://github.com/citation-style-language/schema/raw/master/csl-citation.json"} </w:instrText>
-      </w:r>
-      <w:r>
-        <w:rPr>
-          <w:lang w:val="vi-VN" w:eastAsia="vi-VN"/>
-        </w:rPr>
-        <w:fldChar w:fldCharType="separate"/>
-      </w:r>
-      <w:r>
-        <w:t>[7]</w:t>
-      </w:r>
-      <w:r>
-        <w:rPr>
-          <w:lang w:val="vi-VN" w:eastAsia="vi-VN"/>
-        </w:rPr>
-        <w:fldChar w:fldCharType="end"/>
-      </w:r>
-      <w:r>
-        <w:rPr>
-          <w:lang w:eastAsia="vi-VN"/>
-        </w:rPr>
-        <w:t>.</w:t>
-      </w:r>
-    </w:p>
-    <w:p>
-      <w:pPr>
-        <w:rPr>
-          <w:lang w:val="vi-VN" w:eastAsia="vi-VN"/>
-        </w:rPr>
-      </w:pPr>
-      <w:r>
-        <w:rPr>
-          <w:lang w:val="vi-VN" w:eastAsia="vi-VN"/>
-        </w:rPr>
-        <w:t>Đối với các mô hình ngôn ngữ lớn (LLM), chất lượng của prompt có ảnh hưởng trực tiếp đến chất lượng phản hồi. Một prompt được xây dựng hợp lý sẽ giúp mô hình hiểu đúng mục tiêu, giảm thiểu các phản hồi không liên quan và nâng cao độ chính xác của kết quả đầu ra.</w:t>
-      </w:r>
-    </w:p>
-    <w:p>
-      <w:pPr>
-        <w:pStyle w:val="Heading3"/>
-      </w:pPr>
-      <w:bookmarkStart w:id="28" w:name="_Toc233611932"/>
-      <w:r>
-        <w:t>Vai trò của Prompt Engineering và các kỹ thuật xây dựng prompt</w:t>
-      </w:r>
-      <w:bookmarkEnd w:id="28"/>
     </w:p>
     <w:p>
       <w:pPr>
@@ -20674,11 +20728,11 @@
       <w:pPr>
         <w:pStyle w:val="Heading3"/>
       </w:pPr>
-      <w:bookmarkStart w:id="29" w:name="_Toc233611933"/>
+      <w:bookmarkStart w:id="27" w:name="_Toc233635232"/>
       <w:r>
         <w:t>Ứng dụng Prompt Engineering trong đề tài</w:t>
       </w:r>
-      <w:bookmarkEnd w:id="29"/>
+      <w:bookmarkEnd w:id="27"/>
     </w:p>
     <w:p>
       <w:pPr>
@@ -20755,21 +20809,21 @@
       <w:pPr>
         <w:pStyle w:val="Heading2"/>
       </w:pPr>
-      <w:bookmarkStart w:id="30" w:name="_Toc233611934"/>
+      <w:bookmarkStart w:id="28" w:name="_Toc233635233"/>
       <w:r>
         <w:t>Hệ thống quản lý học tập Moodle</w:t>
       </w:r>
-      <w:bookmarkEnd w:id="30"/>
+      <w:bookmarkEnd w:id="28"/>
     </w:p>
     <w:p>
       <w:pPr>
         <w:pStyle w:val="Heading3"/>
       </w:pPr>
-      <w:bookmarkStart w:id="31" w:name="_Toc233611935"/>
+      <w:bookmarkStart w:id="29" w:name="_Toc233635234"/>
       <w:r>
         <w:t>Giới thiệu về Moodle</w:t>
       </w:r>
-      <w:bookmarkEnd w:id="31"/>
+      <w:bookmarkEnd w:id="29"/>
     </w:p>
     <w:p>
       <w:pPr>
@@ -20811,11 +20865,11 @@
           <w:lang w:val="vi-VN" w:eastAsia="vi-VN"/>
         </w:rPr>
       </w:pPr>
-      <w:bookmarkStart w:id="32" w:name="_Toc233611936"/>
+      <w:bookmarkStart w:id="30" w:name="_Toc233635235"/>
       <w:r>
         <w:t>Moodle Web Service API</w:t>
       </w:r>
-      <w:bookmarkEnd w:id="32"/>
+      <w:bookmarkEnd w:id="30"/>
     </w:p>
     <w:p>
       <w:r>
@@ -20841,11 +20895,11 @@
           <w:lang w:val="vi-VN" w:eastAsia="vi-VN"/>
         </w:rPr>
       </w:pPr>
-      <w:bookmarkStart w:id="33" w:name="_Toc233611937"/>
+      <w:bookmarkStart w:id="31" w:name="_Toc233635236"/>
       <w:r>
         <w:t>Vai trò của Moodle trong đề tài</w:t>
       </w:r>
-      <w:bookmarkEnd w:id="33"/>
+      <w:bookmarkEnd w:id="31"/>
     </w:p>
     <w:p>
       <w:r>
@@ -20875,11 +20929,11 @@
           <w:lang w:val="vi-VN" w:eastAsia="vi-VN"/>
         </w:rPr>
       </w:pPr>
-      <w:bookmarkStart w:id="34" w:name="_Toc233611938"/>
+      <w:bookmarkStart w:id="32" w:name="_Toc233635237"/>
       <w:r>
         <w:t>Khả năng tích hợp với hệ thống bên ngoài</w:t>
       </w:r>
-      <w:bookmarkEnd w:id="34"/>
+      <w:bookmarkEnd w:id="32"/>
     </w:p>
     <w:p>
       <w:r>
@@ -20903,79 +20957,79 @@
           <w:lang w:val="vi-VN" w:eastAsia="vi-VN"/>
         </w:rPr>
       </w:pPr>
-      <w:bookmarkStart w:id="35" w:name="_Toc233611939"/>
+      <w:bookmarkStart w:id="33" w:name="_Toc233635238"/>
       <w:r>
         <w:lastRenderedPageBreak/>
         <w:t>Spring AI</w:t>
       </w:r>
+      <w:bookmarkEnd w:id="33"/>
+    </w:p>
+    <w:p>
+      <w:pPr>
+        <w:pStyle w:val="Heading3"/>
+        <w:rPr>
+          <w:lang w:val="vi-VN" w:eastAsia="vi-VN"/>
+        </w:rPr>
+      </w:pPr>
+      <w:bookmarkStart w:id="34" w:name="_Toc233635239"/>
+      <w:r>
+        <w:t>Giới thiệu Spring AI</w:t>
+      </w:r>
+      <w:bookmarkEnd w:id="34"/>
+    </w:p>
+    <w:p>
+      <w:pPr>
+        <w:rPr>
+          <w:lang w:val="vi-VN" w:eastAsia="vi-VN"/>
+        </w:rPr>
+      </w:pPr>
+      <w:r>
+        <w:t>Spring AI là framework thuộc hệ sinh thái Spring được phát triển nhằm đơn giản hóa việc tích hợp các mô hình trí tuệ nhân tạo vào ứng dụng Java. Framework cung cấp các API và lớp trừu tượng thống nhất cho nhiều nhà cung cấp mô hình AI khác nhau, giúp giảm sự phụ thuộc vào từng dịch vụ cụ thể và hỗ trợ xây dựng các ứng dụng AI trên nền tảng Spring Boot một cách thuận tiện</w:t>
+      </w:r>
+      <w:r>
+        <w:fldChar w:fldCharType="begin"/>
+      </w:r>
+      <w:r>
+        <w:instrText xml:space="preserve"> ADDIN ZOTERO_ITEM CSL_CITATION {"citationID":"mgA1ASSz","properties":{"unsorted":false,"formattedCitation":"[10]","plainCitation":"[10]","noteIndex":0},"citationItems":[{"id":48,"uris":["http://zotero.org/users/19328316/items/U2FGQY9Q"],"itemData":{"id":48,"type":"webpage","title":"Introduction :: Spring AI Reference","URL":"https://docs.spring.io/spring-ai/reference/?utm_source=chatgpt.com","accessed":{"date-parts":[["2026",6,28]]}}}],"schema":"https://github.com/citation-style-language/schema/raw/master/csl-citation.json"} </w:instrText>
+      </w:r>
+      <w:r>
+        <w:fldChar w:fldCharType="separate"/>
+      </w:r>
+      <w:r>
+        <w:t>[10]</w:t>
+      </w:r>
+      <w:r>
+        <w:fldChar w:fldCharType="end"/>
+      </w:r>
+      <w:r>
+        <w:t>.</w:t>
+      </w:r>
+    </w:p>
+    <w:p>
+      <w:pPr>
+        <w:rPr>
+          <w:lang w:val="vi-VN" w:eastAsia="vi-VN"/>
+        </w:rPr>
+      </w:pPr>
+      <w:r>
+        <w:rPr>
+          <w:lang w:val="vi-VN" w:eastAsia="vi-VN"/>
+        </w:rPr>
+        <w:t>Bên cạnh khả năng giao tiếp với các mô hình ngôn ngữ lớn thông qua API, Spring AI còn hỗ trợ quản lý prompt, duy trì lịch sử hội thoại, xây dựng quy trình xử lý AI và tích hợp dễ dàng với các ứng dụng Spring Boot hiện có. Điều này giúp giảm đáng kể độ phức tạp trong quá trình phát triển các hệ thống ứng dụng AI.</w:t>
+      </w:r>
+    </w:p>
+    <w:p>
+      <w:pPr>
+        <w:pStyle w:val="Heading3"/>
+        <w:rPr>
+          <w:lang w:val="vi-VN" w:eastAsia="vi-VN"/>
+        </w:rPr>
+      </w:pPr>
+      <w:bookmarkStart w:id="35" w:name="_Toc233635240"/>
+      <w:r>
+        <w:t>Các thành phần chính của Spring AI</w:t>
+      </w:r>
       <w:bookmarkEnd w:id="35"/>
-    </w:p>
-    <w:p>
-      <w:pPr>
-        <w:pStyle w:val="Heading3"/>
-        <w:rPr>
-          <w:lang w:val="vi-VN" w:eastAsia="vi-VN"/>
-        </w:rPr>
-      </w:pPr>
-      <w:bookmarkStart w:id="36" w:name="_Toc233611940"/>
-      <w:r>
-        <w:t>Giới thiệu Spring AI</w:t>
-      </w:r>
-      <w:bookmarkEnd w:id="36"/>
-    </w:p>
-    <w:p>
-      <w:pPr>
-        <w:rPr>
-          <w:lang w:val="vi-VN" w:eastAsia="vi-VN"/>
-        </w:rPr>
-      </w:pPr>
-      <w:r>
-        <w:t>Spring AI là framework thuộc hệ sinh thái Spring được phát triển nhằm đơn giản hóa việc tích hợp các mô hình trí tuệ nhân tạo vào ứng dụng Java. Framework cung cấp các API và lớp trừu tượng thống nhất cho nhiều nhà cung cấp mô hình AI khác nhau, giúp giảm sự phụ thuộc vào từng dịch vụ cụ thể và hỗ trợ xây dựng các ứng dụng AI trên nền tảng Spring Boot một cách thuận tiện</w:t>
-      </w:r>
-      <w:r>
-        <w:fldChar w:fldCharType="begin"/>
-      </w:r>
-      <w:r>
-        <w:instrText xml:space="preserve"> ADDIN ZOTERO_ITEM CSL_CITATION {"citationID":"mgA1ASSz","properties":{"unsorted":false,"formattedCitation":"[10]","plainCitation":"[10]","noteIndex":0},"citationItems":[{"id":48,"uris":["http://zotero.org/users/19328316/items/U2FGQY9Q"],"itemData":{"id":48,"type":"webpage","title":"Introduction :: Spring AI Reference","URL":"https://docs.spring.io/spring-ai/reference/?utm_source=chatgpt.com","accessed":{"date-parts":[["2026",6,28]]}}}],"schema":"https://github.com/citation-style-language/schema/raw/master/csl-citation.json"} </w:instrText>
-      </w:r>
-      <w:r>
-        <w:fldChar w:fldCharType="separate"/>
-      </w:r>
-      <w:r>
-        <w:t>[10]</w:t>
-      </w:r>
-      <w:r>
-        <w:fldChar w:fldCharType="end"/>
-      </w:r>
-      <w:r>
-        <w:t>.</w:t>
-      </w:r>
-    </w:p>
-    <w:p>
-      <w:pPr>
-        <w:rPr>
-          <w:lang w:val="vi-VN" w:eastAsia="vi-VN"/>
-        </w:rPr>
-      </w:pPr>
-      <w:r>
-        <w:rPr>
-          <w:lang w:val="vi-VN" w:eastAsia="vi-VN"/>
-        </w:rPr>
-        <w:t>Bên cạnh khả năng giao tiếp với các mô hình ngôn ngữ lớn thông qua API, Spring AI còn hỗ trợ quản lý prompt, duy trì lịch sử hội thoại, xây dựng quy trình xử lý AI và tích hợp dễ dàng với các ứng dụng Spring Boot hiện có. Điều này giúp giảm đáng kể độ phức tạp trong quá trình phát triển các hệ thống ứng dụng AI.</w:t>
-      </w:r>
-    </w:p>
-    <w:p>
-      <w:pPr>
-        <w:pStyle w:val="Heading3"/>
-        <w:rPr>
-          <w:lang w:val="vi-VN" w:eastAsia="vi-VN"/>
-        </w:rPr>
-      </w:pPr>
-      <w:bookmarkStart w:id="37" w:name="_Toc233611941"/>
-      <w:r>
-        <w:t>Các thành phần chính của Spring AI</w:t>
-      </w:r>
-      <w:bookmarkEnd w:id="37"/>
     </w:p>
     <w:p>
       <w:pPr>
@@ -21110,11 +21164,11 @@
           <w:lang w:val="vi-VN" w:eastAsia="vi-VN"/>
         </w:rPr>
       </w:pPr>
-      <w:bookmarkStart w:id="38" w:name="_Toc233611942"/>
+      <w:bookmarkStart w:id="36" w:name="_Toc233635241"/>
       <w:r>
         <w:t>Vai trò của Spring AI trong hệ thống</w:t>
       </w:r>
-      <w:bookmarkEnd w:id="38"/>
+      <w:bookmarkEnd w:id="36"/>
     </w:p>
     <w:p>
       <w:r>
@@ -21141,7 +21195,7 @@
       <w:r>
         <w:br w:type="page"/>
       </w:r>
-      <w:bookmarkStart w:id="39" w:name="_Toc233611943"/>
+      <w:bookmarkStart w:id="37" w:name="_Toc233635242"/>
       <w:r>
         <w:lastRenderedPageBreak/>
         <w:t>PHÂN TÍCH</w:t>
@@ -21155,17 +21209,17 @@
       <w:r>
         <w:t xml:space="preserve"> HỆ THỐNG</w:t>
       </w:r>
-      <w:bookmarkEnd w:id="39"/>
+      <w:bookmarkEnd w:id="37"/>
     </w:p>
     <w:p>
       <w:pPr>
         <w:pStyle w:val="Heading2"/>
       </w:pPr>
-      <w:bookmarkStart w:id="40" w:name="_Toc233611944"/>
+      <w:bookmarkStart w:id="38" w:name="_Toc233635243"/>
       <w:r>
         <w:t>Phân tích yêu cầu hệ thống</w:t>
       </w:r>
-      <w:bookmarkEnd w:id="40"/>
+      <w:bookmarkEnd w:id="38"/>
     </w:p>
     <w:p>
       <w:r>
@@ -21181,11 +21235,11 @@
           <w:lang w:val="vi-VN" w:eastAsia="vi-VN"/>
         </w:rPr>
       </w:pPr>
-      <w:bookmarkStart w:id="41" w:name="_Toc233611945"/>
+      <w:bookmarkStart w:id="39" w:name="_Toc233635244"/>
       <w:r>
         <w:t>Yêu cầu chức năng</w:t>
       </w:r>
-      <w:bookmarkEnd w:id="41"/>
+      <w:bookmarkEnd w:id="39"/>
     </w:p>
     <w:p>
       <w:r>
@@ -21471,11 +21525,11 @@
           <w:lang w:val="vi-VN" w:eastAsia="vi-VN"/>
         </w:rPr>
       </w:pPr>
-      <w:bookmarkStart w:id="42" w:name="_Toc233611946"/>
+      <w:bookmarkStart w:id="40" w:name="_Toc233635245"/>
       <w:r>
         <w:t>Yêu cầu phi chức năng</w:t>
       </w:r>
-      <w:bookmarkEnd w:id="42"/>
+      <w:bookmarkEnd w:id="40"/>
     </w:p>
     <w:p>
       <w:r>
@@ -21583,14 +21637,14 @@
       <w:pPr>
         <w:pStyle w:val="Heading2"/>
       </w:pPr>
-      <w:bookmarkStart w:id="43" w:name="_Toc233611947"/>
+      <w:bookmarkStart w:id="41" w:name="_Toc233635246"/>
       <w:r>
         <w:t>C</w:t>
       </w:r>
       <w:r>
         <w:t>ấu hình Moodle Web Service API phục vụ tích hợp hệ thống</w:t>
       </w:r>
-      <w:bookmarkEnd w:id="43"/>
+      <w:bookmarkEnd w:id="41"/>
     </w:p>
     <w:p>
       <w:pPr>
@@ -21648,7 +21702,7 @@
           <w:lang w:val="vi-VN" w:eastAsia="vi-VN"/>
         </w:rPr>
         <w:drawing>
-          <wp:inline distT="0" distB="0" distL="0" distR="0" wp14:anchorId="3CC9917B" wp14:editId="1BDEE737">
+          <wp:inline distT="0" distB="0" distL="0" distR="0" wp14:anchorId="2E09106A" wp14:editId="2CC78CF3">
             <wp:extent cx="5760720" cy="4502150"/>
             <wp:effectExtent l="19050" t="19050" r="11430" b="12700"/>
             <wp:docPr id="2" name="Picture 2"/>
@@ -21697,7 +21751,7 @@
           <w:lang w:val="vi-VN" w:eastAsia="vi-VN"/>
         </w:rPr>
       </w:pPr>
-      <w:bookmarkStart w:id="44" w:name="_Toc233611992"/>
+      <w:bookmarkStart w:id="42" w:name="_Toc233635176"/>
       <w:r>
         <w:t xml:space="preserve">Hình  </w:t>
       </w:r>
@@ -21749,7 +21803,7 @@
       <w:r>
         <w:t>cho hệ thống Chatbot</w:t>
       </w:r>
-      <w:bookmarkEnd w:id="44"/>
+      <w:bookmarkEnd w:id="42"/>
     </w:p>
     <w:p>
       <w:pPr>
@@ -21762,7 +21816,7 @@
           <w:lang w:val="vi-VN" w:eastAsia="vi-VN"/>
         </w:rPr>
         <w:drawing>
-          <wp:inline distT="0" distB="0" distL="0" distR="0" wp14:anchorId="5158E00D" wp14:editId="59983FF8">
+          <wp:inline distT="0" distB="0" distL="0" distR="0" wp14:anchorId="7E7702F7" wp14:editId="36B9C2E1">
             <wp:extent cx="5760720" cy="2430780"/>
             <wp:effectExtent l="19050" t="19050" r="11430" b="26670"/>
             <wp:docPr id="9" name="Picture 9"/>
@@ -21811,7 +21865,7 @@
           <w:lang w:val="vi-VN" w:eastAsia="vi-VN"/>
         </w:rPr>
       </w:pPr>
-      <w:bookmarkStart w:id="45" w:name="_Toc233611993"/>
+      <w:bookmarkStart w:id="43" w:name="_Toc233635177"/>
       <w:r>
         <w:t xml:space="preserve">Hình  </w:t>
       </w:r>
@@ -21857,7 +21911,7 @@
       <w:r>
         <w:t>: Thêm người dùng thử nghiệm để xác thực cho dịch vụ ngoài</w:t>
       </w:r>
-      <w:bookmarkEnd w:id="45"/>
+      <w:bookmarkEnd w:id="43"/>
     </w:p>
     <w:p>
       <w:pPr>
@@ -21892,7 +21946,7 @@
           <w:lang w:val="vi-VN" w:eastAsia="vi-VN"/>
         </w:rPr>
         <w:drawing>
-          <wp:inline distT="0" distB="0" distL="0" distR="0" wp14:anchorId="40DAE07D" wp14:editId="27E2FB9F">
+          <wp:inline distT="0" distB="0" distL="0" distR="0" wp14:anchorId="0F76030A" wp14:editId="3D5F4D2E">
             <wp:extent cx="5760720" cy="3699510"/>
             <wp:effectExtent l="19050" t="19050" r="11430" b="15240"/>
             <wp:docPr id="8" name="Picture 8"/>
@@ -21938,7 +21992,7 @@
       <w:pPr>
         <w:pStyle w:val="Caption"/>
       </w:pPr>
-      <w:bookmarkStart w:id="46" w:name="_Toc233611994"/>
+      <w:bookmarkStart w:id="44" w:name="_Toc233635178"/>
       <w:r>
         <w:t xml:space="preserve">Hình  </w:t>
       </w:r>
@@ -21984,7 +22038,7 @@
       <w:r>
         <w:t>: Thêm các hàm cần thiết vào dịch vụ ngoài</w:t>
       </w:r>
-      <w:bookmarkEnd w:id="46"/>
+      <w:bookmarkEnd w:id="44"/>
     </w:p>
     <w:p>
       <w:pPr>
@@ -22011,11 +22065,11 @@
       <w:pPr>
         <w:pStyle w:val="Heading2"/>
       </w:pPr>
-      <w:bookmarkStart w:id="47" w:name="_Toc233611948"/>
+      <w:bookmarkStart w:id="45" w:name="_Toc233635247"/>
       <w:r>
         <w:t>Kiến trúc tổng thể của hệ thống</w:t>
       </w:r>
-      <w:bookmarkEnd w:id="47"/>
+      <w:bookmarkEnd w:id="45"/>
     </w:p>
     <w:p>
       <w:pPr>
@@ -22105,7 +22159,7 @@
         </w:rPr>
         <w:lastRenderedPageBreak/>
         <w:drawing>
-          <wp:inline distT="0" distB="0" distL="0" distR="0" wp14:anchorId="49DBBEEE" wp14:editId="0E3884D5">
+          <wp:inline distT="0" distB="0" distL="0" distR="0" wp14:anchorId="0C20C08B" wp14:editId="5F875E60">
             <wp:extent cx="5495925" cy="3995935"/>
             <wp:effectExtent l="19050" t="19050" r="9525" b="24130"/>
             <wp:docPr id="4" name="Picture 4"/>
@@ -22151,7 +22205,7 @@
       <w:pPr>
         <w:pStyle w:val="Caption"/>
       </w:pPr>
-      <w:bookmarkStart w:id="48" w:name="_Toc233611995"/>
+      <w:bookmarkStart w:id="46" w:name="_Toc233635179"/>
       <w:r>
         <w:t xml:space="preserve">Hình  </w:t>
       </w:r>
@@ -22200,7 +22254,7 @@
       <w:r>
         <w:t xml:space="preserve"> Hình minh họa kiến trúc tổng thể của hệ thống</w:t>
       </w:r>
-      <w:bookmarkEnd w:id="48"/>
+      <w:bookmarkEnd w:id="46"/>
     </w:p>
     <w:p>
       <w:pPr>
@@ -22235,25 +22289,25 @@
       <w:pPr>
         <w:pStyle w:val="Heading2"/>
       </w:pPr>
-      <w:bookmarkStart w:id="49" w:name="_Toc233611949"/>
+      <w:bookmarkStart w:id="47" w:name="_Toc233635248"/>
       <w:r>
         <w:lastRenderedPageBreak/>
         <w:t>Luồng hoạt động các chức năng chính</w:t>
       </w:r>
-      <w:bookmarkEnd w:id="49"/>
+      <w:bookmarkEnd w:id="47"/>
     </w:p>
     <w:p>
       <w:pPr>
         <w:pStyle w:val="Heading3"/>
       </w:pPr>
-      <w:bookmarkStart w:id="50" w:name="_Toc233611950"/>
+      <w:bookmarkStart w:id="48" w:name="_Toc233635249"/>
       <w:r>
         <w:t>Luồng hoạt động c</w:t>
       </w:r>
       <w:r>
         <w:t>hức năng gợi ý bài tập</w:t>
       </w:r>
-      <w:bookmarkEnd w:id="50"/>
+      <w:bookmarkEnd w:id="48"/>
     </w:p>
     <w:p>
       <w:r>
@@ -22279,7 +22333,7 @@
         </w:rPr>
         <w:lastRenderedPageBreak/>
         <w:drawing>
-          <wp:inline distT="0" distB="0" distL="0" distR="0" wp14:anchorId="294CA716" wp14:editId="7CB2CA4F">
+          <wp:inline distT="0" distB="0" distL="0" distR="0" wp14:anchorId="673C6675" wp14:editId="133391B0">
             <wp:extent cx="5760720" cy="5241925"/>
             <wp:effectExtent l="19050" t="19050" r="11430" b="15875"/>
             <wp:docPr id="31" name="Picture 31"/>
@@ -22330,7 +22384,7 @@
           <w:sz w:val="32"/>
         </w:rPr>
       </w:pPr>
-      <w:bookmarkStart w:id="51" w:name="_Toc233611996"/>
+      <w:bookmarkStart w:id="49" w:name="_Toc233635180"/>
       <w:r>
         <w:t xml:space="preserve">Hình  </w:t>
       </w:r>
@@ -22385,7 +22439,7 @@
       <w:r>
         <w:t>chức năng gợi ý bài tập</w:t>
       </w:r>
-      <w:bookmarkEnd w:id="51"/>
+      <w:bookmarkEnd w:id="49"/>
     </w:p>
     <w:p>
       <w:r>
@@ -22460,7 +22514,7 @@
       <w:pPr>
         <w:pStyle w:val="Heading3"/>
       </w:pPr>
-      <w:bookmarkStart w:id="52" w:name="_Toc233611951"/>
+      <w:bookmarkStart w:id="50" w:name="_Toc233635250"/>
       <w:r>
         <w:rPr>
           <w:lang w:eastAsia="vi-VN"/>
@@ -22482,7 +22536,7 @@
       <w:r>
         <w:t xml:space="preserve"> hướng dẫn thực hành</w:t>
       </w:r>
-      <w:bookmarkEnd w:id="52"/>
+      <w:bookmarkEnd w:id="50"/>
     </w:p>
     <w:p>
       <w:r>
@@ -22513,7 +22567,7 @@
         </w:rPr>
         <w:lastRenderedPageBreak/>
         <w:drawing>
-          <wp:inline distT="0" distB="0" distL="0" distR="0" wp14:anchorId="7208384D" wp14:editId="4064C8B3">
+          <wp:inline distT="0" distB="0" distL="0" distR="0" wp14:anchorId="3C68D817" wp14:editId="1D36CB51">
             <wp:extent cx="5760720" cy="5146675"/>
             <wp:effectExtent l="19050" t="19050" r="11430" b="15875"/>
             <wp:docPr id="43" name="Picture 43"/>
@@ -22562,7 +22616,7 @@
           <w:lang w:eastAsia="vi-VN"/>
         </w:rPr>
       </w:pPr>
-      <w:bookmarkStart w:id="53" w:name="_Toc233611997"/>
+      <w:bookmarkStart w:id="51" w:name="_Toc233635181"/>
       <w:r>
         <w:t xml:space="preserve">Hình  </w:t>
       </w:r>
@@ -22614,7 +22668,7 @@
       <w:r>
         <w:t xml:space="preserve"> hướng dẫn thực hành</w:t>
       </w:r>
-      <w:bookmarkEnd w:id="53"/>
+      <w:bookmarkEnd w:id="51"/>
     </w:p>
     <w:p>
       <w:r>
@@ -22697,7 +22751,7 @@
           <w:lang w:eastAsia="vi-VN"/>
         </w:rPr>
       </w:pPr>
-      <w:bookmarkStart w:id="54" w:name="_Toc233611952"/>
+      <w:bookmarkStart w:id="52" w:name="_Toc233635251"/>
       <w:r>
         <w:rPr>
           <w:lang w:eastAsia="vi-VN"/>
@@ -22722,7 +22776,7 @@
         </w:rPr>
         <w:t xml:space="preserve"> của sinh viên</w:t>
       </w:r>
-      <w:bookmarkEnd w:id="54"/>
+      <w:bookmarkEnd w:id="52"/>
     </w:p>
     <w:p>
       <w:r>
@@ -22753,7 +22807,7 @@
         </w:rPr>
         <w:lastRenderedPageBreak/>
         <w:drawing>
-          <wp:inline distT="0" distB="0" distL="0" distR="0" wp14:anchorId="75745610" wp14:editId="0B169841">
+          <wp:inline distT="0" distB="0" distL="0" distR="0" wp14:anchorId="5A22978C" wp14:editId="7C1CCDBE">
             <wp:extent cx="5760720" cy="6479540"/>
             <wp:effectExtent l="19050" t="19050" r="11430" b="16510"/>
             <wp:docPr id="40" name="Picture 40"/>
@@ -22799,7 +22853,7 @@
       <w:pPr>
         <w:pStyle w:val="Caption"/>
       </w:pPr>
-      <w:bookmarkStart w:id="55" w:name="_Toc233611998"/>
+      <w:bookmarkStart w:id="53" w:name="_Toc233635182"/>
       <w:r>
         <w:t xml:space="preserve">Hình  </w:t>
       </w:r>
@@ -22848,7 +22902,7 @@
       <w:r>
         <w:t xml:space="preserve"> Sơ đồ luồng hoạt động chức năng phân tích bài làm sinh viên</w:t>
       </w:r>
-      <w:bookmarkEnd w:id="55"/>
+      <w:bookmarkEnd w:id="53"/>
     </w:p>
     <w:p>
       <w:pPr>
@@ -22939,7 +22993,7 @@
       <w:pPr>
         <w:pStyle w:val="Heading3"/>
       </w:pPr>
-      <w:bookmarkStart w:id="56" w:name="_Toc233611953"/>
+      <w:bookmarkStart w:id="54" w:name="_Toc233635252"/>
       <w:r>
         <w:t xml:space="preserve">Luồng hoạt động chức năng Chatbot hỏi đáp </w:t>
       </w:r>
@@ -22949,7 +23003,7 @@
       <w:r>
         <w:t xml:space="preserve"> phân tích bài làm</w:t>
       </w:r>
-      <w:bookmarkEnd w:id="56"/>
+      <w:bookmarkEnd w:id="54"/>
     </w:p>
     <w:p>
       <w:r>
@@ -22976,7 +23030,7 @@
           <w:lang w:val="vi-VN" w:eastAsia="vi-VN"/>
         </w:rPr>
         <w:drawing>
-          <wp:inline distT="0" distB="0" distL="0" distR="0" wp14:anchorId="7CDBB393" wp14:editId="138516ED">
+          <wp:inline distT="0" distB="0" distL="0" distR="0" wp14:anchorId="780DE3D6" wp14:editId="47EA85A6">
             <wp:extent cx="5760720" cy="6333490"/>
             <wp:effectExtent l="19050" t="19050" r="11430" b="10160"/>
             <wp:docPr id="41" name="Picture 41"/>
@@ -23022,7 +23076,7 @@
       <w:pPr>
         <w:pStyle w:val="Caption"/>
       </w:pPr>
-      <w:bookmarkStart w:id="57" w:name="_Toc233611999"/>
+      <w:bookmarkStart w:id="55" w:name="_Toc233635183"/>
       <w:r>
         <w:t xml:space="preserve">Hình  </w:t>
       </w:r>
@@ -23068,7 +23122,7 @@
       <w:r>
         <w:t>: Sơ đồ luồng hoạt động chức năng hỏi đáp về kết quả phân tích bài làm</w:t>
       </w:r>
-      <w:bookmarkEnd w:id="57"/>
+      <w:bookmarkEnd w:id="55"/>
       <w:r>
         <w:t xml:space="preserve"> </w:t>
       </w:r>
@@ -23163,7 +23217,7 @@
           <w:lang w:eastAsia="vi-VN"/>
         </w:rPr>
       </w:pPr>
-      <w:bookmarkStart w:id="58" w:name="_Toc233611954"/>
+      <w:bookmarkStart w:id="56" w:name="_Toc233635253"/>
       <w:r>
         <w:rPr>
           <w:lang w:eastAsia="vi-VN"/>
@@ -23176,7 +23230,7 @@
         </w:rPr>
         <w:t>ơ sở dữ liệu</w:t>
       </w:r>
-      <w:bookmarkEnd w:id="58"/>
+      <w:bookmarkEnd w:id="56"/>
     </w:p>
     <w:p>
       <w:r>
@@ -23209,14 +23263,14 @@
       <w:pPr>
         <w:pStyle w:val="Heading3"/>
       </w:pPr>
-      <w:bookmarkStart w:id="59" w:name="_Toc233611955"/>
+      <w:bookmarkStart w:id="57" w:name="_Toc233635254"/>
       <w:r>
         <w:t xml:space="preserve">Cấu trúc </w:t>
       </w:r>
       <w:r>
         <w:t>cơ sở dữ liệu MongoDB</w:t>
       </w:r>
-      <w:bookmarkEnd w:id="59"/>
+      <w:bookmarkEnd w:id="57"/>
     </w:p>
     <w:p>
       <w:r>
@@ -23452,7 +23506,7 @@
         </w:rPr>
         <w:lastRenderedPageBreak/>
         <w:drawing>
-          <wp:inline distT="0" distB="0" distL="0" distR="0" wp14:anchorId="73CD33C6" wp14:editId="22481D2E">
+          <wp:inline distT="0" distB="0" distL="0" distR="0" wp14:anchorId="0B16035B" wp14:editId="668B6990">
             <wp:extent cx="2316480" cy="2702560"/>
             <wp:effectExtent l="19050" t="19050" r="26670" b="21590"/>
             <wp:docPr id="16" name="Picture 16"/>
@@ -23506,7 +23560,7 @@
       <w:pPr>
         <w:pStyle w:val="Caption"/>
       </w:pPr>
-      <w:bookmarkStart w:id="60" w:name="_Toc233612000"/>
+      <w:bookmarkStart w:id="58" w:name="_Toc233635184"/>
       <w:r>
         <w:t xml:space="preserve">Hình  </w:t>
       </w:r>
@@ -23552,7 +23606,7 @@
       <w:r>
         <w:t>: Cấu trúc tài liệu collection suggestion</w:t>
       </w:r>
-      <w:bookmarkEnd w:id="60"/>
+      <w:bookmarkEnd w:id="58"/>
     </w:p>
     <w:p>
       <w:r>
@@ -23774,7 +23828,7 @@
           <w:lang w:val="vi-VN" w:eastAsia="vi-VN"/>
         </w:rPr>
         <w:drawing>
-          <wp:inline distT="0" distB="0" distL="0" distR="0" wp14:anchorId="43943711" wp14:editId="28115A59">
+          <wp:inline distT="0" distB="0" distL="0" distR="0" wp14:anchorId="0D5D994D" wp14:editId="5ACEC63C">
             <wp:extent cx="5709856" cy="4276725"/>
             <wp:effectExtent l="19050" t="19050" r="24765" b="9525"/>
             <wp:docPr id="17" name="Picture 17"/>
@@ -23823,7 +23877,7 @@
           <w:lang w:val="vi-VN" w:eastAsia="vi-VN"/>
         </w:rPr>
       </w:pPr>
-      <w:bookmarkStart w:id="61" w:name="_Toc233612001"/>
+      <w:bookmarkStart w:id="59" w:name="_Toc233635185"/>
       <w:r>
         <w:t xml:space="preserve">Hình  </w:t>
       </w:r>
@@ -23869,7 +23923,7 @@
       <w:r>
         <w:t>: Cấu trúc tài liệu collection analysis_codes</w:t>
       </w:r>
-      <w:bookmarkEnd w:id="61"/>
+      <w:bookmarkEnd w:id="59"/>
     </w:p>
     <w:p>
       <w:r>
@@ -24152,7 +24206,7 @@
           <w:lang w:val="vi-VN" w:eastAsia="vi-VN"/>
         </w:rPr>
         <w:drawing>
-          <wp:inline distT="0" distB="0" distL="0" distR="0" wp14:anchorId="3CC3D3A3" wp14:editId="3F9ADCBF">
+          <wp:inline distT="0" distB="0" distL="0" distR="0" wp14:anchorId="4997CC87" wp14:editId="5F8E43FD">
             <wp:extent cx="5760720" cy="2136775"/>
             <wp:effectExtent l="19050" t="19050" r="11430" b="15875"/>
             <wp:docPr id="3" name="Picture 3"/>
@@ -24198,7 +24252,7 @@
       <w:pPr>
         <w:pStyle w:val="Caption"/>
       </w:pPr>
-      <w:bookmarkStart w:id="62" w:name="_Toc233612002"/>
+      <w:bookmarkStart w:id="60" w:name="_Toc233635186"/>
       <w:r>
         <w:t xml:space="preserve">Hình  </w:t>
       </w:r>
@@ -24244,7 +24298,7 @@
       <w:r>
         <w:t>: Cấu trúc tài liệu collection conversation và chat_message</w:t>
       </w:r>
-      <w:bookmarkEnd w:id="62"/>
+      <w:bookmarkEnd w:id="60"/>
     </w:p>
     <w:p>
       <w:r>
@@ -24351,11 +24405,11 @@
       <w:pPr>
         <w:pStyle w:val="Heading3"/>
       </w:pPr>
-      <w:bookmarkStart w:id="63" w:name="_Toc233611956"/>
+      <w:bookmarkStart w:id="61" w:name="_Toc233635255"/>
       <w:r>
         <w:t>Lưu trữ Chat Memory bằng PostgreSQL</w:t>
       </w:r>
-      <w:bookmarkEnd w:id="63"/>
+      <w:bookmarkEnd w:id="61"/>
     </w:p>
     <w:p>
       <w:pPr>
@@ -24384,7 +24438,7 @@
       <w:pPr>
         <w:pStyle w:val="Captiontable"/>
       </w:pPr>
-      <w:bookmarkStart w:id="64" w:name="_Toc233612022"/>
+      <w:bookmarkStart w:id="62" w:name="_Toc233635206"/>
       <w:r>
         <w:t xml:space="preserve">Bảng </w:t>
       </w:r>
@@ -24430,7 +24484,7 @@
       <w:r>
         <w:t>: Bảng spring_ai_chat_memory</w:t>
       </w:r>
-      <w:bookmarkEnd w:id="64"/>
+      <w:bookmarkEnd w:id="62"/>
       <w:r>
         <w:t xml:space="preserve"> </w:t>
       </w:r>
@@ -24692,7 +24746,7 @@
           <w:lang w:eastAsia="vi-VN"/>
         </w:rPr>
       </w:pPr>
-      <w:bookmarkStart w:id="65" w:name="_Toc233611957"/>
+      <w:bookmarkStart w:id="63" w:name="_Toc233635256"/>
       <w:r>
         <w:rPr>
           <w:lang w:eastAsia="vi-VN"/>
@@ -24711,7 +24765,7 @@
         </w:rPr>
         <w:t xml:space="preserve"> cho các chức năng</w:t>
       </w:r>
-      <w:bookmarkEnd w:id="65"/>
+      <w:bookmarkEnd w:id="63"/>
     </w:p>
     <w:p>
       <w:pPr>
@@ -24734,7 +24788,7 @@
           <w:lang w:eastAsia="vi-VN"/>
         </w:rPr>
       </w:pPr>
-      <w:bookmarkStart w:id="66" w:name="_Toc233611958"/>
+      <w:bookmarkStart w:id="64" w:name="_Toc233635257"/>
       <w:r>
         <w:rPr>
           <w:lang w:eastAsia="vi-VN"/>
@@ -24747,7 +24801,7 @@
         </w:rPr>
         <w:t>rompt chức năng gợi ý bài tập</w:t>
       </w:r>
-      <w:bookmarkEnd w:id="66"/>
+      <w:bookmarkEnd w:id="64"/>
     </w:p>
     <w:p>
       <w:r>
@@ -24938,7 +24992,7 @@
           <w:lang w:val="vi-VN" w:eastAsia="vi-VN"/>
         </w:rPr>
         <w:drawing>
-          <wp:inline distT="0" distB="0" distL="0" distR="0" wp14:anchorId="33135EA2" wp14:editId="09223F20">
+          <wp:inline distT="0" distB="0" distL="0" distR="0" wp14:anchorId="6FD31ECB" wp14:editId="11514271">
             <wp:extent cx="5039428" cy="4801270"/>
             <wp:effectExtent l="19050" t="19050" r="27940" b="18415"/>
             <wp:docPr id="19" name="Picture 19"/>
@@ -24984,7 +25038,7 @@
       <w:pPr>
         <w:pStyle w:val="Caption"/>
       </w:pPr>
-      <w:bookmarkStart w:id="67" w:name="_Toc233612003"/>
+      <w:bookmarkStart w:id="65" w:name="_Toc233635187"/>
       <w:r>
         <w:t xml:space="preserve">Hình  </w:t>
       </w:r>
@@ -25030,7 +25084,7 @@
       <w:r>
         <w:t>: Sơ đồ xây dựng prompt chức năng gợi ý bài tập</w:t>
       </w:r>
-      <w:bookmarkEnd w:id="67"/>
+      <w:bookmarkEnd w:id="65"/>
     </w:p>
     <w:p>
       <w:pPr>
@@ -25039,7 +25093,7 @@
           <w:lang w:eastAsia="vi-VN"/>
         </w:rPr>
       </w:pPr>
-      <w:bookmarkStart w:id="68" w:name="_Toc233611959"/>
+      <w:bookmarkStart w:id="66" w:name="_Toc233635258"/>
       <w:r>
         <w:rPr>
           <w:lang w:eastAsia="vi-VN"/>
@@ -25052,7 +25106,7 @@
         </w:rPr>
         <w:t xml:space="preserve"> về hướng dẫn thực hành</w:t>
       </w:r>
-      <w:bookmarkEnd w:id="68"/>
+      <w:bookmarkEnd w:id="66"/>
     </w:p>
     <w:p>
       <w:r>
@@ -25202,7 +25256,7 @@
         </w:rPr>
         <w:lastRenderedPageBreak/>
         <w:drawing>
-          <wp:inline distT="0" distB="0" distL="0" distR="0" wp14:anchorId="01DC730A" wp14:editId="0135F3E5">
+          <wp:inline distT="0" distB="0" distL="0" distR="0" wp14:anchorId="756EA3B7" wp14:editId="308BAC4D">
             <wp:extent cx="5696745" cy="5058481"/>
             <wp:effectExtent l="19050" t="19050" r="18415" b="27940"/>
             <wp:docPr id="20" name="Picture 20"/>
@@ -25248,7 +25302,7 @@
       <w:pPr>
         <w:pStyle w:val="Caption"/>
       </w:pPr>
-      <w:bookmarkStart w:id="69" w:name="_Toc233612004"/>
+      <w:bookmarkStart w:id="67" w:name="_Toc233635188"/>
       <w:r>
         <w:t xml:space="preserve">Hình  </w:t>
       </w:r>
@@ -25294,7 +25348,7 @@
       <w:r>
         <w:t>: Sơ đồ xây dựng prompt chức năng hỏi đáp về hướng dẫn thực hành</w:t>
       </w:r>
-      <w:bookmarkEnd w:id="69"/>
+      <w:bookmarkEnd w:id="67"/>
     </w:p>
     <w:p>
       <w:pPr>
@@ -25303,14 +25357,14 @@
           <w:lang w:eastAsia="vi-VN"/>
         </w:rPr>
       </w:pPr>
-      <w:bookmarkStart w:id="70" w:name="_Toc233611960"/>
+      <w:bookmarkStart w:id="68" w:name="_Toc233635259"/>
       <w:r>
         <w:rPr>
           <w:lang w:eastAsia="vi-VN"/>
         </w:rPr>
         <w:t>Prompt chức năng phân tích bài làm</w:t>
       </w:r>
-      <w:bookmarkEnd w:id="70"/>
+      <w:bookmarkEnd w:id="68"/>
     </w:p>
     <w:p>
       <w:pPr>
@@ -25493,7 +25547,7 @@
           <w:lang w:val="vi-VN" w:eastAsia="vi-VN"/>
         </w:rPr>
         <w:drawing>
-          <wp:inline distT="0" distB="0" distL="0" distR="0" wp14:anchorId="0DDA4095" wp14:editId="08EC5AEF">
+          <wp:inline distT="0" distB="0" distL="0" distR="0" wp14:anchorId="795DD385" wp14:editId="1F889572">
             <wp:extent cx="5760720" cy="4253230"/>
             <wp:effectExtent l="19050" t="19050" r="11430" b="13970"/>
             <wp:docPr id="11" name="Picture 11"/>
@@ -25542,7 +25596,7 @@
           <w:lang w:eastAsia="vi-VN"/>
         </w:rPr>
       </w:pPr>
-      <w:bookmarkStart w:id="71" w:name="_Toc233612005"/>
+      <w:bookmarkStart w:id="69" w:name="_Toc233635189"/>
       <w:r>
         <w:t xml:space="preserve">Hình  </w:t>
       </w:r>
@@ -25591,7 +25645,7 @@
       <w:r>
         <w:t xml:space="preserve"> Sơ đồ xây dựng prompt chức năng phân tích bài làm đã nộp</w:t>
       </w:r>
-      <w:bookmarkEnd w:id="71"/>
+      <w:bookmarkEnd w:id="69"/>
     </w:p>
     <w:p>
       <w:pPr>
@@ -25600,14 +25654,14 @@
           <w:lang w:eastAsia="vi-VN"/>
         </w:rPr>
       </w:pPr>
-      <w:bookmarkStart w:id="72" w:name="_Toc233611961"/>
+      <w:bookmarkStart w:id="70" w:name="_Toc233635260"/>
       <w:r>
         <w:rPr>
           <w:lang w:eastAsia="vi-VN"/>
         </w:rPr>
         <w:t>Prompt chức năng hỏi đáp về phân tích bài làm</w:t>
       </w:r>
-      <w:bookmarkEnd w:id="72"/>
+      <w:bookmarkEnd w:id="70"/>
     </w:p>
     <w:p>
       <w:r>
@@ -25735,7 +25789,7 @@
           <w:lang w:val="vi-VN" w:eastAsia="vi-VN"/>
         </w:rPr>
         <w:drawing>
-          <wp:inline distT="0" distB="0" distL="0" distR="0" wp14:anchorId="6E693C20" wp14:editId="56347797">
+          <wp:inline distT="0" distB="0" distL="0" distR="0" wp14:anchorId="55DA0144" wp14:editId="276F7927">
             <wp:extent cx="5760720" cy="3846195"/>
             <wp:effectExtent l="19050" t="19050" r="11430" b="20955"/>
             <wp:docPr id="30" name="Picture 30"/>
@@ -25781,7 +25835,7 @@
       <w:pPr>
         <w:pStyle w:val="Caption"/>
       </w:pPr>
-      <w:bookmarkStart w:id="73" w:name="_Toc233612006"/>
+      <w:bookmarkStart w:id="71" w:name="_Toc233635190"/>
       <w:r>
         <w:t xml:space="preserve">Hình  </w:t>
       </w:r>
@@ -25827,75 +25881,75 @@
       <w:r>
         <w:t>: Sơ đồ xây dựng prompt chức năng hỏi đáp về phân tích bài làm</w:t>
       </w:r>
+      <w:bookmarkEnd w:id="71"/>
+    </w:p>
+    <w:p>
+      <w:pPr>
+        <w:pStyle w:val="Heading3"/>
+      </w:pPr>
+      <w:bookmarkStart w:id="72" w:name="_Toc233635261"/>
+      <w:r>
+        <w:t>Tóm tắt nguồn dữ liệu được sử dụng trong promp chức năng</w:t>
+      </w:r>
+      <w:bookmarkEnd w:id="72"/>
+    </w:p>
+    <w:p>
+      <w:pPr>
+        <w:pStyle w:val="Captiontable"/>
+      </w:pPr>
+      <w:bookmarkStart w:id="73" w:name="_Toc233635207"/>
+      <w:r>
+        <w:t xml:space="preserve">Bảng </w:t>
+      </w:r>
+      <w:r>
+        <w:fldChar w:fldCharType="begin"/>
+      </w:r>
+      <w:r>
+        <w:instrText xml:space="preserve"> STYLEREF 1 \s </w:instrText>
+      </w:r>
+      <w:r>
+        <w:fldChar w:fldCharType="separate"/>
+      </w:r>
+      <w:r>
+        <w:rPr>
+          <w:noProof/>
+        </w:rPr>
+        <w:t>3</w:t>
+      </w:r>
+      <w:r>
+        <w:fldChar w:fldCharType="end"/>
+      </w:r>
+      <w:r>
+        <w:t>.</w:t>
+      </w:r>
+      <w:r>
+        <w:fldChar w:fldCharType="begin"/>
+      </w:r>
+      <w:r>
+        <w:instrText xml:space="preserve"> SEQ Bảng \* ARABIC \s 1 </w:instrText>
+      </w:r>
+      <w:r>
+        <w:fldChar w:fldCharType="separate"/>
+      </w:r>
+      <w:r>
+        <w:rPr>
+          <w:noProof/>
+        </w:rPr>
+        <w:t>2</w:t>
+      </w:r>
+      <w:r>
+        <w:fldChar w:fldCharType="end"/>
+      </w:r>
+      <w:r>
+        <w:t xml:space="preserve">: Bảng phân loại nguồn dữ liệu </w:t>
+      </w:r>
+      <w:r>
+        <w:t xml:space="preserve">đầu vào </w:t>
+      </w:r>
+      <w:r>
+        <w:t>cho từng prompt chức năng</w:t>
+      </w:r>
       <w:bookmarkEnd w:id="73"/>
-    </w:p>
-    <w:p>
-      <w:pPr>
-        <w:pStyle w:val="Heading3"/>
-      </w:pPr>
-      <w:bookmarkStart w:id="74" w:name="_Toc233611962"/>
-      <w:r>
-        <w:t>Tóm tắt nguồn dữ liệu được sử dụng trong promp chức năng</w:t>
-      </w:r>
-      <w:bookmarkEnd w:id="74"/>
-    </w:p>
-    <w:p>
-      <w:pPr>
-        <w:pStyle w:val="Captiontable"/>
-      </w:pPr>
-      <w:bookmarkStart w:id="75" w:name="_Toc233612023"/>
-      <w:r>
-        <w:t xml:space="preserve">Bảng </w:t>
-      </w:r>
-      <w:r>
-        <w:fldChar w:fldCharType="begin"/>
-      </w:r>
-      <w:r>
-        <w:instrText xml:space="preserve"> STYLEREF 1 \s </w:instrText>
-      </w:r>
-      <w:r>
-        <w:fldChar w:fldCharType="separate"/>
-      </w:r>
-      <w:r>
-        <w:rPr>
-          <w:noProof/>
-        </w:rPr>
-        <w:t>3</w:t>
-      </w:r>
-      <w:r>
-        <w:fldChar w:fldCharType="end"/>
-      </w:r>
-      <w:r>
-        <w:t>.</w:t>
-      </w:r>
-      <w:r>
-        <w:fldChar w:fldCharType="begin"/>
-      </w:r>
-      <w:r>
-        <w:instrText xml:space="preserve"> SEQ Bảng \* ARABIC \s 1 </w:instrText>
-      </w:r>
-      <w:r>
-        <w:fldChar w:fldCharType="separate"/>
-      </w:r>
-      <w:r>
-        <w:rPr>
-          <w:noProof/>
-        </w:rPr>
-        <w:t>2</w:t>
-      </w:r>
-      <w:r>
-        <w:fldChar w:fldCharType="end"/>
-      </w:r>
-      <w:r>
-        <w:t xml:space="preserve">: Bảng phân loại nguồn dữ liệu </w:t>
-      </w:r>
-      <w:r>
-        <w:t xml:space="preserve">đầu vào </w:t>
-      </w:r>
-      <w:r>
-        <w:t>cho từng prompt chức năng</w:t>
-      </w:r>
-      <w:bookmarkEnd w:id="75"/>
     </w:p>
     <w:tbl>
       <w:tblPr>
@@ -26670,85 +26724,85 @@
       <w:pPr>
         <w:pStyle w:val="Heading2"/>
       </w:pPr>
-      <w:bookmarkStart w:id="76" w:name="_Toc233611963"/>
+      <w:bookmarkStart w:id="74" w:name="_Toc233635262"/>
       <w:r>
         <w:t>Thiết kế System Prompt</w:t>
       </w:r>
+      <w:bookmarkEnd w:id="74"/>
+    </w:p>
+    <w:p>
+      <w:pPr>
+        <w:pStyle w:val="Heading3"/>
+      </w:pPr>
+      <w:bookmarkStart w:id="75" w:name="_Toc233635263"/>
+      <w:r>
+        <w:t>Nguyên tắc thiết kế</w:t>
+      </w:r>
+      <w:r>
+        <w:t xml:space="preserve"> </w:t>
+      </w:r>
+      <w:r>
+        <w:t>System P</w:t>
+      </w:r>
+      <w:r>
+        <w:t>rompt</w:t>
+      </w:r>
+      <w:bookmarkEnd w:id="75"/>
+    </w:p>
+    <w:p>
+      <w:pPr>
+        <w:rPr>
+          <w:lang w:val="vi-VN" w:eastAsia="vi-VN"/>
+        </w:rPr>
+      </w:pPr>
+      <w:r>
+        <w:t>System Prompt là tập hợp các hướng dẫn cố định được xây dựng sẵn trong hệ thống nhằm định nghĩa vai trò, hành vi và cách phản hồi của mô hình AI. Khác với dữ liệu ngữ cảnh được bổ sung động trong quá trình xử lý, nội dung của System Prompt được duy trì ổn định và được tái sử dụng cho nhiều lần gọi mô hình</w:t>
+      </w:r>
+      <w:r>
+        <w:rPr>
+          <w:lang w:val="vi-VN" w:eastAsia="vi-VN"/>
+        </w:rPr>
+        <w:t>.</w:t>
+      </w:r>
+    </w:p>
+    <w:p>
+      <w:pPr>
+        <w:rPr>
+          <w:lang w:val="vi-VN" w:eastAsia="vi-VN"/>
+        </w:rPr>
+      </w:pPr>
+      <w:r>
+        <w:rPr>
+          <w:lang w:val="vi-VN" w:eastAsia="vi-VN"/>
+        </w:rPr>
+        <w:t>Trong hệ thống, mỗi chức năng sử dụng một System Prompt riêng phù hợp với mục tiêu xử lý tương ứng. Các System Prompt được thiết kế để xác định rõ vai trò của AI là một trợ lý học tập hỗ trợ sinh viên trong quá trình học lập trình, đồng thời quy định phạm vi hỗ trợ, cách trình bày phản hồi và định dạng đầu ra mong muốn.</w:t>
+      </w:r>
+    </w:p>
+    <w:p>
+      <w:pPr>
+        <w:rPr>
+          <w:lang w:val="vi-VN" w:eastAsia="vi-VN"/>
+        </w:rPr>
+      </w:pPr>
+      <w:r>
+        <w:rPr>
+          <w:lang w:val="vi-VN" w:eastAsia="vi-VN"/>
+        </w:rPr>
+        <w:t>Bên cạnh đó, System Prompt còn định hướng AI sử dụng thuật ngữ phù hợp với từng ngôn ngữ lập trình, duy trì phong cách giao tiếp thân thiện và tập trung vào việc giải thích, hướng dẫn, phân tích thay vì chỉ đưa ra kết quả cuối cùng. Đối với các chức năng cần dữ liệu đầu ra có cấu trúc, System Prompt cũng quy định rõ định dạng phản hồi để hệ thống có thể dễ dàng xử lý và lưu trữ kết quả.</w:t>
+      </w:r>
+    </w:p>
+    <w:p>
+      <w:pPr>
+        <w:pStyle w:val="Heading3"/>
+      </w:pPr>
+      <w:bookmarkStart w:id="76" w:name="_Toc233635264"/>
+      <w:r>
+        <w:t xml:space="preserve">System </w:t>
+      </w:r>
+      <w:r>
+        <w:t>Prompt gợi ý bài tập</w:t>
+      </w:r>
       <w:bookmarkEnd w:id="76"/>
-    </w:p>
-    <w:p>
-      <w:pPr>
-        <w:pStyle w:val="Heading3"/>
-      </w:pPr>
-      <w:bookmarkStart w:id="77" w:name="_Toc233611964"/>
-      <w:r>
-        <w:t>Nguyên tắc thiết kế</w:t>
-      </w:r>
-      <w:r>
-        <w:t xml:space="preserve"> </w:t>
-      </w:r>
-      <w:r>
-        <w:t>System P</w:t>
-      </w:r>
-      <w:r>
-        <w:t>rompt</w:t>
-      </w:r>
-      <w:bookmarkEnd w:id="77"/>
-    </w:p>
-    <w:p>
-      <w:pPr>
-        <w:rPr>
-          <w:lang w:val="vi-VN" w:eastAsia="vi-VN"/>
-        </w:rPr>
-      </w:pPr>
-      <w:r>
-        <w:t>System Prompt là tập hợp các hướng dẫn cố định được xây dựng sẵn trong hệ thống nhằm định nghĩa vai trò, hành vi và cách phản hồi của mô hình AI. Khác với dữ liệu ngữ cảnh được bổ sung động trong quá trình xử lý, nội dung của System Prompt được duy trì ổn định và được tái sử dụng cho nhiều lần gọi mô hình</w:t>
-      </w:r>
-      <w:r>
-        <w:rPr>
-          <w:lang w:val="vi-VN" w:eastAsia="vi-VN"/>
-        </w:rPr>
-        <w:t>.</w:t>
-      </w:r>
-    </w:p>
-    <w:p>
-      <w:pPr>
-        <w:rPr>
-          <w:lang w:val="vi-VN" w:eastAsia="vi-VN"/>
-        </w:rPr>
-      </w:pPr>
-      <w:r>
-        <w:rPr>
-          <w:lang w:val="vi-VN" w:eastAsia="vi-VN"/>
-        </w:rPr>
-        <w:t>Trong hệ thống, mỗi chức năng sử dụng một System Prompt riêng phù hợp với mục tiêu xử lý tương ứng. Các System Prompt được thiết kế để xác định rõ vai trò của AI là một trợ lý học tập hỗ trợ sinh viên trong quá trình học lập trình, đồng thời quy định phạm vi hỗ trợ, cách trình bày phản hồi và định dạng đầu ra mong muốn.</w:t>
-      </w:r>
-    </w:p>
-    <w:p>
-      <w:pPr>
-        <w:rPr>
-          <w:lang w:val="vi-VN" w:eastAsia="vi-VN"/>
-        </w:rPr>
-      </w:pPr>
-      <w:r>
-        <w:rPr>
-          <w:lang w:val="vi-VN" w:eastAsia="vi-VN"/>
-        </w:rPr>
-        <w:t>Bên cạnh đó, System Prompt còn định hướng AI sử dụng thuật ngữ phù hợp với từng ngôn ngữ lập trình, duy trì phong cách giao tiếp thân thiện và tập trung vào việc giải thích, hướng dẫn, phân tích thay vì chỉ đưa ra kết quả cuối cùng. Đối với các chức năng cần dữ liệu đầu ra có cấu trúc, System Prompt cũng quy định rõ định dạng phản hồi để hệ thống có thể dễ dàng xử lý và lưu trữ kết quả.</w:t>
-      </w:r>
-    </w:p>
-    <w:p>
-      <w:pPr>
-        <w:pStyle w:val="Heading3"/>
-      </w:pPr>
-      <w:bookmarkStart w:id="78" w:name="_Toc233611965"/>
-      <w:r>
-        <w:t xml:space="preserve">System </w:t>
-      </w:r>
-      <w:r>
-        <w:t>Prompt gợi ý bài tập</w:t>
-      </w:r>
-      <w:bookmarkEnd w:id="78"/>
     </w:p>
     <w:p>
       <w:pPr>
@@ -27260,7 +27314,7 @@
           <w:lang w:val="vi-VN" w:eastAsia="vi-VN"/>
         </w:rPr>
       </w:pPr>
-      <w:bookmarkStart w:id="79" w:name="_Toc233611966"/>
+      <w:bookmarkStart w:id="77" w:name="_Toc233635265"/>
       <w:r>
         <w:t xml:space="preserve">System </w:t>
       </w:r>
@@ -27276,7 +27330,7 @@
         </w:rPr>
         <w:t xml:space="preserve"> hỏi đáp về hướng dẫn thực hành</w:t>
       </w:r>
-      <w:bookmarkEnd w:id="79"/>
+      <w:bookmarkEnd w:id="77"/>
     </w:p>
     <w:p>
       <w:pPr>
@@ -28070,7 +28124,7 @@
           <w:lang w:eastAsia="vi-VN"/>
         </w:rPr>
       </w:pPr>
-      <w:bookmarkStart w:id="80" w:name="_Toc233611967"/>
+      <w:bookmarkStart w:id="78" w:name="_Toc233635266"/>
       <w:r>
         <w:t xml:space="preserve">System </w:t>
       </w:r>
@@ -28080,7 +28134,7 @@
         </w:rPr>
         <w:t>Prompt phân tích bài làm</w:t>
       </w:r>
-      <w:bookmarkEnd w:id="80"/>
+      <w:bookmarkEnd w:id="78"/>
     </w:p>
     <w:p>
       <w:pPr>
@@ -29828,7 +29882,7 @@
           <w:lang w:eastAsia="vi-VN"/>
         </w:rPr>
       </w:pPr>
-      <w:bookmarkStart w:id="81" w:name="_Toc233611968"/>
+      <w:bookmarkStart w:id="79" w:name="_Toc233635267"/>
       <w:r>
         <w:rPr>
           <w:lang w:eastAsia="vi-VN"/>
@@ -29836,7 +29890,7 @@
         <w:lastRenderedPageBreak/>
         <w:t>System Prompt hỏi đáp về phân tích bài làm</w:t>
       </w:r>
-      <w:bookmarkEnd w:id="81"/>
+      <w:bookmarkEnd w:id="79"/>
     </w:p>
     <w:p>
       <w:pPr>
@@ -30489,11 +30543,11 @@
           <w:lang w:eastAsia="vi-VN"/>
         </w:rPr>
       </w:pPr>
-      <w:bookmarkStart w:id="82" w:name="_Toc233611969"/>
+      <w:bookmarkStart w:id="80" w:name="_Toc233635268"/>
       <w:r>
         <w:t>System Prompt định dạng phản hồi Markdown</w:t>
       </w:r>
-      <w:bookmarkEnd w:id="82"/>
+      <w:bookmarkEnd w:id="80"/>
     </w:p>
     <w:p>
       <w:pPr>
@@ -31712,14 +31766,14 @@
           <w:lang w:eastAsia="vi-VN"/>
         </w:rPr>
       </w:pPr>
-      <w:bookmarkStart w:id="83" w:name="_Toc233611970"/>
+      <w:bookmarkStart w:id="81" w:name="_Toc233635269"/>
       <w:r>
         <w:rPr>
           <w:lang w:eastAsia="vi-VN"/>
         </w:rPr>
         <w:t>Thiết kế giao diện</w:t>
       </w:r>
-      <w:bookmarkEnd w:id="83"/>
+      <w:bookmarkEnd w:id="81"/>
       <w:r>
         <w:rPr>
           <w:lang w:eastAsia="vi-VN"/>
@@ -31742,11 +31796,11 @@
       <w:pPr>
         <w:pStyle w:val="Heading3"/>
       </w:pPr>
-      <w:bookmarkStart w:id="84" w:name="_Toc233611971"/>
+      <w:bookmarkStart w:id="82" w:name="_Toc233635270"/>
       <w:r>
         <w:t>Giao diện Moodle tích hợp chức năng chatbot</w:t>
       </w:r>
-      <w:bookmarkEnd w:id="84"/>
+      <w:bookmarkEnd w:id="82"/>
     </w:p>
     <w:p>
       <w:r>
@@ -31782,7 +31836,7 @@
           <w:lang w:val="vi-VN" w:eastAsia="vi-VN"/>
         </w:rPr>
         <w:drawing>
-          <wp:inline distT="0" distB="0" distL="0" distR="0" wp14:anchorId="35DCB159" wp14:editId="6E8C86D6">
+          <wp:inline distT="0" distB="0" distL="0" distR="0" wp14:anchorId="7A8792C6" wp14:editId="3E16AC51">
             <wp:extent cx="5760720" cy="2710180"/>
             <wp:effectExtent l="19050" t="19050" r="11430" b="13970"/>
             <wp:docPr id="23" name="Picture 23"/>
@@ -31828,7 +31882,7 @@
       <w:pPr>
         <w:pStyle w:val="Caption"/>
       </w:pPr>
-      <w:bookmarkStart w:id="85" w:name="_Toc233612007"/>
+      <w:bookmarkStart w:id="83" w:name="_Toc233635191"/>
       <w:r>
         <w:t xml:space="preserve">Hình  </w:t>
       </w:r>
@@ -31874,7 +31928,7 @@
       <w:r>
         <w:t>: Giao diện bài tập Moodle được bổ sung nút truy cập chức năng chatbot</w:t>
       </w:r>
-      <w:bookmarkEnd w:id="85"/>
+      <w:bookmarkEnd w:id="83"/>
     </w:p>
     <w:p>
       <w:r>
@@ -31907,7 +31961,7 @@
         </w:rPr>
         <w:lastRenderedPageBreak/>
         <w:drawing>
-          <wp:inline distT="0" distB="0" distL="0" distR="0" wp14:anchorId="201DA1FA" wp14:editId="2BDBAC65">
+          <wp:inline distT="0" distB="0" distL="0" distR="0" wp14:anchorId="06DD78F8" wp14:editId="797677E4">
             <wp:extent cx="5760720" cy="2764790"/>
             <wp:effectExtent l="19050" t="19050" r="11430" b="16510"/>
             <wp:docPr id="18" name="Picture 18"/>
@@ -31953,7 +32007,7 @@
       <w:pPr>
         <w:pStyle w:val="Caption"/>
       </w:pPr>
-      <w:bookmarkStart w:id="86" w:name="_Toc233612008"/>
+      <w:bookmarkStart w:id="84" w:name="_Toc233635192"/>
       <w:r>
         <w:t xml:space="preserve">Hình  </w:t>
       </w:r>
@@ -32017,7 +32071,7 @@
         </w:rPr>
         <w:t>từ AI</w:t>
       </w:r>
-      <w:bookmarkEnd w:id="86"/>
+      <w:bookmarkEnd w:id="84"/>
     </w:p>
     <w:p>
       <w:pPr>
@@ -32068,11 +32122,11 @@
       <w:pPr>
         <w:pStyle w:val="Heading3"/>
       </w:pPr>
-      <w:bookmarkStart w:id="87" w:name="_Toc233611972"/>
+      <w:bookmarkStart w:id="85" w:name="_Toc233635271"/>
       <w:r>
         <w:t>Giao diện chức năng gợi ý và Chatbot hỏi đáp hướng dẫn thực hành</w:t>
       </w:r>
-      <w:bookmarkEnd w:id="87"/>
+      <w:bookmarkEnd w:id="85"/>
     </w:p>
     <w:p>
       <w:r>
@@ -32091,7 +32145,7 @@
         </w:rPr>
         <w:lastRenderedPageBreak/>
         <w:drawing>
-          <wp:inline distT="0" distB="0" distL="0" distR="0" wp14:anchorId="2571577D" wp14:editId="0836241D">
+          <wp:inline distT="0" distB="0" distL="0" distR="0" wp14:anchorId="50E24FB3" wp14:editId="15187932">
             <wp:extent cx="5760720" cy="2719705"/>
             <wp:effectExtent l="19050" t="19050" r="11430" b="23495"/>
             <wp:docPr id="22" name="Picture 22"/>
@@ -32137,7 +32191,7 @@
       <w:pPr>
         <w:pStyle w:val="Caption"/>
       </w:pPr>
-      <w:bookmarkStart w:id="88" w:name="_Toc233612009"/>
+      <w:bookmarkStart w:id="86" w:name="_Toc233635193"/>
       <w:r>
         <w:t xml:space="preserve">Hình  </w:t>
       </w:r>
@@ -32186,7 +32240,7 @@
       <w:r>
         <w:t>Giao diện chức năng gợi ý và Chatbot hỏi đáp hướng dẫn thực hành</w:t>
       </w:r>
-      <w:bookmarkEnd w:id="88"/>
+      <w:bookmarkEnd w:id="86"/>
     </w:p>
     <w:p>
       <w:r>
@@ -32228,7 +32282,7 @@
       <w:pPr>
         <w:pStyle w:val="Heading3"/>
       </w:pPr>
-      <w:bookmarkStart w:id="89" w:name="_Toc233611973"/>
+      <w:bookmarkStart w:id="87" w:name="_Toc233635272"/>
       <w:r>
         <w:t>Giao diện chức năng phân tích bài làm và Chatbot hỏi đáp</w:t>
       </w:r>
@@ -32244,7 +32298,7 @@
       <w:r>
         <w:t>tích</w:t>
       </w:r>
-      <w:bookmarkEnd w:id="89"/>
+      <w:bookmarkEnd w:id="87"/>
     </w:p>
     <w:p>
       <w:r>
@@ -32268,7 +32322,7 @@
           <w:lang w:val="vi-VN" w:eastAsia="vi-VN"/>
         </w:rPr>
         <w:drawing>
-          <wp:inline distT="0" distB="0" distL="0" distR="0" wp14:anchorId="20142DE0" wp14:editId="4130ACD6">
+          <wp:inline distT="0" distB="0" distL="0" distR="0" wp14:anchorId="66EE2D9B" wp14:editId="5A588739">
             <wp:extent cx="5760720" cy="2693670"/>
             <wp:effectExtent l="19050" t="19050" r="11430" b="11430"/>
             <wp:docPr id="24" name="Picture 24"/>
@@ -32314,7 +32368,7 @@
       <w:pPr>
         <w:pStyle w:val="Caption"/>
       </w:pPr>
-      <w:bookmarkStart w:id="90" w:name="_Toc233612010"/>
+      <w:bookmarkStart w:id="88" w:name="_Toc233635194"/>
       <w:r>
         <w:t xml:space="preserve">Hình  </w:t>
       </w:r>
@@ -32384,7 +32438,7 @@
         </w:rPr>
         <w:t>phân tích</w:t>
       </w:r>
-      <w:bookmarkEnd w:id="90"/>
+      <w:bookmarkEnd w:id="88"/>
     </w:p>
     <w:p>
       <w:r>
@@ -32424,7 +32478,7 @@
           <w:lang w:val="vi-VN" w:eastAsia="vi-VN"/>
         </w:rPr>
         <w:drawing>
-          <wp:inline distT="0" distB="0" distL="0" distR="0" wp14:anchorId="03636C02" wp14:editId="1833292C">
+          <wp:inline distT="0" distB="0" distL="0" distR="0" wp14:anchorId="11486F79" wp14:editId="22E93FAA">
             <wp:extent cx="5760720" cy="988060"/>
             <wp:effectExtent l="19050" t="19050" r="11430" b="21590"/>
             <wp:docPr id="10" name="Picture 10"/>
@@ -32470,7 +32524,7 @@
       <w:pPr>
         <w:pStyle w:val="Caption"/>
       </w:pPr>
-      <w:bookmarkStart w:id="91" w:name="_Toc233612011"/>
+      <w:bookmarkStart w:id="89" w:name="_Toc233635195"/>
       <w:r>
         <w:t xml:space="preserve">Hình  </w:t>
       </w:r>
@@ -32519,7 +32573,7 @@
       <w:r>
         <w:t>i chưa nộp bài làm để phân tích</w:t>
       </w:r>
-      <w:bookmarkEnd w:id="91"/>
+      <w:bookmarkEnd w:id="89"/>
       <w:r>
         <w:br w:type="page"/>
       </w:r>
@@ -32528,7 +32582,7 @@
       <w:pPr>
         <w:pStyle w:val="Heading1"/>
       </w:pPr>
-      <w:bookmarkStart w:id="92" w:name="_Toc233611974"/>
+      <w:bookmarkStart w:id="90" w:name="_Toc233635273"/>
       <w:r>
         <w:lastRenderedPageBreak/>
         <w:t xml:space="preserve">KẾT </w:t>
@@ -32536,47 +32590,47 @@
       <w:r>
         <w:t>QUẢ NGHIÊN CỨU</w:t>
       </w:r>
+      <w:bookmarkEnd w:id="90"/>
+    </w:p>
+    <w:p>
+      <w:pPr>
+        <w:pStyle w:val="Heading2"/>
+      </w:pPr>
+      <w:bookmarkStart w:id="91" w:name="_Toc233635274"/>
+      <w:r>
+        <w:t xml:space="preserve">Tổng quan kết quả </w:t>
+      </w:r>
+      <w:r>
+        <w:t>thiết kế hệ thống</w:t>
+      </w:r>
+      <w:bookmarkEnd w:id="91"/>
+    </w:p>
+    <w:p>
+      <w:r>
+        <w:t xml:space="preserve">Sau quá trình nghiên cứu, thiết kế và triển khai, đề tài đã xây dựng thành công hệ thống </w:t>
+      </w:r>
+      <w:r>
+        <w:t>Chatbot hỗ trợ giải bài tập lập trình và gợi ý lỗi sai cho sinh viên ngành Công nghệ thông tin, được tích hợp</w:t>
+      </w:r>
+      <w:r>
+        <w:t xml:space="preserve"> tương tác</w:t>
+      </w:r>
+      <w:r>
+        <w:t xml:space="preserve"> với hệ thống quản lý học tập Moodle. Hệ thống sử dụng mô hình ngôn ngữ lớn GPT-5.4 mini để thực</w:t>
+      </w:r>
+      <w:r>
+        <w:t xml:space="preserve"> hiện các chức năng hỗ trợ học tập như gợi ý hướng thực hiện bài tập, giải đáp các thắc mắc trong quá trình lập trình, phân tích bài làm của sinh viên và hỗ trợ cải thiện mã nguồn. Kết quả nghiên cứu đã đáp ứng các mục tiêu đề ra, đồng thời xây dựng được một hệ thống có khả năng khai thác dữ liệu từ Moodle, duy trì ngữ cảnh hội thoại và cung cấp các phản hồi phù hợp theo từng chức năng hỗ trợ học tập.</w:t>
+      </w:r>
+    </w:p>
+    <w:p>
+      <w:pPr>
+        <w:pStyle w:val="Heading3"/>
+      </w:pPr>
+      <w:bookmarkStart w:id="92" w:name="_Toc233635275"/>
+      <w:r>
+        <w:t>Tích hợp và tương tác với hệ thống Moodle</w:t>
+      </w:r>
       <w:bookmarkEnd w:id="92"/>
-    </w:p>
-    <w:p>
-      <w:pPr>
-        <w:pStyle w:val="Heading2"/>
-      </w:pPr>
-      <w:bookmarkStart w:id="93" w:name="_Toc233611975"/>
-      <w:r>
-        <w:t xml:space="preserve">Tổng quan kết quả </w:t>
-      </w:r>
-      <w:r>
-        <w:t>thiết kế hệ thống</w:t>
-      </w:r>
-      <w:bookmarkEnd w:id="93"/>
-    </w:p>
-    <w:p>
-      <w:r>
-        <w:t xml:space="preserve">Sau quá trình nghiên cứu, thiết kế và triển khai, đề tài đã xây dựng thành công hệ thống </w:t>
-      </w:r>
-      <w:r>
-        <w:t>Chatbot hỗ trợ giải bài tập lập trình và gợi ý lỗi sai cho sinh viên ngành Công nghệ thông tin, được tích hợp</w:t>
-      </w:r>
-      <w:r>
-        <w:t xml:space="preserve"> tương tác</w:t>
-      </w:r>
-      <w:r>
-        <w:t xml:space="preserve"> với hệ thống quản lý học tập Moodle. Hệ thống sử dụng mô hình ngôn ngữ lớn GPT-5.4 mini để thực</w:t>
-      </w:r>
-      <w:r>
-        <w:t xml:space="preserve"> hiện các chức năng hỗ trợ học tập như gợi ý hướng thực hiện bài tập, giải đáp các thắc mắc trong quá trình lập trình, phân tích bài làm của sinh viên và hỗ trợ cải thiện mã nguồn. Kết quả nghiên cứu đã đáp ứng các mục tiêu đề ra, đồng thời xây dựng được một hệ thống có khả năng khai thác dữ liệu từ Moodle, duy trì ngữ cảnh hội thoại và cung cấp các phản hồi phù hợp theo từng chức năng hỗ trợ học tập.</w:t>
-      </w:r>
-    </w:p>
-    <w:p>
-      <w:pPr>
-        <w:pStyle w:val="Heading3"/>
-      </w:pPr>
-      <w:bookmarkStart w:id="94" w:name="_Toc233611976"/>
-      <w:r>
-        <w:t>Tích hợp và tương tác với hệ thống Moodle</w:t>
-      </w:r>
-      <w:bookmarkEnd w:id="94"/>
     </w:p>
     <w:p>
       <w:r>
@@ -32592,11 +32646,11 @@
           <w:lang w:val="vi-VN" w:eastAsia="vi-VN"/>
         </w:rPr>
       </w:pPr>
-      <w:bookmarkStart w:id="95" w:name="_Toc233611977"/>
+      <w:bookmarkStart w:id="93" w:name="_Toc233635276"/>
       <w:r>
         <w:t>Tích hợp mô hình GPT-5.4 mini thông qua OpenAI API</w:t>
       </w:r>
-      <w:bookmarkEnd w:id="95"/>
+      <w:bookmarkEnd w:id="93"/>
     </w:p>
     <w:p>
       <w:r>
@@ -32610,11 +32664,11 @@
       <w:pPr>
         <w:pStyle w:val="Heading3"/>
       </w:pPr>
-      <w:bookmarkStart w:id="96" w:name="_Toc233611978"/>
+      <w:bookmarkStart w:id="94" w:name="_Toc233635277"/>
       <w:r>
         <w:t>Chức năng gợi ý bài tập</w:t>
       </w:r>
-      <w:bookmarkEnd w:id="96"/>
+      <w:bookmarkEnd w:id="94"/>
     </w:p>
     <w:p>
       <w:r>
@@ -32638,91 +32692,91 @@
       <w:pPr>
         <w:pStyle w:val="Heading3"/>
       </w:pPr>
-      <w:bookmarkStart w:id="97" w:name="_Toc233611979"/>
+      <w:bookmarkStart w:id="95" w:name="_Toc233635278"/>
       <w:r>
         <w:t>Chức năng chatbot hỏi đáp về hướng dẫn thực hành</w:t>
       </w:r>
+      <w:bookmarkEnd w:id="95"/>
+    </w:p>
+    <w:p>
+      <w:pPr>
+        <w:rPr>
+          <w:lang w:val="vi-VN" w:eastAsia="vi-VN"/>
+        </w:rPr>
+      </w:pPr>
+      <w:r>
+        <w:rPr>
+          <w:lang w:val="vi-VN" w:eastAsia="vi-VN"/>
+        </w:rPr>
+        <w:t>Hệ thống đã triển khai chức năng chatbot hỗ trợ hỏi đáp dựa trên ngữ cảnh nội dung gợi ý đã được sinh trước đó. Sinh viên có thể tiếp tục trao đổi với AI về các vấn đề phát sinh trong quá trình thực hiện bài tập như yêu cầu đề bài, thuật toán, cấu trúc chương trình hoặc các khái niệm lập trình liên quan. Hệ thống sử dụng Chat Memory để duy trì ngữ cảnh hội thoại, giúp AI đưa ra các phản hồi nhất quán và phù hợp với nội dung đang trao đổi.</w:t>
+      </w:r>
+    </w:p>
+    <w:p>
+      <w:pPr>
+        <w:rPr>
+          <w:lang w:val="vi-VN" w:eastAsia="vi-VN"/>
+        </w:rPr>
+      </w:pPr>
+      <w:r>
+        <w:rPr>
+          <w:lang w:val="vi-VN" w:eastAsia="vi-VN"/>
+        </w:rPr>
+        <w:t xml:space="preserve">Để đảm bảo chatbot đóng vai trò hỗ trợ học tập, AI </w:t>
+      </w:r>
+      <w:r>
+        <w:rPr>
+          <w:lang w:eastAsia="vi-VN"/>
+        </w:rPr>
+        <w:t xml:space="preserve">sẽ </w:t>
+      </w:r>
+      <w:r>
+        <w:rPr>
+          <w:lang w:val="vi-VN" w:eastAsia="vi-VN"/>
+        </w:rPr>
+        <w:t>không cung cấp lời giải hoặc mã nguồn hoàn chỉnh cho bài tập. Thay vào đó, hệ thống tập trung giải thích yêu cầu, gợi ý hướng triển khai, phân tích thuật toán và sử dụng các hình thức như mã</w:t>
+      </w:r>
+      <w:r>
+        <w:rPr>
+          <w:lang w:val="vi-VN" w:eastAsia="vi-VN"/>
+        </w:rPr>
+        <w:t xml:space="preserve"> giả, sơ đồ luồng </w:t>
+      </w:r>
+      <w:r>
+        <w:rPr>
+          <w:lang w:val="vi-VN" w:eastAsia="vi-VN"/>
+        </w:rPr>
+        <w:t>hoặc các ví dụ minh họa đơn giản để giúp sinh viên hiểu cách tổ chức chương trình và tự xây dựng lời giải của mình.</w:t>
+      </w:r>
+    </w:p>
+    <w:p>
+      <w:pPr>
+        <w:pStyle w:val="Heading3"/>
+      </w:pPr>
+      <w:bookmarkStart w:id="96" w:name="_Toc233635279"/>
+      <w:r>
+        <w:t>Chức năng phân tích bài làm</w:t>
+      </w:r>
+      <w:bookmarkEnd w:id="96"/>
+    </w:p>
+    <w:p>
+      <w:r>
+        <w:t>Hệ thống xây dựng thành công chức năng phân tích bài làm của sinh viên dựa trên yêu cầu bài tập và mã nguồn được cung cấp. Hệ thống có thể phân tích bài nộp lấy từ Moodle hoặc các tệp mã nguồn được tải trực tiếp từ máy tính khi sinh viên chưa nộp bài. Kết quả phân tích bao gồm việc phát hiện lỗi, đánh giá mức độ hoàn thành bài tập, nhận xét chất lượng mã nguồn và đưa ra các đề xuất cải thiện, giúp sinh viên xác định những nội dung cần chỉnh sửa và cải thiện để bài làm hoàn chỉnh hơn.</w:t>
+      </w:r>
+    </w:p>
+    <w:p>
+      <w:r>
+        <w:t>Bên cạnh đó, đối với các bài tập có cung cấp tiêu chí đánh giá hoặc thang điểm trong đề bài hoặc tài liệu đính kèm, hệ thống còn sử dụng AI để đối chiếu bài làm với từng tiêu chí và đề xuất mức điểm tham khảo tương ứng. Kết quả này không thay thế quá trình chấm điểm của giảng viên mà đóng vai trò là công cụ hỗ trợ, giúp giảng viên nhanh chóng xem xét các tiêu chí đã đáp ứng, các nội dung còn thiếu và đưa ra quyết định chấm điểm một cách thuận tiện, nhất quán và tiết kiệm thời gian hơn.</w:t>
+      </w:r>
+    </w:p>
+    <w:p>
+      <w:pPr>
+        <w:pStyle w:val="Heading3"/>
+      </w:pPr>
+      <w:bookmarkStart w:id="97" w:name="_Toc233635280"/>
+      <w:r>
+        <w:t>Chức năng chatbot hỏi đáp về kết quả phân tích bài làm</w:t>
+      </w:r>
       <w:bookmarkEnd w:id="97"/>
-    </w:p>
-    <w:p>
-      <w:pPr>
-        <w:rPr>
-          <w:lang w:val="vi-VN" w:eastAsia="vi-VN"/>
-        </w:rPr>
-      </w:pPr>
-      <w:r>
-        <w:rPr>
-          <w:lang w:val="vi-VN" w:eastAsia="vi-VN"/>
-        </w:rPr>
-        <w:t>Hệ thống đã triển khai chức năng chatbot hỗ trợ hỏi đáp dựa trên ngữ cảnh nội dung gợi ý đã được sinh trước đó. Sinh viên có thể tiếp tục trao đổi với AI về các vấn đề phát sinh trong quá trình thực hiện bài tập như yêu cầu đề bài, thuật toán, cấu trúc chương trình hoặc các khái niệm lập trình liên quan. Hệ thống sử dụng Chat Memory để duy trì ngữ cảnh hội thoại, giúp AI đưa ra các phản hồi nhất quán và phù hợp với nội dung đang trao đổi.</w:t>
-      </w:r>
-    </w:p>
-    <w:p>
-      <w:pPr>
-        <w:rPr>
-          <w:lang w:val="vi-VN" w:eastAsia="vi-VN"/>
-        </w:rPr>
-      </w:pPr>
-      <w:r>
-        <w:rPr>
-          <w:lang w:val="vi-VN" w:eastAsia="vi-VN"/>
-        </w:rPr>
-        <w:t xml:space="preserve">Để đảm bảo chatbot đóng vai trò hỗ trợ học tập, AI </w:t>
-      </w:r>
-      <w:r>
-        <w:rPr>
-          <w:lang w:eastAsia="vi-VN"/>
-        </w:rPr>
-        <w:t xml:space="preserve">sẽ </w:t>
-      </w:r>
-      <w:r>
-        <w:rPr>
-          <w:lang w:val="vi-VN" w:eastAsia="vi-VN"/>
-        </w:rPr>
-        <w:t>không cung cấp lời giải hoặc mã nguồn hoàn chỉnh cho bài tập. Thay vào đó, hệ thống tập trung giải thích yêu cầu, gợi ý hướng triển khai, phân tích thuật toán và sử dụng các hình thức như mã</w:t>
-      </w:r>
-      <w:r>
-        <w:rPr>
-          <w:lang w:val="vi-VN" w:eastAsia="vi-VN"/>
-        </w:rPr>
-        <w:t xml:space="preserve"> giả, sơ đồ luồng </w:t>
-      </w:r>
-      <w:r>
-        <w:rPr>
-          <w:lang w:val="vi-VN" w:eastAsia="vi-VN"/>
-        </w:rPr>
-        <w:t>hoặc các ví dụ minh họa đơn giản để giúp sinh viên hiểu cách tổ chức chương trình và tự xây dựng lời giải của mình.</w:t>
-      </w:r>
-    </w:p>
-    <w:p>
-      <w:pPr>
-        <w:pStyle w:val="Heading3"/>
-      </w:pPr>
-      <w:bookmarkStart w:id="98" w:name="_Toc233611980"/>
-      <w:r>
-        <w:t>Chức năng phân tích bài làm</w:t>
-      </w:r>
-      <w:bookmarkEnd w:id="98"/>
-    </w:p>
-    <w:p>
-      <w:r>
-        <w:t>Hệ thống xây dựng thành công chức năng phân tích bài làm của sinh viên dựa trên yêu cầu bài tập và mã nguồn được cung cấp. Hệ thống có thể phân tích bài nộp lấy từ Moodle hoặc các tệp mã nguồn được tải trực tiếp từ máy tính khi sinh viên chưa nộp bài. Kết quả phân tích bao gồm việc phát hiện lỗi, đánh giá mức độ hoàn thành bài tập, nhận xét chất lượng mã nguồn và đưa ra các đề xuất cải thiện, giúp sinh viên xác định những nội dung cần chỉnh sửa và cải thiện để bài làm hoàn chỉnh hơn.</w:t>
-      </w:r>
-    </w:p>
-    <w:p>
-      <w:r>
-        <w:t>Bên cạnh đó, đối với các bài tập có cung cấp tiêu chí đánh giá hoặc thang điểm trong đề bài hoặc tài liệu đính kèm, hệ thống còn sử dụng AI để đối chiếu bài làm với từng tiêu chí và đề xuất mức điểm tham khảo tương ứng. Kết quả này không thay thế quá trình chấm điểm của giảng viên mà đóng vai trò là công cụ hỗ trợ, giúp giảng viên nhanh chóng xem xét các tiêu chí đã đáp ứng, các nội dung còn thiếu và đưa ra quyết định chấm điểm một cách thuận tiện, nhất quán và tiết kiệm thời gian hơn.</w:t>
-      </w:r>
-    </w:p>
-    <w:p>
-      <w:pPr>
-        <w:pStyle w:val="Heading3"/>
-      </w:pPr>
-      <w:bookmarkStart w:id="99" w:name="_Toc233611981"/>
-      <w:r>
-        <w:t>Chức năng chatbot hỏi đáp về kết quả phân tích bài làm</w:t>
-      </w:r>
-      <w:bookmarkEnd w:id="99"/>
     </w:p>
     <w:p>
       <w:pPr>
@@ -32774,14 +32828,14 @@
       <w:pPr>
         <w:pStyle w:val="Heading3"/>
       </w:pPr>
-      <w:bookmarkStart w:id="100" w:name="_Toc233611982"/>
+      <w:bookmarkStart w:id="98" w:name="_Toc233635281"/>
       <w:r>
         <w:t xml:space="preserve">Thiết kế giao diện các chức năng </w:t>
       </w:r>
       <w:r>
         <w:t>và mở rộng giao diện Moodle</w:t>
       </w:r>
-      <w:bookmarkEnd w:id="100"/>
+      <w:bookmarkEnd w:id="98"/>
     </w:p>
     <w:p>
       <w:pPr>
@@ -32916,12 +32970,12 @@
       <w:pPr>
         <w:pStyle w:val="Heading2"/>
       </w:pPr>
-      <w:bookmarkStart w:id="101" w:name="_Toc233611983"/>
+      <w:bookmarkStart w:id="99" w:name="_Toc233635282"/>
       <w:r>
         <w:lastRenderedPageBreak/>
         <w:t>Triển khai hệ thống với Docker</w:t>
       </w:r>
-      <w:bookmarkEnd w:id="101"/>
+      <w:bookmarkEnd w:id="99"/>
     </w:p>
     <w:p>
       <w:r>
@@ -32952,7 +33006,7 @@
           <w:lang w:val="vi-VN" w:eastAsia="vi-VN"/>
         </w:rPr>
         <w:drawing>
-          <wp:inline distT="0" distB="0" distL="0" distR="0" wp14:anchorId="7DBF4968" wp14:editId="2E70257A">
+          <wp:inline distT="0" distB="0" distL="0" distR="0" wp14:anchorId="693C13E7" wp14:editId="40D47922">
             <wp:extent cx="5760720" cy="1044575"/>
             <wp:effectExtent l="19050" t="19050" r="11430" b="22225"/>
             <wp:docPr id="15" name="Picture 15"/>
@@ -32998,7 +33052,7 @@
       <w:pPr>
         <w:pStyle w:val="Caption"/>
       </w:pPr>
-      <w:bookmarkStart w:id="102" w:name="_Toc233612012"/>
+      <w:bookmarkStart w:id="100" w:name="_Toc233635196"/>
       <w:r>
         <w:t xml:space="preserve">Hình  </w:t>
       </w:r>
@@ -33044,7 +33098,7 @@
       <w:r>
         <w:t>: Triển khai hệ thống với Docker</w:t>
       </w:r>
-      <w:bookmarkEnd w:id="102"/>
+      <w:bookmarkEnd w:id="100"/>
     </w:p>
     <w:p>
       <w:r>
@@ -33058,11 +33112,11 @@
       <w:pPr>
         <w:pStyle w:val="Heading2"/>
       </w:pPr>
-      <w:bookmarkStart w:id="103" w:name="_Toc233611984"/>
+      <w:bookmarkStart w:id="101" w:name="_Toc233635283"/>
       <w:r>
         <w:t>Thử nghiệm chức năng hệ thống và phản hồi của mô hình AI</w:t>
       </w:r>
-      <w:bookmarkEnd w:id="103"/>
+      <w:bookmarkEnd w:id="101"/>
     </w:p>
     <w:p>
       <w:r>
@@ -33095,7 +33149,7 @@
           <w:lang w:val="vi-VN" w:eastAsia="vi-VN"/>
         </w:rPr>
         <w:drawing>
-          <wp:inline distT="0" distB="0" distL="0" distR="0" wp14:anchorId="1F5A7531" wp14:editId="6C4E914B">
+          <wp:inline distT="0" distB="0" distL="0" distR="0" wp14:anchorId="3237DCA0" wp14:editId="2417C6B6">
             <wp:extent cx="5760720" cy="4208145"/>
             <wp:effectExtent l="19050" t="19050" r="11430" b="20955"/>
             <wp:docPr id="25" name="Picture 25"/>
@@ -33141,7 +33195,7 @@
       <w:pPr>
         <w:pStyle w:val="Caption"/>
       </w:pPr>
-      <w:bookmarkStart w:id="104" w:name="_Toc233612013"/>
+      <w:bookmarkStart w:id="102" w:name="_Toc233635197"/>
       <w:r>
         <w:t xml:space="preserve">Hình  </w:t>
       </w:r>
@@ -33187,17 +33241,17 @@
       <w:r>
         <w:t>: Bài tập mẫu được tạo để thử nghiệm</w:t>
       </w:r>
-      <w:bookmarkEnd w:id="104"/>
+      <w:bookmarkEnd w:id="102"/>
     </w:p>
     <w:p>
       <w:pPr>
         <w:pStyle w:val="Heading3"/>
       </w:pPr>
-      <w:bookmarkStart w:id="105" w:name="_Toc233611985"/>
+      <w:bookmarkStart w:id="103" w:name="_Toc233635284"/>
       <w:r>
         <w:t>Thử nghiệm chức năng sinh gợi ý và hỏi đáp với AI để hướng dẫn thực hiện</w:t>
       </w:r>
-      <w:bookmarkEnd w:id="105"/>
+      <w:bookmarkEnd w:id="103"/>
     </w:p>
     <w:p>
       <w:r>
@@ -33236,7 +33290,7 @@
         </w:rPr>
         <w:lastRenderedPageBreak/>
         <w:drawing>
-          <wp:inline distT="0" distB="0" distL="0" distR="0" wp14:anchorId="1D28E8CD" wp14:editId="4577D25F">
+          <wp:inline distT="0" distB="0" distL="0" distR="0" wp14:anchorId="3F2EECC3" wp14:editId="063DDAF9">
             <wp:extent cx="5071533" cy="2467565"/>
             <wp:effectExtent l="19050" t="19050" r="15240" b="28575"/>
             <wp:docPr id="29" name="Picture 29"/>
@@ -33286,7 +33340,7 @@
           <w:iCs/>
         </w:rPr>
       </w:pPr>
-      <w:bookmarkStart w:id="106" w:name="_Toc233612014"/>
+      <w:bookmarkStart w:id="104" w:name="_Toc233635198"/>
       <w:r>
         <w:rPr>
           <w:rStyle w:val="CaptionChar"/>
@@ -33387,7 +33441,7 @@
         </w:rPr>
         <w:t>khi nhấn nút “Chatbot gợi ý và hỏi đáp”</w:t>
       </w:r>
-      <w:bookmarkEnd w:id="106"/>
+      <w:bookmarkEnd w:id="104"/>
     </w:p>
     <w:p>
       <w:pPr>
@@ -33407,7 +33461,7 @@
           <w:lang w:val="vi-VN" w:eastAsia="vi-VN"/>
         </w:rPr>
         <w:drawing>
-          <wp:inline distT="0" distB="0" distL="0" distR="0" wp14:anchorId="20CE4E72" wp14:editId="25A42D47">
+          <wp:inline distT="0" distB="0" distL="0" distR="0" wp14:anchorId="0E0625AD" wp14:editId="1CE01F90">
             <wp:extent cx="2589251" cy="3131820"/>
             <wp:effectExtent l="19050" t="19050" r="20955" b="11430"/>
             <wp:docPr id="26" name="Picture 26"/>
@@ -33461,7 +33515,7 @@
           <w:lang w:val="vi-VN" w:eastAsia="vi-VN"/>
         </w:rPr>
         <w:drawing>
-          <wp:inline distT="0" distB="0" distL="0" distR="0" wp14:anchorId="2669C9AC" wp14:editId="436A8CE6">
+          <wp:inline distT="0" distB="0" distL="0" distR="0" wp14:anchorId="5D279640" wp14:editId="52BC0544">
             <wp:extent cx="2483120" cy="3131820"/>
             <wp:effectExtent l="19050" t="19050" r="12700" b="11430"/>
             <wp:docPr id="27" name="Picture 27"/>
@@ -33508,7 +33562,7 @@
           <w:lang w:val="vi-VN" w:eastAsia="vi-VN"/>
         </w:rPr>
         <w:drawing>
-          <wp:inline distT="0" distB="0" distL="0" distR="0" wp14:anchorId="69AC1CFB" wp14:editId="0AE0C9B0">
+          <wp:inline distT="0" distB="0" distL="0" distR="0" wp14:anchorId="1222F0C0" wp14:editId="617AB091">
             <wp:extent cx="2279828" cy="2438400"/>
             <wp:effectExtent l="19050" t="19050" r="25400" b="19050"/>
             <wp:docPr id="28" name="Picture 28"/>
@@ -33554,7 +33608,7 @@
       <w:pPr>
         <w:pStyle w:val="Caption"/>
       </w:pPr>
-      <w:bookmarkStart w:id="107" w:name="_Toc233612015"/>
+      <w:bookmarkStart w:id="105" w:name="_Toc233635199"/>
       <w:r>
         <w:t xml:space="preserve">Hình  </w:t>
       </w:r>
@@ -33600,7 +33654,7 @@
       <w:r>
         <w:t>: Hiển thị nội dung gợi ý được AI phản hồi</w:t>
       </w:r>
-      <w:bookmarkEnd w:id="107"/>
+      <w:bookmarkEnd w:id="105"/>
     </w:p>
     <w:p>
       <w:r>
@@ -33632,7 +33686,7 @@
           <w:lang w:val="vi-VN" w:eastAsia="vi-VN"/>
         </w:rPr>
         <w:drawing>
-          <wp:inline distT="0" distB="0" distL="0" distR="0" wp14:anchorId="6CA62C1E" wp14:editId="3DF76A2B">
+          <wp:inline distT="0" distB="0" distL="0" distR="0" wp14:anchorId="3AD49B12" wp14:editId="094DC6B4">
             <wp:extent cx="4805276" cy="3627262"/>
             <wp:effectExtent l="19050" t="19050" r="14605" b="11430"/>
             <wp:docPr id="32" name="Picture 32"/>
@@ -33684,7 +33738,7 @@
           <w:lang w:val="vi-VN" w:eastAsia="vi-VN"/>
         </w:rPr>
         <w:drawing>
-          <wp:inline distT="0" distB="0" distL="0" distR="0" wp14:anchorId="57B0C36B" wp14:editId="3345CADF">
+          <wp:inline distT="0" distB="0" distL="0" distR="0" wp14:anchorId="07CC8D9C" wp14:editId="4D613F36">
             <wp:extent cx="4792813" cy="3647440"/>
             <wp:effectExtent l="19050" t="19050" r="27305" b="10160"/>
             <wp:docPr id="33" name="Picture 33"/>
@@ -33745,7 +33799,7 @@
           <w:lang w:val="vi-VN" w:eastAsia="vi-VN"/>
         </w:rPr>
         <w:drawing>
-          <wp:inline distT="0" distB="0" distL="0" distR="0" wp14:anchorId="17848F2D" wp14:editId="537573BC">
+          <wp:inline distT="0" distB="0" distL="0" distR="0" wp14:anchorId="26C2D488" wp14:editId="1B603E0D">
             <wp:extent cx="4826479" cy="3678382"/>
             <wp:effectExtent l="19050" t="19050" r="12700" b="17780"/>
             <wp:docPr id="34" name="Picture 34"/>
@@ -33791,7 +33845,7 @@
       <w:pPr>
         <w:pStyle w:val="Caption"/>
       </w:pPr>
-      <w:bookmarkStart w:id="108" w:name="_Toc233612016"/>
+      <w:bookmarkStart w:id="106" w:name="_Toc233635200"/>
       <w:r>
         <w:t xml:space="preserve">Hình  </w:t>
       </w:r>
@@ -33840,7 +33894,7 @@
       <w:r>
         <w:t>AI phản hồi yêu cầu của sinh viên</w:t>
       </w:r>
-      <w:bookmarkEnd w:id="108"/>
+      <w:bookmarkEnd w:id="106"/>
     </w:p>
     <w:p>
       <w:pPr>
@@ -33849,11 +33903,11 @@
           <w:sz w:val="32"/>
         </w:rPr>
       </w:pPr>
-      <w:bookmarkStart w:id="109" w:name="_Toc233611986"/>
+      <w:bookmarkStart w:id="107" w:name="_Toc233635285"/>
       <w:r>
         <w:t>Thử nghiệm chức năng phân tích bài làm và hỏi đáp về kết quả phân tích</w:t>
       </w:r>
-      <w:bookmarkEnd w:id="109"/>
+      <w:bookmarkEnd w:id="107"/>
       <w:r>
         <w:t xml:space="preserve"> </w:t>
       </w:r>
@@ -33880,7 +33934,7 @@
           <w:lang w:val="vi-VN" w:eastAsia="vi-VN"/>
         </w:rPr>
         <w:drawing>
-          <wp:inline distT="0" distB="0" distL="0" distR="0" wp14:anchorId="5BE5CA96" wp14:editId="1999CDC9">
+          <wp:inline distT="0" distB="0" distL="0" distR="0" wp14:anchorId="563927A0" wp14:editId="69B21A16">
             <wp:extent cx="5214257" cy="2538731"/>
             <wp:effectExtent l="19050" t="19050" r="24765" b="13970"/>
             <wp:docPr id="35" name="Picture 35"/>
@@ -33926,7 +33980,7 @@
       <w:pPr>
         <w:pStyle w:val="Caption"/>
       </w:pPr>
-      <w:bookmarkStart w:id="110" w:name="_Toc233612017"/>
+      <w:bookmarkStart w:id="108" w:name="_Toc233635201"/>
       <w:r>
         <w:t xml:space="preserve">Hình  </w:t>
       </w:r>
@@ -33972,7 +34026,7 @@
       <w:r>
         <w:t>: Giao diện chức năng khi nhấn nút “Chatbot phân tích và sửa lỗi”</w:t>
       </w:r>
-      <w:bookmarkEnd w:id="110"/>
+      <w:bookmarkEnd w:id="108"/>
     </w:p>
     <w:p>
       <w:pPr>
@@ -34027,7 +34081,7 @@
         </w:rPr>
         <w:lastRenderedPageBreak/>
         <w:drawing>
-          <wp:inline distT="0" distB="0" distL="0" distR="0" wp14:anchorId="3C786413" wp14:editId="71A3EE63">
+          <wp:inline distT="0" distB="0" distL="0" distR="0" wp14:anchorId="709FAC95" wp14:editId="38ACD43A">
             <wp:extent cx="5306165" cy="7182852"/>
             <wp:effectExtent l="19050" t="19050" r="27940" b="18415"/>
             <wp:docPr id="38" name="Picture 38"/>
@@ -34073,7 +34127,7 @@
       <w:pPr>
         <w:pStyle w:val="Caption"/>
       </w:pPr>
-      <w:bookmarkStart w:id="111" w:name="_Toc233612018"/>
+      <w:bookmarkStart w:id="109" w:name="_Toc233635202"/>
       <w:r>
         <w:t xml:space="preserve">Hình  </w:t>
       </w:r>
@@ -34119,7 +34173,7 @@
       <w:r>
         <w:t>: AI phản hỏi câu hỏi có đính kèm hình ảnh của sinh viên</w:t>
       </w:r>
-      <w:bookmarkEnd w:id="111"/>
+      <w:bookmarkEnd w:id="109"/>
     </w:p>
     <w:p>
       <w:r>
@@ -34159,7 +34213,7 @@
           <w:lang w:val="vi-VN" w:eastAsia="vi-VN"/>
         </w:rPr>
         <w:drawing>
-          <wp:inline distT="0" distB="0" distL="0" distR="0" wp14:anchorId="66D2F3FB" wp14:editId="45E6D64D">
+          <wp:inline distT="0" distB="0" distL="0" distR="0" wp14:anchorId="595697E6" wp14:editId="6A0E42CC">
             <wp:extent cx="5760720" cy="2681605"/>
             <wp:effectExtent l="19050" t="19050" r="11430" b="23495"/>
             <wp:docPr id="39" name="Picture 39"/>
@@ -34205,7 +34259,7 @@
       <w:pPr>
         <w:pStyle w:val="Caption"/>
       </w:pPr>
-      <w:bookmarkStart w:id="112" w:name="_Toc233612019"/>
+      <w:bookmarkStart w:id="110" w:name="_Toc233635203"/>
       <w:r>
         <w:t xml:space="preserve">Hình  </w:t>
       </w:r>
@@ -34251,24 +34305,26 @@
       <w:r>
         <w:t>: Giao diện chấm điểm Moodle được mở rộng hiển thị đề xuất đánh giá từ AI</w:t>
       </w:r>
+      <w:bookmarkEnd w:id="110"/>
+    </w:p>
+    <w:p>
+      <w:pPr>
+        <w:pStyle w:val="hinh"/>
+        <w:rPr>
+          <w:sz w:val="32"/>
+        </w:rPr>
+      </w:pPr>
+      <w:r>
+        <w:br w:type="page"/>
+      </w:r>
+    </w:p>
+    <w:p>
+      <w:pPr>
+        <w:pStyle w:val="Heading1"/>
+      </w:pPr>
+      <w:bookmarkStart w:id="111" w:name="_Toc233635286"/>
+      <w:bookmarkStart w:id="112" w:name="_GoBack"/>
       <w:bookmarkEnd w:id="112"/>
-    </w:p>
-    <w:p>
-      <w:pPr>
-        <w:pStyle w:val="hinh"/>
-        <w:rPr>
-          <w:sz w:val="32"/>
-        </w:rPr>
-      </w:pPr>
-      <w:r>
-        <w:br w:type="page"/>
-      </w:r>
-    </w:p>
-    <w:p>
-      <w:pPr>
-        <w:pStyle w:val="Heading1"/>
-      </w:pPr>
-      <w:bookmarkStart w:id="113" w:name="_Toc233611987"/>
       <w:r>
         <w:lastRenderedPageBreak/>
         <w:t xml:space="preserve">KẾT LUẬN VÀ </w:t>
@@ -34276,7 +34332,7 @@
       <w:r>
         <w:t>HƯỚNG PHÁT TRIỂN</w:t>
       </w:r>
-      <w:bookmarkEnd w:id="113"/>
+      <w:bookmarkEnd w:id="111"/>
     </w:p>
     <w:p>
       <w:pPr>
@@ -34287,11 +34343,11 @@
           <w:lang w:val="vi-VN" w:eastAsia="vi-VN"/>
         </w:rPr>
       </w:pPr>
-      <w:bookmarkStart w:id="114" w:name="_Toc233611988"/>
+      <w:bookmarkStart w:id="113" w:name="_Toc233635287"/>
       <w:r>
         <w:t>Kết luận và đánh giá kết quả đạt được</w:t>
       </w:r>
-      <w:bookmarkEnd w:id="114"/>
+      <w:bookmarkEnd w:id="113"/>
     </w:p>
     <w:p>
       <w:r>
@@ -34518,12 +34574,12 @@
       <w:pPr>
         <w:pStyle w:val="Heading2"/>
       </w:pPr>
-      <w:bookmarkStart w:id="115" w:name="_Toc233611989"/>
+      <w:bookmarkStart w:id="114" w:name="_Toc233635288"/>
       <w:r>
         <w:lastRenderedPageBreak/>
         <w:t>Hướng phát triển trong tương lai</w:t>
       </w:r>
-      <w:bookmarkEnd w:id="115"/>
+      <w:bookmarkEnd w:id="114"/>
     </w:p>
     <w:p>
       <w:pPr>
@@ -34708,12 +34764,12 @@
           <w:numId w:val="0"/>
         </w:numPr>
       </w:pPr>
-      <w:bookmarkStart w:id="116" w:name="_Toc233611990"/>
+      <w:bookmarkStart w:id="115" w:name="_Toc233635289"/>
       <w:r>
         <w:lastRenderedPageBreak/>
         <w:t>DANH MỤC TÀI LIỆU THAM KHẢO</w:t>
       </w:r>
-      <w:bookmarkEnd w:id="116"/>
+      <w:bookmarkEnd w:id="115"/>
     </w:p>
     <w:p>
       <w:pPr>
@@ -35353,7 +35409,7 @@
         <w:rStyle w:val="PageNumber"/>
         <w:noProof/>
       </w:rPr>
-      <w:t>9</w:t>
+      <w:t>79</w:t>
     </w:r>
     <w:r>
       <w:rPr>
@@ -35393,7 +35449,7 @@
       <w:rPr>
         <w:noProof/>
       </w:rPr>
-      <w:t>9</w:t>
+      <w:t>79</w:t>
     </w:r>
     <w:r>
       <w:rPr>
@@ -37066,7 +37122,7 @@
   <w:abstractNum w:abstractNumId="11" w15:restartNumberingAfterBreak="0">
     <w:nsid w:val="3A9B1CF8"/>
     <w:multiLevelType w:val="multilevel"/>
-    <w:tmpl w:val="3F72884E"/>
+    <w:tmpl w:val="A1361254"/>
     <w:lvl w:ilvl="0">
       <w:start w:val="1"/>
       <w:numFmt w:val="decimal"/>
@@ -37078,7 +37134,7 @@
         <w:ind w:left="567" w:hanging="567"/>
       </w:pPr>
       <w:rPr>
-        <w:b w:val="0"/>
+        <w:b/>
         <w:bCs w:val="0"/>
         <w:i w:val="0"/>
         <w:iCs w:val="0"/>
@@ -40813,7 +40869,7 @@
 </file>
 
 <file path=customXml/itemProps1.xml><?xml version="1.0" encoding="utf-8"?>
-<ds:datastoreItem xmlns:ds="http://schemas.openxmlformats.org/officeDocument/2006/customXml" ds:itemID="{4D28962E-86ED-489E-B354-D3C544987C16}">
+<ds:datastoreItem xmlns:ds="http://schemas.openxmlformats.org/officeDocument/2006/customXml" ds:itemID="{2F94020D-E769-46FC-84D0-1530C8E85DBC}">
   <ds:schemaRefs>
     <ds:schemaRef ds:uri="http://schemas.openxmlformats.org/officeDocument/2006/bibliography"/>
   </ds:schemaRefs>
